--- a/documents/四技第115414組-救「舊」我的書-系統手冊 - 連卉媗.docx
+++ b/documents/四技第115414組-救「舊」我的書-系統手冊 - 連卉媗.docx
@@ -1,6 +1,6 @@
 
 <file path=word/document.xml><?xml version="1.0" encoding="utf-8"?>
-<w:document xmlns:wpc="http://schemas.microsoft.com/office/word/2010/wordprocessingCanvas" xmlns:cx="http://schemas.microsoft.com/office/drawing/2014/chartex" xmlns:cx1="http://schemas.microsoft.com/office/drawing/2015/9/8/chartex" xmlns:cx2="http://schemas.microsoft.com/office/drawing/2015/10/21/chartex" xmlns:cx3="http://schemas.microsoft.com/office/drawing/2016/5/9/chartex" xmlns:cx4="http://schemas.microsoft.com/office/drawing/2016/5/10/chartex" xmlns:cx5="http://schemas.microsoft.com/office/drawing/2016/5/11/chartex" xmlns:cx6="http://schemas.microsoft.com/office/drawing/2016/5/12/chartex" xmlns:cx7="http://schemas.microsoft.com/office/drawing/2016/5/13/chartex" xmlns:cx8="http://schemas.microsoft.com/office/drawing/2016/5/14/chartex" xmlns:mc="http://schemas.openxmlformats.org/markup-compatibility/2006" xmlns:aink="http://schemas.microsoft.com/office/drawing/2016/ink" xmlns:am3d="http://schemas.microsoft.com/office/drawing/2017/model3d" xmlns:o="urn:schemas-microsoft-com:office:office" xmlns:oel="http://schemas.microsoft.com/office/2019/extlst" xmlns:r="http://schemas.openxmlformats.org/officeDocument/2006/relationships" xmlns:m="http://schemas.openxmlformats.org/officeDocument/2006/math" xmlns:v="urn:schemas-microsoft-com:vml" xmlns:wp14="http://schemas.microsoft.com/office/word/2010/wordprocessingDrawing" xmlns:wp="http://schemas.openxmlformats.org/drawingml/2006/wordprocessingDrawing" xmlns:w10="urn:schemas-microsoft-com:office:word" xmlns:w="http://schemas.openxmlformats.org/wordprocessingml/2006/main" xmlns:w14="http://schemas.microsoft.com/office/word/2010/wordml" xmlns:w15="http://schemas.microsoft.com/office/word/2012/wordml" xmlns:w16cex="http://schemas.microsoft.com/office/word/2018/wordml/cex" xmlns:w16cid="http://schemas.microsoft.com/office/word/2016/wordml/cid" xmlns:w16="http://schemas.microsoft.com/office/word/2018/wordml" xmlns:w16sdtdh="http://schemas.microsoft.com/office/word/2020/wordml/sdtdatahash" xmlns:w16se="http://schemas.microsoft.com/office/word/2015/wordml/symex" xmlns:wpg="http://schemas.microsoft.com/office/word/2010/wordprocessingGroup" xmlns:wpi="http://schemas.microsoft.com/office/word/2010/wordprocessingInk" xmlns:wne="http://schemas.microsoft.com/office/word/2006/wordml" xmlns:wps="http://schemas.microsoft.com/office/word/2010/wordprocessingShape" mc:Ignorable="w14 w15 w16se w16cid w16 w16cex w16sdtdh wp14">
+<w:document xmlns:wpc="http://schemas.microsoft.com/office/word/2010/wordprocessingCanvas" xmlns:cx="http://schemas.microsoft.com/office/drawing/2014/chartex" xmlns:mc="http://schemas.openxmlformats.org/markup-compatibility/2006" xmlns:o="urn:schemas-microsoft-com:office:office" xmlns:r="http://schemas.openxmlformats.org/officeDocument/2006/relationships" xmlns:m="http://schemas.openxmlformats.org/officeDocument/2006/math" xmlns:v="urn:schemas-microsoft-com:vml" xmlns:wp14="http://schemas.microsoft.com/office/word/2010/wordprocessingDrawing" xmlns:wp="http://schemas.openxmlformats.org/drawingml/2006/wordprocessingDrawing" xmlns:w10="urn:schemas-microsoft-com:office:word" xmlns:w="http://schemas.openxmlformats.org/wordprocessingml/2006/main" xmlns:w14="http://schemas.microsoft.com/office/word/2010/wordml" xmlns:w15="http://schemas.microsoft.com/office/word/2012/wordml" xmlns:w16se="http://schemas.microsoft.com/office/word/2015/wordml/symex" xmlns:wpg="http://schemas.microsoft.com/office/word/2010/wordprocessingGroup" xmlns:wpi="http://schemas.microsoft.com/office/word/2010/wordprocessingInk" xmlns:wne="http://schemas.microsoft.com/office/word/2006/wordml" xmlns:wps="http://schemas.microsoft.com/office/word/2010/wordprocessingShape" mc:Ignorable="w14 w15 w16se wp14">
   <w:body>
     <w:p>
       <w:pPr>
@@ -137,6 +137,7 @@
       <w:r>
         <w:rPr>
           <w:noProof/>
+          <w:lang w:bidi="ar-SA"/>
         </w:rPr>
         <w:drawing>
           <wp:inline distT="0" distB="0" distL="0" distR="0" wp14:anchorId="5AA8C7A4" wp14:editId="00DAE7C7">
@@ -854,8 +855,16 @@
         <w:rPr>
           <w:rFonts w:hint="eastAsia"/>
         </w:rPr>
-        <w:t>謹誌</w:t>
-      </w:r>
+        <w:t>謹</w:t>
+      </w:r>
+      <w:proofErr w:type="gramStart"/>
+      <w:r>
+        <w:rPr>
+          <w:rFonts w:hint="eastAsia"/>
+        </w:rPr>
+        <w:t>誌</w:t>
+      </w:r>
+      <w:proofErr w:type="gramEnd"/>
     </w:p>
     <w:p>
       <w:pPr>
@@ -3344,23 +3353,7 @@
             <w:rFonts w:hint="eastAsia"/>
             <w:noProof/>
           </w:rPr>
-          <w:t>使用個</w:t>
-        </w:r>
-        <w:r>
-          <w:rPr>
-            <w:rStyle w:val="afc"/>
-            <w:rFonts w:hint="eastAsia"/>
-            <w:noProof/>
-          </w:rPr>
-          <w:t>案</w:t>
-        </w:r>
-        <w:r>
-          <w:rPr>
-            <w:rStyle w:val="afc"/>
-            <w:rFonts w:hint="eastAsia"/>
-            <w:noProof/>
-          </w:rPr>
-          <w:t>描述</w:t>
+          <w:t>使用個案描述</w:t>
         </w:r>
         <w:r>
           <w:rPr>
@@ -7731,7 +7724,7 @@
         <w:pStyle w:val="1"/>
         <w:numPr>
           <w:ilvl w:val="0"/>
-          <w:numId w:val="16"/>
+          <w:numId w:val="4"/>
         </w:numPr>
       </w:pPr>
       <w:bookmarkStart w:id="4" w:name="_Toc226749665"/>
@@ -7936,6 +7929,7 @@
         <w:rPr>
           <w:noProof/>
           <w:color w:val="EE0000"/>
+          <w:lang w:bidi="ar-SA"/>
         </w:rPr>
         <w:drawing>
           <wp:inline distT="0" distB="0" distL="0" distR="0" wp14:anchorId="675C3406" wp14:editId="39AFFC5F">
@@ -8192,6 +8186,7 @@
         <w:rPr>
           <w:noProof/>
           <w:color w:val="EE0000"/>
+          <w:lang w:bidi="ar-SA"/>
         </w:rPr>
         <w:lastRenderedPageBreak/>
         <w:drawing>
@@ -8234,7 +8229,7 @@
                       <a:tailEnd type="none" w="med" len="med"/>
                       <a:extLst>
                         <a:ext uri="{C807C97D-BFC1-408E-A445-0C87EB9F89A2}">
-                          <ask:lineSketchStyleProps xmlns:ask="http://schemas.microsoft.com/office/drawing/2018/sketchyshapes" sd="0">
+                          <ask:lineSketchStyleProps xmlns="" xmlns:cx1="http://schemas.microsoft.com/office/drawing/2015/9/8/chartex" xmlns:cx2="http://schemas.microsoft.com/office/drawing/2015/10/21/chartex" xmlns:cx3="http://schemas.microsoft.com/office/drawing/2016/5/9/chartex" xmlns:cx4="http://schemas.microsoft.com/office/drawing/2016/5/10/chartex" xmlns:cx5="http://schemas.microsoft.com/office/drawing/2016/5/11/chartex" xmlns:cx6="http://schemas.microsoft.com/office/drawing/2016/5/12/chartex" xmlns:cx7="http://schemas.microsoft.com/office/drawing/2016/5/13/chartex" xmlns:cx8="http://schemas.microsoft.com/office/drawing/2016/5/14/chartex" xmlns:aink="http://schemas.microsoft.com/office/drawing/2016/ink" xmlns:am3d="http://schemas.microsoft.com/office/drawing/2017/model3d" xmlns:o="urn:schemas-microsoft-com:office:office" xmlns:oel="http://schemas.microsoft.com/office/2019/extlst" xmlns:v="urn:schemas-microsoft-com:vml" xmlns:w10="urn:schemas-microsoft-com:office:word" xmlns:w="http://schemas.openxmlformats.org/wordprocessingml/2006/main" xmlns:w16cex="http://schemas.microsoft.com/office/word/2018/wordml/cex" xmlns:w16cid="http://schemas.microsoft.com/office/word/2016/wordml/cid" xmlns:w16="http://schemas.microsoft.com/office/word/2018/wordml" xmlns:w16sdtdh="http://schemas.microsoft.com/office/word/2020/wordml/sdtdatahash" xmlns:ask="http://schemas.microsoft.com/office/drawing/2018/sketchyshapes" sd="0">
                             <a:custGeom>
                               <a:avLst/>
                               <a:gdLst/>
@@ -10186,6 +10181,7 @@
         <w:rPr>
           <w:noProof/>
           <w:color w:val="EE0000"/>
+          <w:lang w:bidi="ar-SA"/>
         </w:rPr>
         <w:drawing>
           <wp:inline distT="0" distB="0" distL="0" distR="0" wp14:anchorId="611E101F" wp14:editId="293336C7">
@@ -10235,7 +10231,7 @@
                       <a:tailEnd type="none" w="med" len="med"/>
                       <a:extLst>
                         <a:ext uri="{C807C97D-BFC1-408E-A445-0C87EB9F89A2}">
-                          <ask:lineSketchStyleProps xmlns:ask="http://schemas.microsoft.com/office/drawing/2018/sketchyshapes" sd="0">
+                          <ask:lineSketchStyleProps xmlns="" xmlns:cx1="http://schemas.microsoft.com/office/drawing/2015/9/8/chartex" xmlns:cx2="http://schemas.microsoft.com/office/drawing/2015/10/21/chartex" xmlns:cx3="http://schemas.microsoft.com/office/drawing/2016/5/9/chartex" xmlns:cx4="http://schemas.microsoft.com/office/drawing/2016/5/10/chartex" xmlns:cx5="http://schemas.microsoft.com/office/drawing/2016/5/11/chartex" xmlns:cx6="http://schemas.microsoft.com/office/drawing/2016/5/12/chartex" xmlns:cx7="http://schemas.microsoft.com/office/drawing/2016/5/13/chartex" xmlns:cx8="http://schemas.microsoft.com/office/drawing/2016/5/14/chartex" xmlns:aink="http://schemas.microsoft.com/office/drawing/2016/ink" xmlns:am3d="http://schemas.microsoft.com/office/drawing/2017/model3d" xmlns:o="urn:schemas-microsoft-com:office:office" xmlns:oel="http://schemas.microsoft.com/office/2019/extlst" xmlns:v="urn:schemas-microsoft-com:vml" xmlns:w10="urn:schemas-microsoft-com:office:word" xmlns:w="http://schemas.openxmlformats.org/wordprocessingml/2006/main" xmlns:w16cex="http://schemas.microsoft.com/office/word/2018/wordml/cex" xmlns:w16cid="http://schemas.microsoft.com/office/word/2016/wordml/cid" xmlns:w16="http://schemas.microsoft.com/office/word/2018/wordml" xmlns:w16sdtdh="http://schemas.microsoft.com/office/word/2020/wordml/sdtdatahash" xmlns:ask="http://schemas.microsoft.com/office/drawing/2018/sketchyshapes" sd="0">
                             <a:custGeom>
                               <a:avLst/>
                               <a:gdLst/>
@@ -10381,6 +10377,7 @@
         <w:rPr>
           <w:noProof/>
           <w:color w:val="EE0000"/>
+          <w:lang w:bidi="ar-SA"/>
         </w:rPr>
         <w:drawing>
           <wp:inline distT="0" distB="0" distL="0" distR="0" wp14:anchorId="5214411C" wp14:editId="5ADE9CD3">
@@ -10430,7 +10427,7 @@
                       <a:tailEnd type="none" w="med" len="med"/>
                       <a:extLst>
                         <a:ext uri="{C807C97D-BFC1-408E-A445-0C87EB9F89A2}">
-                          <ask:lineSketchStyleProps xmlns:ask="http://schemas.microsoft.com/office/drawing/2018/sketchyshapes" sd="0">
+                          <ask:lineSketchStyleProps xmlns="" xmlns:cx1="http://schemas.microsoft.com/office/drawing/2015/9/8/chartex" xmlns:cx2="http://schemas.microsoft.com/office/drawing/2015/10/21/chartex" xmlns:cx3="http://schemas.microsoft.com/office/drawing/2016/5/9/chartex" xmlns:cx4="http://schemas.microsoft.com/office/drawing/2016/5/10/chartex" xmlns:cx5="http://schemas.microsoft.com/office/drawing/2016/5/11/chartex" xmlns:cx6="http://schemas.microsoft.com/office/drawing/2016/5/12/chartex" xmlns:cx7="http://schemas.microsoft.com/office/drawing/2016/5/13/chartex" xmlns:cx8="http://schemas.microsoft.com/office/drawing/2016/5/14/chartex" xmlns:aink="http://schemas.microsoft.com/office/drawing/2016/ink" xmlns:am3d="http://schemas.microsoft.com/office/drawing/2017/model3d" xmlns:o="urn:schemas-microsoft-com:office:office" xmlns:oel="http://schemas.microsoft.com/office/2019/extlst" xmlns:v="urn:schemas-microsoft-com:vml" xmlns:w10="urn:schemas-microsoft-com:office:word" xmlns:w="http://schemas.openxmlformats.org/wordprocessingml/2006/main" xmlns:w16cex="http://schemas.microsoft.com/office/word/2018/wordml/cex" xmlns:w16cid="http://schemas.microsoft.com/office/word/2016/wordml/cid" xmlns:w16="http://schemas.microsoft.com/office/word/2018/wordml" xmlns:w16sdtdh="http://schemas.microsoft.com/office/word/2020/wordml/sdtdatahash" xmlns:ask="http://schemas.microsoft.com/office/drawing/2018/sketchyshapes" sd="0">
                             <a:custGeom>
                               <a:avLst/>
                               <a:gdLst/>
@@ -10570,6 +10567,7 @@
         <w:rPr>
           <w:noProof/>
           <w:color w:val="EE0000"/>
+          <w:lang w:bidi="ar-SA"/>
         </w:rPr>
         <w:drawing>
           <wp:inline distT="0" distB="0" distL="0" distR="0" wp14:anchorId="57A27565" wp14:editId="782D501A">
@@ -10619,7 +10617,7 @@
                       <a:tailEnd type="none" w="med" len="med"/>
                       <a:extLst>
                         <a:ext uri="{C807C97D-BFC1-408E-A445-0C87EB9F89A2}">
-                          <ask:lineSketchStyleProps xmlns:ask="http://schemas.microsoft.com/office/drawing/2018/sketchyshapes" sd="0">
+                          <ask:lineSketchStyleProps xmlns="" xmlns:cx1="http://schemas.microsoft.com/office/drawing/2015/9/8/chartex" xmlns:cx2="http://schemas.microsoft.com/office/drawing/2015/10/21/chartex" xmlns:cx3="http://schemas.microsoft.com/office/drawing/2016/5/9/chartex" xmlns:cx4="http://schemas.microsoft.com/office/drawing/2016/5/10/chartex" xmlns:cx5="http://schemas.microsoft.com/office/drawing/2016/5/11/chartex" xmlns:cx6="http://schemas.microsoft.com/office/drawing/2016/5/12/chartex" xmlns:cx7="http://schemas.microsoft.com/office/drawing/2016/5/13/chartex" xmlns:cx8="http://schemas.microsoft.com/office/drawing/2016/5/14/chartex" xmlns:aink="http://schemas.microsoft.com/office/drawing/2016/ink" xmlns:am3d="http://schemas.microsoft.com/office/drawing/2017/model3d" xmlns:o="urn:schemas-microsoft-com:office:office" xmlns:oel="http://schemas.microsoft.com/office/2019/extlst" xmlns:v="urn:schemas-microsoft-com:vml" xmlns:w10="urn:schemas-microsoft-com:office:word" xmlns:w="http://schemas.openxmlformats.org/wordprocessingml/2006/main" xmlns:w16cex="http://schemas.microsoft.com/office/word/2018/wordml/cex" xmlns:w16cid="http://schemas.microsoft.com/office/word/2016/wordml/cid" xmlns:w16="http://schemas.microsoft.com/office/word/2018/wordml" xmlns:w16sdtdh="http://schemas.microsoft.com/office/word/2020/wordml/sdtdatahash" xmlns:ask="http://schemas.microsoft.com/office/drawing/2018/sketchyshapes" sd="0">
                             <a:custGeom>
                               <a:avLst/>
                               <a:gdLst/>
@@ -10849,6 +10847,7 @@
       <w:r>
         <w:rPr>
           <w:noProof/>
+          <w:lang w:bidi="ar-SA"/>
         </w:rPr>
         <w:lastRenderedPageBreak/>
         <w:drawing>
@@ -10899,7 +10898,7 @@
                       <a:tailEnd type="none" w="med" len="med"/>
                       <a:extLst>
                         <a:ext uri="{C807C97D-BFC1-408E-A445-0C87EB9F89A2}">
-                          <ask:lineSketchStyleProps xmlns:ask="http://schemas.microsoft.com/office/drawing/2018/sketchyshapes" sd="0">
+                          <ask:lineSketchStyleProps xmlns="" xmlns:cx1="http://schemas.microsoft.com/office/drawing/2015/9/8/chartex" xmlns:cx2="http://schemas.microsoft.com/office/drawing/2015/10/21/chartex" xmlns:cx3="http://schemas.microsoft.com/office/drawing/2016/5/9/chartex" xmlns:cx4="http://schemas.microsoft.com/office/drawing/2016/5/10/chartex" xmlns:cx5="http://schemas.microsoft.com/office/drawing/2016/5/11/chartex" xmlns:cx6="http://schemas.microsoft.com/office/drawing/2016/5/12/chartex" xmlns:cx7="http://schemas.microsoft.com/office/drawing/2016/5/13/chartex" xmlns:cx8="http://schemas.microsoft.com/office/drawing/2016/5/14/chartex" xmlns:aink="http://schemas.microsoft.com/office/drawing/2016/ink" xmlns:am3d="http://schemas.microsoft.com/office/drawing/2017/model3d" xmlns:o="urn:schemas-microsoft-com:office:office" xmlns:oel="http://schemas.microsoft.com/office/2019/extlst" xmlns:v="urn:schemas-microsoft-com:vml" xmlns:w10="urn:schemas-microsoft-com:office:word" xmlns:w="http://schemas.openxmlformats.org/wordprocessingml/2006/main" xmlns:w16cex="http://schemas.microsoft.com/office/word/2018/wordml/cex" xmlns:w16cid="http://schemas.microsoft.com/office/word/2016/wordml/cid" xmlns:w16="http://schemas.microsoft.com/office/word/2018/wordml" xmlns:w16sdtdh="http://schemas.microsoft.com/office/word/2020/wordml/sdtdatahash" xmlns:ask="http://schemas.microsoft.com/office/drawing/2018/sketchyshapes" sd="0">
                             <a:custGeom>
                               <a:avLst/>
                               <a:gdLst/>
@@ -11050,6 +11049,7 @@
       <w:r>
         <w:rPr>
           <w:noProof/>
+          <w:lang w:bidi="ar-SA"/>
         </w:rPr>
         <w:drawing>
           <wp:inline distT="0" distB="0" distL="0" distR="0" wp14:anchorId="6C1EFDA4" wp14:editId="2F4D0923">
@@ -11099,7 +11099,7 @@
                       <a:tailEnd type="none" w="med" len="med"/>
                       <a:extLst>
                         <a:ext uri="{C807C97D-BFC1-408E-A445-0C87EB9F89A2}">
-                          <ask:lineSketchStyleProps xmlns:ask="http://schemas.microsoft.com/office/drawing/2018/sketchyshapes" sd="0">
+                          <ask:lineSketchStyleProps xmlns="" xmlns:cx1="http://schemas.microsoft.com/office/drawing/2015/9/8/chartex" xmlns:cx2="http://schemas.microsoft.com/office/drawing/2015/10/21/chartex" xmlns:cx3="http://schemas.microsoft.com/office/drawing/2016/5/9/chartex" xmlns:cx4="http://schemas.microsoft.com/office/drawing/2016/5/10/chartex" xmlns:cx5="http://schemas.microsoft.com/office/drawing/2016/5/11/chartex" xmlns:cx6="http://schemas.microsoft.com/office/drawing/2016/5/12/chartex" xmlns:cx7="http://schemas.microsoft.com/office/drawing/2016/5/13/chartex" xmlns:cx8="http://schemas.microsoft.com/office/drawing/2016/5/14/chartex" xmlns:aink="http://schemas.microsoft.com/office/drawing/2016/ink" xmlns:am3d="http://schemas.microsoft.com/office/drawing/2017/model3d" xmlns:o="urn:schemas-microsoft-com:office:office" xmlns:oel="http://schemas.microsoft.com/office/2019/extlst" xmlns:v="urn:schemas-microsoft-com:vml" xmlns:w10="urn:schemas-microsoft-com:office:word" xmlns:w="http://schemas.openxmlformats.org/wordprocessingml/2006/main" xmlns:w16cex="http://schemas.microsoft.com/office/word/2018/wordml/cex" xmlns:w16cid="http://schemas.microsoft.com/office/word/2016/wordml/cid" xmlns:w16="http://schemas.microsoft.com/office/word/2018/wordml" xmlns:w16sdtdh="http://schemas.microsoft.com/office/word/2020/wordml/sdtdatahash" xmlns:ask="http://schemas.microsoft.com/office/drawing/2018/sketchyshapes" sd="0">
                             <a:custGeom>
                               <a:avLst/>
                               <a:gdLst/>
@@ -11306,7 +11306,35 @@
         <w:rPr>
           <w:rFonts w:hint="eastAsia"/>
         </w:rPr>
-        <w:t>實體書況照片」功能對購買意願具有正面幫助，進一步確認了本系統在書況透明化設計上的必要性。</w:t>
+        <w:t>實體書</w:t>
+      </w:r>
+      <w:proofErr w:type="gramStart"/>
+      <w:r>
+        <w:rPr>
+          <w:rFonts w:hint="eastAsia"/>
+        </w:rPr>
+        <w:t>況</w:t>
+      </w:r>
+      <w:proofErr w:type="gramEnd"/>
+      <w:r>
+        <w:rPr>
+          <w:rFonts w:hint="eastAsia"/>
+        </w:rPr>
+        <w:t>照片」功能對購買意願具有正面幫助，進一步確認了本系統在書</w:t>
+      </w:r>
+      <w:proofErr w:type="gramStart"/>
+      <w:r>
+        <w:rPr>
+          <w:rFonts w:hint="eastAsia"/>
+        </w:rPr>
+        <w:t>況</w:t>
+      </w:r>
+      <w:proofErr w:type="gramEnd"/>
+      <w:r>
+        <w:rPr>
+          <w:rFonts w:hint="eastAsia"/>
+        </w:rPr>
+        <w:t>透明化設計上的必要性。</w:t>
       </w:r>
     </w:p>
     <w:p>
@@ -11328,6 +11356,7 @@
       <w:r>
         <w:rPr>
           <w:noProof/>
+          <w:lang w:bidi="ar-SA"/>
         </w:rPr>
         <w:drawing>
           <wp:inline distT="0" distB="0" distL="0" distR="0" wp14:anchorId="7092CC3D" wp14:editId="0B5A00FB">
@@ -11369,7 +11398,7 @@
                       <a:tailEnd type="none" w="med" len="med"/>
                       <a:extLst>
                         <a:ext uri="{C807C97D-BFC1-408E-A445-0C87EB9F89A2}">
-                          <ask:lineSketchStyleProps xmlns:ask="http://schemas.microsoft.com/office/drawing/2018/sketchyshapes" sd="0">
+                          <ask:lineSketchStyleProps xmlns="" xmlns:cx1="http://schemas.microsoft.com/office/drawing/2015/9/8/chartex" xmlns:cx2="http://schemas.microsoft.com/office/drawing/2015/10/21/chartex" xmlns:cx3="http://schemas.microsoft.com/office/drawing/2016/5/9/chartex" xmlns:cx4="http://schemas.microsoft.com/office/drawing/2016/5/10/chartex" xmlns:cx5="http://schemas.microsoft.com/office/drawing/2016/5/11/chartex" xmlns:cx6="http://schemas.microsoft.com/office/drawing/2016/5/12/chartex" xmlns:cx7="http://schemas.microsoft.com/office/drawing/2016/5/13/chartex" xmlns:cx8="http://schemas.microsoft.com/office/drawing/2016/5/14/chartex" xmlns:aink="http://schemas.microsoft.com/office/drawing/2016/ink" xmlns:am3d="http://schemas.microsoft.com/office/drawing/2017/model3d" xmlns:o="urn:schemas-microsoft-com:office:office" xmlns:oel="http://schemas.microsoft.com/office/2019/extlst" xmlns:v="urn:schemas-microsoft-com:vml" xmlns:w10="urn:schemas-microsoft-com:office:word" xmlns:w="http://schemas.openxmlformats.org/wordprocessingml/2006/main" xmlns:w16cex="http://schemas.microsoft.com/office/word/2018/wordml/cex" xmlns:w16cid="http://schemas.microsoft.com/office/word/2016/wordml/cid" xmlns:w16="http://schemas.microsoft.com/office/word/2018/wordml" xmlns:w16sdtdh="http://schemas.microsoft.com/office/word/2020/wordml/sdtdatahash" xmlns:ask="http://schemas.microsoft.com/office/drawing/2018/sketchyshapes" sd="0">
                             <a:custGeom>
                               <a:avLst/>
                               <a:gdLst/>
@@ -11526,7 +11555,35 @@
         <w:rPr>
           <w:rFonts w:hint="eastAsia"/>
         </w:rPr>
-        <w:t>，現有交易管道缺乏專屬整合平台、面交與寄送流程的不便是阻礙交易的主要障礙，而使用者對實體儲物櫃方案、自助化操作及書況透明度展現出高度期待，這些發現為本系統之功能規劃與設計方向提供了明確的依據。</w:t>
+        <w:t>，現有交易管道缺乏專屬整合平台、面交與寄送流程的</w:t>
+      </w:r>
+      <w:proofErr w:type="gramStart"/>
+      <w:r>
+        <w:rPr>
+          <w:rFonts w:hint="eastAsia"/>
+        </w:rPr>
+        <w:t>不</w:t>
+      </w:r>
+      <w:proofErr w:type="gramEnd"/>
+      <w:r>
+        <w:rPr>
+          <w:rFonts w:hint="eastAsia"/>
+        </w:rPr>
+        <w:t>便是阻礙交易的主要障礙，而使用者對實體儲物櫃方案、自助化操作及書</w:t>
+      </w:r>
+      <w:proofErr w:type="gramStart"/>
+      <w:r>
+        <w:rPr>
+          <w:rFonts w:hint="eastAsia"/>
+        </w:rPr>
+        <w:t>況</w:t>
+      </w:r>
+      <w:proofErr w:type="gramEnd"/>
+      <w:r>
+        <w:rPr>
+          <w:rFonts w:hint="eastAsia"/>
+        </w:rPr>
+        <w:t>透明度展現出高度期待，這些發現為本系統之功能規劃與設計方向提供了明確的依據。</w:t>
       </w:r>
     </w:p>
     <w:p>
@@ -11566,7 +11623,7 @@
         <w:pStyle w:val="a0"/>
         <w:numPr>
           <w:ilvl w:val="0"/>
-          <w:numId w:val="22"/>
+          <w:numId w:val="6"/>
         </w:numPr>
         <w:spacing w:before="120"/>
       </w:pPr>
@@ -11594,7 +11651,7 @@
         <w:pStyle w:val="a0"/>
         <w:numPr>
           <w:ilvl w:val="0"/>
-          <w:numId w:val="22"/>
+          <w:numId w:val="6"/>
         </w:numPr>
       </w:pPr>
       <w:r>
@@ -11637,7 +11694,7 @@
         <w:pStyle w:val="a0"/>
         <w:numPr>
           <w:ilvl w:val="0"/>
-          <w:numId w:val="22"/>
+          <w:numId w:val="6"/>
         </w:numPr>
       </w:pPr>
       <w:r>
@@ -11664,7 +11721,7 @@
         <w:pStyle w:val="a0"/>
         <w:numPr>
           <w:ilvl w:val="0"/>
-          <w:numId w:val="22"/>
+          <w:numId w:val="6"/>
         </w:numPr>
       </w:pPr>
       <w:r>
@@ -11679,7 +11736,7 @@
         <w:pStyle w:val="a0"/>
         <w:numPr>
           <w:ilvl w:val="0"/>
-          <w:numId w:val="22"/>
+          <w:numId w:val="6"/>
         </w:numPr>
       </w:pPr>
       <w:r>
@@ -11864,7 +11921,7 @@
         <w:pStyle w:val="a0"/>
         <w:numPr>
           <w:ilvl w:val="0"/>
-          <w:numId w:val="18"/>
+          <w:numId w:val="5"/>
         </w:numPr>
       </w:pPr>
       <w:r>
@@ -11879,7 +11936,7 @@
         <w:pStyle w:val="a0"/>
         <w:numPr>
           <w:ilvl w:val="0"/>
-          <w:numId w:val="24"/>
+          <w:numId w:val="7"/>
         </w:numPr>
         <w:ind w:left="964" w:hanging="482"/>
       </w:pPr>
@@ -11955,7 +12012,7 @@
         <w:pStyle w:val="a0"/>
         <w:numPr>
           <w:ilvl w:val="0"/>
-          <w:numId w:val="24"/>
+          <w:numId w:val="7"/>
         </w:numPr>
         <w:ind w:left="964" w:hanging="482"/>
       </w:pPr>
@@ -12044,7 +12101,7 @@
         <w:pStyle w:val="a0"/>
         <w:numPr>
           <w:ilvl w:val="0"/>
-          <w:numId w:val="24"/>
+          <w:numId w:val="7"/>
         </w:numPr>
         <w:ind w:left="964" w:hanging="482"/>
       </w:pPr>
@@ -12084,7 +12141,7 @@
         <w:pStyle w:val="a0"/>
         <w:numPr>
           <w:ilvl w:val="0"/>
-          <w:numId w:val="24"/>
+          <w:numId w:val="7"/>
         </w:numPr>
         <w:ind w:left="964" w:hanging="482"/>
       </w:pPr>
@@ -12170,7 +12227,7 @@
         <w:pStyle w:val="a0"/>
         <w:numPr>
           <w:ilvl w:val="0"/>
-          <w:numId w:val="24"/>
+          <w:numId w:val="7"/>
         </w:numPr>
         <w:ind w:left="964" w:hanging="482"/>
       </w:pPr>
@@ -12238,7 +12295,7 @@
         <w:pStyle w:val="a0"/>
         <w:numPr>
           <w:ilvl w:val="0"/>
-          <w:numId w:val="24"/>
+          <w:numId w:val="7"/>
         </w:numPr>
         <w:ind w:left="964" w:hanging="482"/>
       </w:pPr>
@@ -12280,7 +12337,7 @@
         <w:pStyle w:val="a0"/>
         <w:numPr>
           <w:ilvl w:val="0"/>
-          <w:numId w:val="18"/>
+          <w:numId w:val="5"/>
         </w:numPr>
         <w:spacing w:before="120"/>
       </w:pPr>
@@ -12296,7 +12353,7 @@
         <w:pStyle w:val="a0"/>
         <w:numPr>
           <w:ilvl w:val="0"/>
-          <w:numId w:val="24"/>
+          <w:numId w:val="7"/>
         </w:numPr>
         <w:ind w:left="964" w:hanging="482"/>
       </w:pPr>
@@ -12364,7 +12421,7 @@
         <w:pStyle w:val="a0"/>
         <w:numPr>
           <w:ilvl w:val="0"/>
-          <w:numId w:val="24"/>
+          <w:numId w:val="7"/>
         </w:numPr>
         <w:ind w:left="964" w:hanging="482"/>
       </w:pPr>
@@ -12392,7 +12449,7 @@
         <w:pStyle w:val="a0"/>
         <w:numPr>
           <w:ilvl w:val="0"/>
-          <w:numId w:val="18"/>
+          <w:numId w:val="5"/>
         </w:numPr>
         <w:spacing w:before="120"/>
       </w:pPr>
@@ -12408,7 +12465,7 @@
         <w:pStyle w:val="a0"/>
         <w:numPr>
           <w:ilvl w:val="0"/>
-          <w:numId w:val="24"/>
+          <w:numId w:val="7"/>
         </w:numPr>
         <w:ind w:left="964" w:hanging="482"/>
       </w:pPr>
@@ -12436,7 +12493,7 @@
         <w:pStyle w:val="a0"/>
         <w:numPr>
           <w:ilvl w:val="0"/>
-          <w:numId w:val="24"/>
+          <w:numId w:val="7"/>
         </w:numPr>
         <w:ind w:left="964" w:hanging="482"/>
       </w:pPr>
@@ -12452,7 +12509,7 @@
         <w:pStyle w:val="a0"/>
         <w:numPr>
           <w:ilvl w:val="0"/>
-          <w:numId w:val="18"/>
+          <w:numId w:val="5"/>
         </w:numPr>
         <w:spacing w:before="120"/>
       </w:pPr>
@@ -12468,7 +12525,7 @@
         <w:pStyle w:val="a0"/>
         <w:numPr>
           <w:ilvl w:val="0"/>
-          <w:numId w:val="24"/>
+          <w:numId w:val="7"/>
         </w:numPr>
         <w:ind w:left="964" w:hanging="482"/>
       </w:pPr>
@@ -12502,7 +12559,21 @@
         <w:rPr>
           <w:rFonts w:hint="eastAsia"/>
         </w:rPr>
-        <w:t>實體書況照片」功能，調查顯示此功能可顯著增加購買意願。</w:t>
+        <w:t>實體書</w:t>
+      </w:r>
+      <w:proofErr w:type="gramStart"/>
+      <w:r>
+        <w:rPr>
+          <w:rFonts w:hint="eastAsia"/>
+        </w:rPr>
+        <w:t>況</w:t>
+      </w:r>
+      <w:proofErr w:type="gramEnd"/>
+      <w:r>
+        <w:rPr>
+          <w:rFonts w:hint="eastAsia"/>
+        </w:rPr>
+        <w:t>照片」功能，調查顯示此功能可顯著增加購買意願。</w:t>
       </w:r>
     </w:p>
     <w:p>
@@ -12510,7 +12581,7 @@
         <w:pStyle w:val="a0"/>
         <w:numPr>
           <w:ilvl w:val="0"/>
-          <w:numId w:val="24"/>
+          <w:numId w:val="7"/>
         </w:numPr>
         <w:ind w:left="964" w:hanging="482"/>
       </w:pPr>
@@ -12544,7 +12615,7 @@
         <w:pStyle w:val="a0"/>
         <w:numPr>
           <w:ilvl w:val="0"/>
-          <w:numId w:val="24"/>
+          <w:numId w:val="7"/>
         </w:numPr>
         <w:ind w:left="964" w:hanging="482"/>
       </w:pPr>
@@ -12573,7 +12644,7 @@
         <w:pStyle w:val="a0"/>
         <w:numPr>
           <w:ilvl w:val="0"/>
-          <w:numId w:val="18"/>
+          <w:numId w:val="5"/>
         </w:numPr>
         <w:spacing w:before="120"/>
       </w:pPr>
@@ -12589,7 +12660,7 @@
         <w:pStyle w:val="a0"/>
         <w:numPr>
           <w:ilvl w:val="0"/>
-          <w:numId w:val="24"/>
+          <w:numId w:val="7"/>
         </w:numPr>
         <w:ind w:left="964" w:hanging="482"/>
       </w:pPr>
@@ -12629,7 +12700,7 @@
         <w:pStyle w:val="a0"/>
         <w:numPr>
           <w:ilvl w:val="0"/>
-          <w:numId w:val="24"/>
+          <w:numId w:val="7"/>
         </w:numPr>
         <w:ind w:left="964" w:hanging="482"/>
       </w:pPr>
@@ -12671,7 +12742,21 @@
         <w:rPr>
           <w:rFonts w:hint="eastAsia"/>
         </w:rPr>
-        <w:t>）與合約邏輯，使用者敏感個資則儲存在符合加密規範之中心化資料庫中。</w:t>
+        <w:t>）與合約邏輯，使用者敏感</w:t>
+      </w:r>
+      <w:proofErr w:type="gramStart"/>
+      <w:r>
+        <w:rPr>
+          <w:rFonts w:hint="eastAsia"/>
+        </w:rPr>
+        <w:t>個</w:t>
+      </w:r>
+      <w:proofErr w:type="gramEnd"/>
+      <w:r>
+        <w:rPr>
+          <w:rFonts w:hint="eastAsia"/>
+        </w:rPr>
+        <w:t>資則儲存在符合加密規範之中心化資料庫中。</w:t>
       </w:r>
     </w:p>
     <w:p>
@@ -12679,7 +12764,7 @@
         <w:pStyle w:val="a0"/>
         <w:numPr>
           <w:ilvl w:val="0"/>
-          <w:numId w:val="24"/>
+          <w:numId w:val="7"/>
         </w:numPr>
         <w:ind w:left="964" w:hanging="482"/>
       </w:pPr>
@@ -12709,7 +12794,7 @@
         <w:pStyle w:val="a0"/>
         <w:numPr>
           <w:ilvl w:val="0"/>
-          <w:numId w:val="24"/>
+          <w:numId w:val="7"/>
         </w:numPr>
         <w:ind w:left="964" w:hanging="482"/>
       </w:pPr>
@@ -12917,7 +13002,7 @@
               <w:pStyle w:val="ab"/>
               <w:numPr>
                 <w:ilvl w:val="0"/>
-                <w:numId w:val="15"/>
+                <w:numId w:val="3"/>
               </w:numPr>
               <w:ind w:left="263" w:hanging="216"/>
               <w:textAlignment w:val="center"/>
@@ -12939,7 +13024,7 @@
               <w:pStyle w:val="ab"/>
               <w:numPr>
                 <w:ilvl w:val="0"/>
-                <w:numId w:val="15"/>
+                <w:numId w:val="3"/>
               </w:numPr>
               <w:ind w:left="263" w:hanging="216"/>
               <w:textAlignment w:val="center"/>
@@ -12968,7 +13053,7 @@
               <w:pStyle w:val="ab"/>
               <w:numPr>
                 <w:ilvl w:val="0"/>
-                <w:numId w:val="15"/>
+                <w:numId w:val="3"/>
               </w:numPr>
               <w:ind w:left="263" w:hanging="216"/>
               <w:textAlignment w:val="center"/>
@@ -12999,7 +13084,7 @@
               <w:pStyle w:val="ab"/>
               <w:numPr>
                 <w:ilvl w:val="0"/>
-                <w:numId w:val="15"/>
+                <w:numId w:val="3"/>
               </w:numPr>
               <w:ind w:left="263" w:hanging="216"/>
               <w:textAlignment w:val="center"/>
@@ -13060,7 +13145,7 @@
               <w:pStyle w:val="ab"/>
               <w:numPr>
                 <w:ilvl w:val="0"/>
-                <w:numId w:val="15"/>
+                <w:numId w:val="3"/>
               </w:numPr>
               <w:ind w:left="263" w:hanging="216"/>
               <w:textAlignment w:val="center"/>
@@ -13082,7 +13167,7 @@
               <w:pStyle w:val="ab"/>
               <w:numPr>
                 <w:ilvl w:val="0"/>
-                <w:numId w:val="15"/>
+                <w:numId w:val="3"/>
               </w:numPr>
               <w:ind w:left="263" w:hanging="216"/>
               <w:textAlignment w:val="center"/>
@@ -13104,7 +13189,7 @@
               <w:pStyle w:val="ab"/>
               <w:numPr>
                 <w:ilvl w:val="0"/>
-                <w:numId w:val="15"/>
+                <w:numId w:val="3"/>
               </w:numPr>
               <w:ind w:left="263" w:hanging="216"/>
               <w:textAlignment w:val="center"/>
@@ -13126,7 +13211,7 @@
               <w:pStyle w:val="ab"/>
               <w:numPr>
                 <w:ilvl w:val="0"/>
-                <w:numId w:val="15"/>
+                <w:numId w:val="3"/>
               </w:numPr>
               <w:ind w:left="263" w:hanging="216"/>
               <w:textAlignment w:val="center"/>
@@ -13175,7 +13260,7 @@
               <w:pStyle w:val="ab"/>
               <w:numPr>
                 <w:ilvl w:val="0"/>
-                <w:numId w:val="15"/>
+                <w:numId w:val="3"/>
               </w:numPr>
               <w:ind w:left="263" w:hanging="216"/>
               <w:textAlignment w:val="center"/>
@@ -13213,7 +13298,7 @@
               <w:pStyle w:val="ab"/>
               <w:numPr>
                 <w:ilvl w:val="0"/>
-                <w:numId w:val="15"/>
+                <w:numId w:val="3"/>
               </w:numPr>
               <w:ind w:left="263" w:hanging="216"/>
               <w:textAlignment w:val="center"/>
@@ -13235,7 +13320,7 @@
               <w:pStyle w:val="ab"/>
               <w:numPr>
                 <w:ilvl w:val="0"/>
-                <w:numId w:val="15"/>
+                <w:numId w:val="3"/>
               </w:numPr>
               <w:ind w:left="263" w:hanging="216"/>
               <w:textAlignment w:val="center"/>
@@ -13257,7 +13342,7 @@
               <w:pStyle w:val="ab"/>
               <w:numPr>
                 <w:ilvl w:val="0"/>
-                <w:numId w:val="15"/>
+                <w:numId w:val="3"/>
               </w:numPr>
               <w:ind w:left="263" w:hanging="216"/>
               <w:textAlignment w:val="center"/>
@@ -13304,7 +13389,7 @@
               <w:pStyle w:val="ab"/>
               <w:numPr>
                 <w:ilvl w:val="0"/>
-                <w:numId w:val="15"/>
+                <w:numId w:val="3"/>
               </w:numPr>
               <w:ind w:left="263" w:hanging="216"/>
               <w:textAlignment w:val="center"/>
@@ -13326,7 +13411,7 @@
               <w:pStyle w:val="ab"/>
               <w:numPr>
                 <w:ilvl w:val="0"/>
-                <w:numId w:val="15"/>
+                <w:numId w:val="3"/>
               </w:numPr>
               <w:ind w:left="263" w:hanging="216"/>
               <w:textAlignment w:val="center"/>
@@ -13374,7 +13459,7 @@
               <w:pStyle w:val="ab"/>
               <w:numPr>
                 <w:ilvl w:val="0"/>
-                <w:numId w:val="15"/>
+                <w:numId w:val="3"/>
               </w:numPr>
               <w:ind w:left="263" w:hanging="216"/>
               <w:textAlignment w:val="center"/>
@@ -13396,7 +13481,7 @@
               <w:pStyle w:val="ab"/>
               <w:numPr>
                 <w:ilvl w:val="0"/>
-                <w:numId w:val="15"/>
+                <w:numId w:val="3"/>
               </w:numPr>
               <w:ind w:left="263" w:hanging="216"/>
               <w:textAlignment w:val="center"/>
@@ -13463,7 +13548,7 @@
               <w:pStyle w:val="ab"/>
               <w:numPr>
                 <w:ilvl w:val="0"/>
-                <w:numId w:val="15"/>
+                <w:numId w:val="3"/>
               </w:numPr>
               <w:ind w:left="263" w:hanging="216"/>
               <w:textAlignment w:val="center"/>
@@ -13485,7 +13570,7 @@
               <w:pStyle w:val="ab"/>
               <w:numPr>
                 <w:ilvl w:val="0"/>
-                <w:numId w:val="15"/>
+                <w:numId w:val="3"/>
               </w:numPr>
               <w:ind w:left="263" w:hanging="216"/>
               <w:textAlignment w:val="center"/>
@@ -13507,7 +13592,7 @@
               <w:pStyle w:val="ab"/>
               <w:numPr>
                 <w:ilvl w:val="0"/>
-                <w:numId w:val="15"/>
+                <w:numId w:val="3"/>
               </w:numPr>
               <w:ind w:left="263" w:hanging="216"/>
               <w:textAlignment w:val="center"/>
@@ -13570,7 +13655,7 @@
               <w:pStyle w:val="ab"/>
               <w:numPr>
                 <w:ilvl w:val="0"/>
-                <w:numId w:val="15"/>
+                <w:numId w:val="3"/>
               </w:numPr>
               <w:ind w:left="263" w:hanging="216"/>
               <w:textAlignment w:val="center"/>
@@ -13599,7 +13684,7 @@
               <w:pStyle w:val="ab"/>
               <w:numPr>
                 <w:ilvl w:val="0"/>
-                <w:numId w:val="15"/>
+                <w:numId w:val="3"/>
               </w:numPr>
               <w:ind w:left="263" w:hanging="216"/>
               <w:textAlignment w:val="center"/>
@@ -13630,7 +13715,7 @@
               <w:pStyle w:val="ab"/>
               <w:numPr>
                 <w:ilvl w:val="0"/>
-                <w:numId w:val="15"/>
+                <w:numId w:val="3"/>
               </w:numPr>
               <w:ind w:left="263" w:hanging="216"/>
               <w:textAlignment w:val="center"/>
@@ -13698,7 +13783,7 @@
               <w:pStyle w:val="ab"/>
               <w:numPr>
                 <w:ilvl w:val="0"/>
-                <w:numId w:val="15"/>
+                <w:numId w:val="3"/>
               </w:numPr>
               <w:ind w:left="263" w:hanging="216"/>
               <w:textAlignment w:val="center"/>
@@ -13720,7 +13805,7 @@
               <w:pStyle w:val="ab"/>
               <w:numPr>
                 <w:ilvl w:val="0"/>
-                <w:numId w:val="15"/>
+                <w:numId w:val="3"/>
               </w:numPr>
               <w:ind w:left="263" w:hanging="216"/>
               <w:textAlignment w:val="center"/>
@@ -13742,7 +13827,7 @@
               <w:pStyle w:val="ab"/>
               <w:numPr>
                 <w:ilvl w:val="0"/>
-                <w:numId w:val="15"/>
+                <w:numId w:val="3"/>
               </w:numPr>
               <w:ind w:left="263" w:hanging="216"/>
               <w:textAlignment w:val="center"/>
@@ -13773,7 +13858,7 @@
               <w:pStyle w:val="ab"/>
               <w:numPr>
                 <w:ilvl w:val="0"/>
-                <w:numId w:val="15"/>
+                <w:numId w:val="3"/>
               </w:numPr>
               <w:ind w:left="263" w:hanging="216"/>
               <w:textAlignment w:val="center"/>
@@ -13795,7 +13880,7 @@
               <w:pStyle w:val="ab"/>
               <w:numPr>
                 <w:ilvl w:val="0"/>
-                <w:numId w:val="15"/>
+                <w:numId w:val="3"/>
               </w:numPr>
               <w:ind w:left="263" w:hanging="216"/>
               <w:textAlignment w:val="center"/>
@@ -13838,7 +13923,7 @@
               <w:pStyle w:val="ab"/>
               <w:numPr>
                 <w:ilvl w:val="0"/>
-                <w:numId w:val="15"/>
+                <w:numId w:val="3"/>
               </w:numPr>
               <w:ind w:left="263" w:hanging="216"/>
               <w:textAlignment w:val="center"/>
@@ -13893,7 +13978,7 @@
               <w:pStyle w:val="ab"/>
               <w:numPr>
                 <w:ilvl w:val="0"/>
-                <w:numId w:val="15"/>
+                <w:numId w:val="3"/>
               </w:numPr>
               <w:ind w:left="263" w:hanging="216"/>
               <w:textAlignment w:val="center"/>
@@ -13915,7 +14000,7 @@
               <w:pStyle w:val="ab"/>
               <w:numPr>
                 <w:ilvl w:val="0"/>
-                <w:numId w:val="15"/>
+                <w:numId w:val="3"/>
               </w:numPr>
               <w:ind w:left="263" w:hanging="216"/>
               <w:textAlignment w:val="center"/>
@@ -14010,7 +14095,35 @@
         <w:rPr>
           <w:rFonts w:hint="eastAsia"/>
         </w:rPr>
-        <w:t>建立自動化金流託管，結合實體智慧書櫃的存取機制，確保款項在買家成功取貨並確認訂單後才進行金流撥款處理，徹底解決交易詐騙風險與個資外洩隱憂。平台不僅提供便利的</w:t>
+        <w:t>建立自動化金流託管，結合實體智慧書櫃的存取機制，確保款項在買家成功取貨並確認訂單後才進行金流撥款處理，徹底解決交易詐騙風險與</w:t>
+      </w:r>
+      <w:proofErr w:type="gramStart"/>
+      <w:r>
+        <w:rPr>
+          <w:rFonts w:hint="eastAsia"/>
+        </w:rPr>
+        <w:t>個</w:t>
+      </w:r>
+      <w:proofErr w:type="gramEnd"/>
+      <w:r>
+        <w:rPr>
+          <w:rFonts w:hint="eastAsia"/>
+        </w:rPr>
+        <w:t>資外</w:t>
+      </w:r>
+      <w:proofErr w:type="gramStart"/>
+      <w:r>
+        <w:rPr>
+          <w:rFonts w:hint="eastAsia"/>
+        </w:rPr>
+        <w:t>洩</w:t>
+      </w:r>
+      <w:proofErr w:type="gramEnd"/>
+      <w:r>
+        <w:rPr>
+          <w:rFonts w:hint="eastAsia"/>
+        </w:rPr>
+        <w:t>隱憂。平台不僅提供便利的</w:t>
       </w:r>
       <w:r>
         <w:rPr>
@@ -14077,7 +14190,7 @@
         <w:pStyle w:val="a0"/>
         <w:numPr>
           <w:ilvl w:val="0"/>
-          <w:numId w:val="30"/>
+          <w:numId w:val="9"/>
         </w:numPr>
       </w:pPr>
       <w:r>
@@ -14104,7 +14217,7 @@
         <w:pStyle w:val="a0"/>
         <w:numPr>
           <w:ilvl w:val="0"/>
-          <w:numId w:val="24"/>
+          <w:numId w:val="7"/>
         </w:numPr>
         <w:ind w:left="964" w:hanging="482"/>
       </w:pPr>
@@ -14134,7 +14247,7 @@
         <w:pStyle w:val="a0"/>
         <w:numPr>
           <w:ilvl w:val="0"/>
-          <w:numId w:val="24"/>
+          <w:numId w:val="7"/>
         </w:numPr>
         <w:ind w:left="964" w:hanging="482"/>
       </w:pPr>
@@ -14176,7 +14289,7 @@
         <w:pStyle w:val="a0"/>
         <w:numPr>
           <w:ilvl w:val="0"/>
-          <w:numId w:val="24"/>
+          <w:numId w:val="7"/>
         </w:numPr>
         <w:ind w:left="964" w:hanging="482"/>
       </w:pPr>
@@ -14204,7 +14317,7 @@
         <w:pStyle w:val="a0"/>
         <w:numPr>
           <w:ilvl w:val="0"/>
-          <w:numId w:val="30"/>
+          <w:numId w:val="9"/>
         </w:numPr>
         <w:spacing w:before="120"/>
       </w:pPr>
@@ -14232,7 +14345,7 @@
         <w:pStyle w:val="a0"/>
         <w:numPr>
           <w:ilvl w:val="0"/>
-          <w:numId w:val="24"/>
+          <w:numId w:val="7"/>
         </w:numPr>
         <w:ind w:left="964" w:hanging="482"/>
       </w:pPr>
@@ -14248,7 +14361,7 @@
         <w:pStyle w:val="a0"/>
         <w:numPr>
           <w:ilvl w:val="0"/>
-          <w:numId w:val="24"/>
+          <w:numId w:val="7"/>
         </w:numPr>
         <w:ind w:left="964" w:hanging="482"/>
       </w:pPr>
@@ -14278,7 +14391,7 @@
         <w:pStyle w:val="a0"/>
         <w:numPr>
           <w:ilvl w:val="0"/>
-          <w:numId w:val="24"/>
+          <w:numId w:val="7"/>
         </w:numPr>
         <w:ind w:left="964" w:hanging="482"/>
       </w:pPr>
@@ -14294,7 +14407,7 @@
         <w:pStyle w:val="a0"/>
         <w:numPr>
           <w:ilvl w:val="0"/>
-          <w:numId w:val="30"/>
+          <w:numId w:val="9"/>
         </w:numPr>
         <w:spacing w:before="120"/>
       </w:pPr>
@@ -14322,7 +14435,7 @@
         <w:pStyle w:val="a0"/>
         <w:numPr>
           <w:ilvl w:val="0"/>
-          <w:numId w:val="24"/>
+          <w:numId w:val="7"/>
         </w:numPr>
         <w:ind w:left="964" w:hanging="482"/>
       </w:pPr>
@@ -14352,7 +14465,7 @@
         <w:pStyle w:val="a0"/>
         <w:numPr>
           <w:ilvl w:val="0"/>
-          <w:numId w:val="24"/>
+          <w:numId w:val="7"/>
         </w:numPr>
         <w:ind w:left="964" w:hanging="482"/>
       </w:pPr>
@@ -14398,7 +14511,21 @@
         <w:rPr>
           <w:rFonts w:hint="eastAsia"/>
         </w:rPr>
-        <w:t>小時不打烊的「</w:t>
+        <w:t>小時</w:t>
+      </w:r>
+      <w:proofErr w:type="gramStart"/>
+      <w:r>
+        <w:rPr>
+          <w:rFonts w:hint="eastAsia"/>
+        </w:rPr>
+        <w:t>不</w:t>
+      </w:r>
+      <w:proofErr w:type="gramEnd"/>
+      <w:r>
+        <w:rPr>
+          <w:rFonts w:hint="eastAsia"/>
+        </w:rPr>
+        <w:t>打烊的「</w:t>
       </w:r>
       <w:proofErr w:type="gramStart"/>
       <w:r>
@@ -14420,7 +14547,7 @@
         <w:pStyle w:val="a0"/>
         <w:numPr>
           <w:ilvl w:val="0"/>
-          <w:numId w:val="24"/>
+          <w:numId w:val="7"/>
         </w:numPr>
         <w:ind w:left="964" w:hanging="482"/>
       </w:pPr>
@@ -14457,7 +14584,7 @@
         <w:pStyle w:val="a0"/>
         <w:numPr>
           <w:ilvl w:val="0"/>
-          <w:numId w:val="26"/>
+          <w:numId w:val="8"/>
         </w:numPr>
       </w:pPr>
       <w:r>
@@ -14490,7 +14617,7 @@
         <w:pStyle w:val="a0"/>
         <w:numPr>
           <w:ilvl w:val="0"/>
-          <w:numId w:val="24"/>
+          <w:numId w:val="7"/>
         </w:numPr>
         <w:ind w:left="964" w:hanging="482"/>
       </w:pPr>
@@ -14526,7 +14653,7 @@
         <w:pStyle w:val="a0"/>
         <w:numPr>
           <w:ilvl w:val="0"/>
-          <w:numId w:val="24"/>
+          <w:numId w:val="7"/>
         </w:numPr>
         <w:ind w:left="964" w:hanging="482"/>
       </w:pPr>
@@ -14556,7 +14683,7 @@
         <w:pStyle w:val="a0"/>
         <w:numPr>
           <w:ilvl w:val="0"/>
-          <w:numId w:val="24"/>
+          <w:numId w:val="7"/>
         </w:numPr>
         <w:ind w:left="964" w:hanging="482"/>
       </w:pPr>
@@ -14572,7 +14699,7 @@
         <w:pStyle w:val="a0"/>
         <w:numPr>
           <w:ilvl w:val="0"/>
-          <w:numId w:val="24"/>
+          <w:numId w:val="7"/>
         </w:numPr>
         <w:ind w:left="964" w:hanging="482"/>
       </w:pPr>
@@ -14588,7 +14715,7 @@
         <w:pStyle w:val="a0"/>
         <w:numPr>
           <w:ilvl w:val="0"/>
-          <w:numId w:val="24"/>
+          <w:numId w:val="7"/>
         </w:numPr>
         <w:ind w:left="964" w:hanging="482"/>
       </w:pPr>
@@ -14640,7 +14767,7 @@
         <w:pStyle w:val="a0"/>
         <w:numPr>
           <w:ilvl w:val="0"/>
-          <w:numId w:val="26"/>
+          <w:numId w:val="8"/>
         </w:numPr>
         <w:spacing w:before="120"/>
       </w:pPr>
@@ -14674,7 +14801,7 @@
         <w:pStyle w:val="a0"/>
         <w:numPr>
           <w:ilvl w:val="0"/>
-          <w:numId w:val="24"/>
+          <w:numId w:val="7"/>
         </w:numPr>
         <w:ind w:left="964" w:hanging="482"/>
       </w:pPr>
@@ -14704,7 +14831,7 @@
         <w:pStyle w:val="a0"/>
         <w:numPr>
           <w:ilvl w:val="0"/>
-          <w:numId w:val="24"/>
+          <w:numId w:val="7"/>
         </w:numPr>
         <w:ind w:left="964" w:hanging="482"/>
       </w:pPr>
@@ -14746,7 +14873,7 @@
         <w:pStyle w:val="a0"/>
         <w:numPr>
           <w:ilvl w:val="0"/>
-          <w:numId w:val="24"/>
+          <w:numId w:val="7"/>
         </w:numPr>
         <w:ind w:left="964" w:hanging="482"/>
       </w:pPr>
@@ -14762,7 +14889,7 @@
         <w:pStyle w:val="a0"/>
         <w:numPr>
           <w:ilvl w:val="0"/>
-          <w:numId w:val="24"/>
+          <w:numId w:val="7"/>
         </w:numPr>
         <w:ind w:left="964" w:hanging="482"/>
       </w:pPr>
@@ -14778,7 +14905,7 @@
         <w:pStyle w:val="a0"/>
         <w:numPr>
           <w:ilvl w:val="0"/>
-          <w:numId w:val="24"/>
+          <w:numId w:val="7"/>
         </w:numPr>
         <w:ind w:left="964" w:hanging="482"/>
       </w:pPr>
@@ -14822,7 +14949,7 @@
         <w:pStyle w:val="a0"/>
         <w:numPr>
           <w:ilvl w:val="0"/>
-          <w:numId w:val="26"/>
+          <w:numId w:val="8"/>
         </w:numPr>
         <w:spacing w:before="120"/>
       </w:pPr>
@@ -14856,7 +14983,7 @@
         <w:pStyle w:val="a0"/>
         <w:numPr>
           <w:ilvl w:val="0"/>
-          <w:numId w:val="24"/>
+          <w:numId w:val="7"/>
         </w:numPr>
         <w:ind w:left="964" w:hanging="482"/>
       </w:pPr>
@@ -14872,7 +14999,7 @@
         <w:pStyle w:val="a0"/>
         <w:numPr>
           <w:ilvl w:val="0"/>
-          <w:numId w:val="24"/>
+          <w:numId w:val="7"/>
         </w:numPr>
         <w:ind w:left="964" w:hanging="482"/>
       </w:pPr>
@@ -14900,7 +15027,7 @@
         <w:pStyle w:val="a0"/>
         <w:numPr>
           <w:ilvl w:val="0"/>
-          <w:numId w:val="24"/>
+          <w:numId w:val="7"/>
         </w:numPr>
         <w:ind w:left="964" w:hanging="482"/>
       </w:pPr>
@@ -14916,7 +15043,7 @@
         <w:pStyle w:val="a0"/>
         <w:numPr>
           <w:ilvl w:val="0"/>
-          <w:numId w:val="24"/>
+          <w:numId w:val="7"/>
         </w:numPr>
         <w:ind w:left="964" w:hanging="482"/>
       </w:pPr>
@@ -14996,7 +15123,7 @@
         <w:pStyle w:val="a0"/>
         <w:numPr>
           <w:ilvl w:val="0"/>
-          <w:numId w:val="24"/>
+          <w:numId w:val="7"/>
         </w:numPr>
         <w:ind w:left="964" w:hanging="482"/>
       </w:pPr>
@@ -15012,7 +15139,7 @@
         <w:pStyle w:val="a0"/>
         <w:numPr>
           <w:ilvl w:val="0"/>
-          <w:numId w:val="26"/>
+          <w:numId w:val="8"/>
         </w:numPr>
         <w:spacing w:before="120"/>
       </w:pPr>
@@ -15046,7 +15173,7 @@
         <w:pStyle w:val="a0"/>
         <w:numPr>
           <w:ilvl w:val="0"/>
-          <w:numId w:val="24"/>
+          <w:numId w:val="7"/>
         </w:numPr>
         <w:ind w:left="964" w:hanging="482"/>
       </w:pPr>
@@ -15102,7 +15229,7 @@
         <w:pStyle w:val="a0"/>
         <w:numPr>
           <w:ilvl w:val="0"/>
-          <w:numId w:val="24"/>
+          <w:numId w:val="7"/>
         </w:numPr>
         <w:ind w:left="964" w:hanging="482"/>
       </w:pPr>
@@ -15140,7 +15267,7 @@
         <w:pStyle w:val="a0"/>
         <w:numPr>
           <w:ilvl w:val="0"/>
-          <w:numId w:val="24"/>
+          <w:numId w:val="7"/>
         </w:numPr>
         <w:ind w:left="964" w:hanging="482"/>
       </w:pPr>
@@ -15170,7 +15297,7 @@
         <w:pStyle w:val="a0"/>
         <w:numPr>
           <w:ilvl w:val="0"/>
-          <w:numId w:val="24"/>
+          <w:numId w:val="7"/>
         </w:numPr>
         <w:ind w:left="964" w:hanging="482"/>
       </w:pPr>
@@ -15561,7 +15688,7 @@
               <w:pStyle w:val="ab"/>
               <w:numPr>
                 <w:ilvl w:val="0"/>
-                <w:numId w:val="15"/>
+                <w:numId w:val="3"/>
               </w:numPr>
               <w:ind w:left="394" w:hanging="283"/>
               <w:jc w:val="both"/>
@@ -15614,7 +15741,7 @@
               <w:pStyle w:val="ab"/>
               <w:numPr>
                 <w:ilvl w:val="0"/>
-                <w:numId w:val="15"/>
+                <w:numId w:val="3"/>
               </w:numPr>
               <w:ind w:left="394" w:hanging="283"/>
               <w:jc w:val="both"/>
@@ -15697,7 +15824,7 @@
               <w:pStyle w:val="ab"/>
               <w:numPr>
                 <w:ilvl w:val="0"/>
-                <w:numId w:val="15"/>
+                <w:numId w:val="3"/>
               </w:numPr>
               <w:ind w:left="394" w:hanging="283"/>
               <w:jc w:val="both"/>
@@ -15720,7 +15847,7 @@
               <w:pStyle w:val="ab"/>
               <w:numPr>
                 <w:ilvl w:val="0"/>
-                <w:numId w:val="15"/>
+                <w:numId w:val="3"/>
               </w:numPr>
               <w:ind w:left="394" w:hanging="283"/>
               <w:jc w:val="both"/>
@@ -15865,7 +15992,7 @@
               <w:pStyle w:val="ab"/>
               <w:numPr>
                 <w:ilvl w:val="0"/>
-                <w:numId w:val="15"/>
+                <w:numId w:val="3"/>
               </w:numPr>
               <w:ind w:left="394" w:hanging="283"/>
               <w:jc w:val="both"/>
@@ -15904,7 +16031,7 @@
               <w:pStyle w:val="ab"/>
               <w:numPr>
                 <w:ilvl w:val="0"/>
-                <w:numId w:val="15"/>
+                <w:numId w:val="3"/>
               </w:numPr>
               <w:ind w:left="394" w:hanging="283"/>
               <w:jc w:val="both"/>
@@ -15959,7 +16086,7 @@
               <w:pStyle w:val="ab"/>
               <w:numPr>
                 <w:ilvl w:val="0"/>
-                <w:numId w:val="15"/>
+                <w:numId w:val="3"/>
               </w:numPr>
               <w:ind w:left="394" w:hanging="283"/>
               <w:jc w:val="both"/>
@@ -15990,7 +16117,23 @@
                 <w:rFonts w:ascii="Times New Roman" w:eastAsia="標楷體" w:hAnsi="Times New Roman" w:hint="eastAsia"/>
                 <w:sz w:val="28"/>
               </w:rPr>
-              <w:t>小規模試辦，並與校方或捷運管理單位研擬「管理協議」，確保設備保險與維護責任歸屬，規避法律風險。</w:t>
+              <w:t>小規模試辦，並與校方或捷運管理單位</w:t>
+            </w:r>
+            <w:proofErr w:type="gramStart"/>
+            <w:r>
+              <w:rPr>
+                <w:rFonts w:ascii="Times New Roman" w:eastAsia="標楷體" w:hAnsi="Times New Roman" w:hint="eastAsia"/>
+                <w:sz w:val="28"/>
+              </w:rPr>
+              <w:t>研</w:t>
+            </w:r>
+            <w:proofErr w:type="gramEnd"/>
+            <w:r>
+              <w:rPr>
+                <w:rFonts w:ascii="Times New Roman" w:eastAsia="標楷體" w:hAnsi="Times New Roman" w:hint="eastAsia"/>
+                <w:sz w:val="28"/>
+              </w:rPr>
+              <w:t>擬「管理協議」，確保設備保險與維護責任歸屬，規避法律風險。</w:t>
             </w:r>
           </w:p>
           <w:p>
@@ -15998,7 +16141,7 @@
               <w:pStyle w:val="ab"/>
               <w:numPr>
                 <w:ilvl w:val="0"/>
-                <w:numId w:val="15"/>
+                <w:numId w:val="3"/>
               </w:numPr>
               <w:ind w:left="394" w:hanging="283"/>
               <w:jc w:val="both"/>
@@ -16272,7 +16415,7 @@
         <w:pStyle w:val="a0"/>
         <w:numPr>
           <w:ilvl w:val="0"/>
-          <w:numId w:val="40"/>
+          <w:numId w:val="10"/>
         </w:numPr>
       </w:pPr>
       <w:r>
@@ -17914,7 +18057,7 @@
         <w:pStyle w:val="a0"/>
         <w:numPr>
           <w:ilvl w:val="0"/>
-          <w:numId w:val="40"/>
+          <w:numId w:val="10"/>
         </w:numPr>
         <w:spacing w:before="120"/>
       </w:pPr>
@@ -18305,7 +18448,15 @@
             </w:r>
             <w:proofErr w:type="gramEnd"/>
             <w:r>
-              <w:t>即時於前端標註「已滿」狀態。</w:t>
+              <w:t>即時於前端標</w:t>
+            </w:r>
+            <w:proofErr w:type="gramStart"/>
+            <w:r>
+              <w:t>註</w:t>
+            </w:r>
+            <w:proofErr w:type="gramEnd"/>
+            <w:r>
+              <w:t>「已滿」狀態。</w:t>
             </w:r>
           </w:p>
         </w:tc>
@@ -18415,9 +18566,6 @@
     <w:p>
       <w:pPr>
         <w:pStyle w:val="2"/>
-        <w:rPr>
-          <w:rFonts w:hint="eastAsia"/>
-        </w:rPr>
       </w:pPr>
       <w:bookmarkStart w:id="39" w:name="_Toc226749686"/>
       <w:r>
@@ -18426,14 +18574,13 @@
         </w:rPr>
         <w:t>使用個案描述</w:t>
       </w:r>
+      <w:bookmarkStart w:id="40" w:name="_GoBack"/>
       <w:bookmarkEnd w:id="39"/>
+      <w:bookmarkEnd w:id="40"/>
     </w:p>
     <w:p>
       <w:pPr>
         <w:pStyle w:val="afb"/>
-        <w:rPr>
-          <w:rFonts w:hint="eastAsia"/>
-        </w:rPr>
       </w:pPr>
       <w:r>
         <w:rPr>
@@ -18520,7 +18667,13 @@
         <w:rPr>
           <w:rFonts w:hint="eastAsia"/>
         </w:rPr>
-        <w:t>書籍上架</w:t>
+        <w:t>上架</w:t>
+      </w:r>
+      <w:r>
+        <w:rPr>
+          <w:rFonts w:hint="eastAsia"/>
+        </w:rPr>
+        <w:t>書籍</w:t>
       </w:r>
       <w:r>
         <w:rPr>
@@ -18532,13 +18685,7 @@
         <w:rPr>
           <w:rFonts w:hint="eastAsia"/>
         </w:rPr>
-        <w:t>掃描</w:t>
-      </w:r>
-      <w:r>
-        <w:rPr>
-          <w:rFonts w:hint="eastAsia"/>
-        </w:rPr>
-        <w:t>ISBN</w:t>
+        <w:t>使用個案描述</w:t>
       </w:r>
     </w:p>
     <w:tbl>
@@ -18548,8 +18695,8 @@
         <w:tblLook w:val="04A0" w:firstRow="1" w:lastRow="0" w:firstColumn="1" w:lastColumn="0" w:noHBand="0" w:noVBand="1"/>
       </w:tblPr>
       <w:tblGrid>
-        <w:gridCol w:w="3681"/>
-        <w:gridCol w:w="6513"/>
+        <w:gridCol w:w="1980"/>
+        <w:gridCol w:w="8214"/>
       </w:tblGrid>
       <w:tr>
         <w:tc>
@@ -18562,9 +18709,6 @@
           <w:p>
             <w:pPr>
               <w:jc w:val="both"/>
-              <w:rPr>
-                <w:rFonts w:hint="eastAsia"/>
-              </w:rPr>
             </w:pPr>
             <w:r>
               <w:rPr>
@@ -18574,24 +18718,6 @@
             </w:r>
             <w:r>
               <w:t>上架書籍</w:t>
-            </w:r>
-            <w:r>
-              <w:rPr>
-                <w:rFonts w:hint="eastAsia"/>
-              </w:rPr>
-              <w:t>-</w:t>
-            </w:r>
-            <w:r>
-              <w:rPr>
-                <w:rFonts w:hint="eastAsia"/>
-              </w:rPr>
-              <w:t>掃描</w:t>
-            </w:r>
-            <w:r>
-              <w:rPr>
-                <w:rFonts w:hint="eastAsia"/>
-              </w:rPr>
-              <w:t>ISBN</w:t>
             </w:r>
           </w:p>
         </w:tc>
@@ -18599,209 +18725,7 @@
       <w:tr>
         <w:tc>
           <w:tcPr>
-            <w:tcW w:w="3681" w:type="dxa"/>
-            <w:shd w:val="clear" w:color="auto" w:fill="DEE5E8" w:themeFill="text2" w:themeFillTint="33"/>
-            <w:vAlign w:val="center"/>
-          </w:tcPr>
-          <w:p>
-            <w:pPr>
-              <w:jc w:val="both"/>
-              <w:rPr>
-                <w:rFonts w:hint="eastAsia"/>
-              </w:rPr>
-            </w:pPr>
-            <w:r>
-              <w:t>主要參與者</w:t>
-            </w:r>
-          </w:p>
-        </w:tc>
-        <w:tc>
-          <w:tcPr>
-            <w:tcW w:w="6513" w:type="dxa"/>
-            <w:vAlign w:val="center"/>
-          </w:tcPr>
-          <w:p>
-            <w:pPr>
-              <w:jc w:val="both"/>
-              <w:rPr>
-                <w:rFonts w:hint="eastAsia"/>
-              </w:rPr>
-            </w:pPr>
-            <w:r>
-              <w:rPr>
-                <w:rFonts w:hint="eastAsia"/>
-              </w:rPr>
-              <w:t>使用者</w:t>
-            </w:r>
-            <w:r>
-              <w:rPr>
-                <w:rFonts w:hint="eastAsia"/>
-              </w:rPr>
-              <w:t>（買家）</w:t>
-            </w:r>
-          </w:p>
-        </w:tc>
-      </w:tr>
-      <w:tr>
-        <w:tc>
-          <w:tcPr>
-            <w:tcW w:w="3681" w:type="dxa"/>
-            <w:shd w:val="clear" w:color="auto" w:fill="DEE5E8" w:themeFill="text2" w:themeFillTint="33"/>
-            <w:vAlign w:val="center"/>
-          </w:tcPr>
-          <w:p>
-            <w:pPr>
-              <w:jc w:val="both"/>
-              <w:rPr>
-                <w:rFonts w:hint="eastAsia"/>
-              </w:rPr>
-            </w:pPr>
-            <w:r>
-              <w:t>前置條件</w:t>
-            </w:r>
-          </w:p>
-        </w:tc>
-        <w:tc>
-          <w:tcPr>
-            <w:tcW w:w="6513" w:type="dxa"/>
-            <w:vAlign w:val="center"/>
-          </w:tcPr>
-          <w:p>
-            <w:pPr>
-              <w:jc w:val="both"/>
-              <w:rPr>
-                <w:rFonts w:hint="eastAsia"/>
-              </w:rPr>
-            </w:pPr>
-            <w:r>
-              <w:t>使用者已完成登入，並進入「我要賣書」頁面。</w:t>
-            </w:r>
-          </w:p>
-        </w:tc>
-      </w:tr>
-      <w:tr>
-        <w:tc>
-          <w:tcPr>
-            <w:tcW w:w="3681" w:type="dxa"/>
-            <w:shd w:val="clear" w:color="auto" w:fill="DEE5E8" w:themeFill="text2" w:themeFillTint="33"/>
-            <w:vAlign w:val="center"/>
-          </w:tcPr>
-          <w:p>
-            <w:pPr>
-              <w:jc w:val="both"/>
-              <w:rPr>
-                <w:rFonts w:hint="eastAsia"/>
-              </w:rPr>
-            </w:pPr>
-            <w:r>
-              <w:rPr>
-                <w:rFonts w:hint="eastAsia"/>
-              </w:rPr>
-              <w:t>目標</w:t>
-            </w:r>
-          </w:p>
-        </w:tc>
-        <w:tc>
-          <w:tcPr>
-            <w:tcW w:w="6513" w:type="dxa"/>
-            <w:vAlign w:val="center"/>
-          </w:tcPr>
-          <w:p>
-            <w:pPr>
-              <w:jc w:val="both"/>
-              <w:rPr>
-                <w:rFonts w:hint="eastAsia"/>
-              </w:rPr>
-            </w:pPr>
-            <w:r>
-              <w:t>允許使用者將欲販售的書籍資訊登錄至系統中</w:t>
-            </w:r>
-            <w:r>
-              <w:rPr>
-                <w:rFonts w:hint="eastAsia"/>
-              </w:rPr>
-              <w:t>。</w:t>
-            </w:r>
-          </w:p>
-        </w:tc>
-      </w:tr>
-      <w:tr>
-        <w:tc>
-          <w:tcPr>
-            <w:tcW w:w="3681" w:type="dxa"/>
-            <w:shd w:val="clear" w:color="auto" w:fill="DEE5E8" w:themeFill="text2" w:themeFillTint="33"/>
-            <w:vAlign w:val="center"/>
-          </w:tcPr>
-          <w:p>
-            <w:pPr>
-              <w:jc w:val="both"/>
-              <w:rPr>
-                <w:rFonts w:hint="eastAsia"/>
-              </w:rPr>
-            </w:pPr>
-            <w:r>
-              <w:t>後置條件</w:t>
-            </w:r>
-          </w:p>
-        </w:tc>
-        <w:tc>
-          <w:tcPr>
-            <w:tcW w:w="6513" w:type="dxa"/>
-            <w:vAlign w:val="center"/>
-          </w:tcPr>
-          <w:p>
-            <w:pPr>
-              <w:jc w:val="both"/>
-              <w:rPr>
-                <w:rFonts w:hint="eastAsia"/>
-              </w:rPr>
-            </w:pPr>
-            <w:r>
-              <w:t>書籍資訊成功儲存，並出現在使用者的「</w:t>
-            </w:r>
-            <w:r>
-              <w:rPr>
-                <w:rFonts w:hint="eastAsia"/>
-              </w:rPr>
-              <w:t>管理書籍</w:t>
-            </w:r>
-            <w:r>
-              <w:t>」清單</w:t>
-            </w:r>
-            <w:r>
-              <w:rPr>
-                <w:rFonts w:hint="eastAsia"/>
-              </w:rPr>
-              <w:t>以及</w:t>
-            </w:r>
-            <w:r>
-              <w:t>「</w:t>
-            </w:r>
-            <w:r>
-              <w:rPr>
-                <w:rFonts w:hint="eastAsia"/>
-              </w:rPr>
-              <w:t>販售中</w:t>
-            </w:r>
-            <w:r>
-              <w:t>」</w:t>
-            </w:r>
-            <w:r>
-              <w:rPr>
-                <w:rFonts w:hint="eastAsia"/>
-              </w:rPr>
-              <w:t>清單</w:t>
-            </w:r>
-            <w:r>
-              <w:t>。</w:t>
-            </w:r>
-          </w:p>
-        </w:tc>
-      </w:tr>
-      <w:tr>
-        <w:tc>
-          <w:tcPr>
-            <w:tcW w:w="3681" w:type="dxa"/>
+            <w:tcW w:w="1980" w:type="dxa"/>
             <w:shd w:val="clear" w:color="auto" w:fill="DEE5E8" w:themeFill="text2" w:themeFillTint="33"/>
             <w:vAlign w:val="center"/>
           </w:tcPr>
@@ -18813,13 +18737,13 @@
               <w:rPr>
                 <w:rFonts w:hint="eastAsia"/>
               </w:rPr>
-              <w:t>例外流程</w:t>
+              <w:t>使用個案描述</w:t>
             </w:r>
           </w:p>
         </w:tc>
         <w:tc>
           <w:tcPr>
-            <w:tcW w:w="6513" w:type="dxa"/>
+            <w:tcW w:w="8214" w:type="dxa"/>
             <w:vAlign w:val="center"/>
           </w:tcPr>
           <w:p>
@@ -18827,13 +18751,19 @@
               <w:jc w:val="both"/>
             </w:pPr>
             <w:r>
-              <w:t>若</w:t>
+              <w:t>使用者可透過手動輸入或掃描</w:t>
             </w:r>
             <w:r>
               <w:t>ISBN</w:t>
             </w:r>
             <w:r>
-              <w:t>無法辨識或資料庫查無此書，系統提示使用者改用手動輸入</w:t>
+              <w:t>的方式，新增欲販售之書籍資訊並完成上架</w:t>
+            </w:r>
+            <w:r>
+              <w:rPr>
+                <w:rFonts w:hint="eastAsia"/>
+              </w:rPr>
+              <w:t>。</w:t>
             </w:r>
           </w:p>
         </w:tc>
@@ -18841,23 +18771,39 @@
       <w:tr>
         <w:tc>
           <w:tcPr>
-            <w:tcW w:w="10194" w:type="dxa"/>
-            <w:gridSpan w:val="2"/>
+            <w:tcW w:w="1980" w:type="dxa"/>
             <w:shd w:val="clear" w:color="auto" w:fill="DEE5E8" w:themeFill="text2" w:themeFillTint="33"/>
             <w:vAlign w:val="center"/>
           </w:tcPr>
           <w:p>
             <w:pPr>
               <w:jc w:val="both"/>
-              <w:rPr>
-                <w:rFonts w:hint="eastAsia"/>
-              </w:rPr>
             </w:pPr>
             <w:r>
-              <w:rPr>
-                <w:rFonts w:hint="eastAsia"/>
-              </w:rPr>
-              <w:t>事件路徑：</w:t>
+              <w:t>主要參與者</w:t>
+            </w:r>
+          </w:p>
+        </w:tc>
+        <w:tc>
+          <w:tcPr>
+            <w:tcW w:w="8214" w:type="dxa"/>
+            <w:vAlign w:val="center"/>
+          </w:tcPr>
+          <w:p>
+            <w:pPr>
+              <w:jc w:val="both"/>
+            </w:pPr>
+            <w:r>
+              <w:rPr>
+                <w:rFonts w:hint="eastAsia"/>
+              </w:rPr>
+              <w:t>使用者（賣</w:t>
+            </w:r>
+            <w:r>
+              <w:rPr>
+                <w:rFonts w:hint="eastAsia"/>
+              </w:rPr>
+              <w:t>家）</w:t>
             </w:r>
           </w:p>
         </w:tc>
@@ -18865,49 +18811,85 @@
       <w:tr>
         <w:tc>
           <w:tcPr>
-            <w:tcW w:w="3681" w:type="dxa"/>
-            <w:shd w:val="clear" w:color="auto" w:fill="BDCBD2" w:themeFill="text2" w:themeFillTint="66"/>
+            <w:tcW w:w="1980" w:type="dxa"/>
+            <w:shd w:val="clear" w:color="auto" w:fill="DEE5E8" w:themeFill="text2" w:themeFillTint="33"/>
             <w:vAlign w:val="center"/>
           </w:tcPr>
           <w:p>
             <w:pPr>
               <w:jc w:val="both"/>
-              <w:rPr>
-                <w:rFonts w:hint="eastAsia"/>
-              </w:rPr>
             </w:pPr>
             <w:r>
               <w:rPr>
                 <w:rFonts w:hint="eastAsia"/>
               </w:rPr>
-              <w:t xml:space="preserve">Actor </w:t>
-            </w:r>
-            <w:r>
-              <w:rPr>
-                <w:rFonts w:hint="eastAsia"/>
-              </w:rPr>
-              <w:t>動作</w:t>
+              <w:t>利害關係人目標</w:t>
             </w:r>
           </w:p>
         </w:tc>
         <w:tc>
           <w:tcPr>
-            <w:tcW w:w="6513" w:type="dxa"/>
-            <w:shd w:val="clear" w:color="auto" w:fill="BDCBD2" w:themeFill="text2" w:themeFillTint="66"/>
+            <w:tcW w:w="8214" w:type="dxa"/>
             <w:vAlign w:val="center"/>
           </w:tcPr>
           <w:p>
             <w:pPr>
               <w:jc w:val="both"/>
-              <w:rPr>
-                <w:rFonts w:hint="eastAsia"/>
-              </w:rPr>
             </w:pPr>
             <w:r>
               <w:rPr>
                 <w:rFonts w:hint="eastAsia"/>
               </w:rPr>
-              <w:t>系統回應</w:t>
+              <w:t>使用者（賣家）：</w:t>
+            </w:r>
+            <w:r>
+              <w:t>快速完成書籍資訊上架，並成功選定存書櫃位</w:t>
+            </w:r>
+            <w:r>
+              <w:rPr>
+                <w:rFonts w:hint="eastAsia"/>
+              </w:rPr>
+              <w:t>。</w:t>
+            </w:r>
+          </w:p>
+          <w:p>
+            <w:pPr>
+              <w:jc w:val="both"/>
+              <w:rPr>
+                <w:rFonts w:hint="eastAsia"/>
+              </w:rPr>
+            </w:pPr>
+            <w:r>
+              <w:rPr>
+                <w:rFonts w:hint="eastAsia"/>
+              </w:rPr>
+              <w:t>使用者</w:t>
+            </w:r>
+            <w:r>
+              <w:rPr>
+                <w:rFonts w:hint="eastAsia"/>
+              </w:rPr>
+              <w:t>（買家）</w:t>
+            </w:r>
+            <w:r>
+              <w:t>：</w:t>
+            </w:r>
+            <w:r>
+              <w:t>獲得準確、詳盡的書</w:t>
+            </w:r>
+            <w:proofErr w:type="gramStart"/>
+            <w:r>
+              <w:t>況</w:t>
+            </w:r>
+            <w:proofErr w:type="gramEnd"/>
+            <w:r>
+              <w:t>資訊作為購買參考</w:t>
+            </w:r>
+            <w:r>
+              <w:rPr>
+                <w:rFonts w:hint="eastAsia"/>
+              </w:rPr>
+              <w:t>。</w:t>
             </w:r>
           </w:p>
         </w:tc>
@@ -18915,7 +18897,59 @@
       <w:tr>
         <w:tc>
           <w:tcPr>
-            <w:tcW w:w="3681" w:type="dxa"/>
+            <w:tcW w:w="1980" w:type="dxa"/>
+            <w:shd w:val="clear" w:color="auto" w:fill="DEE5E8" w:themeFill="text2" w:themeFillTint="33"/>
+            <w:vAlign w:val="center"/>
+          </w:tcPr>
+          <w:p>
+            <w:pPr>
+              <w:jc w:val="both"/>
+            </w:pPr>
+            <w:r>
+              <w:t>前置條件</w:t>
+            </w:r>
+          </w:p>
+        </w:tc>
+        <w:tc>
+          <w:tcPr>
+            <w:tcW w:w="8214" w:type="dxa"/>
+            <w:vAlign w:val="center"/>
+          </w:tcPr>
+          <w:p>
+            <w:pPr>
+              <w:jc w:val="both"/>
+            </w:pPr>
+            <w:r>
+              <w:t>使用者已完成登入，並進入「我要賣書」頁面</w:t>
+            </w:r>
+            <w:r>
+              <w:rPr>
+                <w:rFonts w:hint="eastAsia"/>
+              </w:rPr>
+              <w:t>。</w:t>
+            </w:r>
+          </w:p>
+        </w:tc>
+      </w:tr>
+      <w:tr>
+        <w:tc>
+          <w:tcPr>
+            <w:tcW w:w="1980" w:type="dxa"/>
+            <w:shd w:val="clear" w:color="auto" w:fill="DEE5E8" w:themeFill="text2" w:themeFillTint="33"/>
+            <w:vAlign w:val="center"/>
+          </w:tcPr>
+          <w:p>
+            <w:pPr>
+              <w:jc w:val="both"/>
+            </w:pPr>
+            <w:r>
+              <w:t>後置條件</w:t>
+            </w:r>
+          </w:p>
+        </w:tc>
+        <w:tc>
+          <w:tcPr>
+            <w:tcW w:w="8214" w:type="dxa"/>
             <w:vAlign w:val="center"/>
           </w:tcPr>
           <w:p>
@@ -18923,21 +18957,120 @@
               <w:pStyle w:val="ab"/>
               <w:numPr>
                 <w:ilvl w:val="0"/>
-                <w:numId w:val="44"/>
+                <w:numId w:val="21"/>
               </w:numPr>
               <w:jc w:val="both"/>
-              <w:rPr>
-                <w:rFonts w:hint="eastAsia"/>
-              </w:rPr>
             </w:pPr>
             <w:r>
-              <w:t>點擊「上架書籍」按鈕</w:t>
+              <w:rPr>
+                <w:rFonts w:hint="eastAsia"/>
+              </w:rPr>
+              <w:t>書籍資訊成功建立</w:t>
+            </w:r>
+          </w:p>
+          <w:p>
+            <w:pPr>
+              <w:pStyle w:val="ab"/>
+              <w:numPr>
+                <w:ilvl w:val="0"/>
+                <w:numId w:val="21"/>
+              </w:numPr>
+              <w:jc w:val="both"/>
+            </w:pPr>
+            <w:r>
+              <w:rPr>
+                <w:rFonts w:hint="eastAsia"/>
+              </w:rPr>
+              <w:t>書籍狀態設為「</w:t>
+            </w:r>
+            <w:proofErr w:type="gramStart"/>
+            <w:r>
+              <w:rPr>
+                <w:rFonts w:hint="eastAsia"/>
+              </w:rPr>
+              <w:t>待存書</w:t>
+            </w:r>
+            <w:proofErr w:type="gramEnd"/>
+            <w:r>
+              <w:rPr>
+                <w:rFonts w:hint="eastAsia"/>
+              </w:rPr>
+              <w:t>」，訂單狀態設為</w:t>
+            </w:r>
+            <w:r>
+              <w:t>「販售中」</w:t>
+            </w:r>
+            <w:r>
+              <w:rPr>
+                <w:rFonts w:hint="eastAsia"/>
+              </w:rPr>
+              <w:t>。</w:t>
+            </w:r>
+          </w:p>
+          <w:p>
+            <w:pPr>
+              <w:pStyle w:val="ab"/>
+              <w:numPr>
+                <w:ilvl w:val="0"/>
+                <w:numId w:val="21"/>
+              </w:numPr>
+              <w:jc w:val="both"/>
+              <w:rPr>
+                <w:rFonts w:hint="eastAsia"/>
+              </w:rPr>
+            </w:pPr>
+            <w:r>
+              <w:t>該書籍同步顯示於</w:t>
+            </w:r>
+            <w:r>
+              <w:rPr>
+                <w:bCs/>
+              </w:rPr>
+              <w:t>首頁</w:t>
+            </w:r>
+            <w:r>
+              <w:t>、</w:t>
+            </w:r>
+            <w:r>
+              <w:rPr>
+                <w:bCs/>
+              </w:rPr>
+              <w:t>「書籍管理」頁面</w:t>
+            </w:r>
+            <w:r>
+              <w:t>以及「銷售紀錄」的「販售中」清單</w:t>
+            </w:r>
+            <w:r>
+              <w:rPr>
+                <w:rFonts w:hint="eastAsia"/>
+              </w:rPr>
+              <w:t>。</w:t>
+            </w:r>
+          </w:p>
+        </w:tc>
+      </w:tr>
+      <w:tr>
+        <w:tc>
+          <w:tcPr>
+            <w:tcW w:w="1980" w:type="dxa"/>
+            <w:shd w:val="clear" w:color="auto" w:fill="DEE5E8" w:themeFill="text2" w:themeFillTint="33"/>
+            <w:vAlign w:val="center"/>
+          </w:tcPr>
+          <w:p>
+            <w:pPr>
+              <w:jc w:val="both"/>
+            </w:pPr>
+            <w:r>
+              <w:rPr>
+                <w:rFonts w:hint="eastAsia"/>
+              </w:rPr>
+              <w:t>例外流程</w:t>
             </w:r>
           </w:p>
         </w:tc>
         <w:tc>
           <w:tcPr>
-            <w:tcW w:w="6513" w:type="dxa"/>
+            <w:tcW w:w="8214" w:type="dxa"/>
             <w:vAlign w:val="center"/>
           </w:tcPr>
           <w:p>
@@ -18945,547 +19078,156 @@
               <w:pStyle w:val="ab"/>
               <w:numPr>
                 <w:ilvl w:val="0"/>
-                <w:numId w:val="44"/>
+                <w:numId w:val="11"/>
               </w:numPr>
               <w:jc w:val="both"/>
-              <w:rPr>
-                <w:rFonts w:hint="eastAsia"/>
-              </w:rPr>
             </w:pPr>
-            <w:proofErr w:type="gramStart"/>
-            <w:r>
-              <w:rPr>
-                <w:rFonts w:hint="eastAsia"/>
-              </w:rPr>
-              <w:t>跳轉至</w:t>
-            </w:r>
-            <w:r>
-              <w:t>上</w:t>
-            </w:r>
-            <w:proofErr w:type="gramEnd"/>
-            <w:r>
-              <w:t>架書籍</w:t>
-            </w:r>
-            <w:r>
-              <w:rPr>
-                <w:rFonts w:hint="eastAsia"/>
-              </w:rPr>
-              <w:t>頁面</w:t>
+            <w:r>
+              <w:t>若</w:t>
+            </w:r>
+            <w:r>
+              <w:t>ISBN</w:t>
+            </w:r>
+            <w:r>
+              <w:t>無法辨識或資料庫查無此書，系統提示使用者改用手動輸入</w:t>
+            </w:r>
+            <w:r>
+              <w:rPr>
+                <w:rFonts w:hint="eastAsia"/>
+              </w:rPr>
+              <w:t>。</w:t>
             </w:r>
           </w:p>
-        </w:tc>
-      </w:tr>
-      <w:tr>
-        <w:tc>
-          <w:tcPr>
-            <w:tcW w:w="3681" w:type="dxa"/>
-            <w:vAlign w:val="center"/>
-          </w:tcPr>
           <w:p>
             <w:pPr>
               <w:pStyle w:val="ab"/>
               <w:numPr>
                 <w:ilvl w:val="0"/>
-                <w:numId w:val="44"/>
+                <w:numId w:val="11"/>
               </w:numPr>
               <w:jc w:val="both"/>
-              <w:rPr>
-                <w:rFonts w:hint="eastAsia"/>
-              </w:rPr>
             </w:pPr>
             <w:r>
-              <w:t>點擊「</w:t>
-            </w:r>
-            <w:r>
-              <w:rPr>
-                <w:rFonts w:hint="eastAsia"/>
-              </w:rPr>
-              <w:t>ISBN</w:t>
-            </w:r>
-            <w:r>
-              <w:t>」按鈕</w:t>
+              <w:t>書籍基本資料未填寫完整</w:t>
+            </w:r>
+            <w:r>
+              <w:rPr>
+                <w:rFonts w:hint="eastAsia"/>
+              </w:rPr>
+              <w:t>，</w:t>
+            </w:r>
+            <w:r>
+              <w:t>系統提示補填</w:t>
+            </w:r>
+            <w:r>
+              <w:rPr>
+                <w:rFonts w:hint="eastAsia"/>
+              </w:rPr>
+              <w:t>。</w:t>
             </w:r>
           </w:p>
-        </w:tc>
-        <w:tc>
-          <w:tcPr>
-            <w:tcW w:w="6513" w:type="dxa"/>
-            <w:vAlign w:val="center"/>
-          </w:tcPr>
           <w:p>
             <w:pPr>
               <w:pStyle w:val="ab"/>
               <w:numPr>
                 <w:ilvl w:val="0"/>
-                <w:numId w:val="44"/>
+                <w:numId w:val="11"/>
               </w:numPr>
               <w:jc w:val="both"/>
-              <w:rPr>
-                <w:rFonts w:hint="eastAsia"/>
-              </w:rPr>
             </w:pPr>
             <w:r>
-              <w:t>開啟鏡頭掃描書籍條碼</w:t>
+              <w:t>未選擇書籍分類</w:t>
+            </w:r>
+            <w:r>
+              <w:rPr>
+                <w:rFonts w:hint="eastAsia"/>
+              </w:rPr>
+              <w:t>，</w:t>
+            </w:r>
+            <w:r>
+              <w:t>系統提示補選</w:t>
+            </w:r>
+            <w:r>
+              <w:rPr>
+                <w:rFonts w:hint="eastAsia"/>
+              </w:rPr>
+              <w:t>。</w:t>
             </w:r>
           </w:p>
-        </w:tc>
-      </w:tr>
-      <w:tr>
-        <w:tc>
-          <w:tcPr>
-            <w:tcW w:w="3681" w:type="dxa"/>
-            <w:vAlign w:val="center"/>
-          </w:tcPr>
-          <w:p>
-            <w:pPr>
-              <w:jc w:val="both"/>
-              <w:rPr>
-                <w:rFonts w:hint="eastAsia"/>
-              </w:rPr>
-            </w:pPr>
-          </w:p>
-        </w:tc>
-        <w:tc>
-          <w:tcPr>
-            <w:tcW w:w="6513" w:type="dxa"/>
-            <w:vAlign w:val="center"/>
-          </w:tcPr>
           <w:p>
             <w:pPr>
               <w:pStyle w:val="ab"/>
               <w:numPr>
                 <w:ilvl w:val="0"/>
-                <w:numId w:val="44"/>
+                <w:numId w:val="11"/>
               </w:numPr>
               <w:jc w:val="both"/>
-              <w:rPr>
-                <w:rFonts w:hint="eastAsia"/>
-              </w:rPr>
             </w:pPr>
             <w:r>
-              <w:t>根據</w:t>
-            </w:r>
-            <w:r>
-              <w:t>ISBN</w:t>
-            </w:r>
-            <w:r>
-              <w:t>自動從資料庫撈取書名、作者、出版社</w:t>
-            </w:r>
-            <w:r>
-              <w:rPr>
-                <w:rFonts w:hint="eastAsia"/>
-              </w:rPr>
-              <w:t>、出版日期等</w:t>
-            </w:r>
-            <w:r>
-              <w:t>資訊並自動填入</w:t>
+              <w:t>上傳書籍照片未達規定數量（至少</w:t>
+            </w:r>
+            <w:r>
+              <w:t>3</w:t>
+            </w:r>
+            <w:r>
+              <w:t>張）系統提示補上傳</w:t>
+            </w:r>
+            <w:r>
+              <w:rPr>
+                <w:rFonts w:hint="eastAsia"/>
+              </w:rPr>
+              <w:t>。</w:t>
             </w:r>
           </w:p>
-        </w:tc>
-      </w:tr>
-      <w:tr>
-        <w:tc>
-          <w:tcPr>
-            <w:tcW w:w="3681" w:type="dxa"/>
-            <w:vAlign w:val="center"/>
-          </w:tcPr>
           <w:p>
             <w:pPr>
               <w:pStyle w:val="ab"/>
               <w:numPr>
                 <w:ilvl w:val="0"/>
-                <w:numId w:val="44"/>
+                <w:numId w:val="11"/>
               </w:numPr>
-              <w:jc w:val="both"/>
-              <w:rPr>
-                <w:rFonts w:hint="eastAsia"/>
-              </w:rPr>
             </w:pPr>
             <w:r>
               <w:rPr>
                 <w:rFonts w:hint="eastAsia"/>
               </w:rPr>
-              <w:t>選擇書籍分類</w:t>
+              <w:t>圖片上傳失敗系統提示重新上傳</w:t>
+            </w:r>
+            <w:r>
+              <w:rPr>
+                <w:rFonts w:hint="eastAsia"/>
+              </w:rPr>
+              <w:t>。</w:t>
             </w:r>
           </w:p>
-        </w:tc>
-        <w:tc>
-          <w:tcPr>
-            <w:tcW w:w="6513" w:type="dxa"/>
-            <w:vAlign w:val="center"/>
-          </w:tcPr>
-          <w:p>
-            <w:pPr>
-              <w:jc w:val="both"/>
-              <w:rPr>
-                <w:rFonts w:hint="eastAsia"/>
-              </w:rPr>
-            </w:pPr>
-          </w:p>
-        </w:tc>
-      </w:tr>
-      <w:tr>
-        <w:tc>
-          <w:tcPr>
-            <w:tcW w:w="3681" w:type="dxa"/>
-            <w:vAlign w:val="center"/>
-          </w:tcPr>
           <w:p>
             <w:pPr>
               <w:pStyle w:val="ab"/>
               <w:numPr>
                 <w:ilvl w:val="0"/>
-                <w:numId w:val="44"/>
+                <w:numId w:val="11"/>
               </w:numPr>
-              <w:jc w:val="both"/>
-              <w:rPr>
-                <w:rFonts w:hint="eastAsia"/>
-              </w:rPr>
             </w:pPr>
             <w:r>
               <w:rPr>
                 <w:rFonts w:hint="eastAsia"/>
               </w:rPr>
-              <w:t>點擊</w:t>
-            </w:r>
-            <w:r>
-              <w:t>「</w:t>
-            </w:r>
-            <w:r>
-              <w:rPr>
-                <w:rFonts w:hint="eastAsia"/>
-              </w:rPr>
-              <w:t>下一步</w:t>
-            </w:r>
-            <w:r>
-              <w:t>」</w:t>
-            </w:r>
-            <w:r>
-              <w:rPr>
-                <w:rFonts w:hint="eastAsia"/>
-              </w:rPr>
-              <w:t>按鈕</w:t>
-            </w:r>
-          </w:p>
-        </w:tc>
-        <w:tc>
-          <w:tcPr>
-            <w:tcW w:w="6513" w:type="dxa"/>
-            <w:vAlign w:val="center"/>
-          </w:tcPr>
-          <w:p>
-            <w:pPr>
-              <w:pStyle w:val="ab"/>
-              <w:numPr>
-                <w:ilvl w:val="0"/>
-                <w:numId w:val="44"/>
-              </w:numPr>
-              <w:jc w:val="both"/>
-              <w:rPr>
-                <w:rFonts w:hint="eastAsia"/>
-              </w:rPr>
-            </w:pPr>
-            <w:proofErr w:type="gramStart"/>
-            <w:r>
-              <w:rPr>
-                <w:rFonts w:hint="eastAsia"/>
-              </w:rPr>
-              <w:t>跳</w:t>
-            </w:r>
-            <w:r>
-              <w:rPr>
-                <w:rFonts w:hint="eastAsia"/>
-              </w:rPr>
-              <w:t>轉</w:t>
-            </w:r>
-            <w:r>
-              <w:rPr>
-                <w:rFonts w:hint="eastAsia"/>
-              </w:rPr>
-              <w:t>至</w:t>
-            </w:r>
-            <w:proofErr w:type="gramEnd"/>
-            <w:r>
-              <w:rPr>
-                <w:rFonts w:hint="eastAsia"/>
-              </w:rPr>
-              <w:t>下一</w:t>
-            </w:r>
-            <w:r>
-              <w:rPr>
-                <w:rFonts w:hint="eastAsia"/>
-              </w:rPr>
-              <w:t>個上架書籍</w:t>
-            </w:r>
-            <w:r>
-              <w:rPr>
-                <w:rFonts w:hint="eastAsia"/>
-              </w:rPr>
-              <w:t>頁面</w:t>
-            </w:r>
-          </w:p>
-        </w:tc>
-      </w:tr>
-      <w:tr>
-        <w:tc>
-          <w:tcPr>
-            <w:tcW w:w="3681" w:type="dxa"/>
-            <w:vAlign w:val="center"/>
-          </w:tcPr>
-          <w:p>
-            <w:pPr>
-              <w:pStyle w:val="ab"/>
-              <w:numPr>
-                <w:ilvl w:val="0"/>
-                <w:numId w:val="44"/>
-              </w:numPr>
-              <w:jc w:val="both"/>
-              <w:rPr>
-                <w:rFonts w:hint="eastAsia"/>
-              </w:rPr>
-            </w:pPr>
-            <w:r>
-              <w:t>拍攝並上傳書</w:t>
-            </w:r>
-            <w:proofErr w:type="gramStart"/>
-            <w:r>
-              <w:t>況</w:t>
-            </w:r>
-            <w:proofErr w:type="gramEnd"/>
-            <w:r>
-              <w:t>照片（至少</w:t>
-            </w:r>
-            <w:r>
-              <w:rPr>
-                <w:rFonts w:hint="eastAsia"/>
-              </w:rPr>
-              <w:t>3</w:t>
-            </w:r>
-            <w:r>
-              <w:t>張）</w:t>
-            </w:r>
-          </w:p>
-        </w:tc>
-        <w:tc>
-          <w:tcPr>
-            <w:tcW w:w="6513" w:type="dxa"/>
-            <w:vAlign w:val="center"/>
-          </w:tcPr>
-          <w:p>
-            <w:pPr>
-              <w:jc w:val="both"/>
-              <w:rPr>
-                <w:rFonts w:hint="eastAsia"/>
-              </w:rPr>
-            </w:pPr>
-          </w:p>
-        </w:tc>
-      </w:tr>
-      <w:tr>
-        <w:tc>
-          <w:tcPr>
-            <w:tcW w:w="3681" w:type="dxa"/>
-            <w:vAlign w:val="center"/>
-          </w:tcPr>
-          <w:p>
-            <w:pPr>
-              <w:pStyle w:val="ab"/>
-              <w:numPr>
-                <w:ilvl w:val="0"/>
-                <w:numId w:val="44"/>
-              </w:numPr>
-              <w:jc w:val="both"/>
-              <w:rPr>
-                <w:rFonts w:hint="eastAsia"/>
-              </w:rPr>
-            </w:pPr>
-            <w:r>
-              <w:rPr>
-                <w:rFonts w:hint="eastAsia"/>
-              </w:rPr>
-              <w:t>選擇書</w:t>
-            </w:r>
-            <w:proofErr w:type="gramStart"/>
-            <w:r>
-              <w:rPr>
-                <w:rFonts w:hint="eastAsia"/>
-              </w:rPr>
-              <w:t>況</w:t>
-            </w:r>
-            <w:proofErr w:type="gramEnd"/>
-          </w:p>
-        </w:tc>
-        <w:tc>
-          <w:tcPr>
-            <w:tcW w:w="6513" w:type="dxa"/>
-            <w:vAlign w:val="center"/>
-          </w:tcPr>
-          <w:p>
-            <w:pPr>
-              <w:jc w:val="both"/>
-              <w:rPr>
-                <w:rFonts w:hint="eastAsia"/>
-              </w:rPr>
-            </w:pPr>
-          </w:p>
-        </w:tc>
-      </w:tr>
-      <w:tr>
-        <w:tc>
-          <w:tcPr>
-            <w:tcW w:w="3681" w:type="dxa"/>
-            <w:vAlign w:val="center"/>
-          </w:tcPr>
-          <w:p>
-            <w:pPr>
-              <w:pStyle w:val="ab"/>
-              <w:numPr>
-                <w:ilvl w:val="0"/>
-                <w:numId w:val="44"/>
-              </w:numPr>
-              <w:jc w:val="both"/>
-              <w:rPr>
-                <w:rFonts w:hint="eastAsia"/>
-              </w:rPr>
-            </w:pPr>
-            <w:r>
-              <w:rPr>
-                <w:rFonts w:hint="eastAsia"/>
-              </w:rPr>
-              <w:t>填寫</w:t>
-            </w:r>
-            <w:r>
-              <w:t>販售代幣價格</w:t>
-            </w:r>
-          </w:p>
-        </w:tc>
-        <w:tc>
-          <w:tcPr>
-            <w:tcW w:w="6513" w:type="dxa"/>
-            <w:vAlign w:val="center"/>
-          </w:tcPr>
-          <w:p>
-            <w:pPr>
-              <w:jc w:val="both"/>
-              <w:rPr>
-                <w:rFonts w:hint="eastAsia"/>
-              </w:rPr>
-            </w:pPr>
-          </w:p>
-        </w:tc>
-      </w:tr>
-      <w:tr>
-        <w:tc>
-          <w:tcPr>
-            <w:tcW w:w="3681" w:type="dxa"/>
-            <w:vAlign w:val="center"/>
-          </w:tcPr>
-          <w:p>
-            <w:pPr>
-              <w:pStyle w:val="ab"/>
-              <w:numPr>
-                <w:ilvl w:val="0"/>
-                <w:numId w:val="44"/>
-              </w:numPr>
-              <w:jc w:val="both"/>
-              <w:rPr>
-                <w:rFonts w:hint="eastAsia"/>
-              </w:rPr>
-            </w:pPr>
-            <w:r>
-              <w:t>選擇存放書櫃地點</w:t>
-            </w:r>
-          </w:p>
-        </w:tc>
-        <w:tc>
-          <w:tcPr>
-            <w:tcW w:w="6513" w:type="dxa"/>
-            <w:vAlign w:val="center"/>
-          </w:tcPr>
-          <w:p>
-            <w:pPr>
-              <w:jc w:val="both"/>
-              <w:rPr>
-                <w:rFonts w:hint="eastAsia"/>
-              </w:rPr>
-            </w:pPr>
-          </w:p>
-        </w:tc>
-      </w:tr>
-      <w:tr>
-        <w:tc>
-          <w:tcPr>
-            <w:tcW w:w="3681" w:type="dxa"/>
-            <w:vAlign w:val="center"/>
-          </w:tcPr>
-          <w:p>
-            <w:pPr>
-              <w:pStyle w:val="ab"/>
-              <w:numPr>
-                <w:ilvl w:val="0"/>
-                <w:numId w:val="44"/>
-              </w:numPr>
-              <w:jc w:val="both"/>
-              <w:rPr>
-                <w:rFonts w:hint="eastAsia"/>
-              </w:rPr>
-            </w:pPr>
-            <w:r>
-              <w:t>確認資訊無誤後點擊「提交上架」</w:t>
-            </w:r>
-            <w:r>
-              <w:rPr>
-                <w:rFonts w:hint="eastAsia"/>
-              </w:rPr>
-              <w:t>按鈕</w:t>
-            </w:r>
-          </w:p>
-        </w:tc>
-        <w:tc>
-          <w:tcPr>
-            <w:tcW w:w="6513" w:type="dxa"/>
-            <w:vAlign w:val="center"/>
-          </w:tcPr>
-          <w:p>
-            <w:pPr>
-              <w:pStyle w:val="ab"/>
-              <w:numPr>
-                <w:ilvl w:val="0"/>
-                <w:numId w:val="44"/>
-              </w:numPr>
-              <w:jc w:val="both"/>
-              <w:rPr>
-                <w:rFonts w:hint="eastAsia"/>
-              </w:rPr>
-            </w:pPr>
-            <w:r>
-              <w:t>建立書籍紀錄，狀態設為「</w:t>
-            </w:r>
-            <w:proofErr w:type="gramStart"/>
-            <w:r>
-              <w:t>待存書</w:t>
-            </w:r>
-            <w:proofErr w:type="gramEnd"/>
-            <w:r>
-              <w:t>」</w:t>
+              <w:t>選擇</w:t>
+            </w:r>
+            <w:r>
+              <w:rPr>
+                <w:rFonts w:hint="eastAsia"/>
+              </w:rPr>
+              <w:t>存書位置時若目標書櫃無空位，系統提示「該書櫃已滿，請選擇其他位置」</w:t>
             </w:r>
           </w:p>
         </w:tc>
       </w:tr>
     </w:tbl>
-    <w:p>
-      <w:pPr>
-        <w:rPr>
-          <w:rFonts w:hint="eastAsia"/>
-        </w:rPr>
-      </w:pPr>
-    </w:p>
+    <w:p/>
     <w:p>
       <w:pPr>
         <w:pStyle w:val="afb"/>
-        <w:rPr>
-          <w:rFonts w:hint="eastAsia"/>
-        </w:rPr>
       </w:pPr>
       <w:r>
         <w:rPr>
@@ -19572,7 +19314,7 @@
         <w:rPr>
           <w:rFonts w:hint="eastAsia"/>
         </w:rPr>
-        <w:t>書籍上架</w:t>
+        <w:t>編輯書籍</w:t>
       </w:r>
       <w:r>
         <w:rPr>
@@ -19584,7 +19326,7 @@
         <w:rPr>
           <w:rFonts w:hint="eastAsia"/>
         </w:rPr>
-        <w:t>手動輸入</w:t>
+        <w:t>使用個案描述</w:t>
       </w:r>
     </w:p>
     <w:tbl>
@@ -19594,8 +19336,8 @@
         <w:tblLook w:val="04A0" w:firstRow="1" w:lastRow="0" w:firstColumn="1" w:lastColumn="0" w:noHBand="0" w:noVBand="1"/>
       </w:tblPr>
       <w:tblGrid>
-        <w:gridCol w:w="4815"/>
-        <w:gridCol w:w="5379"/>
+        <w:gridCol w:w="1980"/>
+        <w:gridCol w:w="8214"/>
       </w:tblGrid>
       <w:tr>
         <w:tc>
@@ -19608,30 +19350,15 @@
           <w:p>
             <w:pPr>
               <w:jc w:val="both"/>
-              <w:rPr>
-                <w:rFonts w:hint="eastAsia"/>
-              </w:rPr>
             </w:pPr>
             <w:r>
               <w:rPr>
                 <w:rFonts w:hint="eastAsia"/>
               </w:rPr>
-              <w:t>使用個案名稱：</w:t>
-            </w:r>
-            <w:r>
-              <w:t>上架書籍</w:t>
-            </w:r>
-            <w:r>
-              <w:rPr>
-                <w:rFonts w:hint="eastAsia"/>
-              </w:rPr>
-              <w:t>-</w:t>
-            </w:r>
-            <w:r>
-              <w:rPr>
-                <w:rFonts w:hint="eastAsia"/>
-              </w:rPr>
-              <w:t>手動輸入</w:t>
+              <w:t>使用個案名稱：編輯</w:t>
+            </w:r>
+            <w:r>
+              <w:t>書籍</w:t>
             </w:r>
           </w:p>
         </w:tc>
@@ -19639,39 +19366,71 @@
       <w:tr>
         <w:tc>
           <w:tcPr>
-            <w:tcW w:w="4815" w:type="dxa"/>
+            <w:tcW w:w="1980" w:type="dxa"/>
             <w:shd w:val="clear" w:color="auto" w:fill="DEE5E8" w:themeFill="text2" w:themeFillTint="33"/>
             <w:vAlign w:val="center"/>
           </w:tcPr>
           <w:p>
             <w:pPr>
               <w:jc w:val="both"/>
-              <w:rPr>
-                <w:rFonts w:hint="eastAsia"/>
-              </w:rPr>
             </w:pPr>
             <w:r>
-              <w:t>主要參與者</w:t>
+              <w:rPr>
+                <w:rFonts w:hint="eastAsia"/>
+              </w:rPr>
+              <w:t>使用個案描述</w:t>
             </w:r>
           </w:p>
         </w:tc>
         <w:tc>
           <w:tcPr>
-            <w:tcW w:w="5379" w:type="dxa"/>
+            <w:tcW w:w="8214" w:type="dxa"/>
             <w:vAlign w:val="center"/>
           </w:tcPr>
           <w:p>
             <w:pPr>
               <w:jc w:val="both"/>
-              <w:rPr>
-                <w:rFonts w:hint="eastAsia"/>
-              </w:rPr>
             </w:pPr>
             <w:r>
-              <w:rPr>
-                <w:rFonts w:hint="eastAsia"/>
-              </w:rPr>
-              <w:t>使用者（買家）</w:t>
+              <w:t>使用者於「書籍管理」</w:t>
+            </w:r>
+            <w:r>
+              <w:rPr>
+                <w:rFonts w:hint="eastAsia"/>
+              </w:rPr>
+              <w:t>頁面中</w:t>
+            </w:r>
+            <w:r>
+              <w:t>，可針對</w:t>
+            </w:r>
+            <w:r>
+              <w:rPr>
+                <w:bCs/>
+              </w:rPr>
+              <w:t>未</w:t>
+            </w:r>
+            <w:proofErr w:type="gramStart"/>
+            <w:r>
+              <w:rPr>
+                <w:bCs/>
+              </w:rPr>
+              <w:t>存書且未</w:t>
+            </w:r>
+            <w:proofErr w:type="gramEnd"/>
+            <w:r>
+              <w:rPr>
+                <w:bCs/>
+              </w:rPr>
+              <w:t>被下訂</w:t>
+            </w:r>
+            <w:r>
+              <w:t>的書籍進行資訊修改或更換預計存放書櫃</w:t>
+            </w:r>
+            <w:r>
+              <w:rPr>
+                <w:rFonts w:hint="eastAsia"/>
+              </w:rPr>
+              <w:t>。</w:t>
             </w:r>
           </w:p>
         </w:tc>
@@ -19679,36 +19438,33 @@
       <w:tr>
         <w:tc>
           <w:tcPr>
-            <w:tcW w:w="4815" w:type="dxa"/>
+            <w:tcW w:w="1980" w:type="dxa"/>
             <w:shd w:val="clear" w:color="auto" w:fill="DEE5E8" w:themeFill="text2" w:themeFillTint="33"/>
             <w:vAlign w:val="center"/>
           </w:tcPr>
           <w:p>
             <w:pPr>
               <w:jc w:val="both"/>
-              <w:rPr>
-                <w:rFonts w:hint="eastAsia"/>
-              </w:rPr>
             </w:pPr>
             <w:r>
-              <w:t>前置條件</w:t>
+              <w:t>主要參與者</w:t>
             </w:r>
           </w:p>
         </w:tc>
         <w:tc>
           <w:tcPr>
-            <w:tcW w:w="5379" w:type="dxa"/>
+            <w:tcW w:w="8214" w:type="dxa"/>
             <w:vAlign w:val="center"/>
           </w:tcPr>
           <w:p>
             <w:pPr>
               <w:jc w:val="both"/>
-              <w:rPr>
-                <w:rFonts w:hint="eastAsia"/>
-              </w:rPr>
             </w:pPr>
             <w:r>
-              <w:t>使用者已完成登入，並進入「我要賣書」頁面。</w:t>
+              <w:rPr>
+                <w:rFonts w:hint="eastAsia"/>
+              </w:rPr>
+              <w:t>使用者（賣家）</w:t>
             </w:r>
           </w:p>
         </w:tc>
@@ -19716,45 +19472,91 @@
       <w:tr>
         <w:tc>
           <w:tcPr>
-            <w:tcW w:w="4815" w:type="dxa"/>
+            <w:tcW w:w="1980" w:type="dxa"/>
             <w:shd w:val="clear" w:color="auto" w:fill="DEE5E8" w:themeFill="text2" w:themeFillTint="33"/>
             <w:vAlign w:val="center"/>
           </w:tcPr>
           <w:p>
             <w:pPr>
               <w:jc w:val="both"/>
-              <w:rPr>
-                <w:rFonts w:hint="eastAsia"/>
-              </w:rPr>
             </w:pPr>
             <w:r>
               <w:rPr>
                 <w:rFonts w:hint="eastAsia"/>
               </w:rPr>
-              <w:t>目標</w:t>
+              <w:t>利害關係人目標</w:t>
             </w:r>
           </w:p>
         </w:tc>
         <w:tc>
           <w:tcPr>
-            <w:tcW w:w="5379" w:type="dxa"/>
+            <w:tcW w:w="8214" w:type="dxa"/>
             <w:vAlign w:val="center"/>
           </w:tcPr>
           <w:p>
             <w:pPr>
               <w:jc w:val="both"/>
-              <w:rPr>
-                <w:rFonts w:hint="eastAsia"/>
-              </w:rPr>
             </w:pPr>
             <w:r>
-              <w:t>允許使用者將欲販售的書籍資訊登錄至系統中</w:t>
+              <w:rPr>
+                <w:rFonts w:hint="eastAsia"/>
+              </w:rPr>
+              <w:t>使用者（賣家）</w:t>
+            </w:r>
+            <w:r>
+              <w:rPr>
+                <w:rFonts w:hint="eastAsia"/>
+              </w:rPr>
+              <w:t>：修正錯誤資訊或因書櫃</w:t>
+            </w:r>
+            <w:proofErr w:type="gramStart"/>
+            <w:r>
+              <w:rPr>
+                <w:rFonts w:hint="eastAsia"/>
+              </w:rPr>
+              <w:t>全滿而更換</w:t>
+            </w:r>
+            <w:proofErr w:type="gramEnd"/>
+            <w:r>
+              <w:rPr>
+                <w:rFonts w:hint="eastAsia"/>
+              </w:rPr>
+              <w:t>存放地點。</w:t>
             </w:r>
             <w:r>
               <w:rPr>
                 <w:rFonts w:hint="eastAsia"/>
               </w:rPr>
               <w:t>。</w:t>
+            </w:r>
+          </w:p>
+          <w:p>
+            <w:pPr>
+              <w:jc w:val="both"/>
+            </w:pPr>
+            <w:r>
+              <w:rPr>
+                <w:rFonts w:hint="eastAsia"/>
+              </w:rPr>
+              <w:t>使用者</w:t>
+            </w:r>
+            <w:r>
+              <w:rPr>
+                <w:rFonts w:hint="eastAsia"/>
+              </w:rPr>
+              <w:t>（買</w:t>
+            </w:r>
+            <w:r>
+              <w:rPr>
+                <w:rFonts w:hint="eastAsia"/>
+              </w:rPr>
+              <w:t>家）</w:t>
+            </w:r>
+            <w:r>
+              <w:rPr>
+                <w:rFonts w:hint="eastAsia"/>
+              </w:rPr>
+              <w:t>：獲取最新且正確的書籍與存放狀態。</w:t>
             </w:r>
           </w:p>
         </w:tc>
@@ -19762,76 +19564,501 @@
       <w:tr>
         <w:tc>
           <w:tcPr>
-            <w:tcW w:w="4815" w:type="dxa"/>
+            <w:tcW w:w="1980" w:type="dxa"/>
             <w:shd w:val="clear" w:color="auto" w:fill="DEE5E8" w:themeFill="text2" w:themeFillTint="33"/>
             <w:vAlign w:val="center"/>
           </w:tcPr>
           <w:p>
             <w:pPr>
               <w:jc w:val="both"/>
-              <w:rPr>
-                <w:rFonts w:hint="eastAsia"/>
-              </w:rPr>
             </w:pPr>
             <w:r>
-              <w:t>後置條件</w:t>
+              <w:t>前置條件</w:t>
             </w:r>
           </w:p>
         </w:tc>
         <w:tc>
           <w:tcPr>
-            <w:tcW w:w="5379" w:type="dxa"/>
+            <w:tcW w:w="8214" w:type="dxa"/>
+            <w:vAlign w:val="center"/>
+          </w:tcPr>
+          <w:p>
+            <w:pPr>
+              <w:pStyle w:val="ab"/>
+              <w:numPr>
+                <w:ilvl w:val="0"/>
+                <w:numId w:val="12"/>
+              </w:numPr>
+              <w:jc w:val="both"/>
+            </w:pPr>
+            <w:r>
+              <w:t>使用者已完成登入，</w:t>
+            </w:r>
+            <w:r>
+              <w:rPr>
+                <w:rFonts w:hint="eastAsia"/>
+              </w:rPr>
+              <w:t>並進入</w:t>
+            </w:r>
+            <w:r>
+              <w:t>「</w:t>
+            </w:r>
+            <w:r>
+              <w:rPr>
+                <w:rFonts w:hint="eastAsia"/>
+              </w:rPr>
+              <w:t>書籍管理</w:t>
+            </w:r>
+            <w:r>
+              <w:t>」</w:t>
+            </w:r>
+            <w:r>
+              <w:rPr>
+                <w:rFonts w:hint="eastAsia"/>
+              </w:rPr>
+              <w:t>頁面</w:t>
+            </w:r>
+            <w:r>
+              <w:rPr>
+                <w:rFonts w:hint="eastAsia"/>
+              </w:rPr>
+              <w:t>。</w:t>
+            </w:r>
+          </w:p>
+          <w:p>
+            <w:pPr>
+              <w:pStyle w:val="ab"/>
+              <w:numPr>
+                <w:ilvl w:val="0"/>
+                <w:numId w:val="12"/>
+              </w:numPr>
+              <w:jc w:val="both"/>
+            </w:pPr>
+            <w:r>
+              <w:rPr>
+                <w:rFonts w:hint="eastAsia"/>
+              </w:rPr>
+              <w:t>該書籍狀態為「</w:t>
+            </w:r>
+            <w:proofErr w:type="gramStart"/>
+            <w:r>
+              <w:rPr>
+                <w:rFonts w:hint="eastAsia"/>
+              </w:rPr>
+              <w:t>待存書</w:t>
+            </w:r>
+            <w:proofErr w:type="gramEnd"/>
+            <w:r>
+              <w:rPr>
+                <w:rFonts w:hint="eastAsia"/>
+              </w:rPr>
+              <w:t>」，且</w:t>
+            </w:r>
+            <w:r>
+              <w:rPr>
+                <w:rFonts w:hint="eastAsia"/>
+              </w:rPr>
+              <w:t>訂單狀態為「販售中</w:t>
+            </w:r>
+            <w:r>
+              <w:rPr>
+                <w:rFonts w:hint="eastAsia"/>
+              </w:rPr>
+              <w:t>」</w:t>
+            </w:r>
+            <w:r>
+              <w:rPr>
+                <w:rFonts w:hint="eastAsia"/>
+              </w:rPr>
+              <w:t>。</w:t>
+            </w:r>
+          </w:p>
+        </w:tc>
+      </w:tr>
+      <w:tr>
+        <w:tc>
+          <w:tcPr>
+            <w:tcW w:w="1980" w:type="dxa"/>
+            <w:shd w:val="clear" w:color="auto" w:fill="DEE5E8" w:themeFill="text2" w:themeFillTint="33"/>
             <w:vAlign w:val="center"/>
           </w:tcPr>
           <w:p>
             <w:pPr>
               <w:jc w:val="both"/>
-              <w:rPr>
-                <w:rFonts w:hint="eastAsia"/>
-              </w:rPr>
             </w:pPr>
             <w:r>
-              <w:t>書籍資訊成功儲存，並出現在使用者的「</w:t>
-            </w:r>
-            <w:r>
-              <w:rPr>
-                <w:rFonts w:hint="eastAsia"/>
-              </w:rPr>
-              <w:t>管理書籍</w:t>
-            </w:r>
-            <w:r>
-              <w:t>」清單</w:t>
-            </w:r>
-            <w:r>
-              <w:rPr>
-                <w:rFonts w:hint="eastAsia"/>
-              </w:rPr>
-              <w:t>以及</w:t>
-            </w:r>
-            <w:r>
-              <w:t>「</w:t>
-            </w:r>
-            <w:r>
-              <w:rPr>
-                <w:rFonts w:hint="eastAsia"/>
-              </w:rPr>
-              <w:t>販售中</w:t>
-            </w:r>
-            <w:r>
-              <w:t>」</w:t>
-            </w:r>
-            <w:r>
-              <w:rPr>
-                <w:rFonts w:hint="eastAsia"/>
-              </w:rPr>
-              <w:t>清單</w:t>
-            </w:r>
-            <w:r>
+              <w:t>後置條件</w:t>
+            </w:r>
+          </w:p>
+        </w:tc>
+        <w:tc>
+          <w:tcPr>
+            <w:tcW w:w="8214" w:type="dxa"/>
+            <w:vAlign w:val="center"/>
+          </w:tcPr>
+          <w:p>
+            <w:pPr>
+              <w:pStyle w:val="ab"/>
+              <w:numPr>
+                <w:ilvl w:val="0"/>
+                <w:numId w:val="13"/>
+              </w:numPr>
+              <w:jc w:val="both"/>
+            </w:pPr>
+            <w:r>
+              <w:t>系統更新書籍資料庫</w:t>
+            </w:r>
+            <w:r>
+              <w:rPr>
+                <w:rFonts w:hint="eastAsia"/>
+              </w:rPr>
+              <w:t>。</w:t>
+            </w:r>
+          </w:p>
+          <w:p>
+            <w:pPr>
+              <w:pStyle w:val="ab"/>
+              <w:numPr>
+                <w:ilvl w:val="0"/>
+                <w:numId w:val="13"/>
+              </w:numPr>
+              <w:jc w:val="both"/>
+            </w:pPr>
+            <w:r>
+              <w:t>若更換書櫃，原書櫃預約</w:t>
+            </w:r>
+            <w:r>
+              <w:rPr>
+                <w:rFonts w:hint="eastAsia"/>
+              </w:rPr>
+              <w:t>數量</w:t>
+            </w:r>
+            <w:r>
+              <w:t>釋放，新書櫃預約</w:t>
+            </w:r>
+            <w:r>
+              <w:rPr>
+                <w:rFonts w:hint="eastAsia"/>
+              </w:rPr>
+              <w:t>數量</w:t>
+            </w:r>
+            <w:r>
+              <w:t>更新</w:t>
+            </w:r>
+            <w:r>
+              <w:rPr>
+                <w:rFonts w:hint="eastAsia"/>
+              </w:rPr>
               <w:t>。</w:t>
             </w:r>
           </w:p>
         </w:tc>
       </w:tr>
+      <w:tr>
+        <w:tc>
+          <w:tcPr>
+            <w:tcW w:w="1980" w:type="dxa"/>
+            <w:shd w:val="clear" w:color="auto" w:fill="DEE5E8" w:themeFill="text2" w:themeFillTint="33"/>
+            <w:vAlign w:val="center"/>
+          </w:tcPr>
+          <w:p>
+            <w:pPr>
+              <w:jc w:val="both"/>
+            </w:pPr>
+            <w:r>
+              <w:rPr>
+                <w:rFonts w:hint="eastAsia"/>
+              </w:rPr>
+              <w:t>例外流程</w:t>
+            </w:r>
+          </w:p>
+        </w:tc>
+        <w:tc>
+          <w:tcPr>
+            <w:tcW w:w="8214" w:type="dxa"/>
+            <w:vAlign w:val="center"/>
+          </w:tcPr>
+          <w:p>
+            <w:pPr>
+              <w:pStyle w:val="ab"/>
+              <w:numPr>
+                <w:ilvl w:val="0"/>
+                <w:numId w:val="14"/>
+              </w:numPr>
+              <w:jc w:val="both"/>
+              <w:rPr>
+                <w:rFonts w:hint="eastAsia"/>
+              </w:rPr>
+            </w:pPr>
+            <w:r>
+              <w:t>若書籍</w:t>
+            </w:r>
+            <w:r>
+              <w:rPr>
+                <w:rFonts w:hint="eastAsia"/>
+              </w:rPr>
+              <w:t>狀態不是</w:t>
+            </w:r>
+            <w:r>
+              <w:t>「</w:t>
+            </w:r>
+            <w:proofErr w:type="gramStart"/>
+            <w:r>
+              <w:rPr>
+                <w:rFonts w:hint="eastAsia"/>
+              </w:rPr>
+              <w:t>待存書</w:t>
+            </w:r>
+            <w:proofErr w:type="gramEnd"/>
+            <w:r>
+              <w:t>」</w:t>
+            </w:r>
+            <w:r>
+              <w:rPr>
+                <w:rFonts w:hint="eastAsia"/>
+              </w:rPr>
+              <w:t>或</w:t>
+            </w:r>
+            <w:r>
+              <w:rPr>
+                <w:rFonts w:hint="eastAsia"/>
+              </w:rPr>
+              <w:t>訂單狀態</w:t>
+            </w:r>
+            <w:r>
+              <w:rPr>
+                <w:rFonts w:hint="eastAsia"/>
+              </w:rPr>
+              <w:t>不</w:t>
+            </w:r>
+            <w:r>
+              <w:rPr>
+                <w:rFonts w:hint="eastAsia"/>
+              </w:rPr>
+              <w:t>為「販售中</w:t>
+            </w:r>
+            <w:r>
+              <w:rPr>
+                <w:rFonts w:hint="eastAsia"/>
+              </w:rPr>
+              <w:t>」</w:t>
+            </w:r>
+            <w:r>
+              <w:t>，清單中的</w:t>
+            </w:r>
+            <w:r>
+              <w:rPr>
+                <w:rFonts w:hint="eastAsia"/>
+              </w:rPr>
+              <w:t>「</w:t>
+            </w:r>
+            <w:r>
+              <w:t>編輯</w:t>
+            </w:r>
+            <w:r>
+              <w:rPr>
+                <w:rFonts w:hint="eastAsia"/>
+              </w:rPr>
+              <w:t>」</w:t>
+            </w:r>
+            <w:r>
+              <w:t>按鈕自動設為不可點擊狀態</w:t>
+            </w:r>
+            <w:r>
+              <w:rPr>
+                <w:rFonts w:hint="eastAsia"/>
+              </w:rPr>
+              <w:t>。</w:t>
+            </w:r>
+          </w:p>
+          <w:p>
+            <w:pPr>
+              <w:pStyle w:val="ab"/>
+              <w:numPr>
+                <w:ilvl w:val="0"/>
+                <w:numId w:val="14"/>
+              </w:numPr>
+              <w:jc w:val="both"/>
+            </w:pPr>
+            <w:r>
+              <w:rPr>
+                <w:rFonts w:hint="eastAsia"/>
+              </w:rPr>
+              <w:t>修改存書位置時若目標書櫃無空位，系統提示「該書櫃已滿，請選擇其他位置」</w:t>
+            </w:r>
+            <w:r>
+              <w:rPr>
+                <w:rFonts w:hint="eastAsia"/>
+              </w:rPr>
+              <w:t>。</w:t>
+            </w:r>
+          </w:p>
+          <w:p>
+            <w:pPr>
+              <w:pStyle w:val="ab"/>
+              <w:numPr>
+                <w:ilvl w:val="0"/>
+                <w:numId w:val="14"/>
+              </w:numPr>
+              <w:jc w:val="both"/>
+              <w:rPr>
+                <w:rFonts w:hint="eastAsia"/>
+              </w:rPr>
+            </w:pPr>
+            <w:r>
+              <w:t>修改時</w:t>
+            </w:r>
+            <w:proofErr w:type="gramStart"/>
+            <w:r>
+              <w:t>刪除必填資訊</w:t>
+            </w:r>
+            <w:proofErr w:type="gramEnd"/>
+            <w:r>
+              <w:t>，系統提示補填</w:t>
+            </w:r>
+            <w:r>
+              <w:rPr>
+                <w:rFonts w:hint="eastAsia"/>
+              </w:rPr>
+              <w:t>。</w:t>
+            </w:r>
+          </w:p>
+        </w:tc>
+      </w:tr>
+    </w:tbl>
+    <w:p/>
+    <w:p/>
+    <w:p/>
+    <w:p>
+      <w:pPr>
+        <w:rPr>
+          <w:rFonts w:hint="eastAsia"/>
+        </w:rPr>
+      </w:pPr>
+    </w:p>
+    <w:p>
+      <w:pPr>
+        <w:pStyle w:val="afb"/>
+        <w:rPr>
+          <w:rFonts w:hint="eastAsia"/>
+        </w:rPr>
+      </w:pPr>
+      <w:r>
+        <w:rPr>
+          <w:rFonts w:hint="eastAsia"/>
+        </w:rPr>
+        <w:t>表</w:t>
+      </w:r>
+      <w:r>
+        <w:rPr>
+          <w:rFonts w:hint="eastAsia"/>
+        </w:rPr>
+        <w:t xml:space="preserve"> </w:t>
+      </w:r>
+      <w:r>
+        <w:fldChar w:fldCharType="begin"/>
+      </w:r>
+      <w:r>
+        <w:instrText xml:space="preserve"> </w:instrText>
+      </w:r>
+      <w:r>
+        <w:rPr>
+          <w:rFonts w:hint="eastAsia"/>
+        </w:rPr>
+        <w:instrText>STYLEREF 2 \s</w:instrText>
+      </w:r>
+      <w:r>
+        <w:instrText xml:space="preserve"> </w:instrText>
+      </w:r>
+      <w:r>
+        <w:fldChar w:fldCharType="separate"/>
+      </w:r>
+      <w:r>
+        <w:rPr>
+          <w:noProof/>
+        </w:rPr>
+        <w:t>5-3</w:t>
+      </w:r>
+      <w:r>
+        <w:fldChar w:fldCharType="end"/>
+      </w:r>
+      <w:r>
+        <w:t>-</w:t>
+      </w:r>
+      <w:r>
+        <w:fldChar w:fldCharType="begin"/>
+      </w:r>
+      <w:r>
+        <w:instrText xml:space="preserve"> </w:instrText>
+      </w:r>
+      <w:r>
+        <w:rPr>
+          <w:rFonts w:hint="eastAsia"/>
+        </w:rPr>
+        <w:instrText xml:space="preserve">SEQ </w:instrText>
+      </w:r>
+      <w:r>
+        <w:rPr>
+          <w:rFonts w:hint="eastAsia"/>
+        </w:rPr>
+        <w:instrText>表</w:instrText>
+      </w:r>
+      <w:r>
+        <w:rPr>
+          <w:rFonts w:hint="eastAsia"/>
+        </w:rPr>
+        <w:instrText xml:space="preserve"> \* ARABIC \s 2</w:instrText>
+      </w:r>
+      <w:r>
+        <w:instrText xml:space="preserve"> </w:instrText>
+      </w:r>
+      <w:r>
+        <w:fldChar w:fldCharType="separate"/>
+      </w:r>
+      <w:r>
+        <w:rPr>
+          <w:noProof/>
+        </w:rPr>
+        <w:t>3</w:t>
+      </w:r>
+      <w:r>
+        <w:fldChar w:fldCharType="end"/>
+      </w:r>
+      <w:r>
+        <w:rPr>
+          <w:rFonts w:hint="eastAsia"/>
+        </w:rPr>
+        <w:t>取消販售</w:t>
+      </w:r>
+      <w:r>
+        <w:rPr>
+          <w:rFonts w:hint="eastAsia"/>
+        </w:rPr>
+        <w:t>書籍</w:t>
+      </w:r>
+      <w:r>
+        <w:rPr>
+          <w:rFonts w:hint="eastAsia"/>
+        </w:rPr>
+        <w:t>-</w:t>
+      </w:r>
+      <w:r>
+        <w:rPr>
+          <w:rFonts w:hint="eastAsia"/>
+        </w:rPr>
+        <w:t>使用個案描述</w:t>
+      </w:r>
+    </w:p>
+    <w:tbl>
+      <w:tblPr>
+        <w:tblStyle w:val="afa"/>
+        <w:tblW w:w="0" w:type="auto"/>
+        <w:tblLook w:val="04A0" w:firstRow="1" w:lastRow="0" w:firstColumn="1" w:lastColumn="0" w:noHBand="0" w:noVBand="1"/>
+      </w:tblPr>
+      <w:tblGrid>
+        <w:gridCol w:w="1980"/>
+        <w:gridCol w:w="8214"/>
+      </w:tblGrid>
       <w:tr>
         <w:tc>
           <w:tcPr>
@@ -19843,15 +20070,18 @@
           <w:p>
             <w:pPr>
               <w:jc w:val="both"/>
-              <w:rPr>
-                <w:rFonts w:hint="eastAsia"/>
-              </w:rPr>
             </w:pPr>
             <w:r>
               <w:rPr>
                 <w:rFonts w:hint="eastAsia"/>
               </w:rPr>
-              <w:t>事件路徑：</w:t>
+              <w:t>使用個案名稱：</w:t>
+            </w:r>
+            <w:r>
+              <w:rPr>
+                <w:rFonts w:hint="eastAsia"/>
+              </w:rPr>
+              <w:t>取消販售書籍</w:t>
             </w:r>
           </w:p>
         </w:tc>
@@ -19859,49 +20089,77 @@
       <w:tr>
         <w:tc>
           <w:tcPr>
-            <w:tcW w:w="4815" w:type="dxa"/>
-            <w:shd w:val="clear" w:color="auto" w:fill="BDCBD2" w:themeFill="text2" w:themeFillTint="66"/>
+            <w:tcW w:w="1980" w:type="dxa"/>
+            <w:shd w:val="clear" w:color="auto" w:fill="DEE5E8" w:themeFill="text2" w:themeFillTint="33"/>
             <w:vAlign w:val="center"/>
           </w:tcPr>
           <w:p>
             <w:pPr>
               <w:jc w:val="both"/>
-              <w:rPr>
-                <w:rFonts w:hint="eastAsia"/>
-              </w:rPr>
             </w:pPr>
             <w:r>
               <w:rPr>
                 <w:rFonts w:hint="eastAsia"/>
               </w:rPr>
-              <w:t xml:space="preserve">Actor </w:t>
-            </w:r>
-            <w:r>
-              <w:rPr>
-                <w:rFonts w:hint="eastAsia"/>
-              </w:rPr>
-              <w:t>動作</w:t>
+              <w:t>使用個案描述</w:t>
             </w:r>
           </w:p>
         </w:tc>
         <w:tc>
           <w:tcPr>
-            <w:tcW w:w="5379" w:type="dxa"/>
-            <w:shd w:val="clear" w:color="auto" w:fill="BDCBD2" w:themeFill="text2" w:themeFillTint="66"/>
+            <w:tcW w:w="8214" w:type="dxa"/>
             <w:vAlign w:val="center"/>
           </w:tcPr>
           <w:p>
             <w:pPr>
               <w:jc w:val="both"/>
-              <w:rPr>
-                <w:rFonts w:hint="eastAsia"/>
-              </w:rPr>
             </w:pPr>
             <w:r>
               <w:rPr>
                 <w:rFonts w:hint="eastAsia"/>
               </w:rPr>
-              <w:t>系統回應</w:t>
+              <w:t>使用者</w:t>
+            </w:r>
+            <w:r>
+              <w:rPr>
+                <w:rFonts w:hint="eastAsia"/>
+              </w:rPr>
+              <w:t>（</w:t>
+            </w:r>
+            <w:r>
+              <w:t>賣家</w:t>
+            </w:r>
+            <w:r>
+              <w:rPr>
+                <w:rFonts w:hint="eastAsia"/>
+              </w:rPr>
+              <w:t>）</w:t>
+            </w:r>
+            <w:r>
+              <w:rPr>
+                <w:rFonts w:hint="eastAsia"/>
+              </w:rPr>
+              <w:t>於「書籍管理清單」中，可將未</w:t>
+            </w:r>
+            <w:proofErr w:type="gramStart"/>
+            <w:r>
+              <w:rPr>
+                <w:rFonts w:hint="eastAsia"/>
+              </w:rPr>
+              <w:t>存書且未</w:t>
+            </w:r>
+            <w:proofErr w:type="gramEnd"/>
+            <w:r>
+              <w:rPr>
+                <w:rFonts w:hint="eastAsia"/>
+              </w:rPr>
+              <w:t>被下訂的書籍停止販售，使買家無法在商城中搜尋或購買</w:t>
+            </w:r>
+            <w:r>
+              <w:rPr>
+                <w:rFonts w:hint="eastAsia"/>
+              </w:rPr>
+              <w:t>。</w:t>
             </w:r>
           </w:p>
         </w:tc>
@@ -19909,7 +20167,140 @@
       <w:tr>
         <w:tc>
           <w:tcPr>
-            <w:tcW w:w="4815" w:type="dxa"/>
+            <w:tcW w:w="1980" w:type="dxa"/>
+            <w:shd w:val="clear" w:color="auto" w:fill="DEE5E8" w:themeFill="text2" w:themeFillTint="33"/>
+            <w:vAlign w:val="center"/>
+          </w:tcPr>
+          <w:p>
+            <w:pPr>
+              <w:jc w:val="both"/>
+            </w:pPr>
+            <w:r>
+              <w:t>主要參與者</w:t>
+            </w:r>
+          </w:p>
+        </w:tc>
+        <w:tc>
+          <w:tcPr>
+            <w:tcW w:w="8214" w:type="dxa"/>
+            <w:vAlign w:val="center"/>
+          </w:tcPr>
+          <w:p>
+            <w:pPr>
+              <w:jc w:val="both"/>
+            </w:pPr>
+            <w:r>
+              <w:rPr>
+                <w:rFonts w:hint="eastAsia"/>
+              </w:rPr>
+              <w:t>使用者（賣家）</w:t>
+            </w:r>
+          </w:p>
+        </w:tc>
+      </w:tr>
+      <w:tr>
+        <w:tc>
+          <w:tcPr>
+            <w:tcW w:w="1980" w:type="dxa"/>
+            <w:shd w:val="clear" w:color="auto" w:fill="DEE5E8" w:themeFill="text2" w:themeFillTint="33"/>
+            <w:vAlign w:val="center"/>
+          </w:tcPr>
+          <w:p>
+            <w:pPr>
+              <w:jc w:val="both"/>
+            </w:pPr>
+            <w:r>
+              <w:rPr>
+                <w:rFonts w:hint="eastAsia"/>
+              </w:rPr>
+              <w:t>利害關係人目標</w:t>
+            </w:r>
+          </w:p>
+        </w:tc>
+        <w:tc>
+          <w:tcPr>
+            <w:tcW w:w="8214" w:type="dxa"/>
+            <w:vAlign w:val="center"/>
+          </w:tcPr>
+          <w:p>
+            <w:pPr>
+              <w:jc w:val="both"/>
+            </w:pPr>
+            <w:r>
+              <w:rPr>
+                <w:rFonts w:hint="eastAsia"/>
+              </w:rPr>
+              <w:t>使用者（賣家）</w:t>
+            </w:r>
+            <w:r>
+              <w:rPr>
+                <w:rFonts w:hint="eastAsia"/>
+              </w:rPr>
+              <w:t>：</w:t>
+            </w:r>
+            <w:r>
+              <w:t>快速撤回不再販售的商品。</w:t>
+            </w:r>
+          </w:p>
+          <w:p>
+            <w:pPr>
+              <w:jc w:val="both"/>
+              <w:rPr>
+                <w:rFonts w:hint="eastAsia"/>
+              </w:rPr>
+            </w:pPr>
+            <w:r>
+              <w:rPr>
+                <w:rFonts w:hint="eastAsia"/>
+              </w:rPr>
+              <w:t>使用者</w:t>
+            </w:r>
+            <w:r>
+              <w:rPr>
+                <w:rFonts w:hint="eastAsia"/>
+              </w:rPr>
+              <w:t>（買</w:t>
+            </w:r>
+            <w:r>
+              <w:rPr>
+                <w:rFonts w:hint="eastAsia"/>
+              </w:rPr>
+              <w:t>家）</w:t>
+            </w:r>
+            <w:r>
+              <w:rPr>
+                <w:rFonts w:hint="eastAsia"/>
+              </w:rPr>
+              <w:t>：</w:t>
+            </w:r>
+            <w:r>
+              <w:rPr>
+                <w:rFonts w:hint="eastAsia"/>
+              </w:rPr>
+              <w:t>確保在商城中瀏覽到的書籍皆為可交易狀態，避免下訂已失效的商品。</w:t>
+            </w:r>
+          </w:p>
+        </w:tc>
+      </w:tr>
+      <w:tr>
+        <w:tc>
+          <w:tcPr>
+            <w:tcW w:w="1980" w:type="dxa"/>
+            <w:shd w:val="clear" w:color="auto" w:fill="DEE5E8" w:themeFill="text2" w:themeFillTint="33"/>
+            <w:vAlign w:val="center"/>
+          </w:tcPr>
+          <w:p>
+            <w:pPr>
+              <w:jc w:val="both"/>
+            </w:pPr>
+            <w:r>
+              <w:t>前置條件</w:t>
+            </w:r>
+          </w:p>
+        </w:tc>
+        <w:tc>
+          <w:tcPr>
+            <w:tcW w:w="8214" w:type="dxa"/>
             <w:vAlign w:val="center"/>
           </w:tcPr>
           <w:p>
@@ -19917,21 +20308,113 @@
               <w:pStyle w:val="ab"/>
               <w:numPr>
                 <w:ilvl w:val="0"/>
-                <w:numId w:val="43"/>
+                <w:numId w:val="15"/>
               </w:numPr>
               <w:jc w:val="both"/>
-              <w:rPr>
-                <w:rFonts w:hint="eastAsia"/>
-              </w:rPr>
             </w:pPr>
             <w:r>
-              <w:t>點擊「上架書籍」按鈕</w:t>
+              <w:t>使用者已完成登入，</w:t>
+            </w:r>
+            <w:r>
+              <w:rPr>
+                <w:rFonts w:hint="eastAsia"/>
+              </w:rPr>
+              <w:t>並進入</w:t>
+            </w:r>
+            <w:r>
+              <w:t>「</w:t>
+            </w:r>
+            <w:r>
+              <w:rPr>
+                <w:rFonts w:hint="eastAsia"/>
+              </w:rPr>
+              <w:t>書籍管理</w:t>
+            </w:r>
+            <w:r>
+              <w:t>」</w:t>
+            </w:r>
+            <w:r>
+              <w:rPr>
+                <w:rFonts w:hint="eastAsia"/>
+              </w:rPr>
+              <w:t>頁面</w:t>
+            </w:r>
+            <w:r>
+              <w:rPr>
+                <w:rFonts w:hint="eastAsia"/>
+              </w:rPr>
+              <w:t>。</w:t>
+            </w:r>
+          </w:p>
+          <w:p>
+            <w:pPr>
+              <w:pStyle w:val="ab"/>
+              <w:numPr>
+                <w:ilvl w:val="0"/>
+                <w:numId w:val="15"/>
+              </w:numPr>
+              <w:jc w:val="both"/>
+            </w:pPr>
+            <w:r>
+              <w:rPr>
+                <w:rFonts w:hint="eastAsia"/>
+              </w:rPr>
+              <w:t>該書籍狀態為「</w:t>
+            </w:r>
+            <w:proofErr w:type="gramStart"/>
+            <w:r>
+              <w:rPr>
+                <w:rFonts w:hint="eastAsia"/>
+              </w:rPr>
+              <w:t>待存書</w:t>
+            </w:r>
+            <w:proofErr w:type="gramEnd"/>
+            <w:r>
+              <w:rPr>
+                <w:rFonts w:hint="eastAsia"/>
+              </w:rPr>
+              <w:t>」，且</w:t>
+            </w:r>
+            <w:r>
+              <w:rPr>
+                <w:rFonts w:hint="eastAsia"/>
+              </w:rPr>
+              <w:t>訂單狀態為「販售中</w:t>
+            </w:r>
+            <w:r>
+              <w:rPr>
+                <w:rFonts w:hint="eastAsia"/>
+              </w:rPr>
+              <w:t>」</w:t>
+            </w:r>
+            <w:r>
+              <w:rPr>
+                <w:rFonts w:hint="eastAsia"/>
+              </w:rPr>
+              <w:t>。</w:t>
+            </w:r>
+          </w:p>
+        </w:tc>
+      </w:tr>
+      <w:tr>
+        <w:tc>
+          <w:tcPr>
+            <w:tcW w:w="1980" w:type="dxa"/>
+            <w:shd w:val="clear" w:color="auto" w:fill="DEE5E8" w:themeFill="text2" w:themeFillTint="33"/>
+            <w:vAlign w:val="center"/>
+          </w:tcPr>
+          <w:p>
+            <w:pPr>
+              <w:jc w:val="both"/>
+            </w:pPr>
+            <w:r>
+              <w:t>後置條件</w:t>
             </w:r>
           </w:p>
         </w:tc>
         <w:tc>
           <w:tcPr>
-            <w:tcW w:w="5379" w:type="dxa"/>
+            <w:tcW w:w="8214" w:type="dxa"/>
             <w:vAlign w:val="center"/>
           </w:tcPr>
           <w:p>
@@ -19939,32 +20422,49 @@
               <w:pStyle w:val="ab"/>
               <w:numPr>
                 <w:ilvl w:val="0"/>
-                <w:numId w:val="43"/>
+                <w:numId w:val="16"/>
               </w:numPr>
               <w:jc w:val="both"/>
-              <w:rPr>
-                <w:rFonts w:hint="eastAsia"/>
-              </w:rPr>
             </w:pPr>
-            <w:proofErr w:type="gramStart"/>
-            <w:r>
-              <w:rPr>
-                <w:rFonts w:hint="eastAsia"/>
-              </w:rPr>
-              <w:t>跳轉至</w:t>
-            </w:r>
-            <w:r>
-              <w:t>上</w:t>
-            </w:r>
-            <w:proofErr w:type="gramEnd"/>
-            <w:r>
-              <w:t>架書籍</w:t>
-            </w:r>
-            <w:r>
-              <w:rPr>
-                <w:rFonts w:hint="eastAsia"/>
-              </w:rPr>
-              <w:t>頁面</w:t>
+            <w:r>
+              <w:rPr>
+                <w:rFonts w:hint="eastAsia"/>
+              </w:rPr>
+              <w:t>訂單</w:t>
+            </w:r>
+            <w:r>
+              <w:t>狀態更新為「</w:t>
+            </w:r>
+            <w:r>
+              <w:t>取消訂單</w:t>
+            </w:r>
+            <w:r>
+              <w:t>」，買家無法搜尋該書籍</w:t>
+            </w:r>
+            <w:r>
+              <w:rPr>
+                <w:rFonts w:hint="eastAsia"/>
+              </w:rPr>
+              <w:t>。</w:t>
+            </w:r>
+          </w:p>
+          <w:p>
+            <w:pPr>
+              <w:pStyle w:val="ab"/>
+              <w:numPr>
+                <w:ilvl w:val="0"/>
+                <w:numId w:val="16"/>
+              </w:numPr>
+              <w:jc w:val="both"/>
+            </w:pPr>
+            <w:r>
+              <w:t>該書籍原先選定書櫃的預約配額成功釋放</w:t>
+            </w:r>
+            <w:r>
+              <w:rPr>
+                <w:rFonts w:hint="eastAsia"/>
+              </w:rPr>
+              <w:t>。</w:t>
             </w:r>
           </w:p>
         </w:tc>
@@ -19972,7 +20472,25 @@
       <w:tr>
         <w:tc>
           <w:tcPr>
-            <w:tcW w:w="4815" w:type="dxa"/>
+            <w:tcW w:w="1980" w:type="dxa"/>
+            <w:shd w:val="clear" w:color="auto" w:fill="DEE5E8" w:themeFill="text2" w:themeFillTint="33"/>
+            <w:vAlign w:val="center"/>
+          </w:tcPr>
+          <w:p>
+            <w:pPr>
+              <w:jc w:val="both"/>
+            </w:pPr>
+            <w:r>
+              <w:rPr>
+                <w:rFonts w:hint="eastAsia"/>
+              </w:rPr>
+              <w:t>例外流程</w:t>
+            </w:r>
+          </w:p>
+        </w:tc>
+        <w:tc>
+          <w:tcPr>
+            <w:tcW w:w="8214" w:type="dxa"/>
             <w:vAlign w:val="center"/>
           </w:tcPr>
           <w:p>
@@ -19980,7 +20498,7 @@
               <w:pStyle w:val="ab"/>
               <w:numPr>
                 <w:ilvl w:val="0"/>
-                <w:numId w:val="43"/>
+                <w:numId w:val="17"/>
               </w:numPr>
               <w:jc w:val="both"/>
               <w:rPr>
@@ -19988,44 +20506,459 @@
               </w:rPr>
             </w:pPr>
             <w:r>
-              <w:rPr>
-                <w:rFonts w:hint="eastAsia"/>
-              </w:rPr>
-              <w:t>填寫</w:t>
-            </w:r>
-            <w:r>
-              <w:t>書名、作者、出版社</w:t>
-            </w:r>
-            <w:r>
-              <w:rPr>
-                <w:rFonts w:hint="eastAsia"/>
-              </w:rPr>
-              <w:t>、出版日期等</w:t>
-            </w:r>
-            <w:r>
-              <w:t>資訊</w:t>
+              <w:t>若書籍</w:t>
+            </w:r>
+            <w:r>
+              <w:rPr>
+                <w:rFonts w:hint="eastAsia"/>
+              </w:rPr>
+              <w:t>狀態不是</w:t>
+            </w:r>
+            <w:r>
+              <w:t>「</w:t>
+            </w:r>
+            <w:proofErr w:type="gramStart"/>
+            <w:r>
+              <w:rPr>
+                <w:rFonts w:hint="eastAsia"/>
+              </w:rPr>
+              <w:t>待存書</w:t>
+            </w:r>
+            <w:proofErr w:type="gramEnd"/>
+            <w:r>
+              <w:t>」</w:t>
+            </w:r>
+            <w:r>
+              <w:rPr>
+                <w:rFonts w:hint="eastAsia"/>
+              </w:rPr>
+              <w:t>或訂單狀態不為「販售中</w:t>
+            </w:r>
+            <w:r>
+              <w:rPr>
+                <w:rFonts w:hint="eastAsia"/>
+              </w:rPr>
+              <w:t>」</w:t>
+            </w:r>
+            <w:r>
+              <w:t>，清單中的</w:t>
+            </w:r>
+            <w:r>
+              <w:rPr>
+                <w:rFonts w:hint="eastAsia"/>
+              </w:rPr>
+              <w:t>「</w:t>
+            </w:r>
+            <w:r>
+              <w:rPr>
+                <w:rFonts w:hint="eastAsia"/>
+              </w:rPr>
+              <w:t>取消販售</w:t>
+            </w:r>
+            <w:r>
+              <w:rPr>
+                <w:rFonts w:hint="eastAsia"/>
+              </w:rPr>
+              <w:t>」</w:t>
+            </w:r>
+            <w:r>
+              <w:t>按鈕自動設為不可點擊狀態</w:t>
+            </w:r>
+            <w:r>
+              <w:rPr>
+                <w:rFonts w:hint="eastAsia"/>
+              </w:rPr>
+              <w:t>。</w:t>
             </w:r>
           </w:p>
         </w:tc>
+      </w:tr>
+    </w:tbl>
+    <w:p/>
+    <w:p>
+      <w:pPr>
+        <w:pStyle w:val="afb"/>
+        <w:rPr>
+          <w:rFonts w:hint="eastAsia"/>
+        </w:rPr>
+      </w:pPr>
+      <w:r>
+        <w:rPr>
+          <w:rFonts w:hint="eastAsia"/>
+        </w:rPr>
+        <w:t>表</w:t>
+      </w:r>
+      <w:r>
+        <w:rPr>
+          <w:rFonts w:hint="eastAsia"/>
+        </w:rPr>
+        <w:t xml:space="preserve"> </w:t>
+      </w:r>
+      <w:r>
+        <w:fldChar w:fldCharType="begin"/>
+      </w:r>
+      <w:r>
+        <w:instrText xml:space="preserve"> </w:instrText>
+      </w:r>
+      <w:r>
+        <w:rPr>
+          <w:rFonts w:hint="eastAsia"/>
+        </w:rPr>
+        <w:instrText>STYLEREF 2 \s</w:instrText>
+      </w:r>
+      <w:r>
+        <w:instrText xml:space="preserve"> </w:instrText>
+      </w:r>
+      <w:r>
+        <w:fldChar w:fldCharType="separate"/>
+      </w:r>
+      <w:r>
+        <w:rPr>
+          <w:noProof/>
+        </w:rPr>
+        <w:t>5-3</w:t>
+      </w:r>
+      <w:r>
+        <w:fldChar w:fldCharType="end"/>
+      </w:r>
+      <w:r>
+        <w:t>-</w:t>
+      </w:r>
+      <w:r>
+        <w:fldChar w:fldCharType="begin"/>
+      </w:r>
+      <w:r>
+        <w:instrText xml:space="preserve"> </w:instrText>
+      </w:r>
+      <w:r>
+        <w:rPr>
+          <w:rFonts w:hint="eastAsia"/>
+        </w:rPr>
+        <w:instrText xml:space="preserve">SEQ </w:instrText>
+      </w:r>
+      <w:r>
+        <w:rPr>
+          <w:rFonts w:hint="eastAsia"/>
+        </w:rPr>
+        <w:instrText>表</w:instrText>
+      </w:r>
+      <w:r>
+        <w:rPr>
+          <w:rFonts w:hint="eastAsia"/>
+        </w:rPr>
+        <w:instrText xml:space="preserve"> \* ARABIC \s 2</w:instrText>
+      </w:r>
+      <w:r>
+        <w:instrText xml:space="preserve"> </w:instrText>
+      </w:r>
+      <w:r>
+        <w:fldChar w:fldCharType="separate"/>
+      </w:r>
+      <w:r>
+        <w:rPr>
+          <w:noProof/>
+        </w:rPr>
+        <w:t>4</w:t>
+      </w:r>
+      <w:r>
+        <w:fldChar w:fldCharType="end"/>
+      </w:r>
+      <w:r>
+        <w:t>實體書櫃存書</w:t>
+      </w:r>
+      <w:r>
+        <w:rPr>
+          <w:rFonts w:hint="eastAsia"/>
+        </w:rPr>
+        <w:t>-</w:t>
+      </w:r>
+      <w:r>
+        <w:rPr>
+          <w:rFonts w:hint="eastAsia"/>
+        </w:rPr>
+        <w:t>使用個案描述</w:t>
+      </w:r>
+    </w:p>
+    <w:tbl>
+      <w:tblPr>
+        <w:tblStyle w:val="afa"/>
+        <w:tblW w:w="0" w:type="auto"/>
+        <w:tblLook w:val="04A0" w:firstRow="1" w:lastRow="0" w:firstColumn="1" w:lastColumn="0" w:noHBand="0" w:noVBand="1"/>
+      </w:tblPr>
+      <w:tblGrid>
+        <w:gridCol w:w="1980"/>
+        <w:gridCol w:w="8214"/>
+      </w:tblGrid>
+      <w:tr>
         <w:tc>
           <w:tcPr>
-            <w:tcW w:w="5379" w:type="dxa"/>
+            <w:tcW w:w="10194" w:type="dxa"/>
+            <w:gridSpan w:val="2"/>
+            <w:shd w:val="clear" w:color="auto" w:fill="DEE5E8" w:themeFill="text2" w:themeFillTint="33"/>
             <w:vAlign w:val="center"/>
           </w:tcPr>
           <w:p>
             <w:pPr>
               <w:jc w:val="both"/>
-              <w:rPr>
-                <w:rFonts w:hint="eastAsia"/>
-              </w:rPr>
             </w:pPr>
+            <w:r>
+              <w:rPr>
+                <w:rFonts w:hint="eastAsia"/>
+              </w:rPr>
+              <w:t>使用個案名稱：</w:t>
+            </w:r>
+            <w:r>
+              <w:t>實體書櫃存書</w:t>
+            </w:r>
           </w:p>
         </w:tc>
       </w:tr>
       <w:tr>
         <w:tc>
           <w:tcPr>
-            <w:tcW w:w="4815" w:type="dxa"/>
+            <w:tcW w:w="1980" w:type="dxa"/>
+            <w:shd w:val="clear" w:color="auto" w:fill="DEE5E8" w:themeFill="text2" w:themeFillTint="33"/>
+            <w:vAlign w:val="center"/>
+          </w:tcPr>
+          <w:p>
+            <w:pPr>
+              <w:jc w:val="both"/>
+            </w:pPr>
+            <w:r>
+              <w:rPr>
+                <w:rFonts w:hint="eastAsia"/>
+              </w:rPr>
+              <w:t>使用個案描述</w:t>
+            </w:r>
+          </w:p>
+        </w:tc>
+        <w:tc>
+          <w:tcPr>
+            <w:tcW w:w="8214" w:type="dxa"/>
+            <w:vAlign w:val="center"/>
+          </w:tcPr>
+          <w:p>
+            <w:pPr>
+              <w:jc w:val="both"/>
+            </w:pPr>
+            <w:r>
+              <w:rPr>
+                <w:rFonts w:hint="eastAsia"/>
+              </w:rPr>
+              <w:t>使用者</w:t>
+            </w:r>
+            <w:r>
+              <w:rPr>
+                <w:rFonts w:hint="eastAsia"/>
+              </w:rPr>
+              <w:t>（</w:t>
+            </w:r>
+            <w:r>
+              <w:t>賣家</w:t>
+            </w:r>
+            <w:r>
+              <w:rPr>
+                <w:rFonts w:hint="eastAsia"/>
+              </w:rPr>
+              <w:t>）</w:t>
+            </w:r>
+            <w:r>
+              <w:rPr>
+                <w:rFonts w:hint="eastAsia"/>
+              </w:rPr>
+              <w:t>於</w:t>
+            </w:r>
+            <w:r>
+              <w:t>「銷售紀錄」的「販售中」清單</w:t>
+            </w:r>
+            <w:proofErr w:type="gramStart"/>
+            <w:r>
+              <w:t>點擊存書</w:t>
+            </w:r>
+            <w:proofErr w:type="gramEnd"/>
+            <w:r>
+              <w:t>，並於現場掃描機台</w:t>
+            </w:r>
+            <w:r>
+              <w:t>QR</w:t>
+            </w:r>
+            <w:r>
+              <w:rPr>
+                <w:rFonts w:hint="eastAsia"/>
+              </w:rPr>
+              <w:t xml:space="preserve"> </w:t>
+            </w:r>
+            <w:r>
+              <w:t>Code</w:t>
+            </w:r>
+            <w:r>
+              <w:t>驗證，開啟櫃門存放書籍。</w:t>
+            </w:r>
+          </w:p>
+        </w:tc>
+      </w:tr>
+      <w:tr>
+        <w:tc>
+          <w:tcPr>
+            <w:tcW w:w="1980" w:type="dxa"/>
+            <w:shd w:val="clear" w:color="auto" w:fill="DEE5E8" w:themeFill="text2" w:themeFillTint="33"/>
+            <w:vAlign w:val="center"/>
+          </w:tcPr>
+          <w:p>
+            <w:pPr>
+              <w:jc w:val="both"/>
+            </w:pPr>
+            <w:r>
+              <w:t>主要參與者</w:t>
+            </w:r>
+          </w:p>
+        </w:tc>
+        <w:tc>
+          <w:tcPr>
+            <w:tcW w:w="8214" w:type="dxa"/>
+            <w:vAlign w:val="center"/>
+          </w:tcPr>
+          <w:p>
+            <w:pPr>
+              <w:jc w:val="both"/>
+            </w:pPr>
+            <w:r>
+              <w:rPr>
+                <w:rFonts w:hint="eastAsia"/>
+              </w:rPr>
+              <w:t>使用者（賣家）</w:t>
+            </w:r>
+          </w:p>
+        </w:tc>
+      </w:tr>
+      <w:tr>
+        <w:tc>
+          <w:tcPr>
+            <w:tcW w:w="1980" w:type="dxa"/>
+            <w:shd w:val="clear" w:color="auto" w:fill="DEE5E8" w:themeFill="text2" w:themeFillTint="33"/>
+            <w:vAlign w:val="center"/>
+          </w:tcPr>
+          <w:p>
+            <w:pPr>
+              <w:jc w:val="both"/>
+            </w:pPr>
+            <w:r>
+              <w:rPr>
+                <w:rFonts w:hint="eastAsia"/>
+              </w:rPr>
+              <w:t>利害關係人目標</w:t>
+            </w:r>
+          </w:p>
+        </w:tc>
+        <w:tc>
+          <w:tcPr>
+            <w:tcW w:w="8214" w:type="dxa"/>
+            <w:vAlign w:val="center"/>
+          </w:tcPr>
+          <w:p>
+            <w:pPr>
+              <w:jc w:val="both"/>
+            </w:pPr>
+            <w:r>
+              <w:rPr>
+                <w:rFonts w:hint="eastAsia"/>
+              </w:rPr>
+              <w:t>使用者（賣家）</w:t>
+            </w:r>
+            <w:r>
+              <w:rPr>
+                <w:rFonts w:hint="eastAsia"/>
+              </w:rPr>
+              <w:t>：</w:t>
+            </w:r>
+            <w:r>
+              <w:t>將書籍移至實體書櫃存放，完成物理上的交貨準備。</w:t>
+            </w:r>
+          </w:p>
+          <w:p>
+            <w:pPr>
+              <w:jc w:val="both"/>
+            </w:pPr>
+            <w:r>
+              <w:rPr>
+                <w:rFonts w:hint="eastAsia"/>
+              </w:rPr>
+              <w:t>使用者</w:t>
+            </w:r>
+            <w:r>
+              <w:rPr>
+                <w:rFonts w:hint="eastAsia"/>
+              </w:rPr>
+              <w:t>（買</w:t>
+            </w:r>
+            <w:r>
+              <w:rPr>
+                <w:rFonts w:hint="eastAsia"/>
+              </w:rPr>
+              <w:t>家）</w:t>
+            </w:r>
+            <w:r>
+              <w:rPr>
+                <w:rFonts w:hint="eastAsia"/>
+              </w:rPr>
+              <w:t>：</w:t>
+            </w:r>
+            <w:r>
+              <w:t>若已下訂，可即時得知書籍已</w:t>
+            </w:r>
+            <w:proofErr w:type="gramStart"/>
+            <w:r>
+              <w:t>入櫃並</w:t>
+            </w:r>
+            <w:proofErr w:type="gramEnd"/>
+            <w:r>
+              <w:t>準備取書</w:t>
+            </w:r>
+            <w:r>
+              <w:rPr>
+                <w:rFonts w:hint="eastAsia"/>
+              </w:rPr>
+              <w:t>。</w:t>
+            </w:r>
+          </w:p>
+          <w:p>
+            <w:pPr>
+              <w:jc w:val="both"/>
+              <w:rPr>
+                <w:rFonts w:hint="eastAsia"/>
+              </w:rPr>
+            </w:pPr>
+            <w:r>
+              <w:rPr>
+                <w:bCs/>
+              </w:rPr>
+              <w:t>實體書櫃</w:t>
+            </w:r>
+            <w:r>
+              <w:t>：驗證使用者權限，執行開門指令並更新格位佔用狀態。</w:t>
+            </w:r>
+          </w:p>
+        </w:tc>
+      </w:tr>
+      <w:tr>
+        <w:tc>
+          <w:tcPr>
+            <w:tcW w:w="1980" w:type="dxa"/>
+            <w:shd w:val="clear" w:color="auto" w:fill="DEE5E8" w:themeFill="text2" w:themeFillTint="33"/>
+            <w:vAlign w:val="center"/>
+          </w:tcPr>
+          <w:p>
+            <w:pPr>
+              <w:jc w:val="both"/>
+            </w:pPr>
+            <w:r>
+              <w:t>前置條件</w:t>
+            </w:r>
+          </w:p>
+        </w:tc>
+        <w:tc>
+          <w:tcPr>
+            <w:tcW w:w="8214" w:type="dxa"/>
             <w:vAlign w:val="center"/>
           </w:tcPr>
           <w:p>
@@ -20033,40 +20966,96 @@
               <w:pStyle w:val="ab"/>
               <w:numPr>
                 <w:ilvl w:val="0"/>
-                <w:numId w:val="43"/>
+                <w:numId w:val="18"/>
               </w:numPr>
               <w:jc w:val="both"/>
-              <w:rPr>
-                <w:rFonts w:hint="eastAsia"/>
-              </w:rPr>
             </w:pPr>
             <w:r>
-              <w:rPr>
-                <w:rFonts w:hint="eastAsia"/>
-              </w:rPr>
-              <w:t>選擇書籍分類</w:t>
+              <w:t>使用者已登入，</w:t>
+            </w:r>
+            <w:r>
+              <w:t>並進入「銷售紀錄」的「販售中」清單。</w:t>
             </w:r>
           </w:p>
-        </w:tc>
-        <w:tc>
-          <w:tcPr>
-            <w:tcW w:w="5379" w:type="dxa"/>
-            <w:vAlign w:val="center"/>
-          </w:tcPr>
           <w:p>
             <w:pPr>
+              <w:pStyle w:val="ab"/>
+              <w:numPr>
+                <w:ilvl w:val="0"/>
+                <w:numId w:val="18"/>
+              </w:numPr>
               <w:jc w:val="both"/>
-              <w:rPr>
-                <w:rFonts w:hint="eastAsia"/>
-              </w:rPr>
             </w:pPr>
+            <w:r>
+              <w:t>書籍狀態為「</w:t>
+            </w:r>
+            <w:proofErr w:type="gramStart"/>
+            <w:r>
+              <w:t>待存書</w:t>
+            </w:r>
+            <w:proofErr w:type="gramEnd"/>
+            <w:r>
+              <w:t>」</w:t>
+            </w:r>
+            <w:r>
+              <w:rPr>
+                <w:rFonts w:hint="eastAsia"/>
+              </w:rPr>
+              <w:t>且</w:t>
+            </w:r>
+            <w:r>
+              <w:t>訂單狀態為「販售中」或「已付款」</w:t>
+            </w:r>
+            <w:r>
+              <w:rPr>
+                <w:rFonts w:hint="eastAsia"/>
+              </w:rPr>
+              <w:t>。</w:t>
+            </w:r>
+          </w:p>
+          <w:p>
+            <w:pPr>
+              <w:pStyle w:val="ab"/>
+              <w:numPr>
+                <w:ilvl w:val="0"/>
+                <w:numId w:val="18"/>
+              </w:numPr>
+              <w:jc w:val="both"/>
+              <w:rPr>
+                <w:rFonts w:hint="eastAsia"/>
+              </w:rPr>
+            </w:pPr>
+            <w:r>
+              <w:t>賣家已抵達該書籍預約之實體書櫃現場</w:t>
+            </w:r>
+            <w:r>
+              <w:rPr>
+                <w:rFonts w:hint="eastAsia"/>
+              </w:rPr>
+              <w:t>。</w:t>
+            </w:r>
           </w:p>
         </w:tc>
       </w:tr>
       <w:tr>
         <w:tc>
           <w:tcPr>
-            <w:tcW w:w="4815" w:type="dxa"/>
+            <w:tcW w:w="1980" w:type="dxa"/>
+            <w:shd w:val="clear" w:color="auto" w:fill="DEE5E8" w:themeFill="text2" w:themeFillTint="33"/>
+            <w:vAlign w:val="center"/>
+          </w:tcPr>
+          <w:p>
+            <w:pPr>
+              <w:jc w:val="both"/>
+            </w:pPr>
+            <w:r>
+              <w:t>後置條件</w:t>
+            </w:r>
+          </w:p>
+        </w:tc>
+        <w:tc>
+          <w:tcPr>
+            <w:tcW w:w="8214" w:type="dxa"/>
             <w:vAlign w:val="center"/>
           </w:tcPr>
           <w:p>
@@ -20074,42 +21063,98 @@
               <w:pStyle w:val="ab"/>
               <w:numPr>
                 <w:ilvl w:val="0"/>
-                <w:numId w:val="43"/>
+                <w:numId w:val="19"/>
               </w:numPr>
               <w:jc w:val="both"/>
-              <w:rPr>
-                <w:rFonts w:hint="eastAsia"/>
-              </w:rPr>
             </w:pPr>
             <w:r>
-              <w:rPr>
-                <w:rFonts w:hint="eastAsia"/>
-              </w:rPr>
-              <w:t>點擊</w:t>
-            </w:r>
-            <w:r>
-              <w:t>「</w:t>
-            </w:r>
-            <w:r>
-              <w:rPr>
-                <w:rFonts w:hint="eastAsia"/>
-              </w:rPr>
-              <w:t>下一步</w:t>
-            </w:r>
-            <w:r>
-              <w:t>」</w:t>
-            </w:r>
-            <w:r>
-              <w:rPr>
-                <w:rFonts w:hint="eastAsia"/>
-              </w:rPr>
-              <w:t>按鈕</w:t>
+              <w:t>櫃門成功開啟並關閉，完成</w:t>
+            </w:r>
+            <w:r>
+              <w:t>存書。</w:t>
+            </w:r>
+          </w:p>
+          <w:p>
+            <w:pPr>
+              <w:pStyle w:val="ab"/>
+              <w:numPr>
+                <w:ilvl w:val="0"/>
+                <w:numId w:val="19"/>
+              </w:numPr>
+              <w:jc w:val="both"/>
+            </w:pPr>
+            <w:r>
+              <w:t>書籍狀態變更為「已存書」</w:t>
+            </w:r>
+            <w:r>
+              <w:rPr>
+                <w:rFonts w:hint="eastAsia"/>
+              </w:rPr>
+              <w:t>。</w:t>
+            </w:r>
+          </w:p>
+          <w:p>
+            <w:pPr>
+              <w:pStyle w:val="ab"/>
+              <w:numPr>
+                <w:ilvl w:val="0"/>
+                <w:numId w:val="19"/>
+              </w:numPr>
+              <w:jc w:val="both"/>
+            </w:pPr>
+            <w:r>
+              <w:t>若訂單狀態為「已付款」，系統自動發送取書通知給買家，並啟動</w:t>
+            </w:r>
+            <w:r>
+              <w:t>7</w:t>
+            </w:r>
+            <w:r>
+              <w:t>天取書倒數。</w:t>
+            </w:r>
+          </w:p>
+          <w:p>
+            <w:pPr>
+              <w:pStyle w:val="ab"/>
+              <w:numPr>
+                <w:ilvl w:val="0"/>
+                <w:numId w:val="19"/>
+              </w:numPr>
+              <w:jc w:val="both"/>
+            </w:pPr>
+            <w:r>
+              <w:t>系統紀錄存書成功</w:t>
+            </w:r>
+            <w:r>
+              <w:t>Log</w:t>
+            </w:r>
+            <w:r>
+              <w:t>（含時間、機台編號）。</w:t>
+            </w:r>
+          </w:p>
+        </w:tc>
+      </w:tr>
+      <w:tr>
+        <w:tc>
+          <w:tcPr>
+            <w:tcW w:w="1980" w:type="dxa"/>
+            <w:shd w:val="clear" w:color="auto" w:fill="DEE5E8" w:themeFill="text2" w:themeFillTint="33"/>
+            <w:vAlign w:val="center"/>
+          </w:tcPr>
+          <w:p>
+            <w:pPr>
+              <w:jc w:val="both"/>
+            </w:pPr>
+            <w:r>
+              <w:rPr>
+                <w:rFonts w:hint="eastAsia"/>
+              </w:rPr>
+              <w:t>例外流程</w:t>
             </w:r>
           </w:p>
         </w:tc>
         <w:tc>
           <w:tcPr>
-            <w:tcW w:w="5379" w:type="dxa"/>
+            <w:tcW w:w="8214" w:type="dxa"/>
             <w:vAlign w:val="center"/>
           </w:tcPr>
           <w:p>
@@ -20117,146 +21162,78 @@
               <w:pStyle w:val="ab"/>
               <w:numPr>
                 <w:ilvl w:val="0"/>
-                <w:numId w:val="43"/>
+                <w:numId w:val="20"/>
               </w:numPr>
               <w:jc w:val="both"/>
             </w:pPr>
-            <w:proofErr w:type="gramStart"/>
-            <w:r>
-              <w:rPr>
-                <w:rFonts w:hint="eastAsia"/>
-              </w:rPr>
-              <w:t>跳轉至</w:t>
-            </w:r>
-            <w:proofErr w:type="gramEnd"/>
-            <w:r>
-              <w:rPr>
-                <w:rFonts w:hint="eastAsia"/>
-              </w:rPr>
-              <w:t>下一個上架書籍頁面</w:t>
+            <w:r>
+              <w:t>掃描之</w:t>
+            </w:r>
+            <w:r>
+              <w:t xml:space="preserve"> QR Code </w:t>
+            </w:r>
+            <w:r>
+              <w:t>與原選定書櫃不符，系統提示錯誤並拒絕開門。</w:t>
             </w:r>
           </w:p>
-        </w:tc>
-      </w:tr>
-      <w:tr>
-        <w:tc>
-          <w:tcPr>
-            <w:tcW w:w="4815" w:type="dxa"/>
-            <w:vAlign w:val="center"/>
-          </w:tcPr>
           <w:p>
             <w:pPr>
               <w:pStyle w:val="ab"/>
               <w:numPr>
                 <w:ilvl w:val="0"/>
-                <w:numId w:val="43"/>
+                <w:numId w:val="20"/>
               </w:numPr>
               <w:jc w:val="both"/>
-              <w:rPr>
-                <w:rFonts w:hint="eastAsia"/>
-              </w:rPr>
             </w:pPr>
-            <w:r>
-              <w:lastRenderedPageBreak/>
-              <w:t>拍攝並上傳書</w:t>
-            </w:r>
             <w:proofErr w:type="gramStart"/>
             <w:r>
-              <w:t>況</w:t>
+              <w:rPr>
+                <w:rFonts w:hint="eastAsia"/>
+              </w:rPr>
+              <w:t>掃碼者</w:t>
             </w:r>
             <w:proofErr w:type="gramEnd"/>
             <w:r>
-              <w:t>照片（至少</w:t>
-            </w:r>
-            <w:r>
-              <w:rPr>
-                <w:rFonts w:hint="eastAsia"/>
-              </w:rPr>
-              <w:t>3</w:t>
-            </w:r>
-            <w:r>
-              <w:t>張）</w:t>
+              <w:rPr>
+                <w:rFonts w:hint="eastAsia"/>
+              </w:rPr>
+              <w:t>非該書籍之合法擁有者（賣家），系統不予執行。</w:t>
             </w:r>
           </w:p>
-        </w:tc>
-        <w:tc>
-          <w:tcPr>
-            <w:tcW w:w="5379" w:type="dxa"/>
-            <w:vAlign w:val="center"/>
-          </w:tcPr>
-          <w:p>
-            <w:pPr>
-              <w:pStyle w:val="ab"/>
-              <w:ind w:left="425"/>
-              <w:jc w:val="both"/>
-              <w:rPr>
-                <w:rFonts w:hint="eastAsia"/>
-              </w:rPr>
-            </w:pPr>
-          </w:p>
-        </w:tc>
-      </w:tr>
-      <w:tr>
-        <w:tc>
-          <w:tcPr>
-            <w:tcW w:w="4815" w:type="dxa"/>
-            <w:vAlign w:val="center"/>
-          </w:tcPr>
           <w:p>
             <w:pPr>
               <w:pStyle w:val="ab"/>
               <w:numPr>
                 <w:ilvl w:val="0"/>
-                <w:numId w:val="43"/>
+                <w:numId w:val="20"/>
               </w:numPr>
               <w:jc w:val="both"/>
-              <w:rPr>
-                <w:rFonts w:hint="eastAsia"/>
-              </w:rPr>
             </w:pPr>
             <w:r>
-              <w:rPr>
-                <w:rFonts w:hint="eastAsia"/>
-              </w:rPr>
-              <w:t>選擇書</w:t>
-            </w:r>
-            <w:proofErr w:type="gramStart"/>
-            <w:r>
-              <w:rPr>
-                <w:rFonts w:hint="eastAsia"/>
-              </w:rPr>
-              <w:t>況</w:t>
-            </w:r>
-            <w:proofErr w:type="gramEnd"/>
+              <w:t>若書籍狀態已為「已存書」，「銷售紀錄」</w:t>
+            </w:r>
+            <w:r>
+              <w:rPr>
+                <w:rFonts w:hint="eastAsia"/>
+              </w:rPr>
+              <w:t>的</w:t>
+            </w:r>
+            <w:r>
+              <w:t>「販售中」清單中不顯示存書按鈕</w:t>
+            </w:r>
+            <w:r>
+              <w:rPr>
+                <w:rFonts w:hint="eastAsia"/>
+              </w:rPr>
+              <w:t>。</w:t>
+            </w:r>
           </w:p>
-        </w:tc>
-        <w:tc>
-          <w:tcPr>
-            <w:tcW w:w="5379" w:type="dxa"/>
-            <w:vAlign w:val="center"/>
-          </w:tcPr>
-          <w:p>
-            <w:pPr>
-              <w:jc w:val="both"/>
-              <w:rPr>
-                <w:rFonts w:hint="eastAsia"/>
-              </w:rPr>
-            </w:pPr>
-          </w:p>
-        </w:tc>
-      </w:tr>
-      <w:tr>
-        <w:tc>
-          <w:tcPr>
-            <w:tcW w:w="4815" w:type="dxa"/>
-            <w:vAlign w:val="center"/>
-          </w:tcPr>
           <w:p>
             <w:pPr>
               <w:pStyle w:val="ab"/>
               <w:numPr>
                 <w:ilvl w:val="0"/>
-                <w:numId w:val="43"/>
+                <w:numId w:val="20"/>
               </w:numPr>
               <w:jc w:val="both"/>
               <w:rPr>
@@ -20267,135 +21244,32 @@
               <w:rPr>
                 <w:rFonts w:hint="eastAsia"/>
               </w:rPr>
-              <w:t>填寫</w:t>
-            </w:r>
-            <w:r>
-              <w:t>販售代幣價格</w:t>
-            </w:r>
-          </w:p>
-        </w:tc>
-        <w:tc>
-          <w:tcPr>
-            <w:tcW w:w="5379" w:type="dxa"/>
-            <w:vAlign w:val="center"/>
-          </w:tcPr>
-          <w:p>
-            <w:pPr>
-              <w:jc w:val="both"/>
-              <w:rPr>
-                <w:rFonts w:hint="eastAsia"/>
-              </w:rPr>
-            </w:pPr>
-          </w:p>
-        </w:tc>
-      </w:tr>
-      <w:tr>
-        <w:tc>
-          <w:tcPr>
-            <w:tcW w:w="4815" w:type="dxa"/>
-            <w:vAlign w:val="center"/>
-          </w:tcPr>
-          <w:p>
-            <w:pPr>
-              <w:pStyle w:val="ab"/>
-              <w:numPr>
-                <w:ilvl w:val="0"/>
-                <w:numId w:val="43"/>
-              </w:numPr>
-              <w:jc w:val="both"/>
-            </w:pPr>
-            <w:r>
-              <w:t>選擇存放書櫃地點</w:t>
-            </w:r>
-          </w:p>
-        </w:tc>
-        <w:tc>
-          <w:tcPr>
-            <w:tcW w:w="5379" w:type="dxa"/>
-            <w:vAlign w:val="center"/>
-          </w:tcPr>
-          <w:p>
-            <w:pPr>
-              <w:jc w:val="both"/>
-              <w:rPr>
-                <w:rFonts w:hint="eastAsia"/>
-              </w:rPr>
-            </w:pPr>
-          </w:p>
-        </w:tc>
-      </w:tr>
-      <w:tr>
-        <w:tc>
-          <w:tcPr>
-            <w:tcW w:w="4815" w:type="dxa"/>
-            <w:vAlign w:val="center"/>
-          </w:tcPr>
-          <w:p>
-            <w:pPr>
-              <w:pStyle w:val="ab"/>
-              <w:numPr>
-                <w:ilvl w:val="0"/>
-                <w:numId w:val="43"/>
-              </w:numPr>
-              <w:jc w:val="both"/>
-            </w:pPr>
-            <w:r>
-              <w:t>確認資訊無誤後點擊「</w:t>
-            </w:r>
-            <w:r>
-              <w:rPr>
-                <w:rFonts w:hint="eastAsia"/>
-              </w:rPr>
-              <w:t>完成</w:t>
-            </w:r>
-            <w:r>
-              <w:t>上架」</w:t>
-            </w:r>
-            <w:r>
-              <w:rPr>
-                <w:rFonts w:hint="eastAsia"/>
-              </w:rPr>
-              <w:t>按鈕</w:t>
-            </w:r>
-          </w:p>
-        </w:tc>
-        <w:tc>
-          <w:tcPr>
-            <w:tcW w:w="5379" w:type="dxa"/>
-            <w:vAlign w:val="center"/>
-          </w:tcPr>
-          <w:p>
-            <w:pPr>
-              <w:pStyle w:val="ab"/>
-              <w:numPr>
-                <w:ilvl w:val="0"/>
-                <w:numId w:val="43"/>
-              </w:numPr>
-              <w:jc w:val="both"/>
-              <w:rPr>
-                <w:rFonts w:hint="eastAsia"/>
-              </w:rPr>
-            </w:pPr>
-            <w:r>
-              <w:t>建立書籍紀錄，狀態設為「</w:t>
-            </w:r>
-            <w:proofErr w:type="gramStart"/>
-            <w:r>
-              <w:t>待存書</w:t>
-            </w:r>
-            <w:proofErr w:type="gramEnd"/>
-            <w:r>
-              <w:t>」</w:t>
+              <w:t>若</w:t>
+            </w:r>
+            <w:r>
+              <w:t>系統發送指令後機台未回報開門成功，提示使用者重新掃描或聯繫客服</w:t>
+            </w:r>
+            <w:r>
+              <w:rPr>
+                <w:rFonts w:hint="eastAsia"/>
+              </w:rPr>
+              <w:t>。</w:t>
             </w:r>
           </w:p>
         </w:tc>
       </w:tr>
     </w:tbl>
-    <w:p/>
-    <w:p>
-      <w:pPr>
-        <w:rPr>
-          <w:rFonts w:hint="eastAsia"/>
+    <w:p>
+      <w:pPr>
+        <w:rPr>
+          <w:rFonts w:eastAsia="MS Mincho" w:hint="eastAsia"/>
+        </w:rPr>
+      </w:pPr>
+    </w:p>
+    <w:p>
+      <w:pPr>
+        <w:rPr>
+          <w:rFonts w:eastAsia="MS Mincho" w:hint="eastAsia"/>
         </w:rPr>
       </w:pPr>
     </w:p>
@@ -20403,14 +21277,14 @@
       <w:pPr>
         <w:pStyle w:val="2"/>
       </w:pPr>
-      <w:bookmarkStart w:id="40" w:name="_Toc226749687"/>
+      <w:bookmarkStart w:id="41" w:name="_Toc226749687"/>
       <w:r>
         <w:rPr>
           <w:rFonts w:hint="eastAsia"/>
         </w:rPr>
         <w:t>分析類別圖</w:t>
       </w:r>
-      <w:bookmarkEnd w:id="40"/>
+      <w:bookmarkEnd w:id="41"/>
     </w:p>
     <w:p>
       <w:pPr>
@@ -20429,7 +21303,7 @@
       <w:pPr>
         <w:pStyle w:val="1"/>
       </w:pPr>
-      <w:bookmarkStart w:id="41" w:name="_Toc226749688"/>
+      <w:bookmarkStart w:id="42" w:name="_Toc226749688"/>
       <w:r>
         <w:rPr>
           <w:rFonts w:hint="eastAsia"/>
@@ -20437,20 +21311,20 @@
         <w:lastRenderedPageBreak/>
         <w:t>設計模型</w:t>
       </w:r>
-      <w:bookmarkEnd w:id="41"/>
+      <w:bookmarkEnd w:id="42"/>
     </w:p>
     <w:p>
       <w:pPr>
         <w:pStyle w:val="2"/>
       </w:pPr>
-      <w:bookmarkStart w:id="42" w:name="_Toc226749689"/>
+      <w:bookmarkStart w:id="43" w:name="_Toc226749689"/>
       <w:r>
         <w:rPr>
           <w:rFonts w:hint="eastAsia"/>
         </w:rPr>
         <w:t>循序圖</w:t>
       </w:r>
-      <w:bookmarkEnd w:id="42"/>
+      <w:bookmarkEnd w:id="43"/>
     </w:p>
     <w:p>
       <w:pPr>
@@ -20469,14 +21343,14 @@
       <w:pPr>
         <w:pStyle w:val="2"/>
       </w:pPr>
-      <w:bookmarkStart w:id="43" w:name="_Toc226749690"/>
+      <w:bookmarkStart w:id="44" w:name="_Toc226749690"/>
       <w:r>
         <w:rPr>
           <w:rFonts w:hint="eastAsia"/>
         </w:rPr>
         <w:t>設計類別圖</w:t>
       </w:r>
-      <w:bookmarkEnd w:id="43"/>
+      <w:bookmarkEnd w:id="44"/>
     </w:p>
     <w:p>
       <w:pPr>
@@ -20495,7 +21369,7 @@
       <w:pPr>
         <w:pStyle w:val="1"/>
       </w:pPr>
-      <w:bookmarkStart w:id="44" w:name="_Toc226749691"/>
+      <w:bookmarkStart w:id="45" w:name="_Toc226749691"/>
       <w:r>
         <w:rPr>
           <w:rFonts w:hint="eastAsia"/>
@@ -20503,20 +21377,20 @@
         <w:lastRenderedPageBreak/>
         <w:t>實作模型</w:t>
       </w:r>
-      <w:bookmarkEnd w:id="44"/>
+      <w:bookmarkEnd w:id="45"/>
     </w:p>
     <w:p>
       <w:pPr>
         <w:pStyle w:val="2"/>
       </w:pPr>
-      <w:bookmarkStart w:id="45" w:name="_Toc226749692"/>
+      <w:bookmarkStart w:id="46" w:name="_Toc226749692"/>
       <w:r>
         <w:rPr>
           <w:rFonts w:hint="eastAsia"/>
         </w:rPr>
         <w:t>佈署圖</w:t>
       </w:r>
-      <w:bookmarkEnd w:id="45"/>
+      <w:bookmarkEnd w:id="46"/>
     </w:p>
     <w:p>
       <w:pPr>
@@ -20535,14 +21409,14 @@
       <w:pPr>
         <w:pStyle w:val="2"/>
       </w:pPr>
-      <w:bookmarkStart w:id="46" w:name="_Toc226749693"/>
+      <w:bookmarkStart w:id="47" w:name="_Toc226749693"/>
       <w:r>
         <w:rPr>
           <w:rFonts w:hint="eastAsia"/>
         </w:rPr>
         <w:t>套件圖</w:t>
       </w:r>
-      <w:bookmarkEnd w:id="46"/>
+      <w:bookmarkEnd w:id="47"/>
     </w:p>
     <w:p>
       <w:pPr>
@@ -20561,14 +21435,14 @@
       <w:pPr>
         <w:pStyle w:val="2"/>
       </w:pPr>
-      <w:bookmarkStart w:id="47" w:name="_Toc226749694"/>
+      <w:bookmarkStart w:id="48" w:name="_Toc226749694"/>
       <w:r>
         <w:rPr>
           <w:rFonts w:hint="eastAsia"/>
         </w:rPr>
         <w:t>元件圖</w:t>
       </w:r>
-      <w:bookmarkEnd w:id="47"/>
+      <w:bookmarkEnd w:id="48"/>
     </w:p>
     <w:p>
       <w:pPr>
@@ -20588,7 +21462,7 @@
         <w:pStyle w:val="2"/>
         <w:pageBreakBefore/>
       </w:pPr>
-      <w:bookmarkStart w:id="48" w:name="_Toc226749695"/>
+      <w:bookmarkStart w:id="49" w:name="_Toc226749695"/>
       <w:r>
         <w:rPr>
           <w:rFonts w:hint="eastAsia"/>
@@ -20596,7 +21470,7 @@
         <w:lastRenderedPageBreak/>
         <w:t>狀態機</w:t>
       </w:r>
-      <w:bookmarkEnd w:id="48"/>
+      <w:bookmarkEnd w:id="49"/>
     </w:p>
     <w:p>
       <w:pPr>
@@ -20610,6 +21484,7 @@
       <w:r>
         <w:rPr>
           <w:noProof/>
+          <w:lang w:bidi="ar-SA"/>
         </w:rPr>
         <w:drawing>
           <wp:inline distT="0" distB="0" distL="0" distR="0" wp14:anchorId="59D2D1C2" wp14:editId="59579AD0">
@@ -20661,7 +21536,7 @@
       <w:pPr>
         <w:pStyle w:val="afb"/>
       </w:pPr>
-      <w:bookmarkStart w:id="49" w:name="_Toc227104893"/>
+      <w:bookmarkStart w:id="50" w:name="_Toc227104893"/>
       <w:r>
         <w:rPr>
           <w:rFonts w:hint="eastAsia"/>
@@ -20761,7 +21636,7 @@
         </w:rPr>
         <w:t>狀態機</w:t>
       </w:r>
-      <w:bookmarkEnd w:id="49"/>
+      <w:bookmarkEnd w:id="50"/>
     </w:p>
     <w:p>
       <w:pPr>
@@ -20775,6 +21650,7 @@
       <w:r>
         <w:rPr>
           <w:noProof/>
+          <w:lang w:bidi="ar-SA"/>
         </w:rPr>
         <w:drawing>
           <wp:inline distT="0" distB="0" distL="0" distR="0" wp14:anchorId="627AE988" wp14:editId="50FC9C5C">
@@ -20826,7 +21702,7 @@
       <w:pPr>
         <w:pStyle w:val="afb"/>
       </w:pPr>
-      <w:bookmarkStart w:id="50" w:name="_Toc227104894"/>
+      <w:bookmarkStart w:id="51" w:name="_Toc227104894"/>
       <w:r>
         <w:rPr>
           <w:rFonts w:hint="eastAsia"/>
@@ -20920,13 +21796,13 @@
         </w:rPr>
         <w:t>訂單之狀態機</w:t>
       </w:r>
-      <w:bookmarkEnd w:id="50"/>
+      <w:bookmarkEnd w:id="51"/>
     </w:p>
     <w:p>
       <w:pPr>
         <w:pStyle w:val="1"/>
       </w:pPr>
-      <w:bookmarkStart w:id="51" w:name="_Toc226749696"/>
+      <w:bookmarkStart w:id="52" w:name="_Toc226749696"/>
       <w:r>
         <w:rPr>
           <w:rFonts w:hint="eastAsia"/>
@@ -20934,20 +21810,20 @@
         <w:lastRenderedPageBreak/>
         <w:t>資料庫設計</w:t>
       </w:r>
-      <w:bookmarkEnd w:id="51"/>
+      <w:bookmarkEnd w:id="52"/>
     </w:p>
     <w:p>
       <w:pPr>
         <w:pStyle w:val="2"/>
       </w:pPr>
-      <w:bookmarkStart w:id="52" w:name="_Toc226749697"/>
+      <w:bookmarkStart w:id="53" w:name="_Toc226749697"/>
       <w:r>
         <w:rPr>
           <w:rFonts w:hint="eastAsia"/>
         </w:rPr>
         <w:t>資料庫關聯表</w:t>
       </w:r>
-      <w:bookmarkEnd w:id="52"/>
+      <w:bookmarkEnd w:id="53"/>
     </w:p>
     <w:p>
       <w:pPr>
@@ -20969,7 +21845,7 @@
           <w:lang w:val="pt-PT"/>
         </w:rPr>
       </w:pPr>
-      <w:bookmarkStart w:id="53" w:name="_Toc226749698"/>
+      <w:bookmarkStart w:id="54" w:name="_Toc226749698"/>
       <w:r>
         <w:rPr>
           <w:rFonts w:hint="eastAsia"/>
@@ -20983,7 +21859,7 @@
         </w:rPr>
         <w:t>Meta data</w:t>
       </w:r>
-      <w:bookmarkEnd w:id="53"/>
+      <w:bookmarkEnd w:id="54"/>
     </w:p>
     <w:p>
       <w:pPr>
@@ -21002,7 +21878,7 @@
       <w:pPr>
         <w:pStyle w:val="1"/>
       </w:pPr>
-      <w:bookmarkStart w:id="54" w:name="_Toc226749699"/>
+      <w:bookmarkStart w:id="55" w:name="_Toc226749699"/>
       <w:r>
         <w:rPr>
           <w:rFonts w:hint="eastAsia"/>
@@ -21010,20 +21886,20 @@
         <w:lastRenderedPageBreak/>
         <w:t>程式</w:t>
       </w:r>
-      <w:bookmarkEnd w:id="54"/>
+      <w:bookmarkEnd w:id="55"/>
     </w:p>
     <w:p>
       <w:pPr>
         <w:pStyle w:val="2"/>
       </w:pPr>
-      <w:bookmarkStart w:id="55" w:name="_Toc226749700"/>
+      <w:bookmarkStart w:id="56" w:name="_Toc226749700"/>
       <w:r>
         <w:rPr>
           <w:rFonts w:hint="eastAsia"/>
         </w:rPr>
         <w:t>元件清單及其規格描述</w:t>
       </w:r>
-      <w:bookmarkEnd w:id="55"/>
+      <w:bookmarkEnd w:id="56"/>
     </w:p>
     <w:p>
       <w:pPr>
@@ -21042,14 +21918,14 @@
       <w:pPr>
         <w:pStyle w:val="2"/>
       </w:pPr>
-      <w:bookmarkStart w:id="56" w:name="_Toc226749701"/>
+      <w:bookmarkStart w:id="57" w:name="_Toc226749701"/>
       <w:r>
         <w:rPr>
           <w:rFonts w:hint="eastAsia"/>
         </w:rPr>
         <w:t>其他附屬之各種元件</w:t>
       </w:r>
-      <w:bookmarkEnd w:id="56"/>
+      <w:bookmarkEnd w:id="57"/>
     </w:p>
     <w:p>
       <w:pPr>
@@ -21068,7 +21944,7 @@
       <w:pPr>
         <w:pStyle w:val="1"/>
       </w:pPr>
-      <w:bookmarkStart w:id="57" w:name="_Toc226749702"/>
+      <w:bookmarkStart w:id="58" w:name="_Toc226749702"/>
       <w:r>
         <w:rPr>
           <w:rFonts w:hint="eastAsia"/>
@@ -21076,7 +21952,7 @@
         <w:lastRenderedPageBreak/>
         <w:t>測試模型</w:t>
       </w:r>
-      <w:bookmarkEnd w:id="57"/>
+      <w:bookmarkEnd w:id="58"/>
     </w:p>
     <w:p>
       <w:pPr>
@@ -21086,14 +21962,14 @@
           <w:tab w:val="left" w:pos="723"/>
         </w:tabs>
       </w:pPr>
-      <w:bookmarkStart w:id="58" w:name="_Toc226749703"/>
+      <w:bookmarkStart w:id="59" w:name="_Toc226749703"/>
       <w:r>
         <w:rPr>
           <w:rFonts w:hint="eastAsia"/>
         </w:rPr>
         <w:t>測試計畫</w:t>
       </w:r>
-      <w:bookmarkEnd w:id="58"/>
+      <w:bookmarkEnd w:id="59"/>
     </w:p>
     <w:p>
       <w:pPr>
@@ -21116,14 +21992,14 @@
           <w:tab w:val="left" w:pos="723"/>
         </w:tabs>
       </w:pPr>
-      <w:bookmarkStart w:id="59" w:name="_Toc226749704"/>
+      <w:bookmarkStart w:id="60" w:name="_Toc226749704"/>
       <w:r>
         <w:rPr>
           <w:rFonts w:hint="eastAsia"/>
         </w:rPr>
         <w:t>測試個案與測試結果資料</w:t>
       </w:r>
-      <w:bookmarkEnd w:id="59"/>
+      <w:bookmarkEnd w:id="60"/>
     </w:p>
     <w:p>
       <w:pPr>
@@ -21142,7 +22018,7 @@
       <w:pPr>
         <w:pStyle w:val="1"/>
       </w:pPr>
-      <w:bookmarkStart w:id="60" w:name="_Toc226749705"/>
+      <w:bookmarkStart w:id="61" w:name="_Toc226749705"/>
       <w:r>
         <w:rPr>
           <w:rFonts w:hint="eastAsia"/>
@@ -21150,7 +22026,7 @@
         <w:lastRenderedPageBreak/>
         <w:t>操作手冊</w:t>
       </w:r>
-      <w:bookmarkEnd w:id="60"/>
+      <w:bookmarkEnd w:id="61"/>
     </w:p>
     <w:p>
       <w:pPr>
@@ -21160,14 +22036,14 @@
           <w:tab w:val="left" w:pos="723"/>
         </w:tabs>
       </w:pPr>
-      <w:bookmarkStart w:id="61" w:name="_Toc226749706"/>
+      <w:bookmarkStart w:id="62" w:name="_Toc226749706"/>
       <w:r>
         <w:rPr>
           <w:rFonts w:hint="eastAsia"/>
         </w:rPr>
         <w:t>系統元件</w:t>
       </w:r>
-      <w:bookmarkEnd w:id="61"/>
+      <w:bookmarkEnd w:id="62"/>
     </w:p>
     <w:p>
       <w:pPr>
@@ -21190,14 +22066,14 @@
           <w:tab w:val="left" w:pos="723"/>
         </w:tabs>
       </w:pPr>
-      <w:bookmarkStart w:id="62" w:name="_Toc226749707"/>
+      <w:bookmarkStart w:id="63" w:name="_Toc226749707"/>
       <w:r>
         <w:rPr>
           <w:rFonts w:hint="eastAsia"/>
         </w:rPr>
         <w:t>系統下載及安裝</w:t>
       </w:r>
-      <w:bookmarkEnd w:id="62"/>
+      <w:bookmarkEnd w:id="63"/>
     </w:p>
     <w:p>
       <w:pPr>
@@ -21216,7 +22092,7 @@
       <w:pPr>
         <w:pStyle w:val="1"/>
       </w:pPr>
-      <w:bookmarkStart w:id="63" w:name="_Toc226749708"/>
+      <w:bookmarkStart w:id="64" w:name="_Toc226749708"/>
       <w:r>
         <w:rPr>
           <w:rFonts w:hint="eastAsia"/>
@@ -21224,7 +22100,7 @@
         <w:lastRenderedPageBreak/>
         <w:t>使用手冊</w:t>
       </w:r>
-      <w:bookmarkEnd w:id="63"/>
+      <w:bookmarkEnd w:id="64"/>
     </w:p>
     <w:p>
       <w:pPr>
@@ -21243,7 +22119,7 @@
       <w:pPr>
         <w:pStyle w:val="1"/>
       </w:pPr>
-      <w:bookmarkStart w:id="64" w:name="_Toc226749709"/>
+      <w:bookmarkStart w:id="65" w:name="_Toc226749709"/>
       <w:r>
         <w:rPr>
           <w:rFonts w:hint="eastAsia"/>
@@ -21251,7 +22127,7 @@
         <w:lastRenderedPageBreak/>
         <w:t>感想</w:t>
       </w:r>
-      <w:bookmarkEnd w:id="64"/>
+      <w:bookmarkEnd w:id="65"/>
     </w:p>
     <w:p>
       <w:pPr>
@@ -21270,7 +22146,7 @@
       <w:pPr>
         <w:pStyle w:val="1"/>
       </w:pPr>
-      <w:bookmarkStart w:id="65" w:name="_Toc226749710"/>
+      <w:bookmarkStart w:id="66" w:name="_Toc226749710"/>
       <w:r>
         <w:rPr>
           <w:rFonts w:hint="eastAsia"/>
@@ -21278,7 +22154,7 @@
         <w:lastRenderedPageBreak/>
         <w:t>參考資料</w:t>
       </w:r>
-      <w:bookmarkEnd w:id="65"/>
+      <w:bookmarkEnd w:id="66"/>
     </w:p>
     <w:p>
       <w:pPr>
@@ -21327,11 +22203,11 @@
       <w:pPr>
         <w:pStyle w:val="a"/>
       </w:pPr>
-      <w:bookmarkStart w:id="66" w:name="_Toc226749711"/>
+      <w:bookmarkStart w:id="67" w:name="_Toc226749711"/>
       <w:r>
         <w:t>會議紀錄</w:t>
       </w:r>
-      <w:bookmarkEnd w:id="66"/>
+      <w:bookmarkEnd w:id="67"/>
     </w:p>
     <w:p>
       <w:pPr>
@@ -21350,14 +22226,14 @@
       <w:pPr>
         <w:pStyle w:val="a"/>
       </w:pPr>
-      <w:bookmarkStart w:id="67" w:name="_Toc226749712"/>
+      <w:bookmarkStart w:id="68" w:name="_Toc226749712"/>
       <w:r>
         <w:rPr>
           <w:rFonts w:hint="eastAsia"/>
         </w:rPr>
         <w:t>問卷題目</w:t>
       </w:r>
-      <w:bookmarkEnd w:id="67"/>
+      <w:bookmarkEnd w:id="68"/>
     </w:p>
     <w:p>
       <w:pPr>
@@ -21376,14 +22252,14 @@
       <w:pPr>
         <w:pStyle w:val="a"/>
       </w:pPr>
-      <w:bookmarkStart w:id="68" w:name="_Toc226749713"/>
+      <w:bookmarkStart w:id="69" w:name="_Toc226749713"/>
       <w:r>
         <w:rPr>
           <w:rFonts w:hint="eastAsia"/>
         </w:rPr>
         <w:t>評審問題回覆</w:t>
       </w:r>
-      <w:bookmarkEnd w:id="68"/>
+      <w:bookmarkEnd w:id="69"/>
     </w:p>
     <w:p>
       <w:pPr>
@@ -21439,7 +22315,7 @@
 </file>
 
 <file path=word/endnotes.xml><?xml version="1.0" encoding="utf-8"?>
-<w:endnotes xmlns:wpc="http://schemas.microsoft.com/office/word/2010/wordprocessingCanvas" xmlns:cx="http://schemas.microsoft.com/office/drawing/2014/chartex" xmlns:cx1="http://schemas.microsoft.com/office/drawing/2015/9/8/chartex" xmlns:cx2="http://schemas.microsoft.com/office/drawing/2015/10/21/chartex" xmlns:cx3="http://schemas.microsoft.com/office/drawing/2016/5/9/chartex" xmlns:cx4="http://schemas.microsoft.com/office/drawing/2016/5/10/chartex" xmlns:cx5="http://schemas.microsoft.com/office/drawing/2016/5/11/chartex" xmlns:cx6="http://schemas.microsoft.com/office/drawing/2016/5/12/chartex" xmlns:cx7="http://schemas.microsoft.com/office/drawing/2016/5/13/chartex" xmlns:cx8="http://schemas.microsoft.com/office/drawing/2016/5/14/chartex" xmlns:mc="http://schemas.openxmlformats.org/markup-compatibility/2006" xmlns:aink="http://schemas.microsoft.com/office/drawing/2016/ink" xmlns:am3d="http://schemas.microsoft.com/office/drawing/2017/model3d" xmlns:o="urn:schemas-microsoft-com:office:office" xmlns:oel="http://schemas.microsoft.com/office/2019/extlst" xmlns:r="http://schemas.openxmlformats.org/officeDocument/2006/relationships" xmlns:m="http://schemas.openxmlformats.org/officeDocument/2006/math" xmlns:v="urn:schemas-microsoft-com:vml" xmlns:wp14="http://schemas.microsoft.com/office/word/2010/wordprocessingDrawing" xmlns:wp="http://schemas.openxmlformats.org/drawingml/2006/wordprocessingDrawing" xmlns:w10="urn:schemas-microsoft-com:office:word" xmlns:w="http://schemas.openxmlformats.org/wordprocessingml/2006/main" xmlns:w14="http://schemas.microsoft.com/office/word/2010/wordml" xmlns:w15="http://schemas.microsoft.com/office/word/2012/wordml" xmlns:w16cex="http://schemas.microsoft.com/office/word/2018/wordml/cex" xmlns:w16cid="http://schemas.microsoft.com/office/word/2016/wordml/cid" xmlns:w16="http://schemas.microsoft.com/office/word/2018/wordml" xmlns:w16sdtdh="http://schemas.microsoft.com/office/word/2020/wordml/sdtdatahash" xmlns:w16se="http://schemas.microsoft.com/office/word/2015/wordml/symex" xmlns:wpg="http://schemas.microsoft.com/office/word/2010/wordprocessingGroup" xmlns:wpi="http://schemas.microsoft.com/office/word/2010/wordprocessingInk" xmlns:wne="http://schemas.microsoft.com/office/word/2006/wordml" xmlns:wps="http://schemas.microsoft.com/office/word/2010/wordprocessingShape" mc:Ignorable="w14 w15 w16se w16cid w16 w16cex w16sdtdh wp14">
+<w:endnotes xmlns:wpc="http://schemas.microsoft.com/office/word/2010/wordprocessingCanvas" xmlns:cx="http://schemas.microsoft.com/office/drawing/2014/chartex" xmlns:mc="http://schemas.openxmlformats.org/markup-compatibility/2006" xmlns:o="urn:schemas-microsoft-com:office:office" xmlns:r="http://schemas.openxmlformats.org/officeDocument/2006/relationships" xmlns:m="http://schemas.openxmlformats.org/officeDocument/2006/math" xmlns:v="urn:schemas-microsoft-com:vml" xmlns:wp14="http://schemas.microsoft.com/office/word/2010/wordprocessingDrawing" xmlns:wp="http://schemas.openxmlformats.org/drawingml/2006/wordprocessingDrawing" xmlns:w10="urn:schemas-microsoft-com:office:word" xmlns:w="http://schemas.openxmlformats.org/wordprocessingml/2006/main" xmlns:w14="http://schemas.microsoft.com/office/word/2010/wordml" xmlns:w15="http://schemas.microsoft.com/office/word/2012/wordml" xmlns:w16se="http://schemas.microsoft.com/office/word/2015/wordml/symex" xmlns:wpg="http://schemas.microsoft.com/office/word/2010/wordprocessingGroup" xmlns:wpi="http://schemas.microsoft.com/office/word/2010/wordprocessingInk" xmlns:wne="http://schemas.microsoft.com/office/word/2006/wordml" xmlns:wps="http://schemas.microsoft.com/office/word/2010/wordprocessingShape" mc:Ignorable="w14 w15 w16se wp14">
   <w:endnote w:type="separator" w:id="-1">
     <w:p>
       <w:r>
@@ -21458,7 +22334,7 @@
 </file>
 
 <file path=word/footer1.xml><?xml version="1.0" encoding="utf-8"?>
-<w:ftr xmlns:wpc="http://schemas.microsoft.com/office/word/2010/wordprocessingCanvas" xmlns:cx="http://schemas.microsoft.com/office/drawing/2014/chartex" xmlns:cx1="http://schemas.microsoft.com/office/drawing/2015/9/8/chartex" xmlns:cx2="http://schemas.microsoft.com/office/drawing/2015/10/21/chartex" xmlns:cx3="http://schemas.microsoft.com/office/drawing/2016/5/9/chartex" xmlns:cx4="http://schemas.microsoft.com/office/drawing/2016/5/10/chartex" xmlns:cx5="http://schemas.microsoft.com/office/drawing/2016/5/11/chartex" xmlns:cx6="http://schemas.microsoft.com/office/drawing/2016/5/12/chartex" xmlns:cx7="http://schemas.microsoft.com/office/drawing/2016/5/13/chartex" xmlns:cx8="http://schemas.microsoft.com/office/drawing/2016/5/14/chartex" xmlns:mc="http://schemas.openxmlformats.org/markup-compatibility/2006" xmlns:aink="http://schemas.microsoft.com/office/drawing/2016/ink" xmlns:am3d="http://schemas.microsoft.com/office/drawing/2017/model3d" xmlns:o="urn:schemas-microsoft-com:office:office" xmlns:oel="http://schemas.microsoft.com/office/2019/extlst" xmlns:r="http://schemas.openxmlformats.org/officeDocument/2006/relationships" xmlns:m="http://schemas.openxmlformats.org/officeDocument/2006/math" xmlns:v="urn:schemas-microsoft-com:vml" xmlns:wp14="http://schemas.microsoft.com/office/word/2010/wordprocessingDrawing" xmlns:wp="http://schemas.openxmlformats.org/drawingml/2006/wordprocessingDrawing" xmlns:w10="urn:schemas-microsoft-com:office:word" xmlns:w="http://schemas.openxmlformats.org/wordprocessingml/2006/main" xmlns:w14="http://schemas.microsoft.com/office/word/2010/wordml" xmlns:w15="http://schemas.microsoft.com/office/word/2012/wordml" xmlns:w16cex="http://schemas.microsoft.com/office/word/2018/wordml/cex" xmlns:w16cid="http://schemas.microsoft.com/office/word/2016/wordml/cid" xmlns:w16="http://schemas.microsoft.com/office/word/2018/wordml" xmlns:w16sdtdh="http://schemas.microsoft.com/office/word/2020/wordml/sdtdatahash" xmlns:w16se="http://schemas.microsoft.com/office/word/2015/wordml/symex" xmlns:wpg="http://schemas.microsoft.com/office/word/2010/wordprocessingGroup" xmlns:wpi="http://schemas.microsoft.com/office/word/2010/wordprocessingInk" xmlns:wne="http://schemas.microsoft.com/office/word/2006/wordml" xmlns:wps="http://schemas.microsoft.com/office/word/2010/wordprocessingShape" mc:Ignorable="w14 w15 w16se w16cid w16 w16cex w16sdtdh wp14">
+<w:ftr xmlns:wpc="http://schemas.microsoft.com/office/word/2010/wordprocessingCanvas" xmlns:cx="http://schemas.microsoft.com/office/drawing/2014/chartex" xmlns:mc="http://schemas.openxmlformats.org/markup-compatibility/2006" xmlns:o="urn:schemas-microsoft-com:office:office" xmlns:r="http://schemas.openxmlformats.org/officeDocument/2006/relationships" xmlns:m="http://schemas.openxmlformats.org/officeDocument/2006/math" xmlns:v="urn:schemas-microsoft-com:vml" xmlns:wp14="http://schemas.microsoft.com/office/word/2010/wordprocessingDrawing" xmlns:wp="http://schemas.openxmlformats.org/drawingml/2006/wordprocessingDrawing" xmlns:w10="urn:schemas-microsoft-com:office:word" xmlns:w="http://schemas.openxmlformats.org/wordprocessingml/2006/main" xmlns:w14="http://schemas.microsoft.com/office/word/2010/wordml" xmlns:w15="http://schemas.microsoft.com/office/word/2012/wordml" xmlns:w16se="http://schemas.microsoft.com/office/word/2015/wordml/symex" xmlns:wpg="http://schemas.microsoft.com/office/word/2010/wordprocessingGroup" xmlns:wpi="http://schemas.microsoft.com/office/word/2010/wordprocessingInk" xmlns:wne="http://schemas.microsoft.com/office/word/2006/wordml" xmlns:wps="http://schemas.microsoft.com/office/word/2010/wordprocessingShape" mc:Ignorable="w14 w15 w16se wp14">
   <w:p>
     <w:pPr>
       <w:pStyle w:val="af2"/>
@@ -21469,7 +22345,7 @@
 </file>
 
 <file path=word/footer2.xml><?xml version="1.0" encoding="utf-8"?>
-<w:ftr xmlns:wpc="http://schemas.microsoft.com/office/word/2010/wordprocessingCanvas" xmlns:cx="http://schemas.microsoft.com/office/drawing/2014/chartex" xmlns:cx1="http://schemas.microsoft.com/office/drawing/2015/9/8/chartex" xmlns:cx2="http://schemas.microsoft.com/office/drawing/2015/10/21/chartex" xmlns:cx3="http://schemas.microsoft.com/office/drawing/2016/5/9/chartex" xmlns:cx4="http://schemas.microsoft.com/office/drawing/2016/5/10/chartex" xmlns:cx5="http://schemas.microsoft.com/office/drawing/2016/5/11/chartex" xmlns:cx6="http://schemas.microsoft.com/office/drawing/2016/5/12/chartex" xmlns:cx7="http://schemas.microsoft.com/office/drawing/2016/5/13/chartex" xmlns:cx8="http://schemas.microsoft.com/office/drawing/2016/5/14/chartex" xmlns:mc="http://schemas.openxmlformats.org/markup-compatibility/2006" xmlns:aink="http://schemas.microsoft.com/office/drawing/2016/ink" xmlns:am3d="http://schemas.microsoft.com/office/drawing/2017/model3d" xmlns:o="urn:schemas-microsoft-com:office:office" xmlns:oel="http://schemas.microsoft.com/office/2019/extlst" xmlns:r="http://schemas.openxmlformats.org/officeDocument/2006/relationships" xmlns:m="http://schemas.openxmlformats.org/officeDocument/2006/math" xmlns:v="urn:schemas-microsoft-com:vml" xmlns:wp14="http://schemas.microsoft.com/office/word/2010/wordprocessingDrawing" xmlns:wp="http://schemas.openxmlformats.org/drawingml/2006/wordprocessingDrawing" xmlns:w10="urn:schemas-microsoft-com:office:word" xmlns:w="http://schemas.openxmlformats.org/wordprocessingml/2006/main" xmlns:w14="http://schemas.microsoft.com/office/word/2010/wordml" xmlns:w15="http://schemas.microsoft.com/office/word/2012/wordml" xmlns:w16cex="http://schemas.microsoft.com/office/word/2018/wordml/cex" xmlns:w16cid="http://schemas.microsoft.com/office/word/2016/wordml/cid" xmlns:w16="http://schemas.microsoft.com/office/word/2018/wordml" xmlns:w16sdtdh="http://schemas.microsoft.com/office/word/2020/wordml/sdtdatahash" xmlns:w16se="http://schemas.microsoft.com/office/word/2015/wordml/symex" xmlns:wpg="http://schemas.microsoft.com/office/word/2010/wordprocessingGroup" xmlns:wpi="http://schemas.microsoft.com/office/word/2010/wordprocessingInk" xmlns:wne="http://schemas.microsoft.com/office/word/2006/wordml" xmlns:wps="http://schemas.microsoft.com/office/word/2010/wordprocessingShape" mc:Ignorable="w14 w15 w16se w16cid w16 w16cex w16sdtdh wp14">
+<w:ftr xmlns:wpc="http://schemas.microsoft.com/office/word/2010/wordprocessingCanvas" xmlns:cx="http://schemas.microsoft.com/office/drawing/2014/chartex" xmlns:mc="http://schemas.openxmlformats.org/markup-compatibility/2006" xmlns:o="urn:schemas-microsoft-com:office:office" xmlns:r="http://schemas.openxmlformats.org/officeDocument/2006/relationships" xmlns:m="http://schemas.openxmlformats.org/officeDocument/2006/math" xmlns:v="urn:schemas-microsoft-com:vml" xmlns:wp14="http://schemas.microsoft.com/office/word/2010/wordprocessingDrawing" xmlns:wp="http://schemas.openxmlformats.org/drawingml/2006/wordprocessingDrawing" xmlns:w10="urn:schemas-microsoft-com:office:word" xmlns:w="http://schemas.openxmlformats.org/wordprocessingml/2006/main" xmlns:w14="http://schemas.microsoft.com/office/word/2010/wordml" xmlns:w15="http://schemas.microsoft.com/office/word/2012/wordml" xmlns:w16se="http://schemas.microsoft.com/office/word/2015/wordml/symex" xmlns:wpg="http://schemas.microsoft.com/office/word/2010/wordprocessingGroup" xmlns:wpi="http://schemas.microsoft.com/office/word/2010/wordprocessingInk" xmlns:wne="http://schemas.microsoft.com/office/word/2006/wordml" xmlns:wps="http://schemas.microsoft.com/office/word/2010/wordprocessingShape" mc:Ignorable="w14 w15 w16se wp14">
   <w:sdt>
     <w:sdtPr>
       <w:id w:val="1975484337"/>
@@ -21495,9 +22371,10 @@
         </w:r>
         <w:r>
           <w:rPr>
+            <w:noProof/>
             <w:lang w:val="zh-TW"/>
           </w:rPr>
-          <w:t>2</w:t>
+          <w:t>v</w:t>
         </w:r>
         <w:r>
           <w:fldChar w:fldCharType="end"/>
@@ -21509,7 +22386,7 @@
 </file>
 
 <file path=word/footer3.xml><?xml version="1.0" encoding="utf-8"?>
-<w:ftr xmlns:wpc="http://schemas.microsoft.com/office/word/2010/wordprocessingCanvas" xmlns:cx="http://schemas.microsoft.com/office/drawing/2014/chartex" xmlns:cx1="http://schemas.microsoft.com/office/drawing/2015/9/8/chartex" xmlns:cx2="http://schemas.microsoft.com/office/drawing/2015/10/21/chartex" xmlns:cx3="http://schemas.microsoft.com/office/drawing/2016/5/9/chartex" xmlns:cx4="http://schemas.microsoft.com/office/drawing/2016/5/10/chartex" xmlns:cx5="http://schemas.microsoft.com/office/drawing/2016/5/11/chartex" xmlns:cx6="http://schemas.microsoft.com/office/drawing/2016/5/12/chartex" xmlns:cx7="http://schemas.microsoft.com/office/drawing/2016/5/13/chartex" xmlns:cx8="http://schemas.microsoft.com/office/drawing/2016/5/14/chartex" xmlns:mc="http://schemas.openxmlformats.org/markup-compatibility/2006" xmlns:aink="http://schemas.microsoft.com/office/drawing/2016/ink" xmlns:am3d="http://schemas.microsoft.com/office/drawing/2017/model3d" xmlns:o="urn:schemas-microsoft-com:office:office" xmlns:oel="http://schemas.microsoft.com/office/2019/extlst" xmlns:r="http://schemas.openxmlformats.org/officeDocument/2006/relationships" xmlns:m="http://schemas.openxmlformats.org/officeDocument/2006/math" xmlns:v="urn:schemas-microsoft-com:vml" xmlns:wp14="http://schemas.microsoft.com/office/word/2010/wordprocessingDrawing" xmlns:wp="http://schemas.openxmlformats.org/drawingml/2006/wordprocessingDrawing" xmlns:w10="urn:schemas-microsoft-com:office:word" xmlns:w="http://schemas.openxmlformats.org/wordprocessingml/2006/main" xmlns:w14="http://schemas.microsoft.com/office/word/2010/wordml" xmlns:w15="http://schemas.microsoft.com/office/word/2012/wordml" xmlns:w16cex="http://schemas.microsoft.com/office/word/2018/wordml/cex" xmlns:w16cid="http://schemas.microsoft.com/office/word/2016/wordml/cid" xmlns:w16="http://schemas.microsoft.com/office/word/2018/wordml" xmlns:w16sdtdh="http://schemas.microsoft.com/office/word/2020/wordml/sdtdatahash" xmlns:w16se="http://schemas.microsoft.com/office/word/2015/wordml/symex" xmlns:wpg="http://schemas.microsoft.com/office/word/2010/wordprocessingGroup" xmlns:wpi="http://schemas.microsoft.com/office/word/2010/wordprocessingInk" xmlns:wne="http://schemas.microsoft.com/office/word/2006/wordml" xmlns:wps="http://schemas.microsoft.com/office/word/2010/wordprocessingShape" mc:Ignorable="w14 w15 w16se w16cid w16 w16cex w16sdtdh wp14">
+<w:ftr xmlns:wpc="http://schemas.microsoft.com/office/word/2010/wordprocessingCanvas" xmlns:cx="http://schemas.microsoft.com/office/drawing/2014/chartex" xmlns:mc="http://schemas.openxmlformats.org/markup-compatibility/2006" xmlns:o="urn:schemas-microsoft-com:office:office" xmlns:r="http://schemas.openxmlformats.org/officeDocument/2006/relationships" xmlns:m="http://schemas.openxmlformats.org/officeDocument/2006/math" xmlns:v="urn:schemas-microsoft-com:vml" xmlns:wp14="http://schemas.microsoft.com/office/word/2010/wordprocessingDrawing" xmlns:wp="http://schemas.openxmlformats.org/drawingml/2006/wordprocessingDrawing" xmlns:w10="urn:schemas-microsoft-com:office:word" xmlns:w="http://schemas.openxmlformats.org/wordprocessingml/2006/main" xmlns:w14="http://schemas.microsoft.com/office/word/2010/wordml" xmlns:w15="http://schemas.microsoft.com/office/word/2012/wordml" xmlns:w16se="http://schemas.microsoft.com/office/word/2015/wordml/symex" xmlns:wpg="http://schemas.microsoft.com/office/word/2010/wordprocessingGroup" xmlns:wpi="http://schemas.microsoft.com/office/word/2010/wordprocessingInk" xmlns:wne="http://schemas.microsoft.com/office/word/2006/wordml" xmlns:wps="http://schemas.microsoft.com/office/word/2010/wordprocessingShape" mc:Ignorable="w14 w15 w16se wp14">
   <w:sdt>
     <w:sdtPr>
       <w:id w:val="-227616916"/>
@@ -21535,9 +22412,10 @@
         </w:r>
         <w:r>
           <w:rPr>
+            <w:noProof/>
             <w:lang w:val="zh-TW"/>
           </w:rPr>
-          <w:t>2</w:t>
+          <w:t>17</w:t>
         </w:r>
         <w:r>
           <w:fldChar w:fldCharType="end"/>
@@ -21549,7 +22427,7 @@
 </file>
 
 <file path=word/footnotes.xml><?xml version="1.0" encoding="utf-8"?>
-<w:footnotes xmlns:wpc="http://schemas.microsoft.com/office/word/2010/wordprocessingCanvas" xmlns:cx="http://schemas.microsoft.com/office/drawing/2014/chartex" xmlns:cx1="http://schemas.microsoft.com/office/drawing/2015/9/8/chartex" xmlns:cx2="http://schemas.microsoft.com/office/drawing/2015/10/21/chartex" xmlns:cx3="http://schemas.microsoft.com/office/drawing/2016/5/9/chartex" xmlns:cx4="http://schemas.microsoft.com/office/drawing/2016/5/10/chartex" xmlns:cx5="http://schemas.microsoft.com/office/drawing/2016/5/11/chartex" xmlns:cx6="http://schemas.microsoft.com/office/drawing/2016/5/12/chartex" xmlns:cx7="http://schemas.microsoft.com/office/drawing/2016/5/13/chartex" xmlns:cx8="http://schemas.microsoft.com/office/drawing/2016/5/14/chartex" xmlns:mc="http://schemas.openxmlformats.org/markup-compatibility/2006" xmlns:aink="http://schemas.microsoft.com/office/drawing/2016/ink" xmlns:am3d="http://schemas.microsoft.com/office/drawing/2017/model3d" xmlns:o="urn:schemas-microsoft-com:office:office" xmlns:oel="http://schemas.microsoft.com/office/2019/extlst" xmlns:r="http://schemas.openxmlformats.org/officeDocument/2006/relationships" xmlns:m="http://schemas.openxmlformats.org/officeDocument/2006/math" xmlns:v="urn:schemas-microsoft-com:vml" xmlns:wp14="http://schemas.microsoft.com/office/word/2010/wordprocessingDrawing" xmlns:wp="http://schemas.openxmlformats.org/drawingml/2006/wordprocessingDrawing" xmlns:w10="urn:schemas-microsoft-com:office:word" xmlns:w="http://schemas.openxmlformats.org/wordprocessingml/2006/main" xmlns:w14="http://schemas.microsoft.com/office/word/2010/wordml" xmlns:w15="http://schemas.microsoft.com/office/word/2012/wordml" xmlns:w16cex="http://schemas.microsoft.com/office/word/2018/wordml/cex" xmlns:w16cid="http://schemas.microsoft.com/office/word/2016/wordml/cid" xmlns:w16="http://schemas.microsoft.com/office/word/2018/wordml" xmlns:w16sdtdh="http://schemas.microsoft.com/office/word/2020/wordml/sdtdatahash" xmlns:w16se="http://schemas.microsoft.com/office/word/2015/wordml/symex" xmlns:wpg="http://schemas.microsoft.com/office/word/2010/wordprocessingGroup" xmlns:wpi="http://schemas.microsoft.com/office/word/2010/wordprocessingInk" xmlns:wne="http://schemas.microsoft.com/office/word/2006/wordml" xmlns:wps="http://schemas.microsoft.com/office/word/2010/wordprocessingShape" mc:Ignorable="w14 w15 w16se w16cid w16 w16cex w16sdtdh wp14">
+<w:footnotes xmlns:wpc="http://schemas.microsoft.com/office/word/2010/wordprocessingCanvas" xmlns:cx="http://schemas.microsoft.com/office/drawing/2014/chartex" xmlns:mc="http://schemas.openxmlformats.org/markup-compatibility/2006" xmlns:o="urn:schemas-microsoft-com:office:office" xmlns:r="http://schemas.openxmlformats.org/officeDocument/2006/relationships" xmlns:m="http://schemas.openxmlformats.org/officeDocument/2006/math" xmlns:v="urn:schemas-microsoft-com:vml" xmlns:wp14="http://schemas.microsoft.com/office/word/2010/wordprocessingDrawing" xmlns:wp="http://schemas.openxmlformats.org/drawingml/2006/wordprocessingDrawing" xmlns:w10="urn:schemas-microsoft-com:office:word" xmlns:w="http://schemas.openxmlformats.org/wordprocessingml/2006/main" xmlns:w14="http://schemas.microsoft.com/office/word/2010/wordml" xmlns:w15="http://schemas.microsoft.com/office/word/2012/wordml" xmlns:w16se="http://schemas.microsoft.com/office/word/2015/wordml/symex" xmlns:wpg="http://schemas.microsoft.com/office/word/2010/wordprocessingGroup" xmlns:wpi="http://schemas.microsoft.com/office/word/2010/wordprocessingInk" xmlns:wne="http://schemas.microsoft.com/office/word/2006/wordml" xmlns:wps="http://schemas.microsoft.com/office/word/2010/wordprocessingShape" mc:Ignorable="w14 w15 w16se wp14">
   <w:footnote w:type="separator" w:id="-1">
     <w:p>
       <w:r>
@@ -21568,7 +22446,7 @@
 </file>
 
 <file path=word/numbering.xml><?xml version="1.0" encoding="utf-8"?>
-<w:numbering xmlns:wpc="http://schemas.microsoft.com/office/word/2010/wordprocessingCanvas" xmlns:cx="http://schemas.microsoft.com/office/drawing/2014/chartex" xmlns:cx1="http://schemas.microsoft.com/office/drawing/2015/9/8/chartex" xmlns:cx2="http://schemas.microsoft.com/office/drawing/2015/10/21/chartex" xmlns:cx3="http://schemas.microsoft.com/office/drawing/2016/5/9/chartex" xmlns:cx4="http://schemas.microsoft.com/office/drawing/2016/5/10/chartex" xmlns:cx5="http://schemas.microsoft.com/office/drawing/2016/5/11/chartex" xmlns:cx6="http://schemas.microsoft.com/office/drawing/2016/5/12/chartex" xmlns:cx7="http://schemas.microsoft.com/office/drawing/2016/5/13/chartex" xmlns:cx8="http://schemas.microsoft.com/office/drawing/2016/5/14/chartex" xmlns:mc="http://schemas.openxmlformats.org/markup-compatibility/2006" xmlns:aink="http://schemas.microsoft.com/office/drawing/2016/ink" xmlns:am3d="http://schemas.microsoft.com/office/drawing/2017/model3d" xmlns:o="urn:schemas-microsoft-com:office:office" xmlns:oel="http://schemas.microsoft.com/office/2019/extlst" xmlns:r="http://schemas.openxmlformats.org/officeDocument/2006/relationships" xmlns:m="http://schemas.openxmlformats.org/officeDocument/2006/math" xmlns:v="urn:schemas-microsoft-com:vml" xmlns:wp14="http://schemas.microsoft.com/office/word/2010/wordprocessingDrawing" xmlns:wp="http://schemas.openxmlformats.org/drawingml/2006/wordprocessingDrawing" xmlns:w10="urn:schemas-microsoft-com:office:word" xmlns:w="http://schemas.openxmlformats.org/wordprocessingml/2006/main" xmlns:w14="http://schemas.microsoft.com/office/word/2010/wordml" xmlns:w15="http://schemas.microsoft.com/office/word/2012/wordml" xmlns:w16cex="http://schemas.microsoft.com/office/word/2018/wordml/cex" xmlns:w16cid="http://schemas.microsoft.com/office/word/2016/wordml/cid" xmlns:w16="http://schemas.microsoft.com/office/word/2018/wordml" xmlns:w16sdtdh="http://schemas.microsoft.com/office/word/2020/wordml/sdtdatahash" xmlns:w16se="http://schemas.microsoft.com/office/word/2015/wordml/symex" xmlns:wpg="http://schemas.microsoft.com/office/word/2010/wordprocessingGroup" xmlns:wpi="http://schemas.microsoft.com/office/word/2010/wordprocessingInk" xmlns:wne="http://schemas.microsoft.com/office/word/2006/wordml" xmlns:wps="http://schemas.microsoft.com/office/word/2010/wordprocessingShape" mc:Ignorable="w14 w15 w16se w16cid w16 w16cex w16sdtdh wp14">
+<w:numbering xmlns:wpc="http://schemas.microsoft.com/office/word/2010/wordprocessingCanvas" xmlns:cx="http://schemas.microsoft.com/office/drawing/2014/chartex" xmlns:mc="http://schemas.openxmlformats.org/markup-compatibility/2006" xmlns:o="urn:schemas-microsoft-com:office:office" xmlns:r="http://schemas.openxmlformats.org/officeDocument/2006/relationships" xmlns:m="http://schemas.openxmlformats.org/officeDocument/2006/math" xmlns:v="urn:schemas-microsoft-com:vml" xmlns:wp14="http://schemas.microsoft.com/office/word/2010/wordprocessingDrawing" xmlns:wp="http://schemas.openxmlformats.org/drawingml/2006/wordprocessingDrawing" xmlns:w10="urn:schemas-microsoft-com:office:word" xmlns:w="http://schemas.openxmlformats.org/wordprocessingml/2006/main" xmlns:w14="http://schemas.microsoft.com/office/word/2010/wordml" xmlns:w15="http://schemas.microsoft.com/office/word/2012/wordml" xmlns:w16se="http://schemas.microsoft.com/office/word/2015/wordml/symex" xmlns:wpg="http://schemas.microsoft.com/office/word/2010/wordprocessingGroup" xmlns:wpi="http://schemas.microsoft.com/office/word/2010/wordprocessingInk" xmlns:wne="http://schemas.microsoft.com/office/word/2006/wordml" xmlns:wps="http://schemas.microsoft.com/office/word/2010/wordprocessingShape" mc:Ignorable="w14 w15 w16se wp14">
   <w:abstractNum w:abstractNumId="0" w15:restartNumberingAfterBreak="0">
     <w:nsid w:val="032F5D71"/>
     <w:multiLevelType w:val="hybridMultilevel"/>
@@ -21659,6 +22537,95 @@
     </w:lvl>
   </w:abstractNum>
   <w:abstractNum w:abstractNumId="1" w15:restartNumberingAfterBreak="0">
+    <w:nsid w:val="03755035"/>
+    <w:multiLevelType w:val="hybridMultilevel"/>
+    <w:tmpl w:val="3F340D7A"/>
+    <w:lvl w:ilvl="0" w:tplc="23001710">
+      <w:start w:val="1"/>
+      <w:numFmt w:val="decimal"/>
+      <w:lvlText w:val="%1."/>
+      <w:lvlJc w:val="left"/>
+      <w:pPr>
+        <w:ind w:left="360" w:hanging="360"/>
+      </w:pPr>
+      <w:rPr>
+        <w:rFonts w:hint="default"/>
+      </w:rPr>
+    </w:lvl>
+    <w:lvl w:ilvl="1" w:tplc="04090019" w:tentative="1">
+      <w:start w:val="1"/>
+      <w:numFmt w:val="ideographTraditional"/>
+      <w:lvlText w:val="%2、"/>
+      <w:lvlJc w:val="left"/>
+      <w:pPr>
+        <w:ind w:left="960" w:hanging="480"/>
+      </w:pPr>
+    </w:lvl>
+    <w:lvl w:ilvl="2" w:tplc="0409001B" w:tentative="1">
+      <w:start w:val="1"/>
+      <w:numFmt w:val="lowerRoman"/>
+      <w:lvlText w:val="%3."/>
+      <w:lvlJc w:val="right"/>
+      <w:pPr>
+        <w:ind w:left="1440" w:hanging="480"/>
+      </w:pPr>
+    </w:lvl>
+    <w:lvl w:ilvl="3" w:tplc="0409000F" w:tentative="1">
+      <w:start w:val="1"/>
+      <w:numFmt w:val="decimal"/>
+      <w:lvlText w:val="%4."/>
+      <w:lvlJc w:val="left"/>
+      <w:pPr>
+        <w:ind w:left="1920" w:hanging="480"/>
+      </w:pPr>
+    </w:lvl>
+    <w:lvl w:ilvl="4" w:tplc="04090019" w:tentative="1">
+      <w:start w:val="1"/>
+      <w:numFmt w:val="ideographTraditional"/>
+      <w:lvlText w:val="%5、"/>
+      <w:lvlJc w:val="left"/>
+      <w:pPr>
+        <w:ind w:left="2400" w:hanging="480"/>
+      </w:pPr>
+    </w:lvl>
+    <w:lvl w:ilvl="5" w:tplc="0409001B" w:tentative="1">
+      <w:start w:val="1"/>
+      <w:numFmt w:val="lowerRoman"/>
+      <w:lvlText w:val="%6."/>
+      <w:lvlJc w:val="right"/>
+      <w:pPr>
+        <w:ind w:left="2880" w:hanging="480"/>
+      </w:pPr>
+    </w:lvl>
+    <w:lvl w:ilvl="6" w:tplc="0409000F" w:tentative="1">
+      <w:start w:val="1"/>
+      <w:numFmt w:val="decimal"/>
+      <w:lvlText w:val="%7."/>
+      <w:lvlJc w:val="left"/>
+      <w:pPr>
+        <w:ind w:left="3360" w:hanging="480"/>
+      </w:pPr>
+    </w:lvl>
+    <w:lvl w:ilvl="7" w:tplc="04090019" w:tentative="1">
+      <w:start w:val="1"/>
+      <w:numFmt w:val="ideographTraditional"/>
+      <w:lvlText w:val="%8、"/>
+      <w:lvlJc w:val="left"/>
+      <w:pPr>
+        <w:ind w:left="3840" w:hanging="480"/>
+      </w:pPr>
+    </w:lvl>
+    <w:lvl w:ilvl="8" w:tplc="0409001B" w:tentative="1">
+      <w:start w:val="1"/>
+      <w:numFmt w:val="lowerRoman"/>
+      <w:lvlText w:val="%9."/>
+      <w:lvlJc w:val="right"/>
+      <w:pPr>
+        <w:ind w:left="4320" w:hanging="480"/>
+      </w:pPr>
+    </w:lvl>
+  </w:abstractNum>
+  <w:abstractNum w:abstractNumId="2" w15:restartNumberingAfterBreak="0">
     <w:nsid w:val="05EE226E"/>
     <w:multiLevelType w:val="hybridMultilevel"/>
     <w:tmpl w:val="28F47D36"/>
@@ -21773,360 +22740,360 @@
       </w:rPr>
     </w:lvl>
   </w:abstractNum>
-  <w:abstractNum w:abstractNumId="2" w15:restartNumberingAfterBreak="0">
-    <w:nsid w:val="0BFF75C3"/>
-    <w:multiLevelType w:val="multilevel"/>
-    <w:tmpl w:val="26225124"/>
-    <w:lvl w:ilvl="0">
+  <w:abstractNum w:abstractNumId="3" w15:restartNumberingAfterBreak="0">
+    <w:nsid w:val="1A265A87"/>
+    <w:multiLevelType w:val="hybridMultilevel"/>
+    <w:tmpl w:val="3F340D7A"/>
+    <w:lvl w:ilvl="0" w:tplc="23001710">
       <w:start w:val="1"/>
       <w:numFmt w:val="decimal"/>
-      <w:lvlText w:val="第%1章"/>
-      <w:lvlJc w:val="center"/>
-      <w:pPr>
-        <w:tabs>
-          <w:tab w:val="num" w:pos="425"/>
-        </w:tabs>
-        <w:ind w:left="0" w:firstLine="0"/>
+      <w:lvlText w:val="%1."/>
+      <w:lvlJc w:val="left"/>
+      <w:pPr>
+        <w:ind w:left="360" w:hanging="360"/>
       </w:pPr>
       <w:rPr>
-        <w:rFonts w:hint="eastAsia"/>
+        <w:rFonts w:hint="default"/>
       </w:rPr>
     </w:lvl>
-    <w:lvl w:ilvl="1">
+    <w:lvl w:ilvl="1" w:tplc="04090019" w:tentative="1">
+      <w:start w:val="1"/>
+      <w:numFmt w:val="ideographTraditional"/>
+      <w:lvlText w:val="%2、"/>
+      <w:lvlJc w:val="left"/>
+      <w:pPr>
+        <w:ind w:left="960" w:hanging="480"/>
+      </w:pPr>
+    </w:lvl>
+    <w:lvl w:ilvl="2" w:tplc="0409001B" w:tentative="1">
+      <w:start w:val="1"/>
+      <w:numFmt w:val="lowerRoman"/>
+      <w:lvlText w:val="%3."/>
+      <w:lvlJc w:val="right"/>
+      <w:pPr>
+        <w:ind w:left="1440" w:hanging="480"/>
+      </w:pPr>
+    </w:lvl>
+    <w:lvl w:ilvl="3" w:tplc="0409000F" w:tentative="1">
       <w:start w:val="1"/>
       <w:numFmt w:val="decimal"/>
-      <w:lvlText w:val="%1-%2"/>
+      <w:lvlText w:val="%4."/>
       <w:lvlJc w:val="left"/>
       <w:pPr>
-        <w:tabs>
-          <w:tab w:val="num" w:pos="482"/>
-        </w:tabs>
-        <w:ind w:left="0" w:firstLine="0"/>
-      </w:pPr>
-      <w:rPr>
-        <w:rFonts w:hint="eastAsia"/>
-      </w:rPr>
+        <w:ind w:left="1920" w:hanging="480"/>
+      </w:pPr>
     </w:lvl>
-    <w:lvl w:ilvl="2">
+    <w:lvl w:ilvl="4" w:tplc="04090019" w:tentative="1">
       <w:start w:val="1"/>
-      <w:numFmt w:val="bullet"/>
-      <w:lvlText w:val=""/>
+      <w:numFmt w:val="ideographTraditional"/>
+      <w:lvlText w:val="%5、"/>
       <w:lvlJc w:val="left"/>
       <w:pPr>
-        <w:ind w:left="905" w:hanging="480"/>
-      </w:pPr>
-      <w:rPr>
-        <w:rFonts w:ascii="Wingdings" w:hAnsi="Wingdings" w:hint="default"/>
-      </w:rPr>
+        <w:ind w:left="2400" w:hanging="480"/>
+      </w:pPr>
     </w:lvl>
-    <w:lvl w:ilvl="3">
+    <w:lvl w:ilvl="5" w:tplc="0409001B" w:tentative="1">
+      <w:start w:val="1"/>
+      <w:numFmt w:val="lowerRoman"/>
+      <w:lvlText w:val="%6."/>
+      <w:lvlJc w:val="right"/>
+      <w:pPr>
+        <w:ind w:left="2880" w:hanging="480"/>
+      </w:pPr>
+    </w:lvl>
+    <w:lvl w:ilvl="6" w:tplc="0409000F" w:tentative="1">
       <w:start w:val="1"/>
       <w:numFmt w:val="decimal"/>
-      <w:lvlText w:val="%1.%2.%3.%4"/>
+      <w:lvlText w:val="%7."/>
       <w:lvlJc w:val="left"/>
       <w:pPr>
-        <w:ind w:left="1984" w:hanging="708"/>
-      </w:pPr>
-      <w:rPr>
-        <w:rFonts w:hint="eastAsia"/>
-      </w:rPr>
+        <w:ind w:left="3360" w:hanging="480"/>
+      </w:pPr>
     </w:lvl>
-    <w:lvl w:ilvl="4">
+    <w:lvl w:ilvl="7" w:tplc="04090019" w:tentative="1">
       <w:start w:val="1"/>
-      <w:numFmt w:val="decimal"/>
-      <w:lvlText w:val="%1.%2.%3.%4.%5"/>
+      <w:numFmt w:val="ideographTraditional"/>
+      <w:lvlText w:val="%8、"/>
       <w:lvlJc w:val="left"/>
       <w:pPr>
-        <w:ind w:left="2551" w:hanging="850"/>
-      </w:pPr>
-      <w:rPr>
-        <w:rFonts w:hint="eastAsia"/>
-      </w:rPr>
+        <w:ind w:left="3840" w:hanging="480"/>
+      </w:pPr>
     </w:lvl>
-    <w:lvl w:ilvl="5">
+    <w:lvl w:ilvl="8" w:tplc="0409001B" w:tentative="1">
       <w:start w:val="1"/>
-      <w:numFmt w:val="decimal"/>
-      <w:lvlText w:val="%1.%2.%3.%4.%5.%6"/>
-      <w:lvlJc w:val="left"/>
-      <w:pPr>
-        <w:ind w:left="3260" w:hanging="1134"/>
-      </w:pPr>
-      <w:rPr>
-        <w:rFonts w:hint="eastAsia"/>
-      </w:rPr>
-    </w:lvl>
-    <w:lvl w:ilvl="6">
-      <w:start w:val="1"/>
-      <w:numFmt w:val="decimal"/>
-      <w:lvlText w:val="%1.%2.%3.%4.%5.%6.%7"/>
-      <w:lvlJc w:val="left"/>
-      <w:pPr>
-        <w:ind w:left="3827" w:hanging="1276"/>
-      </w:pPr>
-      <w:rPr>
-        <w:rFonts w:hint="eastAsia"/>
-      </w:rPr>
-    </w:lvl>
-    <w:lvl w:ilvl="7">
-      <w:start w:val="1"/>
-      <w:numFmt w:val="decimal"/>
-      <w:lvlText w:val="%1.%2.%3.%4.%5.%6.%7.%8"/>
-      <w:lvlJc w:val="left"/>
-      <w:pPr>
-        <w:ind w:left="4394" w:hanging="1418"/>
-      </w:pPr>
-      <w:rPr>
-        <w:rFonts w:hint="eastAsia"/>
-      </w:rPr>
-    </w:lvl>
-    <w:lvl w:ilvl="8">
-      <w:start w:val="1"/>
-      <w:numFmt w:val="decimal"/>
-      <w:lvlText w:val="%1.%2.%3.%4.%5.%6.%7.%8.%9"/>
-      <w:lvlJc w:val="left"/>
-      <w:pPr>
-        <w:ind w:left="5102" w:hanging="1700"/>
-      </w:pPr>
-      <w:rPr>
-        <w:rFonts w:hint="eastAsia"/>
-      </w:rPr>
-    </w:lvl>
-  </w:abstractNum>
-  <w:abstractNum w:abstractNumId="3" w15:restartNumberingAfterBreak="0">
-    <w:nsid w:val="199C3928"/>
-    <w:multiLevelType w:val="multilevel"/>
-    <w:tmpl w:val="A9687BFE"/>
-    <w:lvl w:ilvl="0">
-      <w:start w:val="1"/>
-      <w:numFmt w:val="decimal"/>
-      <w:lvlText w:val="第%1章"/>
-      <w:lvlJc w:val="center"/>
-      <w:pPr>
-        <w:tabs>
-          <w:tab w:val="num" w:pos="425"/>
-        </w:tabs>
-        <w:ind w:left="0" w:firstLine="0"/>
-      </w:pPr>
-      <w:rPr>
-        <w:rFonts w:hint="eastAsia"/>
-      </w:rPr>
-    </w:lvl>
-    <w:lvl w:ilvl="1">
-      <w:start w:val="1"/>
-      <w:numFmt w:val="decimal"/>
-      <w:lvlText w:val="%1-%2"/>
-      <w:lvlJc w:val="left"/>
-      <w:pPr>
-        <w:tabs>
-          <w:tab w:val="num" w:pos="482"/>
-        </w:tabs>
-        <w:ind w:left="0" w:firstLine="0"/>
-      </w:pPr>
-      <w:rPr>
-        <w:rFonts w:hint="eastAsia"/>
-      </w:rPr>
-    </w:lvl>
-    <w:lvl w:ilvl="2">
-      <w:start w:val="1"/>
-      <w:numFmt w:val="bullet"/>
-      <w:lvlText w:val=""/>
-      <w:lvlJc w:val="left"/>
-      <w:pPr>
-        <w:ind w:left="905" w:hanging="480"/>
-      </w:pPr>
-      <w:rPr>
-        <w:rFonts w:ascii="Wingdings" w:hAnsi="Wingdings" w:hint="default"/>
-      </w:rPr>
-    </w:lvl>
-    <w:lvl w:ilvl="3">
-      <w:start w:val="1"/>
-      <w:numFmt w:val="decimal"/>
-      <w:lvlText w:val="%1.%2.%3.%4"/>
-      <w:lvlJc w:val="left"/>
-      <w:pPr>
-        <w:ind w:left="1984" w:hanging="708"/>
-      </w:pPr>
-      <w:rPr>
-        <w:rFonts w:hint="eastAsia"/>
-      </w:rPr>
-    </w:lvl>
-    <w:lvl w:ilvl="4">
-      <w:start w:val="1"/>
-      <w:numFmt w:val="decimal"/>
-      <w:lvlText w:val="%1.%2.%3.%4.%5"/>
-      <w:lvlJc w:val="left"/>
-      <w:pPr>
-        <w:ind w:left="2551" w:hanging="850"/>
-      </w:pPr>
-      <w:rPr>
-        <w:rFonts w:hint="eastAsia"/>
-      </w:rPr>
-    </w:lvl>
-    <w:lvl w:ilvl="5">
-      <w:start w:val="1"/>
-      <w:numFmt w:val="decimal"/>
-      <w:lvlText w:val="%1.%2.%3.%4.%5.%6"/>
-      <w:lvlJc w:val="left"/>
-      <w:pPr>
-        <w:ind w:left="3260" w:hanging="1134"/>
-      </w:pPr>
-      <w:rPr>
-        <w:rFonts w:hint="eastAsia"/>
-      </w:rPr>
-    </w:lvl>
-    <w:lvl w:ilvl="6">
-      <w:start w:val="1"/>
-      <w:numFmt w:val="decimal"/>
-      <w:lvlText w:val="%1.%2.%3.%4.%5.%6.%7"/>
-      <w:lvlJc w:val="left"/>
-      <w:pPr>
-        <w:ind w:left="3827" w:hanging="1276"/>
-      </w:pPr>
-      <w:rPr>
-        <w:rFonts w:hint="eastAsia"/>
-      </w:rPr>
-    </w:lvl>
-    <w:lvl w:ilvl="7">
-      <w:start w:val="1"/>
-      <w:numFmt w:val="decimal"/>
-      <w:lvlText w:val="%1.%2.%3.%4.%5.%6.%7.%8"/>
-      <w:lvlJc w:val="left"/>
-      <w:pPr>
-        <w:ind w:left="4394" w:hanging="1418"/>
-      </w:pPr>
-      <w:rPr>
-        <w:rFonts w:hint="eastAsia"/>
-      </w:rPr>
-    </w:lvl>
-    <w:lvl w:ilvl="8">
-      <w:start w:val="1"/>
-      <w:numFmt w:val="decimal"/>
-      <w:lvlText w:val="%1.%2.%3.%4.%5.%6.%7.%8.%9"/>
-      <w:lvlJc w:val="left"/>
-      <w:pPr>
-        <w:ind w:left="5102" w:hanging="1700"/>
-      </w:pPr>
-      <w:rPr>
-        <w:rFonts w:hint="eastAsia"/>
-      </w:rPr>
+      <w:numFmt w:val="lowerRoman"/>
+      <w:lvlText w:val="%9."/>
+      <w:lvlJc w:val="right"/>
+      <w:pPr>
+        <w:ind w:left="4320" w:hanging="480"/>
+      </w:pPr>
     </w:lvl>
   </w:abstractNum>
   <w:abstractNum w:abstractNumId="4" w15:restartNumberingAfterBreak="0">
-    <w:nsid w:val="23C86201"/>
+    <w:nsid w:val="1C4B14B1"/>
     <w:multiLevelType w:val="hybridMultilevel"/>
-    <w:tmpl w:val="D9F2BF2A"/>
-    <w:lvl w:ilvl="0" w:tplc="04090001">
+    <w:tmpl w:val="70CA8076"/>
+    <w:lvl w:ilvl="0" w:tplc="23001710">
       <w:start w:val="1"/>
-      <w:numFmt w:val="bullet"/>
-      <w:lvlText w:val=""/>
+      <w:numFmt w:val="decimal"/>
+      <w:lvlText w:val="%1."/>
       <w:lvlJc w:val="left"/>
       <w:pPr>
-        <w:ind w:left="480" w:hanging="480"/>
+        <w:ind w:left="360" w:hanging="360"/>
       </w:pPr>
       <w:rPr>
-        <w:rFonts w:ascii="Wingdings" w:hAnsi="Wingdings" w:hint="default"/>
+        <w:rFonts w:hint="default"/>
       </w:rPr>
     </w:lvl>
-    <w:lvl w:ilvl="1" w:tplc="04090003" w:tentative="1">
+    <w:lvl w:ilvl="1" w:tplc="04090019" w:tentative="1">
       <w:start w:val="1"/>
-      <w:numFmt w:val="bullet"/>
-      <w:lvlText w:val=""/>
+      <w:numFmt w:val="ideographTraditional"/>
+      <w:lvlText w:val="%2、"/>
       <w:lvlJc w:val="left"/>
       <w:pPr>
         <w:ind w:left="960" w:hanging="480"/>
       </w:pPr>
-      <w:rPr>
-        <w:rFonts w:ascii="Wingdings" w:hAnsi="Wingdings" w:hint="default"/>
-      </w:rPr>
     </w:lvl>
-    <w:lvl w:ilvl="2" w:tplc="85E87E7A">
+    <w:lvl w:ilvl="2" w:tplc="0409001B" w:tentative="1">
       <w:start w:val="1"/>
-      <w:numFmt w:val="bullet"/>
-      <w:lvlText w:val=""/>
+      <w:numFmt w:val="lowerRoman"/>
+      <w:lvlText w:val="%3."/>
+      <w:lvlJc w:val="right"/>
+      <w:pPr>
+        <w:ind w:left="1440" w:hanging="480"/>
+      </w:pPr>
+    </w:lvl>
+    <w:lvl w:ilvl="3" w:tplc="0409000F" w:tentative="1">
+      <w:start w:val="1"/>
+      <w:numFmt w:val="decimal"/>
+      <w:lvlText w:val="%4."/>
       <w:lvlJc w:val="left"/>
       <w:pPr>
-        <w:ind w:left="1440" w:hanging="480"/>
-      </w:pPr>
-      <w:rPr>
-        <w:rFonts w:ascii="Wingdings" w:hAnsi="Wingdings" w:hint="default"/>
-        <w:sz w:val="12"/>
-        <w:szCs w:val="12"/>
-      </w:rPr>
+        <w:ind w:left="1920" w:hanging="480"/>
+      </w:pPr>
     </w:lvl>
-    <w:lvl w:ilvl="3" w:tplc="04090001" w:tentative="1">
+    <w:lvl w:ilvl="4" w:tplc="04090019" w:tentative="1">
       <w:start w:val="1"/>
-      <w:numFmt w:val="bullet"/>
-      <w:lvlText w:val=""/>
+      <w:numFmt w:val="ideographTraditional"/>
+      <w:lvlText w:val="%5、"/>
       <w:lvlJc w:val="left"/>
       <w:pPr>
-        <w:ind w:left="1920" w:hanging="480"/>
-      </w:pPr>
-      <w:rPr>
-        <w:rFonts w:ascii="Wingdings" w:hAnsi="Wingdings" w:hint="default"/>
-      </w:rPr>
+        <w:ind w:left="2400" w:hanging="480"/>
+      </w:pPr>
     </w:lvl>
-    <w:lvl w:ilvl="4" w:tplc="04090003" w:tentative="1">
+    <w:lvl w:ilvl="5" w:tplc="0409001B" w:tentative="1">
       <w:start w:val="1"/>
-      <w:numFmt w:val="bullet"/>
-      <w:lvlText w:val=""/>
+      <w:numFmt w:val="lowerRoman"/>
+      <w:lvlText w:val="%6."/>
+      <w:lvlJc w:val="right"/>
+      <w:pPr>
+        <w:ind w:left="2880" w:hanging="480"/>
+      </w:pPr>
+    </w:lvl>
+    <w:lvl w:ilvl="6" w:tplc="0409000F" w:tentative="1">
+      <w:start w:val="1"/>
+      <w:numFmt w:val="decimal"/>
+      <w:lvlText w:val="%7."/>
       <w:lvlJc w:val="left"/>
       <w:pPr>
-        <w:ind w:left="2400" w:hanging="480"/>
-      </w:pPr>
-      <w:rPr>
-        <w:rFonts w:ascii="Wingdings" w:hAnsi="Wingdings" w:hint="default"/>
-      </w:rPr>
+        <w:ind w:left="3360" w:hanging="480"/>
+      </w:pPr>
     </w:lvl>
-    <w:lvl w:ilvl="5" w:tplc="04090005" w:tentative="1">
+    <w:lvl w:ilvl="7" w:tplc="04090019" w:tentative="1">
       <w:start w:val="1"/>
-      <w:numFmt w:val="bullet"/>
-      <w:lvlText w:val=""/>
+      <w:numFmt w:val="ideographTraditional"/>
+      <w:lvlText w:val="%8、"/>
       <w:lvlJc w:val="left"/>
       <w:pPr>
-        <w:ind w:left="2880" w:hanging="480"/>
-      </w:pPr>
-      <w:rPr>
-        <w:rFonts w:ascii="Wingdings" w:hAnsi="Wingdings" w:hint="default"/>
-      </w:rPr>
+        <w:ind w:left="3840" w:hanging="480"/>
+      </w:pPr>
     </w:lvl>
-    <w:lvl w:ilvl="6" w:tplc="04090001" w:tentative="1">
+    <w:lvl w:ilvl="8" w:tplc="0409001B" w:tentative="1">
       <w:start w:val="1"/>
-      <w:numFmt w:val="bullet"/>
-      <w:lvlText w:val=""/>
-      <w:lvlJc w:val="left"/>
-      <w:pPr>
-        <w:ind w:left="3360" w:hanging="480"/>
-      </w:pPr>
-      <w:rPr>
-        <w:rFonts w:ascii="Wingdings" w:hAnsi="Wingdings" w:hint="default"/>
-      </w:rPr>
-    </w:lvl>
-    <w:lvl w:ilvl="7" w:tplc="04090003" w:tentative="1">
-      <w:start w:val="1"/>
-      <w:numFmt w:val="bullet"/>
-      <w:lvlText w:val=""/>
-      <w:lvlJc w:val="left"/>
-      <w:pPr>
-        <w:ind w:left="3840" w:hanging="480"/>
-      </w:pPr>
-      <w:rPr>
-        <w:rFonts w:ascii="Wingdings" w:hAnsi="Wingdings" w:hint="default"/>
-      </w:rPr>
-    </w:lvl>
-    <w:lvl w:ilvl="8" w:tplc="04090005" w:tentative="1">
-      <w:start w:val="1"/>
-      <w:numFmt w:val="bullet"/>
-      <w:lvlText w:val=""/>
-      <w:lvlJc w:val="left"/>
+      <w:numFmt w:val="lowerRoman"/>
+      <w:lvlText w:val="%9."/>
+      <w:lvlJc w:val="right"/>
       <w:pPr>
         <w:ind w:left="4320" w:hanging="480"/>
       </w:pPr>
-      <w:rPr>
-        <w:rFonts w:ascii="Wingdings" w:hAnsi="Wingdings" w:hint="default"/>
-      </w:rPr>
     </w:lvl>
   </w:abstractNum>
   <w:abstractNum w:abstractNumId="5" w15:restartNumberingAfterBreak="0">
+    <w:nsid w:val="1E9E3CDF"/>
+    <w:multiLevelType w:val="hybridMultilevel"/>
+    <w:tmpl w:val="FE9EBDBE"/>
+    <w:lvl w:ilvl="0" w:tplc="992227B2">
+      <w:start w:val="1"/>
+      <w:numFmt w:val="decimal"/>
+      <w:lvlText w:val="%1."/>
+      <w:lvlJc w:val="left"/>
+      <w:pPr>
+        <w:ind w:left="360" w:hanging="360"/>
+      </w:pPr>
+    </w:lvl>
+    <w:lvl w:ilvl="1" w:tplc="04090019" w:tentative="1">
+      <w:start w:val="1"/>
+      <w:numFmt w:val="ideographTraditional"/>
+      <w:lvlText w:val="%2、"/>
+      <w:lvlJc w:val="left"/>
+      <w:pPr>
+        <w:ind w:left="960" w:hanging="480"/>
+      </w:pPr>
+    </w:lvl>
+    <w:lvl w:ilvl="2" w:tplc="0409001B" w:tentative="1">
+      <w:start w:val="1"/>
+      <w:numFmt w:val="lowerRoman"/>
+      <w:lvlText w:val="%3."/>
+      <w:lvlJc w:val="right"/>
+      <w:pPr>
+        <w:ind w:left="1440" w:hanging="480"/>
+      </w:pPr>
+    </w:lvl>
+    <w:lvl w:ilvl="3" w:tplc="0409000F" w:tentative="1">
+      <w:start w:val="1"/>
+      <w:numFmt w:val="decimal"/>
+      <w:lvlText w:val="%4."/>
+      <w:lvlJc w:val="left"/>
+      <w:pPr>
+        <w:ind w:left="1920" w:hanging="480"/>
+      </w:pPr>
+    </w:lvl>
+    <w:lvl w:ilvl="4" w:tplc="04090019" w:tentative="1">
+      <w:start w:val="1"/>
+      <w:numFmt w:val="ideographTraditional"/>
+      <w:lvlText w:val="%5、"/>
+      <w:lvlJc w:val="left"/>
+      <w:pPr>
+        <w:ind w:left="2400" w:hanging="480"/>
+      </w:pPr>
+    </w:lvl>
+    <w:lvl w:ilvl="5" w:tplc="0409001B" w:tentative="1">
+      <w:start w:val="1"/>
+      <w:numFmt w:val="lowerRoman"/>
+      <w:lvlText w:val="%6."/>
+      <w:lvlJc w:val="right"/>
+      <w:pPr>
+        <w:ind w:left="2880" w:hanging="480"/>
+      </w:pPr>
+    </w:lvl>
+    <w:lvl w:ilvl="6" w:tplc="0409000F" w:tentative="1">
+      <w:start w:val="1"/>
+      <w:numFmt w:val="decimal"/>
+      <w:lvlText w:val="%7."/>
+      <w:lvlJc w:val="left"/>
+      <w:pPr>
+        <w:ind w:left="3360" w:hanging="480"/>
+      </w:pPr>
+    </w:lvl>
+    <w:lvl w:ilvl="7" w:tplc="04090019" w:tentative="1">
+      <w:start w:val="1"/>
+      <w:numFmt w:val="ideographTraditional"/>
+      <w:lvlText w:val="%8、"/>
+      <w:lvlJc w:val="left"/>
+      <w:pPr>
+        <w:ind w:left="3840" w:hanging="480"/>
+      </w:pPr>
+    </w:lvl>
+    <w:lvl w:ilvl="8" w:tplc="0409001B" w:tentative="1">
+      <w:start w:val="1"/>
+      <w:numFmt w:val="lowerRoman"/>
+      <w:lvlText w:val="%9."/>
+      <w:lvlJc w:val="right"/>
+      <w:pPr>
+        <w:ind w:left="4320" w:hanging="480"/>
+      </w:pPr>
+    </w:lvl>
+  </w:abstractNum>
+  <w:abstractNum w:abstractNumId="6" w15:restartNumberingAfterBreak="0">
+    <w:nsid w:val="23DB4BF0"/>
+    <w:multiLevelType w:val="hybridMultilevel"/>
+    <w:tmpl w:val="E22E8764"/>
+    <w:lvl w:ilvl="0" w:tplc="D392267C">
+      <w:start w:val="1"/>
+      <w:numFmt w:val="decimal"/>
+      <w:lvlText w:val="%1."/>
+      <w:lvlJc w:val="left"/>
+      <w:pPr>
+        <w:ind w:left="360" w:hanging="360"/>
+      </w:pPr>
+      <w:rPr>
+        <w:rFonts w:hint="default"/>
+      </w:rPr>
+    </w:lvl>
+    <w:lvl w:ilvl="1" w:tplc="04090019" w:tentative="1">
+      <w:start w:val="1"/>
+      <w:numFmt w:val="ideographTraditional"/>
+      <w:lvlText w:val="%2、"/>
+      <w:lvlJc w:val="left"/>
+      <w:pPr>
+        <w:ind w:left="960" w:hanging="480"/>
+      </w:pPr>
+    </w:lvl>
+    <w:lvl w:ilvl="2" w:tplc="0409001B" w:tentative="1">
+      <w:start w:val="1"/>
+      <w:numFmt w:val="lowerRoman"/>
+      <w:lvlText w:val="%3."/>
+      <w:lvlJc w:val="right"/>
+      <w:pPr>
+        <w:ind w:left="1440" w:hanging="480"/>
+      </w:pPr>
+    </w:lvl>
+    <w:lvl w:ilvl="3" w:tplc="0409000F" w:tentative="1">
+      <w:start w:val="1"/>
+      <w:numFmt w:val="decimal"/>
+      <w:lvlText w:val="%4."/>
+      <w:lvlJc w:val="left"/>
+      <w:pPr>
+        <w:ind w:left="1920" w:hanging="480"/>
+      </w:pPr>
+    </w:lvl>
+    <w:lvl w:ilvl="4" w:tplc="04090019" w:tentative="1">
+      <w:start w:val="1"/>
+      <w:numFmt w:val="ideographTraditional"/>
+      <w:lvlText w:val="%5、"/>
+      <w:lvlJc w:val="left"/>
+      <w:pPr>
+        <w:ind w:left="2400" w:hanging="480"/>
+      </w:pPr>
+    </w:lvl>
+    <w:lvl w:ilvl="5" w:tplc="0409001B" w:tentative="1">
+      <w:start w:val="1"/>
+      <w:numFmt w:val="lowerRoman"/>
+      <w:lvlText w:val="%6."/>
+      <w:lvlJc w:val="right"/>
+      <w:pPr>
+        <w:ind w:left="2880" w:hanging="480"/>
+      </w:pPr>
+    </w:lvl>
+    <w:lvl w:ilvl="6" w:tplc="0409000F" w:tentative="1">
+      <w:start w:val="1"/>
+      <w:numFmt w:val="decimal"/>
+      <w:lvlText w:val="%7."/>
+      <w:lvlJc w:val="left"/>
+      <w:pPr>
+        <w:ind w:left="3360" w:hanging="480"/>
+      </w:pPr>
+    </w:lvl>
+    <w:lvl w:ilvl="7" w:tplc="04090019" w:tentative="1">
+      <w:start w:val="1"/>
+      <w:numFmt w:val="ideographTraditional"/>
+      <w:lvlText w:val="%8、"/>
+      <w:lvlJc w:val="left"/>
+      <w:pPr>
+        <w:ind w:left="3840" w:hanging="480"/>
+      </w:pPr>
+    </w:lvl>
+    <w:lvl w:ilvl="8" w:tplc="0409001B" w:tentative="1">
+      <w:start w:val="1"/>
+      <w:numFmt w:val="lowerRoman"/>
+      <w:lvlText w:val="%9."/>
+      <w:lvlJc w:val="right"/>
+      <w:pPr>
+        <w:ind w:left="4320" w:hanging="480"/>
+      </w:pPr>
+    </w:lvl>
+  </w:abstractNum>
+  <w:abstractNum w:abstractNumId="7" w15:restartNumberingAfterBreak="0">
     <w:nsid w:val="28877CB4"/>
     <w:multiLevelType w:val="multilevel"/>
     <w:tmpl w:val="33163BCC"/>
@@ -22247,136 +23214,20 @@
       </w:rPr>
     </w:lvl>
   </w:abstractNum>
-  <w:abstractNum w:abstractNumId="6" w15:restartNumberingAfterBreak="0">
-    <w:nsid w:val="2A1109FD"/>
-    <w:multiLevelType w:val="multilevel"/>
-    <w:tmpl w:val="98C8B798"/>
-    <w:lvl w:ilvl="0">
-      <w:start w:val="1"/>
-      <w:numFmt w:val="decimal"/>
-      <w:lvlText w:val="第%1章"/>
-      <w:lvlJc w:val="center"/>
-      <w:pPr>
-        <w:tabs>
-          <w:tab w:val="num" w:pos="425"/>
-        </w:tabs>
-        <w:ind w:left="0" w:firstLine="0"/>
-      </w:pPr>
-      <w:rPr>
-        <w:rFonts w:hint="eastAsia"/>
-      </w:rPr>
-    </w:lvl>
-    <w:lvl w:ilvl="1">
-      <w:start w:val="1"/>
-      <w:numFmt w:val="decimal"/>
-      <w:lvlText w:val="%1-%2"/>
-      <w:lvlJc w:val="left"/>
-      <w:pPr>
-        <w:tabs>
-          <w:tab w:val="num" w:pos="482"/>
-        </w:tabs>
-        <w:ind w:left="0" w:firstLine="0"/>
-      </w:pPr>
-      <w:rPr>
-        <w:rFonts w:hint="eastAsia"/>
-      </w:rPr>
-    </w:lvl>
-    <w:lvl w:ilvl="2">
-      <w:start w:val="1"/>
-      <w:numFmt w:val="decimal"/>
-      <w:lvlText w:val="%3."/>
-      <w:lvlJc w:val="left"/>
-      <w:pPr>
-        <w:ind w:left="905" w:hanging="480"/>
-      </w:pPr>
-    </w:lvl>
-    <w:lvl w:ilvl="3">
-      <w:start w:val="1"/>
-      <w:numFmt w:val="decimal"/>
-      <w:lvlText w:val="%1.%2.%3.%4"/>
-      <w:lvlJc w:val="left"/>
-      <w:pPr>
-        <w:ind w:left="1984" w:hanging="708"/>
-      </w:pPr>
-      <w:rPr>
-        <w:rFonts w:hint="eastAsia"/>
-      </w:rPr>
-    </w:lvl>
-    <w:lvl w:ilvl="4">
-      <w:start w:val="1"/>
-      <w:numFmt w:val="decimal"/>
-      <w:lvlText w:val="%1.%2.%3.%4.%5"/>
-      <w:lvlJc w:val="left"/>
-      <w:pPr>
-        <w:ind w:left="2551" w:hanging="850"/>
-      </w:pPr>
-      <w:rPr>
-        <w:rFonts w:hint="eastAsia"/>
-      </w:rPr>
-    </w:lvl>
-    <w:lvl w:ilvl="5">
-      <w:start w:val="1"/>
-      <w:numFmt w:val="decimal"/>
-      <w:lvlText w:val="%1.%2.%3.%4.%5.%6"/>
-      <w:lvlJc w:val="left"/>
-      <w:pPr>
-        <w:ind w:left="3260" w:hanging="1134"/>
-      </w:pPr>
-      <w:rPr>
-        <w:rFonts w:hint="eastAsia"/>
-      </w:rPr>
-    </w:lvl>
-    <w:lvl w:ilvl="6">
-      <w:start w:val="1"/>
-      <w:numFmt w:val="decimal"/>
-      <w:lvlText w:val="%1.%2.%3.%4.%5.%6.%7"/>
-      <w:lvlJc w:val="left"/>
-      <w:pPr>
-        <w:ind w:left="3827" w:hanging="1276"/>
-      </w:pPr>
-      <w:rPr>
-        <w:rFonts w:hint="eastAsia"/>
-      </w:rPr>
-    </w:lvl>
-    <w:lvl w:ilvl="7">
-      <w:start w:val="1"/>
-      <w:numFmt w:val="decimal"/>
-      <w:lvlText w:val="%1.%2.%3.%4.%5.%6.%7.%8"/>
-      <w:lvlJc w:val="left"/>
-      <w:pPr>
-        <w:ind w:left="4394" w:hanging="1418"/>
-      </w:pPr>
-      <w:rPr>
-        <w:rFonts w:hint="eastAsia"/>
-      </w:rPr>
-    </w:lvl>
-    <w:lvl w:ilvl="8">
-      <w:start w:val="1"/>
-      <w:numFmt w:val="decimal"/>
-      <w:lvlText w:val="%1.%2.%3.%4.%5.%6.%7.%8.%9"/>
-      <w:lvlJc w:val="left"/>
-      <w:pPr>
-        <w:ind w:left="5102" w:hanging="1700"/>
-      </w:pPr>
-      <w:rPr>
-        <w:rFonts w:hint="eastAsia"/>
-      </w:rPr>
-    </w:lvl>
-  </w:abstractNum>
-  <w:abstractNum w:abstractNumId="7" w15:restartNumberingAfterBreak="0">
-    <w:nsid w:val="316359CA"/>
+  <w:abstractNum w:abstractNumId="8" w15:restartNumberingAfterBreak="0">
+    <w:nsid w:val="36B85D51"/>
     <w:multiLevelType w:val="hybridMultilevel"/>
-    <w:tmpl w:val="79122D0E"/>
-    <w:lvl w:ilvl="0" w:tplc="FFFFFFFF">
+    <w:tmpl w:val="E22E8764"/>
+    <w:lvl w:ilvl="0" w:tplc="D392267C">
       <w:start w:val="1"/>
       <w:numFmt w:val="decimal"/>
       <w:lvlText w:val="%1."/>
       <w:lvlJc w:val="left"/>
       <w:pPr>
-        <w:ind w:left="425" w:hanging="425"/>
+        <w:ind w:left="360" w:hanging="360"/>
       </w:pPr>
       <w:rPr>
-        <w:rFonts w:hint="eastAsia"/>
+        <w:rFonts w:hint="default"/>
       </w:rPr>
     </w:lvl>
     <w:lvl w:ilvl="1" w:tplc="04090019" w:tentative="1">
@@ -22452,218 +23303,123 @@
       </w:pPr>
     </w:lvl>
   </w:abstractNum>
-  <w:abstractNum w:abstractNumId="8" w15:restartNumberingAfterBreak="0">
-    <w:nsid w:val="38B82D73"/>
-    <w:multiLevelType w:val="multilevel"/>
-    <w:tmpl w:val="26225124"/>
-    <w:lvl w:ilvl="0">
-      <w:start w:val="1"/>
-      <w:numFmt w:val="decimal"/>
-      <w:lvlText w:val="第%1章"/>
-      <w:lvlJc w:val="center"/>
-      <w:pPr>
-        <w:tabs>
-          <w:tab w:val="num" w:pos="425"/>
-        </w:tabs>
-        <w:ind w:left="0" w:firstLine="0"/>
-      </w:pPr>
-      <w:rPr>
-        <w:rFonts w:hint="eastAsia"/>
-      </w:rPr>
-    </w:lvl>
-    <w:lvl w:ilvl="1">
-      <w:start w:val="1"/>
-      <w:numFmt w:val="decimal"/>
-      <w:lvlText w:val="%1-%2"/>
-      <w:lvlJc w:val="left"/>
-      <w:pPr>
-        <w:tabs>
-          <w:tab w:val="num" w:pos="482"/>
-        </w:tabs>
-        <w:ind w:left="0" w:firstLine="0"/>
-      </w:pPr>
-      <w:rPr>
-        <w:rFonts w:hint="eastAsia"/>
-      </w:rPr>
-    </w:lvl>
-    <w:lvl w:ilvl="2">
+  <w:abstractNum w:abstractNumId="9" w15:restartNumberingAfterBreak="0">
+    <w:nsid w:val="42A62854"/>
+    <w:multiLevelType w:val="hybridMultilevel"/>
+    <w:tmpl w:val="C99E7102"/>
+    <w:lvl w:ilvl="0" w:tplc="0409000B">
       <w:start w:val="1"/>
       <w:numFmt w:val="bullet"/>
       <w:lvlText w:val=""/>
       <w:lvlJc w:val="left"/>
       <w:pPr>
-        <w:ind w:left="905" w:hanging="480"/>
+        <w:ind w:left="480" w:hanging="480"/>
       </w:pPr>
       <w:rPr>
         <w:rFonts w:ascii="Wingdings" w:hAnsi="Wingdings" w:hint="default"/>
       </w:rPr>
     </w:lvl>
-    <w:lvl w:ilvl="3">
+    <w:lvl w:ilvl="1" w:tplc="04090003" w:tentative="1">
       <w:start w:val="1"/>
-      <w:numFmt w:val="decimal"/>
-      <w:lvlText w:val="%1.%2.%3.%4"/>
+      <w:numFmt w:val="bullet"/>
+      <w:lvlText w:val=""/>
       <w:lvlJc w:val="left"/>
       <w:pPr>
-        <w:ind w:left="1984" w:hanging="708"/>
+        <w:ind w:left="960" w:hanging="480"/>
       </w:pPr>
       <w:rPr>
-        <w:rFonts w:hint="eastAsia"/>
+        <w:rFonts w:ascii="Wingdings" w:hAnsi="Wingdings" w:hint="default"/>
       </w:rPr>
     </w:lvl>
-    <w:lvl w:ilvl="4">
+    <w:lvl w:ilvl="2" w:tplc="04090005" w:tentative="1">
       <w:start w:val="1"/>
-      <w:numFmt w:val="decimal"/>
-      <w:lvlText w:val="%1.%2.%3.%4.%5"/>
+      <w:numFmt w:val="bullet"/>
+      <w:lvlText w:val=""/>
       <w:lvlJc w:val="left"/>
       <w:pPr>
-        <w:ind w:left="2551" w:hanging="850"/>
+        <w:ind w:left="1440" w:hanging="480"/>
       </w:pPr>
       <w:rPr>
-        <w:rFonts w:hint="eastAsia"/>
+        <w:rFonts w:ascii="Wingdings" w:hAnsi="Wingdings" w:hint="default"/>
       </w:rPr>
     </w:lvl>
-    <w:lvl w:ilvl="5">
+    <w:lvl w:ilvl="3" w:tplc="04090001" w:tentative="1">
       <w:start w:val="1"/>
-      <w:numFmt w:val="decimal"/>
-      <w:lvlText w:val="%1.%2.%3.%4.%5.%6"/>
+      <w:numFmt w:val="bullet"/>
+      <w:lvlText w:val=""/>
       <w:lvlJc w:val="left"/>
       <w:pPr>
-        <w:ind w:left="3260" w:hanging="1134"/>
+        <w:ind w:left="1920" w:hanging="480"/>
       </w:pPr>
       <w:rPr>
-        <w:rFonts w:hint="eastAsia"/>
+        <w:rFonts w:ascii="Wingdings" w:hAnsi="Wingdings" w:hint="default"/>
       </w:rPr>
     </w:lvl>
-    <w:lvl w:ilvl="6">
+    <w:lvl w:ilvl="4" w:tplc="04090003" w:tentative="1">
       <w:start w:val="1"/>
-      <w:numFmt w:val="decimal"/>
-      <w:lvlText w:val="%1.%2.%3.%4.%5.%6.%7"/>
+      <w:numFmt w:val="bullet"/>
+      <w:lvlText w:val=""/>
       <w:lvlJc w:val="left"/>
       <w:pPr>
-        <w:ind w:left="3827" w:hanging="1276"/>
+        <w:ind w:left="2400" w:hanging="480"/>
       </w:pPr>
       <w:rPr>
-        <w:rFonts w:hint="eastAsia"/>
+        <w:rFonts w:ascii="Wingdings" w:hAnsi="Wingdings" w:hint="default"/>
       </w:rPr>
     </w:lvl>
-    <w:lvl w:ilvl="7">
+    <w:lvl w:ilvl="5" w:tplc="04090005" w:tentative="1">
       <w:start w:val="1"/>
-      <w:numFmt w:val="decimal"/>
-      <w:lvlText w:val="%1.%2.%3.%4.%5.%6.%7.%8"/>
+      <w:numFmt w:val="bullet"/>
+      <w:lvlText w:val=""/>
       <w:lvlJc w:val="left"/>
       <w:pPr>
-        <w:ind w:left="4394" w:hanging="1418"/>
+        <w:ind w:left="2880" w:hanging="480"/>
       </w:pPr>
       <w:rPr>
-        <w:rFonts w:hint="eastAsia"/>
+        <w:rFonts w:ascii="Wingdings" w:hAnsi="Wingdings" w:hint="default"/>
       </w:rPr>
     </w:lvl>
-    <w:lvl w:ilvl="8">
+    <w:lvl w:ilvl="6" w:tplc="04090001" w:tentative="1">
       <w:start w:val="1"/>
-      <w:numFmt w:val="decimal"/>
-      <w:lvlText w:val="%1.%2.%3.%4.%5.%6.%7.%8.%9"/>
+      <w:numFmt w:val="bullet"/>
+      <w:lvlText w:val=""/>
       <w:lvlJc w:val="left"/>
       <w:pPr>
-        <w:ind w:left="5102" w:hanging="1700"/>
+        <w:ind w:left="3360" w:hanging="480"/>
       </w:pPr>
       <w:rPr>
-        <w:rFonts w:hint="eastAsia"/>
+        <w:rFonts w:ascii="Wingdings" w:hAnsi="Wingdings" w:hint="default"/>
+      </w:rPr>
+    </w:lvl>
+    <w:lvl w:ilvl="7" w:tplc="04090003" w:tentative="1">
+      <w:start w:val="1"/>
+      <w:numFmt w:val="bullet"/>
+      <w:lvlText w:val=""/>
+      <w:lvlJc w:val="left"/>
+      <w:pPr>
+        <w:ind w:left="3840" w:hanging="480"/>
+      </w:pPr>
+      <w:rPr>
+        <w:rFonts w:ascii="Wingdings" w:hAnsi="Wingdings" w:hint="default"/>
+      </w:rPr>
+    </w:lvl>
+    <w:lvl w:ilvl="8" w:tplc="04090005" w:tentative="1">
+      <w:start w:val="1"/>
+      <w:numFmt w:val="bullet"/>
+      <w:lvlText w:val=""/>
+      <w:lvlJc w:val="left"/>
+      <w:pPr>
+        <w:ind w:left="4320" w:hanging="480"/>
+      </w:pPr>
+      <w:rPr>
+        <w:rFonts w:ascii="Wingdings" w:hAnsi="Wingdings" w:hint="default"/>
       </w:rPr>
     </w:lvl>
   </w:abstractNum>
-  <w:abstractNum w:abstractNumId="9" w15:restartNumberingAfterBreak="0">
-    <w:nsid w:val="3C5A06BF"/>
+  <w:abstractNum w:abstractNumId="10" w15:restartNumberingAfterBreak="0">
+    <w:nsid w:val="468B03EF"/>
     <w:multiLevelType w:val="hybridMultilevel"/>
-    <w:tmpl w:val="1D48A276"/>
-    <w:lvl w:ilvl="0" w:tplc="C7FCC5D8">
-      <w:start w:val="1"/>
-      <w:numFmt w:val="decimal"/>
-      <w:lvlText w:val="%1."/>
-      <w:lvlJc w:val="left"/>
-      <w:pPr>
-        <w:ind w:left="480" w:hanging="480"/>
-      </w:pPr>
-      <w:rPr>
-        <w:rFonts w:hint="eastAsia"/>
-      </w:rPr>
-    </w:lvl>
-    <w:lvl w:ilvl="1" w:tplc="04090019" w:tentative="1">
-      <w:start w:val="1"/>
-      <w:numFmt w:val="ideographTraditional"/>
-      <w:lvlText w:val="%2、"/>
-      <w:lvlJc w:val="left"/>
-      <w:pPr>
-        <w:ind w:left="960" w:hanging="480"/>
-      </w:pPr>
-    </w:lvl>
-    <w:lvl w:ilvl="2" w:tplc="0409001B" w:tentative="1">
-      <w:start w:val="1"/>
-      <w:numFmt w:val="lowerRoman"/>
-      <w:lvlText w:val="%3."/>
-      <w:lvlJc w:val="right"/>
-      <w:pPr>
-        <w:ind w:left="1440" w:hanging="480"/>
-      </w:pPr>
-    </w:lvl>
-    <w:lvl w:ilvl="3" w:tplc="0409000F" w:tentative="1">
-      <w:start w:val="1"/>
-      <w:numFmt w:val="decimal"/>
-      <w:lvlText w:val="%4."/>
-      <w:lvlJc w:val="left"/>
-      <w:pPr>
-        <w:ind w:left="1920" w:hanging="480"/>
-      </w:pPr>
-    </w:lvl>
-    <w:lvl w:ilvl="4" w:tplc="04090019" w:tentative="1">
-      <w:start w:val="1"/>
-      <w:numFmt w:val="ideographTraditional"/>
-      <w:lvlText w:val="%5、"/>
-      <w:lvlJc w:val="left"/>
-      <w:pPr>
-        <w:ind w:left="2400" w:hanging="480"/>
-      </w:pPr>
-    </w:lvl>
-    <w:lvl w:ilvl="5" w:tplc="0409001B" w:tentative="1">
-      <w:start w:val="1"/>
-      <w:numFmt w:val="lowerRoman"/>
-      <w:lvlText w:val="%6."/>
-      <w:lvlJc w:val="right"/>
-      <w:pPr>
-        <w:ind w:left="2880" w:hanging="480"/>
-      </w:pPr>
-    </w:lvl>
-    <w:lvl w:ilvl="6" w:tplc="0409000F" w:tentative="1">
-      <w:start w:val="1"/>
-      <w:numFmt w:val="decimal"/>
-      <w:lvlText w:val="%7."/>
-      <w:lvlJc w:val="left"/>
-      <w:pPr>
-        <w:ind w:left="3360" w:hanging="480"/>
-      </w:pPr>
-    </w:lvl>
-    <w:lvl w:ilvl="7" w:tplc="04090019" w:tentative="1">
-      <w:start w:val="1"/>
-      <w:numFmt w:val="ideographTraditional"/>
-      <w:lvlText w:val="%8、"/>
-      <w:lvlJc w:val="left"/>
-      <w:pPr>
-        <w:ind w:left="3840" w:hanging="480"/>
-      </w:pPr>
-    </w:lvl>
-    <w:lvl w:ilvl="8" w:tplc="0409001B" w:tentative="1">
-      <w:start w:val="1"/>
-      <w:numFmt w:val="lowerRoman"/>
-      <w:lvlText w:val="%9."/>
-      <w:lvlJc w:val="right"/>
-      <w:pPr>
-        <w:ind w:left="4320" w:hanging="480"/>
-      </w:pPr>
-    </w:lvl>
-  </w:abstractNum>
-  <w:abstractNum w:abstractNumId="10" w15:restartNumberingAfterBreak="0">
-    <w:nsid w:val="408F66E7"/>
-    <w:multiLevelType w:val="hybridMultilevel"/>
-    <w:tmpl w:val="1ED664F8"/>
+    <w:tmpl w:val="410243A4"/>
     <w:lvl w:ilvl="0" w:tplc="FFFFFFFF">
       <w:start w:val="1"/>
       <w:numFmt w:val="decimal"/>
@@ -22750,7 +23506,7 @@
     </w:lvl>
   </w:abstractNum>
   <w:abstractNum w:abstractNumId="11" w15:restartNumberingAfterBreak="0">
-    <w:nsid w:val="41F8766A"/>
+    <w:nsid w:val="555B3C92"/>
     <w:multiLevelType w:val="hybridMultilevel"/>
     <w:tmpl w:val="66D6A6D2"/>
     <w:lvl w:ilvl="0" w:tplc="FFFFFFFF">
@@ -22839,9 +23595,9 @@
     </w:lvl>
   </w:abstractNum>
   <w:abstractNum w:abstractNumId="12" w15:restartNumberingAfterBreak="0">
-    <w:nsid w:val="42A62854"/>
+    <w:nsid w:val="57EE0B3D"/>
     <w:multiLevelType w:val="hybridMultilevel"/>
-    <w:tmpl w:val="C99E7102"/>
+    <w:tmpl w:val="B2281F40"/>
     <w:lvl w:ilvl="0" w:tplc="0409000B">
       <w:start w:val="1"/>
       <w:numFmt w:val="bullet"/>
@@ -22952,22 +23708,22 @@
     </w:lvl>
   </w:abstractNum>
   <w:abstractNum w:abstractNumId="13" w15:restartNumberingAfterBreak="0">
-    <w:nsid w:val="468B03EF"/>
+    <w:nsid w:val="5D461ECF"/>
     <w:multiLevelType w:val="hybridMultilevel"/>
-    <w:tmpl w:val="410243A4"/>
-    <w:lvl w:ilvl="0" w:tplc="FFFFFFFF">
+    <w:tmpl w:val="E22E8764"/>
+    <w:lvl w:ilvl="0" w:tplc="D392267C">
       <w:start w:val="1"/>
       <w:numFmt w:val="decimal"/>
       <w:lvlText w:val="%1."/>
       <w:lvlJc w:val="left"/>
       <w:pPr>
-        <w:ind w:left="425" w:hanging="425"/>
+        <w:ind w:left="360" w:hanging="360"/>
       </w:pPr>
       <w:rPr>
-        <w:rFonts w:hint="eastAsia"/>
+        <w:rFonts w:hint="default"/>
       </w:rPr>
     </w:lvl>
-    <w:lvl w:ilvl="1" w:tplc="FFFFFFFF" w:tentative="1">
+    <w:lvl w:ilvl="1" w:tplc="04090019" w:tentative="1">
       <w:start w:val="1"/>
       <w:numFmt w:val="ideographTraditional"/>
       <w:lvlText w:val="%2、"/>
@@ -22976,7 +23732,7 @@
         <w:ind w:left="960" w:hanging="480"/>
       </w:pPr>
     </w:lvl>
-    <w:lvl w:ilvl="2" w:tplc="FFFFFFFF" w:tentative="1">
+    <w:lvl w:ilvl="2" w:tplc="0409001B" w:tentative="1">
       <w:start w:val="1"/>
       <w:numFmt w:val="lowerRoman"/>
       <w:lvlText w:val="%3."/>
@@ -22985,7 +23741,7 @@
         <w:ind w:left="1440" w:hanging="480"/>
       </w:pPr>
     </w:lvl>
-    <w:lvl w:ilvl="3" w:tplc="FFFFFFFF" w:tentative="1">
+    <w:lvl w:ilvl="3" w:tplc="0409000F" w:tentative="1">
       <w:start w:val="1"/>
       <w:numFmt w:val="decimal"/>
       <w:lvlText w:val="%4."/>
@@ -22994,7 +23750,7 @@
         <w:ind w:left="1920" w:hanging="480"/>
       </w:pPr>
     </w:lvl>
-    <w:lvl w:ilvl="4" w:tplc="FFFFFFFF" w:tentative="1">
+    <w:lvl w:ilvl="4" w:tplc="04090019" w:tentative="1">
       <w:start w:val="1"/>
       <w:numFmt w:val="ideographTraditional"/>
       <w:lvlText w:val="%5、"/>
@@ -23003,7 +23759,7 @@
         <w:ind w:left="2400" w:hanging="480"/>
       </w:pPr>
     </w:lvl>
-    <w:lvl w:ilvl="5" w:tplc="FFFFFFFF" w:tentative="1">
+    <w:lvl w:ilvl="5" w:tplc="0409001B" w:tentative="1">
       <w:start w:val="1"/>
       <w:numFmt w:val="lowerRoman"/>
       <w:lvlText w:val="%6."/>
@@ -23012,7 +23768,7 @@
         <w:ind w:left="2880" w:hanging="480"/>
       </w:pPr>
     </w:lvl>
-    <w:lvl w:ilvl="6" w:tplc="FFFFFFFF" w:tentative="1">
+    <w:lvl w:ilvl="6" w:tplc="0409000F" w:tentative="1">
       <w:start w:val="1"/>
       <w:numFmt w:val="decimal"/>
       <w:lvlText w:val="%7."/>
@@ -23021,7 +23777,7 @@
         <w:ind w:left="3360" w:hanging="480"/>
       </w:pPr>
     </w:lvl>
-    <w:lvl w:ilvl="7" w:tplc="FFFFFFFF" w:tentative="1">
+    <w:lvl w:ilvl="7" w:tplc="04090019" w:tentative="1">
       <w:start w:val="1"/>
       <w:numFmt w:val="ideographTraditional"/>
       <w:lvlText w:val="%8、"/>
@@ -23030,7 +23786,7 @@
         <w:ind w:left="3840" w:hanging="480"/>
       </w:pPr>
     </w:lvl>
-    <w:lvl w:ilvl="8" w:tplc="FFFFFFFF" w:tentative="1">
+    <w:lvl w:ilvl="8" w:tplc="0409001B" w:tentative="1">
       <w:start w:val="1"/>
       <w:numFmt w:val="lowerRoman"/>
       <w:lvlText w:val="%9."/>
@@ -23041,321 +23797,6 @@
     </w:lvl>
   </w:abstractNum>
   <w:abstractNum w:abstractNumId="14" w15:restartNumberingAfterBreak="0">
-    <w:nsid w:val="5282194E"/>
-    <w:multiLevelType w:val="hybridMultilevel"/>
-    <w:tmpl w:val="FB0A744C"/>
-    <w:lvl w:ilvl="0" w:tplc="04090001">
-      <w:start w:val="1"/>
-      <w:numFmt w:val="bullet"/>
-      <w:lvlText w:val=""/>
-      <w:lvlJc w:val="left"/>
-      <w:pPr>
-        <w:ind w:left="480" w:hanging="480"/>
-      </w:pPr>
-      <w:rPr>
-        <w:rFonts w:ascii="Wingdings" w:hAnsi="Wingdings" w:hint="default"/>
-      </w:rPr>
-    </w:lvl>
-    <w:lvl w:ilvl="1" w:tplc="04090003" w:tentative="1">
-      <w:start w:val="1"/>
-      <w:numFmt w:val="bullet"/>
-      <w:lvlText w:val=""/>
-      <w:lvlJc w:val="left"/>
-      <w:pPr>
-        <w:ind w:left="960" w:hanging="480"/>
-      </w:pPr>
-      <w:rPr>
-        <w:rFonts w:ascii="Wingdings" w:hAnsi="Wingdings" w:hint="default"/>
-      </w:rPr>
-    </w:lvl>
-    <w:lvl w:ilvl="2" w:tplc="04090005">
-      <w:start w:val="1"/>
-      <w:numFmt w:val="bullet"/>
-      <w:lvlText w:val=""/>
-      <w:lvlJc w:val="left"/>
-      <w:pPr>
-        <w:ind w:left="1440" w:hanging="480"/>
-      </w:pPr>
-      <w:rPr>
-        <w:rFonts w:ascii="Wingdings" w:hAnsi="Wingdings" w:hint="default"/>
-      </w:rPr>
-    </w:lvl>
-    <w:lvl w:ilvl="3" w:tplc="04090001" w:tentative="1">
-      <w:start w:val="1"/>
-      <w:numFmt w:val="bullet"/>
-      <w:lvlText w:val=""/>
-      <w:lvlJc w:val="left"/>
-      <w:pPr>
-        <w:ind w:left="1920" w:hanging="480"/>
-      </w:pPr>
-      <w:rPr>
-        <w:rFonts w:ascii="Wingdings" w:hAnsi="Wingdings" w:hint="default"/>
-      </w:rPr>
-    </w:lvl>
-    <w:lvl w:ilvl="4" w:tplc="04090003" w:tentative="1">
-      <w:start w:val="1"/>
-      <w:numFmt w:val="bullet"/>
-      <w:lvlText w:val=""/>
-      <w:lvlJc w:val="left"/>
-      <w:pPr>
-        <w:ind w:left="2400" w:hanging="480"/>
-      </w:pPr>
-      <w:rPr>
-        <w:rFonts w:ascii="Wingdings" w:hAnsi="Wingdings" w:hint="default"/>
-      </w:rPr>
-    </w:lvl>
-    <w:lvl w:ilvl="5" w:tplc="04090005" w:tentative="1">
-      <w:start w:val="1"/>
-      <w:numFmt w:val="bullet"/>
-      <w:lvlText w:val=""/>
-      <w:lvlJc w:val="left"/>
-      <w:pPr>
-        <w:ind w:left="2880" w:hanging="480"/>
-      </w:pPr>
-      <w:rPr>
-        <w:rFonts w:ascii="Wingdings" w:hAnsi="Wingdings" w:hint="default"/>
-      </w:rPr>
-    </w:lvl>
-    <w:lvl w:ilvl="6" w:tplc="04090001" w:tentative="1">
-      <w:start w:val="1"/>
-      <w:numFmt w:val="bullet"/>
-      <w:lvlText w:val=""/>
-      <w:lvlJc w:val="left"/>
-      <w:pPr>
-        <w:ind w:left="3360" w:hanging="480"/>
-      </w:pPr>
-      <w:rPr>
-        <w:rFonts w:ascii="Wingdings" w:hAnsi="Wingdings" w:hint="default"/>
-      </w:rPr>
-    </w:lvl>
-    <w:lvl w:ilvl="7" w:tplc="04090003" w:tentative="1">
-      <w:start w:val="1"/>
-      <w:numFmt w:val="bullet"/>
-      <w:lvlText w:val=""/>
-      <w:lvlJc w:val="left"/>
-      <w:pPr>
-        <w:ind w:left="3840" w:hanging="480"/>
-      </w:pPr>
-      <w:rPr>
-        <w:rFonts w:ascii="Wingdings" w:hAnsi="Wingdings" w:hint="default"/>
-      </w:rPr>
-    </w:lvl>
-    <w:lvl w:ilvl="8" w:tplc="04090005" w:tentative="1">
-      <w:start w:val="1"/>
-      <w:numFmt w:val="bullet"/>
-      <w:lvlText w:val=""/>
-      <w:lvlJc w:val="left"/>
-      <w:pPr>
-        <w:ind w:left="4320" w:hanging="480"/>
-      </w:pPr>
-      <w:rPr>
-        <w:rFonts w:ascii="Wingdings" w:hAnsi="Wingdings" w:hint="default"/>
-      </w:rPr>
-    </w:lvl>
-  </w:abstractNum>
-  <w:abstractNum w:abstractNumId="15" w15:restartNumberingAfterBreak="0">
-    <w:nsid w:val="555B3C92"/>
-    <w:multiLevelType w:val="hybridMultilevel"/>
-    <w:tmpl w:val="66D6A6D2"/>
-    <w:lvl w:ilvl="0" w:tplc="FFFFFFFF">
-      <w:start w:val="1"/>
-      <w:numFmt w:val="decimal"/>
-      <w:lvlText w:val="%1."/>
-      <w:lvlJc w:val="left"/>
-      <w:pPr>
-        <w:ind w:left="425" w:hanging="425"/>
-      </w:pPr>
-      <w:rPr>
-        <w:rFonts w:hint="eastAsia"/>
-      </w:rPr>
-    </w:lvl>
-    <w:lvl w:ilvl="1" w:tplc="FFFFFFFF" w:tentative="1">
-      <w:start w:val="1"/>
-      <w:numFmt w:val="ideographTraditional"/>
-      <w:lvlText w:val="%2、"/>
-      <w:lvlJc w:val="left"/>
-      <w:pPr>
-        <w:ind w:left="960" w:hanging="480"/>
-      </w:pPr>
-    </w:lvl>
-    <w:lvl w:ilvl="2" w:tplc="FFFFFFFF" w:tentative="1">
-      <w:start w:val="1"/>
-      <w:numFmt w:val="lowerRoman"/>
-      <w:lvlText w:val="%3."/>
-      <w:lvlJc w:val="right"/>
-      <w:pPr>
-        <w:ind w:left="1440" w:hanging="480"/>
-      </w:pPr>
-    </w:lvl>
-    <w:lvl w:ilvl="3" w:tplc="FFFFFFFF" w:tentative="1">
-      <w:start w:val="1"/>
-      <w:numFmt w:val="decimal"/>
-      <w:lvlText w:val="%4."/>
-      <w:lvlJc w:val="left"/>
-      <w:pPr>
-        <w:ind w:left="1920" w:hanging="480"/>
-      </w:pPr>
-    </w:lvl>
-    <w:lvl w:ilvl="4" w:tplc="FFFFFFFF" w:tentative="1">
-      <w:start w:val="1"/>
-      <w:numFmt w:val="ideographTraditional"/>
-      <w:lvlText w:val="%5、"/>
-      <w:lvlJc w:val="left"/>
-      <w:pPr>
-        <w:ind w:left="2400" w:hanging="480"/>
-      </w:pPr>
-    </w:lvl>
-    <w:lvl w:ilvl="5" w:tplc="FFFFFFFF" w:tentative="1">
-      <w:start w:val="1"/>
-      <w:numFmt w:val="lowerRoman"/>
-      <w:lvlText w:val="%6."/>
-      <w:lvlJc w:val="right"/>
-      <w:pPr>
-        <w:ind w:left="2880" w:hanging="480"/>
-      </w:pPr>
-    </w:lvl>
-    <w:lvl w:ilvl="6" w:tplc="FFFFFFFF" w:tentative="1">
-      <w:start w:val="1"/>
-      <w:numFmt w:val="decimal"/>
-      <w:lvlText w:val="%7."/>
-      <w:lvlJc w:val="left"/>
-      <w:pPr>
-        <w:ind w:left="3360" w:hanging="480"/>
-      </w:pPr>
-    </w:lvl>
-    <w:lvl w:ilvl="7" w:tplc="FFFFFFFF" w:tentative="1">
-      <w:start w:val="1"/>
-      <w:numFmt w:val="ideographTraditional"/>
-      <w:lvlText w:val="%8、"/>
-      <w:lvlJc w:val="left"/>
-      <w:pPr>
-        <w:ind w:left="3840" w:hanging="480"/>
-      </w:pPr>
-    </w:lvl>
-    <w:lvl w:ilvl="8" w:tplc="FFFFFFFF" w:tentative="1">
-      <w:start w:val="1"/>
-      <w:numFmt w:val="lowerRoman"/>
-      <w:lvlText w:val="%9."/>
-      <w:lvlJc w:val="right"/>
-      <w:pPr>
-        <w:ind w:left="4320" w:hanging="480"/>
-      </w:pPr>
-    </w:lvl>
-  </w:abstractNum>
-  <w:abstractNum w:abstractNumId="16" w15:restartNumberingAfterBreak="0">
-    <w:nsid w:val="57EE0B3D"/>
-    <w:multiLevelType w:val="hybridMultilevel"/>
-    <w:tmpl w:val="B2281F40"/>
-    <w:lvl w:ilvl="0" w:tplc="0409000B">
-      <w:start w:val="1"/>
-      <w:numFmt w:val="bullet"/>
-      <w:lvlText w:val=""/>
-      <w:lvlJc w:val="left"/>
-      <w:pPr>
-        <w:ind w:left="480" w:hanging="480"/>
-      </w:pPr>
-      <w:rPr>
-        <w:rFonts w:ascii="Wingdings" w:hAnsi="Wingdings" w:hint="default"/>
-      </w:rPr>
-    </w:lvl>
-    <w:lvl w:ilvl="1" w:tplc="04090003" w:tentative="1">
-      <w:start w:val="1"/>
-      <w:numFmt w:val="bullet"/>
-      <w:lvlText w:val=""/>
-      <w:lvlJc w:val="left"/>
-      <w:pPr>
-        <w:ind w:left="960" w:hanging="480"/>
-      </w:pPr>
-      <w:rPr>
-        <w:rFonts w:ascii="Wingdings" w:hAnsi="Wingdings" w:hint="default"/>
-      </w:rPr>
-    </w:lvl>
-    <w:lvl w:ilvl="2" w:tplc="04090005" w:tentative="1">
-      <w:start w:val="1"/>
-      <w:numFmt w:val="bullet"/>
-      <w:lvlText w:val=""/>
-      <w:lvlJc w:val="left"/>
-      <w:pPr>
-        <w:ind w:left="1440" w:hanging="480"/>
-      </w:pPr>
-      <w:rPr>
-        <w:rFonts w:ascii="Wingdings" w:hAnsi="Wingdings" w:hint="default"/>
-      </w:rPr>
-    </w:lvl>
-    <w:lvl w:ilvl="3" w:tplc="04090001" w:tentative="1">
-      <w:start w:val="1"/>
-      <w:numFmt w:val="bullet"/>
-      <w:lvlText w:val=""/>
-      <w:lvlJc w:val="left"/>
-      <w:pPr>
-        <w:ind w:left="1920" w:hanging="480"/>
-      </w:pPr>
-      <w:rPr>
-        <w:rFonts w:ascii="Wingdings" w:hAnsi="Wingdings" w:hint="default"/>
-      </w:rPr>
-    </w:lvl>
-    <w:lvl w:ilvl="4" w:tplc="04090003" w:tentative="1">
-      <w:start w:val="1"/>
-      <w:numFmt w:val="bullet"/>
-      <w:lvlText w:val=""/>
-      <w:lvlJc w:val="left"/>
-      <w:pPr>
-        <w:ind w:left="2400" w:hanging="480"/>
-      </w:pPr>
-      <w:rPr>
-        <w:rFonts w:ascii="Wingdings" w:hAnsi="Wingdings" w:hint="default"/>
-      </w:rPr>
-    </w:lvl>
-    <w:lvl w:ilvl="5" w:tplc="04090005" w:tentative="1">
-      <w:start w:val="1"/>
-      <w:numFmt w:val="bullet"/>
-      <w:lvlText w:val=""/>
-      <w:lvlJc w:val="left"/>
-      <w:pPr>
-        <w:ind w:left="2880" w:hanging="480"/>
-      </w:pPr>
-      <w:rPr>
-        <w:rFonts w:ascii="Wingdings" w:hAnsi="Wingdings" w:hint="default"/>
-      </w:rPr>
-    </w:lvl>
-    <w:lvl w:ilvl="6" w:tplc="04090001" w:tentative="1">
-      <w:start w:val="1"/>
-      <w:numFmt w:val="bullet"/>
-      <w:lvlText w:val=""/>
-      <w:lvlJc w:val="left"/>
-      <w:pPr>
-        <w:ind w:left="3360" w:hanging="480"/>
-      </w:pPr>
-      <w:rPr>
-        <w:rFonts w:ascii="Wingdings" w:hAnsi="Wingdings" w:hint="default"/>
-      </w:rPr>
-    </w:lvl>
-    <w:lvl w:ilvl="7" w:tplc="04090003" w:tentative="1">
-      <w:start w:val="1"/>
-      <w:numFmt w:val="bullet"/>
-      <w:lvlText w:val=""/>
-      <w:lvlJc w:val="left"/>
-      <w:pPr>
-        <w:ind w:left="3840" w:hanging="480"/>
-      </w:pPr>
-      <w:rPr>
-        <w:rFonts w:ascii="Wingdings" w:hAnsi="Wingdings" w:hint="default"/>
-      </w:rPr>
-    </w:lvl>
-    <w:lvl w:ilvl="8" w:tplc="04090005" w:tentative="1">
-      <w:start w:val="1"/>
-      <w:numFmt w:val="bullet"/>
-      <w:lvlText w:val=""/>
-      <w:lvlJc w:val="left"/>
-      <w:pPr>
-        <w:ind w:left="4320" w:hanging="480"/>
-      </w:pPr>
-      <w:rPr>
-        <w:rFonts w:ascii="Wingdings" w:hAnsi="Wingdings" w:hint="default"/>
-      </w:rPr>
-    </w:lvl>
-  </w:abstractNum>
-  <w:abstractNum w:abstractNumId="17" w15:restartNumberingAfterBreak="0">
     <w:nsid w:val="62A94BEB"/>
     <w:multiLevelType w:val="multilevel"/>
     <w:tmpl w:val="28327C30"/>
@@ -23478,6 +23919,267 @@
       </w:rPr>
     </w:lvl>
   </w:abstractNum>
+  <w:abstractNum w:abstractNumId="15" w15:restartNumberingAfterBreak="0">
+    <w:nsid w:val="65F41359"/>
+    <w:multiLevelType w:val="hybridMultilevel"/>
+    <w:tmpl w:val="FE9EBDBE"/>
+    <w:lvl w:ilvl="0" w:tplc="992227B2">
+      <w:start w:val="1"/>
+      <w:numFmt w:val="decimal"/>
+      <w:lvlText w:val="%1."/>
+      <w:lvlJc w:val="left"/>
+      <w:pPr>
+        <w:ind w:left="360" w:hanging="360"/>
+      </w:pPr>
+    </w:lvl>
+    <w:lvl w:ilvl="1" w:tplc="04090019" w:tentative="1">
+      <w:start w:val="1"/>
+      <w:numFmt w:val="ideographTraditional"/>
+      <w:lvlText w:val="%2、"/>
+      <w:lvlJc w:val="left"/>
+      <w:pPr>
+        <w:ind w:left="960" w:hanging="480"/>
+      </w:pPr>
+    </w:lvl>
+    <w:lvl w:ilvl="2" w:tplc="0409001B" w:tentative="1">
+      <w:start w:val="1"/>
+      <w:numFmt w:val="lowerRoman"/>
+      <w:lvlText w:val="%3."/>
+      <w:lvlJc w:val="right"/>
+      <w:pPr>
+        <w:ind w:left="1440" w:hanging="480"/>
+      </w:pPr>
+    </w:lvl>
+    <w:lvl w:ilvl="3" w:tplc="0409000F" w:tentative="1">
+      <w:start w:val="1"/>
+      <w:numFmt w:val="decimal"/>
+      <w:lvlText w:val="%4."/>
+      <w:lvlJc w:val="left"/>
+      <w:pPr>
+        <w:ind w:left="1920" w:hanging="480"/>
+      </w:pPr>
+    </w:lvl>
+    <w:lvl w:ilvl="4" w:tplc="04090019" w:tentative="1">
+      <w:start w:val="1"/>
+      <w:numFmt w:val="ideographTraditional"/>
+      <w:lvlText w:val="%5、"/>
+      <w:lvlJc w:val="left"/>
+      <w:pPr>
+        <w:ind w:left="2400" w:hanging="480"/>
+      </w:pPr>
+    </w:lvl>
+    <w:lvl w:ilvl="5" w:tplc="0409001B" w:tentative="1">
+      <w:start w:val="1"/>
+      <w:numFmt w:val="lowerRoman"/>
+      <w:lvlText w:val="%6."/>
+      <w:lvlJc w:val="right"/>
+      <w:pPr>
+        <w:ind w:left="2880" w:hanging="480"/>
+      </w:pPr>
+    </w:lvl>
+    <w:lvl w:ilvl="6" w:tplc="0409000F" w:tentative="1">
+      <w:start w:val="1"/>
+      <w:numFmt w:val="decimal"/>
+      <w:lvlText w:val="%7."/>
+      <w:lvlJc w:val="left"/>
+      <w:pPr>
+        <w:ind w:left="3360" w:hanging="480"/>
+      </w:pPr>
+    </w:lvl>
+    <w:lvl w:ilvl="7" w:tplc="04090019" w:tentative="1">
+      <w:start w:val="1"/>
+      <w:numFmt w:val="ideographTraditional"/>
+      <w:lvlText w:val="%8、"/>
+      <w:lvlJc w:val="left"/>
+      <w:pPr>
+        <w:ind w:left="3840" w:hanging="480"/>
+      </w:pPr>
+    </w:lvl>
+    <w:lvl w:ilvl="8" w:tplc="0409001B" w:tentative="1">
+      <w:start w:val="1"/>
+      <w:numFmt w:val="lowerRoman"/>
+      <w:lvlText w:val="%9."/>
+      <w:lvlJc w:val="right"/>
+      <w:pPr>
+        <w:ind w:left="4320" w:hanging="480"/>
+      </w:pPr>
+    </w:lvl>
+  </w:abstractNum>
+  <w:abstractNum w:abstractNumId="16" w15:restartNumberingAfterBreak="0">
+    <w:nsid w:val="66FB022E"/>
+    <w:multiLevelType w:val="hybridMultilevel"/>
+    <w:tmpl w:val="3F340D7A"/>
+    <w:lvl w:ilvl="0" w:tplc="23001710">
+      <w:start w:val="1"/>
+      <w:numFmt w:val="decimal"/>
+      <w:lvlText w:val="%1."/>
+      <w:lvlJc w:val="left"/>
+      <w:pPr>
+        <w:ind w:left="360" w:hanging="360"/>
+      </w:pPr>
+      <w:rPr>
+        <w:rFonts w:hint="default"/>
+      </w:rPr>
+    </w:lvl>
+    <w:lvl w:ilvl="1" w:tplc="04090019" w:tentative="1">
+      <w:start w:val="1"/>
+      <w:numFmt w:val="ideographTraditional"/>
+      <w:lvlText w:val="%2、"/>
+      <w:lvlJc w:val="left"/>
+      <w:pPr>
+        <w:ind w:left="960" w:hanging="480"/>
+      </w:pPr>
+    </w:lvl>
+    <w:lvl w:ilvl="2" w:tplc="0409001B" w:tentative="1">
+      <w:start w:val="1"/>
+      <w:numFmt w:val="lowerRoman"/>
+      <w:lvlText w:val="%3."/>
+      <w:lvlJc w:val="right"/>
+      <w:pPr>
+        <w:ind w:left="1440" w:hanging="480"/>
+      </w:pPr>
+    </w:lvl>
+    <w:lvl w:ilvl="3" w:tplc="0409000F" w:tentative="1">
+      <w:start w:val="1"/>
+      <w:numFmt w:val="decimal"/>
+      <w:lvlText w:val="%4."/>
+      <w:lvlJc w:val="left"/>
+      <w:pPr>
+        <w:ind w:left="1920" w:hanging="480"/>
+      </w:pPr>
+    </w:lvl>
+    <w:lvl w:ilvl="4" w:tplc="04090019" w:tentative="1">
+      <w:start w:val="1"/>
+      <w:numFmt w:val="ideographTraditional"/>
+      <w:lvlText w:val="%5、"/>
+      <w:lvlJc w:val="left"/>
+      <w:pPr>
+        <w:ind w:left="2400" w:hanging="480"/>
+      </w:pPr>
+    </w:lvl>
+    <w:lvl w:ilvl="5" w:tplc="0409001B" w:tentative="1">
+      <w:start w:val="1"/>
+      <w:numFmt w:val="lowerRoman"/>
+      <w:lvlText w:val="%6."/>
+      <w:lvlJc w:val="right"/>
+      <w:pPr>
+        <w:ind w:left="2880" w:hanging="480"/>
+      </w:pPr>
+    </w:lvl>
+    <w:lvl w:ilvl="6" w:tplc="0409000F" w:tentative="1">
+      <w:start w:val="1"/>
+      <w:numFmt w:val="decimal"/>
+      <w:lvlText w:val="%7."/>
+      <w:lvlJc w:val="left"/>
+      <w:pPr>
+        <w:ind w:left="3360" w:hanging="480"/>
+      </w:pPr>
+    </w:lvl>
+    <w:lvl w:ilvl="7" w:tplc="04090019" w:tentative="1">
+      <w:start w:val="1"/>
+      <w:numFmt w:val="ideographTraditional"/>
+      <w:lvlText w:val="%8、"/>
+      <w:lvlJc w:val="left"/>
+      <w:pPr>
+        <w:ind w:left="3840" w:hanging="480"/>
+      </w:pPr>
+    </w:lvl>
+    <w:lvl w:ilvl="8" w:tplc="0409001B" w:tentative="1">
+      <w:start w:val="1"/>
+      <w:numFmt w:val="lowerRoman"/>
+      <w:lvlText w:val="%9."/>
+      <w:lvlJc w:val="right"/>
+      <w:pPr>
+        <w:ind w:left="4320" w:hanging="480"/>
+      </w:pPr>
+    </w:lvl>
+  </w:abstractNum>
+  <w:abstractNum w:abstractNumId="17" w15:restartNumberingAfterBreak="0">
+    <w:nsid w:val="67BF454D"/>
+    <w:multiLevelType w:val="hybridMultilevel"/>
+    <w:tmpl w:val="FE9EBDBE"/>
+    <w:lvl w:ilvl="0" w:tplc="992227B2">
+      <w:start w:val="1"/>
+      <w:numFmt w:val="decimal"/>
+      <w:lvlText w:val="%1."/>
+      <w:lvlJc w:val="left"/>
+      <w:pPr>
+        <w:ind w:left="360" w:hanging="360"/>
+      </w:pPr>
+    </w:lvl>
+    <w:lvl w:ilvl="1" w:tplc="04090019" w:tentative="1">
+      <w:start w:val="1"/>
+      <w:numFmt w:val="ideographTraditional"/>
+      <w:lvlText w:val="%2、"/>
+      <w:lvlJc w:val="left"/>
+      <w:pPr>
+        <w:ind w:left="960" w:hanging="480"/>
+      </w:pPr>
+    </w:lvl>
+    <w:lvl w:ilvl="2" w:tplc="0409001B" w:tentative="1">
+      <w:start w:val="1"/>
+      <w:numFmt w:val="lowerRoman"/>
+      <w:lvlText w:val="%3."/>
+      <w:lvlJc w:val="right"/>
+      <w:pPr>
+        <w:ind w:left="1440" w:hanging="480"/>
+      </w:pPr>
+    </w:lvl>
+    <w:lvl w:ilvl="3" w:tplc="0409000F" w:tentative="1">
+      <w:start w:val="1"/>
+      <w:numFmt w:val="decimal"/>
+      <w:lvlText w:val="%4."/>
+      <w:lvlJc w:val="left"/>
+      <w:pPr>
+        <w:ind w:left="1920" w:hanging="480"/>
+      </w:pPr>
+    </w:lvl>
+    <w:lvl w:ilvl="4" w:tplc="04090019" w:tentative="1">
+      <w:start w:val="1"/>
+      <w:numFmt w:val="ideographTraditional"/>
+      <w:lvlText w:val="%5、"/>
+      <w:lvlJc w:val="left"/>
+      <w:pPr>
+        <w:ind w:left="2400" w:hanging="480"/>
+      </w:pPr>
+    </w:lvl>
+    <w:lvl w:ilvl="5" w:tplc="0409001B" w:tentative="1">
+      <w:start w:val="1"/>
+      <w:numFmt w:val="lowerRoman"/>
+      <w:lvlText w:val="%6."/>
+      <w:lvlJc w:val="right"/>
+      <w:pPr>
+        <w:ind w:left="2880" w:hanging="480"/>
+      </w:pPr>
+    </w:lvl>
+    <w:lvl w:ilvl="6" w:tplc="0409000F" w:tentative="1">
+      <w:start w:val="1"/>
+      <w:numFmt w:val="decimal"/>
+      <w:lvlText w:val="%7."/>
+      <w:lvlJc w:val="left"/>
+      <w:pPr>
+        <w:ind w:left="3360" w:hanging="480"/>
+      </w:pPr>
+    </w:lvl>
+    <w:lvl w:ilvl="7" w:tplc="04090019" w:tentative="1">
+      <w:start w:val="1"/>
+      <w:numFmt w:val="ideographTraditional"/>
+      <w:lvlText w:val="%8、"/>
+      <w:lvlJc w:val="left"/>
+      <w:pPr>
+        <w:ind w:left="3840" w:hanging="480"/>
+      </w:pPr>
+    </w:lvl>
+    <w:lvl w:ilvl="8" w:tplc="0409001B" w:tentative="1">
+      <w:start w:val="1"/>
+      <w:numFmt w:val="lowerRoman"/>
+      <w:lvlText w:val="%9."/>
+      <w:lvlJc w:val="right"/>
+      <w:pPr>
+        <w:ind w:left="4320" w:hanging="480"/>
+      </w:pPr>
+    </w:lvl>
+  </w:abstractNum>
   <w:abstractNum w:abstractNumId="18" w15:restartNumberingAfterBreak="0">
     <w:nsid w:val="709261F5"/>
     <w:multiLevelType w:val="hybridMultilevel"/>
@@ -23567,53 +24269,106 @@
       </w:pPr>
     </w:lvl>
   </w:abstractNum>
-  <w:num w:numId="1" w16cid:durableId="567426511">
-    <w:abstractNumId w:val="17"/>
+  <w:abstractNum w:abstractNumId="19" w15:restartNumberingAfterBreak="0">
+    <w:nsid w:val="7A2F313D"/>
+    <w:multiLevelType w:val="hybridMultilevel"/>
+    <w:tmpl w:val="A4840296"/>
+    <w:lvl w:ilvl="0" w:tplc="DBA603C2">
+      <w:start w:val="1"/>
+      <w:numFmt w:val="decimal"/>
+      <w:lvlText w:val="%1."/>
+      <w:lvlJc w:val="left"/>
+      <w:pPr>
+        <w:ind w:left="360" w:hanging="360"/>
+      </w:pPr>
+      <w:rPr>
+        <w:rFonts w:hint="default"/>
+      </w:rPr>
+    </w:lvl>
+    <w:lvl w:ilvl="1" w:tplc="04090019" w:tentative="1">
+      <w:start w:val="1"/>
+      <w:numFmt w:val="ideographTraditional"/>
+      <w:lvlText w:val="%2、"/>
+      <w:lvlJc w:val="left"/>
+      <w:pPr>
+        <w:ind w:left="960" w:hanging="480"/>
+      </w:pPr>
+    </w:lvl>
+    <w:lvl w:ilvl="2" w:tplc="0409001B" w:tentative="1">
+      <w:start w:val="1"/>
+      <w:numFmt w:val="lowerRoman"/>
+      <w:lvlText w:val="%3."/>
+      <w:lvlJc w:val="right"/>
+      <w:pPr>
+        <w:ind w:left="1440" w:hanging="480"/>
+      </w:pPr>
+    </w:lvl>
+    <w:lvl w:ilvl="3" w:tplc="0409000F" w:tentative="1">
+      <w:start w:val="1"/>
+      <w:numFmt w:val="decimal"/>
+      <w:lvlText w:val="%4."/>
+      <w:lvlJc w:val="left"/>
+      <w:pPr>
+        <w:ind w:left="1920" w:hanging="480"/>
+      </w:pPr>
+    </w:lvl>
+    <w:lvl w:ilvl="4" w:tplc="04090019" w:tentative="1">
+      <w:start w:val="1"/>
+      <w:numFmt w:val="ideographTraditional"/>
+      <w:lvlText w:val="%5、"/>
+      <w:lvlJc w:val="left"/>
+      <w:pPr>
+        <w:ind w:left="2400" w:hanging="480"/>
+      </w:pPr>
+    </w:lvl>
+    <w:lvl w:ilvl="5" w:tplc="0409001B" w:tentative="1">
+      <w:start w:val="1"/>
+      <w:numFmt w:val="lowerRoman"/>
+      <w:lvlText w:val="%6."/>
+      <w:lvlJc w:val="right"/>
+      <w:pPr>
+        <w:ind w:left="2880" w:hanging="480"/>
+      </w:pPr>
+    </w:lvl>
+    <w:lvl w:ilvl="6" w:tplc="0409000F" w:tentative="1">
+      <w:start w:val="1"/>
+      <w:numFmt w:val="decimal"/>
+      <w:lvlText w:val="%7."/>
+      <w:lvlJc w:val="left"/>
+      <w:pPr>
+        <w:ind w:left="3360" w:hanging="480"/>
+      </w:pPr>
+    </w:lvl>
+    <w:lvl w:ilvl="7" w:tplc="04090019" w:tentative="1">
+      <w:start w:val="1"/>
+      <w:numFmt w:val="ideographTraditional"/>
+      <w:lvlText w:val="%8、"/>
+      <w:lvlJc w:val="left"/>
+      <w:pPr>
+        <w:ind w:left="3840" w:hanging="480"/>
+      </w:pPr>
+    </w:lvl>
+    <w:lvl w:ilvl="8" w:tplc="0409001B" w:tentative="1">
+      <w:start w:val="1"/>
+      <w:numFmt w:val="lowerRoman"/>
+      <w:lvlText w:val="%9."/>
+      <w:lvlJc w:val="right"/>
+      <w:pPr>
+        <w:ind w:left="4320" w:hanging="480"/>
+      </w:pPr>
+    </w:lvl>
+  </w:abstractNum>
+  <w:num w:numId="1">
+    <w:abstractNumId w:val="14"/>
   </w:num>
-  <w:num w:numId="2" w16cid:durableId="1354115221">
-    <w:abstractNumId w:val="5"/>
+  <w:num w:numId="2">
+    <w:abstractNumId w:val="7"/>
   </w:num>
-  <w:num w:numId="3" w16cid:durableId="222914366">
+  <w:num w:numId="3">
     <w:abstractNumId w:val="2"/>
   </w:num>
-  <w:num w:numId="4" w16cid:durableId="499469848">
-    <w:abstractNumId w:val="8"/>
-  </w:num>
-  <w:num w:numId="5" w16cid:durableId="1810171025">
+  <w:num w:numId="4">
     <w:abstractNumId w:val="14"/>
-  </w:num>
-  <w:num w:numId="6" w16cid:durableId="1634099974">
-    <w:abstractNumId w:val="4"/>
-  </w:num>
-  <w:num w:numId="7" w16cid:durableId="1082531007">
-    <w:abstractNumId w:val="17"/>
-  </w:num>
-  <w:num w:numId="8" w16cid:durableId="1043091149">
-    <w:abstractNumId w:val="17"/>
-  </w:num>
-  <w:num w:numId="9" w16cid:durableId="1025713953">
-    <w:abstractNumId w:val="17"/>
-  </w:num>
-  <w:num w:numId="10" w16cid:durableId="64689681">
-    <w:abstractNumId w:val="17"/>
-  </w:num>
-  <w:num w:numId="11" w16cid:durableId="444616883">
-    <w:abstractNumId w:val="17"/>
-  </w:num>
-  <w:num w:numId="12" w16cid:durableId="767626243">
-    <w:abstractNumId w:val="17"/>
-  </w:num>
-  <w:num w:numId="13" w16cid:durableId="1363097436">
-    <w:abstractNumId w:val="17"/>
-  </w:num>
-  <w:num w:numId="14" w16cid:durableId="2138906583">
-    <w:abstractNumId w:val="17"/>
-  </w:num>
-  <w:num w:numId="15" w16cid:durableId="1693412012">
-    <w:abstractNumId w:val="1"/>
-  </w:num>
-  <w:num w:numId="16" w16cid:durableId="641540391">
-    <w:abstractNumId w:val="17"/>
     <w:lvlOverride w:ilvl="0">
       <w:startOverride w:val="1"/>
     </w:lvlOverride>
@@ -23642,95 +24397,63 @@
       <w:startOverride w:val="1"/>
     </w:lvlOverride>
   </w:num>
-  <w:num w:numId="17" w16cid:durableId="1549680195">
+  <w:num w:numId="5">
+    <w:abstractNumId w:val="0"/>
+  </w:num>
+  <w:num w:numId="6">
+    <w:abstractNumId w:val="12"/>
+  </w:num>
+  <w:num w:numId="7">
+    <w:abstractNumId w:val="9"/>
+  </w:num>
+  <w:num w:numId="8">
+    <w:abstractNumId w:val="10"/>
+  </w:num>
+  <w:num w:numId="9">
+    <w:abstractNumId w:val="18"/>
+  </w:num>
+  <w:num w:numId="10">
+    <w:abstractNumId w:val="11"/>
+  </w:num>
+  <w:num w:numId="11">
+    <w:abstractNumId w:val="19"/>
+  </w:num>
+  <w:num w:numId="12">
+    <w:abstractNumId w:val="8"/>
+  </w:num>
+  <w:num w:numId="13">
+    <w:abstractNumId w:val="15"/>
+  </w:num>
+  <w:num w:numId="14">
+    <w:abstractNumId w:val="1"/>
+  </w:num>
+  <w:num w:numId="15">
+    <w:abstractNumId w:val="13"/>
+  </w:num>
+  <w:num w:numId="16">
+    <w:abstractNumId w:val="5"/>
+  </w:num>
+  <w:num w:numId="17">
+    <w:abstractNumId w:val="3"/>
+  </w:num>
+  <w:num w:numId="18">
     <w:abstractNumId w:val="6"/>
   </w:num>
-  <w:num w:numId="18" w16cid:durableId="1672677372">
-    <w:abstractNumId w:val="0"/>
-  </w:num>
-  <w:num w:numId="19" w16cid:durableId="15888386">
-    <w:abstractNumId w:val="3"/>
-  </w:num>
-  <w:num w:numId="20" w16cid:durableId="94641526">
+  <w:num w:numId="19">
     <w:abstractNumId w:val="17"/>
   </w:num>
-  <w:num w:numId="21" w16cid:durableId="1636325619">
-    <w:abstractNumId w:val="17"/>
-  </w:num>
-  <w:num w:numId="22" w16cid:durableId="1422682397">
+  <w:num w:numId="20">
     <w:abstractNumId w:val="16"/>
   </w:num>
-  <w:num w:numId="23" w16cid:durableId="946695533">
-    <w:abstractNumId w:val="17"/>
+  <w:num w:numId="21">
+    <w:abstractNumId w:val="4"/>
   </w:num>
-  <w:num w:numId="24" w16cid:durableId="996425102">
-    <w:abstractNumId w:val="12"/>
-  </w:num>
-  <w:num w:numId="25" w16cid:durableId="1972437929">
-    <w:abstractNumId w:val="17"/>
-  </w:num>
-  <w:num w:numId="26" w16cid:durableId="132062178">
-    <w:abstractNumId w:val="13"/>
-  </w:num>
-  <w:num w:numId="27" w16cid:durableId="1497381946">
-    <w:abstractNumId w:val="17"/>
-  </w:num>
-  <w:num w:numId="28" w16cid:durableId="214632962">
-    <w:abstractNumId w:val="17"/>
-  </w:num>
-  <w:num w:numId="29" w16cid:durableId="1189023927">
-    <w:abstractNumId w:val="17"/>
-  </w:num>
-  <w:num w:numId="30" w16cid:durableId="1152215780">
-    <w:abstractNumId w:val="18"/>
-  </w:num>
-  <w:num w:numId="31" w16cid:durableId="1346245807">
-    <w:abstractNumId w:val="17"/>
-  </w:num>
-  <w:num w:numId="32" w16cid:durableId="105346929">
-    <w:abstractNumId w:val="17"/>
-  </w:num>
-  <w:num w:numId="33" w16cid:durableId="65497744">
-    <w:abstractNumId w:val="17"/>
-  </w:num>
-  <w:num w:numId="34" w16cid:durableId="1171599239">
-    <w:abstractNumId w:val="17"/>
-  </w:num>
-  <w:num w:numId="35" w16cid:durableId="1157109976">
-    <w:abstractNumId w:val="17"/>
-  </w:num>
-  <w:num w:numId="36" w16cid:durableId="56629640">
-    <w:abstractNumId w:val="17"/>
-  </w:num>
-  <w:num w:numId="37" w16cid:durableId="1408192475">
-    <w:abstractNumId w:val="17"/>
-  </w:num>
-  <w:num w:numId="38" w16cid:durableId="484395657">
-    <w:abstractNumId w:val="17"/>
-  </w:num>
-  <w:num w:numId="39" w16cid:durableId="1375042268">
-    <w:abstractNumId w:val="17"/>
-  </w:num>
-  <w:num w:numId="40" w16cid:durableId="1538853502">
-    <w:abstractNumId w:val="15"/>
-  </w:num>
-  <w:num w:numId="41" w16cid:durableId="1445004222">
-    <w:abstractNumId w:val="9"/>
-  </w:num>
-  <w:num w:numId="42" w16cid:durableId="1733502875">
-    <w:abstractNumId w:val="10"/>
-  </w:num>
-  <w:num w:numId="43" w16cid:durableId="2050951986">
-    <w:abstractNumId w:val="7"/>
-  </w:num>
-  <w:num w:numId="44" w16cid:durableId="431778498">
-    <w:abstractNumId w:val="11"/>
-  </w:num>
+  <w:numIdMacAtCleanup w:val="21"/>
 </w:numbering>
 </file>
 
 <file path=word/styles.xml><?xml version="1.0" encoding="utf-8"?>
-<w:styles xmlns:mc="http://schemas.openxmlformats.org/markup-compatibility/2006" xmlns:r="http://schemas.openxmlformats.org/officeDocument/2006/relationships" xmlns:w="http://schemas.openxmlformats.org/wordprocessingml/2006/main" xmlns:w14="http://schemas.microsoft.com/office/word/2010/wordml" xmlns:w15="http://schemas.microsoft.com/office/word/2012/wordml" xmlns:w16cex="http://schemas.microsoft.com/office/word/2018/wordml/cex" xmlns:w16cid="http://schemas.microsoft.com/office/word/2016/wordml/cid" xmlns:w16="http://schemas.microsoft.com/office/word/2018/wordml" xmlns:w16sdtdh="http://schemas.microsoft.com/office/word/2020/wordml/sdtdatahash" xmlns:w16se="http://schemas.microsoft.com/office/word/2015/wordml/symex" mc:Ignorable="w14 w15 w16se w16cid w16 w16cex w16sdtdh">
+<w:styles xmlns:mc="http://schemas.openxmlformats.org/markup-compatibility/2006" xmlns:r="http://schemas.openxmlformats.org/officeDocument/2006/relationships" xmlns:w="http://schemas.openxmlformats.org/wordprocessingml/2006/main" xmlns:w14="http://schemas.microsoft.com/office/word/2010/wordml" xmlns:w15="http://schemas.microsoft.com/office/word/2012/wordml" xmlns:w16se="http://schemas.microsoft.com/office/word/2015/wordml/symex" mc:Ignorable="w14 w15 w16se">
   <w:docDefaults>
     <w:rPrDefault>
       <w:rPr>
@@ -23744,7 +24467,7 @@
     </w:rPrDefault>
     <w:pPrDefault/>
   </w:docDefaults>
-  <w:latentStyles w:defLockedState="0" w:defUIPriority="99" w:defSemiHidden="0" w:defUnhideWhenUsed="0" w:defQFormat="0" w:count="376">
+  <w:latentStyles w:defLockedState="0" w:defUIPriority="99" w:defSemiHidden="0" w:defUnhideWhenUsed="0" w:defQFormat="0" w:count="371">
     <w:lsdException w:name="Normal" w:uiPriority="0" w:qFormat="1"/>
     <w:lsdException w:name="heading 1" w:uiPriority="9" w:qFormat="1"/>
     <w:lsdException w:name="heading 2" w:semiHidden="1" w:uiPriority="9" w:unhideWhenUsed="1" w:qFormat="1"/>
@@ -24116,11 +24839,6 @@
     <w:lsdException w:name="List Table 5 Dark Accent 6" w:uiPriority="50"/>
     <w:lsdException w:name="List Table 6 Colorful Accent 6" w:uiPriority="51"/>
     <w:lsdException w:name="List Table 7 Colorful Accent 6" w:uiPriority="52"/>
-    <w:lsdException w:name="Mention" w:semiHidden="1" w:unhideWhenUsed="1"/>
-    <w:lsdException w:name="Smart Hyperlink" w:semiHidden="1" w:unhideWhenUsed="1"/>
-    <w:lsdException w:name="Hashtag" w:semiHidden="1" w:unhideWhenUsed="1"/>
-    <w:lsdException w:name="Unresolved Mention" w:semiHidden="1" w:unhideWhenUsed="1"/>
-    <w:lsdException w:name="Smart Link" w:semiHidden="1" w:unhideWhenUsed="1"/>
   </w:latentStyles>
   <w:style w:type="paragraph" w:default="1" w:styleId="a1">
     <w:name w:val="Normal"/>
@@ -25122,7 +25840,7 @@
 </file>
 
 <file path=customXml/itemProps1.xml><?xml version="1.0" encoding="utf-8"?>
-<ds:datastoreItem xmlns:ds="http://schemas.openxmlformats.org/officeDocument/2006/customXml" ds:itemID="{5B7FDF69-917A-4801-B6A3-B0E1F3D248BA}">
+<ds:datastoreItem xmlns:ds="http://schemas.openxmlformats.org/officeDocument/2006/customXml" ds:itemID="{6B6D7352-17EE-49CE-9B88-90BC9F11B098}">
   <ds:schemaRefs>
     <ds:schemaRef ds:uri="http://schemas.openxmlformats.org/officeDocument/2006/bibliography"/>
   </ds:schemaRefs>

--- a/documents/四技第115414組-救「舊」我的書-系統手冊 - 連卉媗.docx
+++ b/documents/四技第115414組-救「舊」我的書-系統手冊 - 連卉媗.docx
@@ -1,6 +1,6 @@
 
 <file path=word/document.xml><?xml version="1.0" encoding="utf-8"?>
-<w:document xmlns:wpc="http://schemas.microsoft.com/office/word/2010/wordprocessingCanvas" xmlns:cx="http://schemas.microsoft.com/office/drawing/2014/chartex" xmlns:mc="http://schemas.openxmlformats.org/markup-compatibility/2006" xmlns:o="urn:schemas-microsoft-com:office:office" xmlns:r="http://schemas.openxmlformats.org/officeDocument/2006/relationships" xmlns:m="http://schemas.openxmlformats.org/officeDocument/2006/math" xmlns:v="urn:schemas-microsoft-com:vml" xmlns:wp14="http://schemas.microsoft.com/office/word/2010/wordprocessingDrawing" xmlns:wp="http://schemas.openxmlformats.org/drawingml/2006/wordprocessingDrawing" xmlns:w10="urn:schemas-microsoft-com:office:word" xmlns:w="http://schemas.openxmlformats.org/wordprocessingml/2006/main" xmlns:w14="http://schemas.microsoft.com/office/word/2010/wordml" xmlns:w15="http://schemas.microsoft.com/office/word/2012/wordml" xmlns:w16se="http://schemas.microsoft.com/office/word/2015/wordml/symex" xmlns:wpg="http://schemas.microsoft.com/office/word/2010/wordprocessingGroup" xmlns:wpi="http://schemas.microsoft.com/office/word/2010/wordprocessingInk" xmlns:wne="http://schemas.microsoft.com/office/word/2006/wordml" xmlns:wps="http://schemas.microsoft.com/office/word/2010/wordprocessingShape" mc:Ignorable="w14 w15 w16se wp14">
+<w:document xmlns:wpc="http://schemas.microsoft.com/office/word/2010/wordprocessingCanvas" xmlns:cx="http://schemas.microsoft.com/office/drawing/2014/chartex" xmlns:cx1="http://schemas.microsoft.com/office/drawing/2015/9/8/chartex" xmlns:cx2="http://schemas.microsoft.com/office/drawing/2015/10/21/chartex" xmlns:cx3="http://schemas.microsoft.com/office/drawing/2016/5/9/chartex" xmlns:cx4="http://schemas.microsoft.com/office/drawing/2016/5/10/chartex" xmlns:cx5="http://schemas.microsoft.com/office/drawing/2016/5/11/chartex" xmlns:cx6="http://schemas.microsoft.com/office/drawing/2016/5/12/chartex" xmlns:cx7="http://schemas.microsoft.com/office/drawing/2016/5/13/chartex" xmlns:cx8="http://schemas.microsoft.com/office/drawing/2016/5/14/chartex" xmlns:mc="http://schemas.openxmlformats.org/markup-compatibility/2006" xmlns:aink="http://schemas.microsoft.com/office/drawing/2016/ink" xmlns:am3d="http://schemas.microsoft.com/office/drawing/2017/model3d" xmlns:o="urn:schemas-microsoft-com:office:office" xmlns:oel="http://schemas.microsoft.com/office/2019/extlst" xmlns:r="http://schemas.openxmlformats.org/officeDocument/2006/relationships" xmlns:m="http://schemas.openxmlformats.org/officeDocument/2006/math" xmlns:v="urn:schemas-microsoft-com:vml" xmlns:wp14="http://schemas.microsoft.com/office/word/2010/wordprocessingDrawing" xmlns:wp="http://schemas.openxmlformats.org/drawingml/2006/wordprocessingDrawing" xmlns:w10="urn:schemas-microsoft-com:office:word" xmlns:w="http://schemas.openxmlformats.org/wordprocessingml/2006/main" xmlns:w14="http://schemas.microsoft.com/office/word/2010/wordml" xmlns:w15="http://schemas.microsoft.com/office/word/2012/wordml" xmlns:w16cex="http://schemas.microsoft.com/office/word/2018/wordml/cex" xmlns:w16cid="http://schemas.microsoft.com/office/word/2016/wordml/cid" xmlns:w16="http://schemas.microsoft.com/office/word/2018/wordml" xmlns:w16sdtdh="http://schemas.microsoft.com/office/word/2020/wordml/sdtdatahash" xmlns:w16se="http://schemas.microsoft.com/office/word/2015/wordml/symex" xmlns:wpg="http://schemas.microsoft.com/office/word/2010/wordprocessingGroup" xmlns:wpi="http://schemas.microsoft.com/office/word/2010/wordprocessingInk" xmlns:wne="http://schemas.microsoft.com/office/word/2006/wordml" xmlns:wps="http://schemas.microsoft.com/office/word/2010/wordprocessingShape" mc:Ignorable="w14 w15 w16se w16cid w16 w16cex w16sdtdh wp14">
   <w:body>
     <w:p>
       <w:pPr>
@@ -68,7 +68,7 @@
       <w:r>
         <w:rPr>
           <w:rFonts w:asciiTheme="majorHAnsi" w:eastAsiaTheme="majorEastAsia" w:hAnsiTheme="majorHAnsi" w:cstheme="majorHAnsi"/>
-          <w:spacing w:val="343"/>
+          <w:spacing w:val="342"/>
           <w:kern w:val="0"/>
           <w:sz w:val="48"/>
           <w:szCs w:val="48"/>
@@ -79,7 +79,7 @@
       <w:r>
         <w:rPr>
           <w:rFonts w:asciiTheme="majorEastAsia" w:eastAsiaTheme="majorEastAsia" w:hAnsiTheme="majorEastAsia" w:hint="eastAsia"/>
-          <w:spacing w:val="343"/>
+          <w:spacing w:val="342"/>
           <w:kern w:val="0"/>
           <w:sz w:val="48"/>
           <w:szCs w:val="48"/>
@@ -90,7 +90,7 @@
       <w:r>
         <w:rPr>
           <w:rFonts w:asciiTheme="majorEastAsia" w:eastAsiaTheme="majorEastAsia" w:hAnsiTheme="majorEastAsia" w:hint="eastAsia"/>
-          <w:spacing w:val="-6"/>
+          <w:spacing w:val="4"/>
           <w:kern w:val="0"/>
           <w:sz w:val="48"/>
           <w:szCs w:val="48"/>
@@ -713,7 +713,7 @@
           <w:rFonts w:hint="eastAsia"/>
           <w:b/>
           <w:bCs/>
-          <w:spacing w:val="8"/>
+          <w:spacing w:val="6"/>
           <w:kern w:val="0"/>
           <w:sz w:val="36"/>
           <w:szCs w:val="36"/>
@@ -855,16 +855,8 @@
         <w:rPr>
           <w:rFonts w:hint="eastAsia"/>
         </w:rPr>
-        <w:t>謹</w:t>
-      </w:r>
-      <w:proofErr w:type="gramStart"/>
-      <w:r>
-        <w:rPr>
-          <w:rFonts w:hint="eastAsia"/>
-        </w:rPr>
-        <w:t>誌</w:t>
-      </w:r>
-      <w:proofErr w:type="gramEnd"/>
+        <w:t>謹誌</w:t>
+      </w:r>
     </w:p>
     <w:p>
       <w:pPr>
@@ -8229,7 +8221,7 @@
                       <a:tailEnd type="none" w="med" len="med"/>
                       <a:extLst>
                         <a:ext uri="{C807C97D-BFC1-408E-A445-0C87EB9F89A2}">
-                          <ask:lineSketchStyleProps xmlns="" xmlns:cx1="http://schemas.microsoft.com/office/drawing/2015/9/8/chartex" xmlns:cx2="http://schemas.microsoft.com/office/drawing/2015/10/21/chartex" xmlns:cx3="http://schemas.microsoft.com/office/drawing/2016/5/9/chartex" xmlns:cx4="http://schemas.microsoft.com/office/drawing/2016/5/10/chartex" xmlns:cx5="http://schemas.microsoft.com/office/drawing/2016/5/11/chartex" xmlns:cx6="http://schemas.microsoft.com/office/drawing/2016/5/12/chartex" xmlns:cx7="http://schemas.microsoft.com/office/drawing/2016/5/13/chartex" xmlns:cx8="http://schemas.microsoft.com/office/drawing/2016/5/14/chartex" xmlns:aink="http://schemas.microsoft.com/office/drawing/2016/ink" xmlns:am3d="http://schemas.microsoft.com/office/drawing/2017/model3d" xmlns:o="urn:schemas-microsoft-com:office:office" xmlns:oel="http://schemas.microsoft.com/office/2019/extlst" xmlns:v="urn:schemas-microsoft-com:vml" xmlns:w10="urn:schemas-microsoft-com:office:word" xmlns:w="http://schemas.openxmlformats.org/wordprocessingml/2006/main" xmlns:w16cex="http://schemas.microsoft.com/office/word/2018/wordml/cex" xmlns:w16cid="http://schemas.microsoft.com/office/word/2016/wordml/cid" xmlns:w16="http://schemas.microsoft.com/office/word/2018/wordml" xmlns:w16sdtdh="http://schemas.microsoft.com/office/word/2020/wordml/sdtdatahash" xmlns:ask="http://schemas.microsoft.com/office/drawing/2018/sketchyshapes" sd="0">
+                          <ask:lineSketchStyleProps xmlns:ask="http://schemas.microsoft.com/office/drawing/2018/sketchyshapes" sd="0">
                             <a:custGeom>
                               <a:avLst/>
                               <a:gdLst/>
@@ -10184,7 +10176,7 @@
           <w:lang w:bidi="ar-SA"/>
         </w:rPr>
         <w:drawing>
-          <wp:inline distT="0" distB="0" distL="0" distR="0" wp14:anchorId="611E101F" wp14:editId="293336C7">
+          <wp:inline distT="0" distB="0" distL="0" distR="0" wp14:anchorId="611E101F" wp14:editId="5A54CB44">
             <wp:extent cx="5596344" cy="1891636"/>
             <wp:effectExtent l="19050" t="19050" r="23495" b="13970"/>
             <wp:docPr id="1246348825" name="圖片 4"/>
@@ -10231,7 +10223,7 @@
                       <a:tailEnd type="none" w="med" len="med"/>
                       <a:extLst>
                         <a:ext uri="{C807C97D-BFC1-408E-A445-0C87EB9F89A2}">
-                          <ask:lineSketchStyleProps xmlns="" xmlns:cx1="http://schemas.microsoft.com/office/drawing/2015/9/8/chartex" xmlns:cx2="http://schemas.microsoft.com/office/drawing/2015/10/21/chartex" xmlns:cx3="http://schemas.microsoft.com/office/drawing/2016/5/9/chartex" xmlns:cx4="http://schemas.microsoft.com/office/drawing/2016/5/10/chartex" xmlns:cx5="http://schemas.microsoft.com/office/drawing/2016/5/11/chartex" xmlns:cx6="http://schemas.microsoft.com/office/drawing/2016/5/12/chartex" xmlns:cx7="http://schemas.microsoft.com/office/drawing/2016/5/13/chartex" xmlns:cx8="http://schemas.microsoft.com/office/drawing/2016/5/14/chartex" xmlns:aink="http://schemas.microsoft.com/office/drawing/2016/ink" xmlns:am3d="http://schemas.microsoft.com/office/drawing/2017/model3d" xmlns:o="urn:schemas-microsoft-com:office:office" xmlns:oel="http://schemas.microsoft.com/office/2019/extlst" xmlns:v="urn:schemas-microsoft-com:vml" xmlns:w10="urn:schemas-microsoft-com:office:word" xmlns:w="http://schemas.openxmlformats.org/wordprocessingml/2006/main" xmlns:w16cex="http://schemas.microsoft.com/office/word/2018/wordml/cex" xmlns:w16cid="http://schemas.microsoft.com/office/word/2016/wordml/cid" xmlns:w16="http://schemas.microsoft.com/office/word/2018/wordml" xmlns:w16sdtdh="http://schemas.microsoft.com/office/word/2020/wordml/sdtdatahash" xmlns:ask="http://schemas.microsoft.com/office/drawing/2018/sketchyshapes" sd="0">
+                          <ask:lineSketchStyleProps xmlns:ask="http://schemas.microsoft.com/office/drawing/2018/sketchyshapes" sd="0">
                             <a:custGeom>
                               <a:avLst/>
                               <a:gdLst/>
@@ -10380,7 +10372,7 @@
           <w:lang w:bidi="ar-SA"/>
         </w:rPr>
         <w:drawing>
-          <wp:inline distT="0" distB="0" distL="0" distR="0" wp14:anchorId="5214411C" wp14:editId="5ADE9CD3">
+          <wp:inline distT="0" distB="0" distL="0" distR="0" wp14:anchorId="5214411C" wp14:editId="74B18C00">
             <wp:extent cx="5578806" cy="1925756"/>
             <wp:effectExtent l="19050" t="19050" r="22225" b="17780"/>
             <wp:docPr id="214552384" name="圖片 5"/>
@@ -10427,7 +10419,7 @@
                       <a:tailEnd type="none" w="med" len="med"/>
                       <a:extLst>
                         <a:ext uri="{C807C97D-BFC1-408E-A445-0C87EB9F89A2}">
-                          <ask:lineSketchStyleProps xmlns="" xmlns:cx1="http://schemas.microsoft.com/office/drawing/2015/9/8/chartex" xmlns:cx2="http://schemas.microsoft.com/office/drawing/2015/10/21/chartex" xmlns:cx3="http://schemas.microsoft.com/office/drawing/2016/5/9/chartex" xmlns:cx4="http://schemas.microsoft.com/office/drawing/2016/5/10/chartex" xmlns:cx5="http://schemas.microsoft.com/office/drawing/2016/5/11/chartex" xmlns:cx6="http://schemas.microsoft.com/office/drawing/2016/5/12/chartex" xmlns:cx7="http://schemas.microsoft.com/office/drawing/2016/5/13/chartex" xmlns:cx8="http://schemas.microsoft.com/office/drawing/2016/5/14/chartex" xmlns:aink="http://schemas.microsoft.com/office/drawing/2016/ink" xmlns:am3d="http://schemas.microsoft.com/office/drawing/2017/model3d" xmlns:o="urn:schemas-microsoft-com:office:office" xmlns:oel="http://schemas.microsoft.com/office/2019/extlst" xmlns:v="urn:schemas-microsoft-com:vml" xmlns:w10="urn:schemas-microsoft-com:office:word" xmlns:w="http://schemas.openxmlformats.org/wordprocessingml/2006/main" xmlns:w16cex="http://schemas.microsoft.com/office/word/2018/wordml/cex" xmlns:w16cid="http://schemas.microsoft.com/office/word/2016/wordml/cid" xmlns:w16="http://schemas.microsoft.com/office/word/2018/wordml" xmlns:w16sdtdh="http://schemas.microsoft.com/office/word/2020/wordml/sdtdatahash" xmlns:ask="http://schemas.microsoft.com/office/drawing/2018/sketchyshapes" sd="0">
+                          <ask:lineSketchStyleProps xmlns:ask="http://schemas.microsoft.com/office/drawing/2018/sketchyshapes" sd="0">
                             <a:custGeom>
                               <a:avLst/>
                               <a:gdLst/>
@@ -10617,7 +10609,7 @@
                       <a:tailEnd type="none" w="med" len="med"/>
                       <a:extLst>
                         <a:ext uri="{C807C97D-BFC1-408E-A445-0C87EB9F89A2}">
-                          <ask:lineSketchStyleProps xmlns="" xmlns:cx1="http://schemas.microsoft.com/office/drawing/2015/9/8/chartex" xmlns:cx2="http://schemas.microsoft.com/office/drawing/2015/10/21/chartex" xmlns:cx3="http://schemas.microsoft.com/office/drawing/2016/5/9/chartex" xmlns:cx4="http://schemas.microsoft.com/office/drawing/2016/5/10/chartex" xmlns:cx5="http://schemas.microsoft.com/office/drawing/2016/5/11/chartex" xmlns:cx6="http://schemas.microsoft.com/office/drawing/2016/5/12/chartex" xmlns:cx7="http://schemas.microsoft.com/office/drawing/2016/5/13/chartex" xmlns:cx8="http://schemas.microsoft.com/office/drawing/2016/5/14/chartex" xmlns:aink="http://schemas.microsoft.com/office/drawing/2016/ink" xmlns:am3d="http://schemas.microsoft.com/office/drawing/2017/model3d" xmlns:o="urn:schemas-microsoft-com:office:office" xmlns:oel="http://schemas.microsoft.com/office/2019/extlst" xmlns:v="urn:schemas-microsoft-com:vml" xmlns:w10="urn:schemas-microsoft-com:office:word" xmlns:w="http://schemas.openxmlformats.org/wordprocessingml/2006/main" xmlns:w16cex="http://schemas.microsoft.com/office/word/2018/wordml/cex" xmlns:w16cid="http://schemas.microsoft.com/office/word/2016/wordml/cid" xmlns:w16="http://schemas.microsoft.com/office/word/2018/wordml" xmlns:w16sdtdh="http://schemas.microsoft.com/office/word/2020/wordml/sdtdatahash" xmlns:ask="http://schemas.microsoft.com/office/drawing/2018/sketchyshapes" sd="0">
+                          <ask:lineSketchStyleProps xmlns:ask="http://schemas.microsoft.com/office/drawing/2018/sketchyshapes" sd="0">
                             <a:custGeom>
                               <a:avLst/>
                               <a:gdLst/>
@@ -10851,7 +10843,7 @@
         </w:rPr>
         <w:lastRenderedPageBreak/>
         <w:drawing>
-          <wp:inline distT="0" distB="0" distL="0" distR="0" wp14:anchorId="68960B63" wp14:editId="396460B4">
+          <wp:inline distT="0" distB="0" distL="0" distR="0" wp14:anchorId="68960B63" wp14:editId="7801B60A">
             <wp:extent cx="5794896" cy="2055809"/>
             <wp:effectExtent l="19050" t="19050" r="15875" b="20955"/>
             <wp:docPr id="659161396" name="圖片 9"/>
@@ -10898,7 +10890,7 @@
                       <a:tailEnd type="none" w="med" len="med"/>
                       <a:extLst>
                         <a:ext uri="{C807C97D-BFC1-408E-A445-0C87EB9F89A2}">
-                          <ask:lineSketchStyleProps xmlns="" xmlns:cx1="http://schemas.microsoft.com/office/drawing/2015/9/8/chartex" xmlns:cx2="http://schemas.microsoft.com/office/drawing/2015/10/21/chartex" xmlns:cx3="http://schemas.microsoft.com/office/drawing/2016/5/9/chartex" xmlns:cx4="http://schemas.microsoft.com/office/drawing/2016/5/10/chartex" xmlns:cx5="http://schemas.microsoft.com/office/drawing/2016/5/11/chartex" xmlns:cx6="http://schemas.microsoft.com/office/drawing/2016/5/12/chartex" xmlns:cx7="http://schemas.microsoft.com/office/drawing/2016/5/13/chartex" xmlns:cx8="http://schemas.microsoft.com/office/drawing/2016/5/14/chartex" xmlns:aink="http://schemas.microsoft.com/office/drawing/2016/ink" xmlns:am3d="http://schemas.microsoft.com/office/drawing/2017/model3d" xmlns:o="urn:schemas-microsoft-com:office:office" xmlns:oel="http://schemas.microsoft.com/office/2019/extlst" xmlns:v="urn:schemas-microsoft-com:vml" xmlns:w10="urn:schemas-microsoft-com:office:word" xmlns:w="http://schemas.openxmlformats.org/wordprocessingml/2006/main" xmlns:w16cex="http://schemas.microsoft.com/office/word/2018/wordml/cex" xmlns:w16cid="http://schemas.microsoft.com/office/word/2016/wordml/cid" xmlns:w16="http://schemas.microsoft.com/office/word/2018/wordml" xmlns:w16sdtdh="http://schemas.microsoft.com/office/word/2020/wordml/sdtdatahash" xmlns:ask="http://schemas.microsoft.com/office/drawing/2018/sketchyshapes" sd="0">
+                          <ask:lineSketchStyleProps xmlns:ask="http://schemas.microsoft.com/office/drawing/2018/sketchyshapes" sd="0">
                             <a:custGeom>
                               <a:avLst/>
                               <a:gdLst/>
@@ -11052,7 +11044,7 @@
           <w:lang w:bidi="ar-SA"/>
         </w:rPr>
         <w:drawing>
-          <wp:inline distT="0" distB="0" distL="0" distR="0" wp14:anchorId="6C1EFDA4" wp14:editId="2F4D0923">
+          <wp:inline distT="0" distB="0" distL="0" distR="0" wp14:anchorId="6C1EFDA4" wp14:editId="746C40E0">
             <wp:extent cx="5794375" cy="2051501"/>
             <wp:effectExtent l="19050" t="19050" r="15875" b="25400"/>
             <wp:docPr id="278636936" name="圖片 11"/>
@@ -11099,7 +11091,7 @@
                       <a:tailEnd type="none" w="med" len="med"/>
                       <a:extLst>
                         <a:ext uri="{C807C97D-BFC1-408E-A445-0C87EB9F89A2}">
-                          <ask:lineSketchStyleProps xmlns="" xmlns:cx1="http://schemas.microsoft.com/office/drawing/2015/9/8/chartex" xmlns:cx2="http://schemas.microsoft.com/office/drawing/2015/10/21/chartex" xmlns:cx3="http://schemas.microsoft.com/office/drawing/2016/5/9/chartex" xmlns:cx4="http://schemas.microsoft.com/office/drawing/2016/5/10/chartex" xmlns:cx5="http://schemas.microsoft.com/office/drawing/2016/5/11/chartex" xmlns:cx6="http://schemas.microsoft.com/office/drawing/2016/5/12/chartex" xmlns:cx7="http://schemas.microsoft.com/office/drawing/2016/5/13/chartex" xmlns:cx8="http://schemas.microsoft.com/office/drawing/2016/5/14/chartex" xmlns:aink="http://schemas.microsoft.com/office/drawing/2016/ink" xmlns:am3d="http://schemas.microsoft.com/office/drawing/2017/model3d" xmlns:o="urn:schemas-microsoft-com:office:office" xmlns:oel="http://schemas.microsoft.com/office/2019/extlst" xmlns:v="urn:schemas-microsoft-com:vml" xmlns:w10="urn:schemas-microsoft-com:office:word" xmlns:w="http://schemas.openxmlformats.org/wordprocessingml/2006/main" xmlns:w16cex="http://schemas.microsoft.com/office/word/2018/wordml/cex" xmlns:w16cid="http://schemas.microsoft.com/office/word/2016/wordml/cid" xmlns:w16="http://schemas.microsoft.com/office/word/2018/wordml" xmlns:w16sdtdh="http://schemas.microsoft.com/office/word/2020/wordml/sdtdatahash" xmlns:ask="http://schemas.microsoft.com/office/drawing/2018/sketchyshapes" sd="0">
+                          <ask:lineSketchStyleProps xmlns:ask="http://schemas.microsoft.com/office/drawing/2018/sketchyshapes" sd="0">
                             <a:custGeom>
                               <a:avLst/>
                               <a:gdLst/>
@@ -11306,35 +11298,7 @@
         <w:rPr>
           <w:rFonts w:hint="eastAsia"/>
         </w:rPr>
-        <w:t>實體書</w:t>
-      </w:r>
-      <w:proofErr w:type="gramStart"/>
-      <w:r>
-        <w:rPr>
-          <w:rFonts w:hint="eastAsia"/>
-        </w:rPr>
-        <w:t>況</w:t>
-      </w:r>
-      <w:proofErr w:type="gramEnd"/>
-      <w:r>
-        <w:rPr>
-          <w:rFonts w:hint="eastAsia"/>
-        </w:rPr>
-        <w:t>照片」功能對購買意願具有正面幫助，進一步確認了本系統在書</w:t>
-      </w:r>
-      <w:proofErr w:type="gramStart"/>
-      <w:r>
-        <w:rPr>
-          <w:rFonts w:hint="eastAsia"/>
-        </w:rPr>
-        <w:t>況</w:t>
-      </w:r>
-      <w:proofErr w:type="gramEnd"/>
-      <w:r>
-        <w:rPr>
-          <w:rFonts w:hint="eastAsia"/>
-        </w:rPr>
-        <w:t>透明化設計上的必要性。</w:t>
+        <w:t>實體書況照片」功能對購買意願具有正面幫助，進一步確認了本系統在書況透明化設計上的必要性。</w:t>
       </w:r>
     </w:p>
     <w:p>
@@ -11398,7 +11362,7 @@
                       <a:tailEnd type="none" w="med" len="med"/>
                       <a:extLst>
                         <a:ext uri="{C807C97D-BFC1-408E-A445-0C87EB9F89A2}">
-                          <ask:lineSketchStyleProps xmlns="" xmlns:cx1="http://schemas.microsoft.com/office/drawing/2015/9/8/chartex" xmlns:cx2="http://schemas.microsoft.com/office/drawing/2015/10/21/chartex" xmlns:cx3="http://schemas.microsoft.com/office/drawing/2016/5/9/chartex" xmlns:cx4="http://schemas.microsoft.com/office/drawing/2016/5/10/chartex" xmlns:cx5="http://schemas.microsoft.com/office/drawing/2016/5/11/chartex" xmlns:cx6="http://schemas.microsoft.com/office/drawing/2016/5/12/chartex" xmlns:cx7="http://schemas.microsoft.com/office/drawing/2016/5/13/chartex" xmlns:cx8="http://schemas.microsoft.com/office/drawing/2016/5/14/chartex" xmlns:aink="http://schemas.microsoft.com/office/drawing/2016/ink" xmlns:am3d="http://schemas.microsoft.com/office/drawing/2017/model3d" xmlns:o="urn:schemas-microsoft-com:office:office" xmlns:oel="http://schemas.microsoft.com/office/2019/extlst" xmlns:v="urn:schemas-microsoft-com:vml" xmlns:w10="urn:schemas-microsoft-com:office:word" xmlns:w="http://schemas.openxmlformats.org/wordprocessingml/2006/main" xmlns:w16cex="http://schemas.microsoft.com/office/word/2018/wordml/cex" xmlns:w16cid="http://schemas.microsoft.com/office/word/2016/wordml/cid" xmlns:w16="http://schemas.microsoft.com/office/word/2018/wordml" xmlns:w16sdtdh="http://schemas.microsoft.com/office/word/2020/wordml/sdtdatahash" xmlns:ask="http://schemas.microsoft.com/office/drawing/2018/sketchyshapes" sd="0">
+                          <ask:lineSketchStyleProps xmlns:ask="http://schemas.microsoft.com/office/drawing/2018/sketchyshapes" sd="0">
                             <a:custGeom>
                               <a:avLst/>
                               <a:gdLst/>
@@ -11555,35 +11519,7 @@
         <w:rPr>
           <w:rFonts w:hint="eastAsia"/>
         </w:rPr>
-        <w:t>，現有交易管道缺乏專屬整合平台、面交與寄送流程的</w:t>
-      </w:r>
-      <w:proofErr w:type="gramStart"/>
-      <w:r>
-        <w:rPr>
-          <w:rFonts w:hint="eastAsia"/>
-        </w:rPr>
-        <w:t>不</w:t>
-      </w:r>
-      <w:proofErr w:type="gramEnd"/>
-      <w:r>
-        <w:rPr>
-          <w:rFonts w:hint="eastAsia"/>
-        </w:rPr>
-        <w:t>便是阻礙交易的主要障礙，而使用者對實體儲物櫃方案、自助化操作及書</w:t>
-      </w:r>
-      <w:proofErr w:type="gramStart"/>
-      <w:r>
-        <w:rPr>
-          <w:rFonts w:hint="eastAsia"/>
-        </w:rPr>
-        <w:t>況</w:t>
-      </w:r>
-      <w:proofErr w:type="gramEnd"/>
-      <w:r>
-        <w:rPr>
-          <w:rFonts w:hint="eastAsia"/>
-        </w:rPr>
-        <w:t>透明度展現出高度期待，這些發現為本系統之功能規劃與設計方向提供了明確的依據。</w:t>
+        <w:t>，現有交易管道缺乏專屬整合平台、面交與寄送流程的不便是阻礙交易的主要障礙，而使用者對實體儲物櫃方案、自助化操作及書況透明度展現出高度期待，這些發現為本系統之功能規劃與設計方向提供了明確的依據。</w:t>
       </w:r>
     </w:p>
     <w:p>
@@ -12559,21 +12495,7 @@
         <w:rPr>
           <w:rFonts w:hint="eastAsia"/>
         </w:rPr>
-        <w:t>實體書</w:t>
-      </w:r>
-      <w:proofErr w:type="gramStart"/>
-      <w:r>
-        <w:rPr>
-          <w:rFonts w:hint="eastAsia"/>
-        </w:rPr>
-        <w:t>況</w:t>
-      </w:r>
-      <w:proofErr w:type="gramEnd"/>
-      <w:r>
-        <w:rPr>
-          <w:rFonts w:hint="eastAsia"/>
-        </w:rPr>
-        <w:t>照片」功能，調查顯示此功能可顯著增加購買意願。</w:t>
+        <w:t>實體書況照片」功能，調查顯示此功能可顯著增加購買意願。</w:t>
       </w:r>
     </w:p>
     <w:p>
@@ -12742,21 +12664,7 @@
         <w:rPr>
           <w:rFonts w:hint="eastAsia"/>
         </w:rPr>
-        <w:t>）與合約邏輯，使用者敏感</w:t>
-      </w:r>
-      <w:proofErr w:type="gramStart"/>
-      <w:r>
-        <w:rPr>
-          <w:rFonts w:hint="eastAsia"/>
-        </w:rPr>
-        <w:t>個</w:t>
-      </w:r>
-      <w:proofErr w:type="gramEnd"/>
-      <w:r>
-        <w:rPr>
-          <w:rFonts w:hint="eastAsia"/>
-        </w:rPr>
-        <w:t>資則儲存在符合加密規範之中心化資料庫中。</w:t>
+        <w:t>）與合約邏輯，使用者敏感個資則儲存在符合加密規範之中心化資料庫中。</w:t>
       </w:r>
     </w:p>
     <w:p>
@@ -14095,35 +14003,7 @@
         <w:rPr>
           <w:rFonts w:hint="eastAsia"/>
         </w:rPr>
-        <w:t>建立自動化金流託管，結合實體智慧書櫃的存取機制，確保款項在買家成功取貨並確認訂單後才進行金流撥款處理，徹底解決交易詐騙風險與</w:t>
-      </w:r>
-      <w:proofErr w:type="gramStart"/>
-      <w:r>
-        <w:rPr>
-          <w:rFonts w:hint="eastAsia"/>
-        </w:rPr>
-        <w:t>個</w:t>
-      </w:r>
-      <w:proofErr w:type="gramEnd"/>
-      <w:r>
-        <w:rPr>
-          <w:rFonts w:hint="eastAsia"/>
-        </w:rPr>
-        <w:t>資外</w:t>
-      </w:r>
-      <w:proofErr w:type="gramStart"/>
-      <w:r>
-        <w:rPr>
-          <w:rFonts w:hint="eastAsia"/>
-        </w:rPr>
-        <w:t>洩</w:t>
-      </w:r>
-      <w:proofErr w:type="gramEnd"/>
-      <w:r>
-        <w:rPr>
-          <w:rFonts w:hint="eastAsia"/>
-        </w:rPr>
-        <w:t>隱憂。平台不僅提供便利的</w:t>
+        <w:t>建立自動化金流託管，結合實體智慧書櫃的存取機制，確保款項在買家成功取貨並確認訂單後才進行金流撥款處理，徹底解決交易詐騙風險與個資外洩隱憂。平台不僅提供便利的</w:t>
       </w:r>
       <w:r>
         <w:rPr>
@@ -14511,21 +14391,7 @@
         <w:rPr>
           <w:rFonts w:hint="eastAsia"/>
         </w:rPr>
-        <w:t>小時</w:t>
-      </w:r>
-      <w:proofErr w:type="gramStart"/>
-      <w:r>
-        <w:rPr>
-          <w:rFonts w:hint="eastAsia"/>
-        </w:rPr>
-        <w:t>不</w:t>
-      </w:r>
-      <w:proofErr w:type="gramEnd"/>
-      <w:r>
-        <w:rPr>
-          <w:rFonts w:hint="eastAsia"/>
-        </w:rPr>
-        <w:t>打烊的「</w:t>
+        <w:t>小時不打烊的「</w:t>
       </w:r>
       <w:proofErr w:type="gramStart"/>
       <w:r>
@@ -16117,23 +15983,7 @@
                 <w:rFonts w:ascii="Times New Roman" w:eastAsia="標楷體" w:hAnsi="Times New Roman" w:hint="eastAsia"/>
                 <w:sz w:val="28"/>
               </w:rPr>
-              <w:t>小規模試辦，並與校方或捷運管理單位</w:t>
-            </w:r>
-            <w:proofErr w:type="gramStart"/>
-            <w:r>
-              <w:rPr>
-                <w:rFonts w:ascii="Times New Roman" w:eastAsia="標楷體" w:hAnsi="Times New Roman" w:hint="eastAsia"/>
-                <w:sz w:val="28"/>
-              </w:rPr>
-              <w:t>研</w:t>
-            </w:r>
-            <w:proofErr w:type="gramEnd"/>
-            <w:r>
-              <w:rPr>
-                <w:rFonts w:ascii="Times New Roman" w:eastAsia="標楷體" w:hAnsi="Times New Roman" w:hint="eastAsia"/>
-                <w:sz w:val="28"/>
-              </w:rPr>
-              <w:t>擬「管理協議」，確保設備保險與維護責任歸屬，規避法律風險。</w:t>
+              <w:t>小規模試辦，並與校方或捷運管理單位研擬「管理協議」，確保設備保險與維護責任歸屬，規避法律風險。</w:t>
             </w:r>
           </w:p>
           <w:p>
@@ -18448,15 +18298,7 @@
             </w:r>
             <w:proofErr w:type="gramEnd"/>
             <w:r>
-              <w:t>即時於前端標</w:t>
-            </w:r>
-            <w:proofErr w:type="gramStart"/>
-            <w:r>
-              <w:t>註</w:t>
-            </w:r>
-            <w:proofErr w:type="gramEnd"/>
-            <w:r>
-              <w:t>「已滿」狀態。</w:t>
+              <w:t>即時於前端標註「已滿」狀態。</w:t>
             </w:r>
           </w:p>
         </w:tc>
@@ -18574,9 +18416,7 @@
         </w:rPr>
         <w:t>使用個案描述</w:t>
       </w:r>
-      <w:bookmarkStart w:id="40" w:name="_GoBack"/>
       <w:bookmarkEnd w:id="39"/>
-      <w:bookmarkEnd w:id="40"/>
     </w:p>
     <w:p>
       <w:pPr>
@@ -18855,9 +18695,6 @@
           <w:p>
             <w:pPr>
               <w:jc w:val="both"/>
-              <w:rPr>
-                <w:rFonts w:hint="eastAsia"/>
-              </w:rPr>
             </w:pPr>
             <w:r>
               <w:rPr>
@@ -19015,9 +18852,6 @@
                 <w:numId w:val="21"/>
               </w:numPr>
               <w:jc w:val="both"/>
-              <w:rPr>
-                <w:rFonts w:hint="eastAsia"/>
-              </w:rPr>
             </w:pPr>
             <w:r>
               <w:t>該書籍同步顯示於</w:t>
@@ -19209,22 +19043,271 @@
               </w:numPr>
             </w:pPr>
             <w:r>
+              <w:t>若書櫃剩餘數量為</w:t>
+            </w:r>
+            <w:r>
+              <w:t xml:space="preserve"> 0</w:t>
+            </w:r>
+            <w:r>
+              <w:t>，該選項設為不可點擊，使用者僅能選擇有餘額之書櫃</w:t>
+            </w:r>
+            <w:r>
               <w:rPr>
                 <w:rFonts w:hint="eastAsia"/>
               </w:rPr>
-              <w:t>選擇</w:t>
-            </w:r>
-            <w:r>
-              <w:rPr>
-                <w:rFonts w:hint="eastAsia"/>
-              </w:rPr>
-              <w:t>存書位置時若目標書櫃無空位，系統提示「該書櫃已滿，請選擇其他位置」</w:t>
+              <w:t>。</w:t>
             </w:r>
           </w:p>
         </w:tc>
       </w:tr>
     </w:tbl>
     <w:p/>
+    <w:p/>
+    <w:p/>
+    <w:p/>
+    <w:p/>
+    <w:p/>
+    <w:p/>
+    <w:p/>
+    <w:p/>
+    <w:p/>
+    <w:p/>
+    <w:p/>
+    <w:p/>
+    <w:p/>
+    <w:p/>
+    <w:p/>
+    <w:p/>
+    <w:p/>
+    <w:p/>
+    <w:p>
+      <w:r>
+        <w:rPr>
+          <w:noProof/>
+        </w:rPr>
+        <w:lastRenderedPageBreak/>
+        <w:drawing>
+          <wp:anchor distT="0" distB="0" distL="114300" distR="114300" simplePos="0" relativeHeight="251658240" behindDoc="0" locked="0" layoutInCell="1" allowOverlap="1" wp14:anchorId="12252826" wp14:editId="3A72A592">
+            <wp:simplePos x="0" y="0"/>
+            <wp:positionH relativeFrom="margin">
+              <wp:posOffset>1400175</wp:posOffset>
+            </wp:positionH>
+            <wp:positionV relativeFrom="paragraph">
+              <wp:posOffset>38735</wp:posOffset>
+            </wp:positionV>
+            <wp:extent cx="3743325" cy="8829040"/>
+            <wp:effectExtent l="0" t="0" r="9525" b="0"/>
+            <wp:wrapSquare wrapText="bothSides"/>
+            <wp:docPr id="1" name="圖片 1" descr="一張含有 文字, 圖表, 黑與白, 平行 的圖片&#10;&#10;AI 產生的內容可能不正確。"/>
+            <wp:cNvGraphicFramePr>
+              <a:graphicFrameLocks xmlns:a="http://schemas.openxmlformats.org/drawingml/2006/main" noChangeAspect="1"/>
+            </wp:cNvGraphicFramePr>
+            <a:graphic xmlns:a="http://schemas.openxmlformats.org/drawingml/2006/main">
+              <a:graphicData uri="http://schemas.openxmlformats.org/drawingml/2006/picture">
+                <pic:pic xmlns:pic="http://schemas.openxmlformats.org/drawingml/2006/picture">
+                  <pic:nvPicPr>
+                    <pic:cNvPr id="1" name="圖片 1" descr="一張含有 文字, 圖表, 黑與白, 平行 的圖片&#10;&#10;AI 產生的內容可能不正確。"/>
+                    <pic:cNvPicPr/>
+                  </pic:nvPicPr>
+                  <pic:blipFill>
+                    <a:blip r:embed="rId19" cstate="print">
+                      <a:extLst>
+                        <a:ext uri="{28A0092B-C50C-407E-A947-70E740481C1C}">
+                          <a14:useLocalDpi xmlns:a14="http://schemas.microsoft.com/office/drawing/2010/main" val="0"/>
+                        </a:ext>
+                      </a:extLst>
+                    </a:blip>
+                    <a:stretch>
+                      <a:fillRect/>
+                    </a:stretch>
+                  </pic:blipFill>
+                  <pic:spPr>
+                    <a:xfrm>
+                      <a:off x="0" y="0"/>
+                      <a:ext cx="3743325" cy="8829040"/>
+                    </a:xfrm>
+                    <a:prstGeom prst="rect">
+                      <a:avLst/>
+                    </a:prstGeom>
+                  </pic:spPr>
+                </pic:pic>
+              </a:graphicData>
+            </a:graphic>
+            <wp14:sizeRelH relativeFrom="margin">
+              <wp14:pctWidth>0</wp14:pctWidth>
+            </wp14:sizeRelH>
+            <wp14:sizeRelV relativeFrom="margin">
+              <wp14:pctHeight>0</wp14:pctHeight>
+            </wp14:sizeRelV>
+          </wp:anchor>
+        </w:drawing>
+      </w:r>
+    </w:p>
+    <w:p/>
+    <w:p/>
+    <w:p/>
+    <w:p/>
+    <w:p/>
+    <w:p/>
+    <w:p/>
+    <w:p/>
+    <w:p/>
+    <w:p/>
+    <w:p/>
+    <w:p/>
+    <w:p/>
+    <w:p/>
+    <w:p/>
+    <w:p/>
+    <w:p/>
+    <w:p/>
+    <w:p/>
+    <w:p/>
+    <w:p/>
+    <w:p/>
+    <w:p/>
+    <w:p/>
+    <w:p/>
+    <w:p/>
+    <w:p/>
+    <w:p/>
+    <w:p/>
+    <w:p/>
+    <w:p/>
+    <w:p/>
+    <w:p/>
+    <w:p/>
+    <w:p/>
+    <w:p/>
+    <w:p/>
+    <w:p>
+      <w:pPr>
+        <w:rPr>
+          <w:rFonts w:hint="eastAsia"/>
+        </w:rPr>
+      </w:pPr>
+    </w:p>
+    <w:p>
+      <w:pPr>
+        <w:pStyle w:val="afb"/>
+      </w:pPr>
+      <w:r>
+        <w:rPr>
+          <w:rFonts w:hint="eastAsia"/>
+        </w:rPr>
+        <w:t>圖</w:t>
+      </w:r>
+      <w:r>
+        <w:rPr>
+          <w:rFonts w:hint="eastAsia"/>
+        </w:rPr>
+        <w:t xml:space="preserve"> </w:t>
+      </w:r>
+      <w:r>
+        <w:fldChar w:fldCharType="begin"/>
+      </w:r>
+      <w:r>
+        <w:instrText xml:space="preserve"> </w:instrText>
+      </w:r>
+      <w:r>
+        <w:rPr>
+          <w:rFonts w:hint="eastAsia"/>
+        </w:rPr>
+        <w:instrText>STYLEREF 2 \s</w:instrText>
+      </w:r>
+      <w:r>
+        <w:instrText xml:space="preserve"> </w:instrText>
+      </w:r>
+      <w:r>
+        <w:fldChar w:fldCharType="separate"/>
+      </w:r>
+      <w:r>
+        <w:rPr>
+          <w:noProof/>
+        </w:rPr>
+        <w:t>5-3</w:t>
+      </w:r>
+      <w:r>
+        <w:fldChar w:fldCharType="end"/>
+      </w:r>
+      <w:r>
+        <w:noBreakHyphen/>
+      </w:r>
+      <w:r>
+        <w:fldChar w:fldCharType="begin"/>
+      </w:r>
+      <w:r>
+        <w:instrText xml:space="preserve"> </w:instrText>
+      </w:r>
+      <w:r>
+        <w:rPr>
+          <w:rFonts w:hint="eastAsia"/>
+        </w:rPr>
+        <w:instrText xml:space="preserve">SEQ </w:instrText>
+      </w:r>
+      <w:r>
+        <w:rPr>
+          <w:rFonts w:hint="eastAsia"/>
+        </w:rPr>
+        <w:instrText>圖</w:instrText>
+      </w:r>
+      <w:r>
+        <w:rPr>
+          <w:rFonts w:hint="eastAsia"/>
+        </w:rPr>
+        <w:instrText xml:space="preserve"> \* ARABIC \s 2</w:instrText>
+      </w:r>
+      <w:r>
+        <w:instrText xml:space="preserve"> </w:instrText>
+      </w:r>
+      <w:r>
+        <w:fldChar w:fldCharType="separate"/>
+      </w:r>
+      <w:r>
+        <w:rPr>
+          <w:noProof/>
+        </w:rPr>
+        <w:t>1</w:t>
+      </w:r>
+      <w:r>
+        <w:fldChar w:fldCharType="end"/>
+      </w:r>
+      <w:r>
+        <w:rPr>
+          <w:rFonts w:hint="eastAsia"/>
+        </w:rPr>
+        <w:t xml:space="preserve"> </w:t>
+      </w:r>
+      <w:r>
+        <w:rPr>
+          <w:rFonts w:hint="eastAsia"/>
+        </w:rPr>
+        <w:t>上架書籍</w:t>
+      </w:r>
+      <w:r>
+        <w:rPr>
+          <w:rFonts w:hint="eastAsia"/>
+        </w:rPr>
+        <w:t>-</w:t>
+      </w:r>
+      <w:r>
+        <w:rPr>
+          <w:rFonts w:hint="eastAsia"/>
+        </w:rPr>
+        <w:t>活動圖</w:t>
+      </w:r>
+    </w:p>
+    <w:p/>
+    <w:p/>
+    <w:p/>
+    <w:p/>
+    <w:p>
+      <w:pPr>
+        <w:rPr>
+          <w:rFonts w:hint="eastAsia"/>
+        </w:rPr>
+      </w:pPr>
+    </w:p>
     <w:p>
       <w:pPr>
         <w:pStyle w:val="afb"/>
@@ -19538,19 +19621,7 @@
               <w:rPr>
                 <w:rFonts w:hint="eastAsia"/>
               </w:rPr>
-              <w:t>使用者</w:t>
-            </w:r>
-            <w:r>
-              <w:rPr>
-                <w:rFonts w:hint="eastAsia"/>
-              </w:rPr>
-              <w:t>（買</w:t>
-            </w:r>
-            <w:r>
-              <w:rPr>
-                <w:rFonts w:hint="eastAsia"/>
-              </w:rPr>
-              <w:t>家）</w:t>
+              <w:t>使用者（買家）</w:t>
             </w:r>
             <w:r>
               <w:rPr>
@@ -19786,56 +19857,41 @@
                 <w:numId w:val="14"/>
               </w:numPr>
               <w:jc w:val="both"/>
+            </w:pPr>
+            <w:r>
+              <w:t>若書籍</w:t>
+            </w:r>
+            <w:r>
               <w:rPr>
                 <w:rFonts w:hint="eastAsia"/>
               </w:rPr>
-            </w:pPr>
-            <w:r>
-              <w:t>若書籍</w:t>
-            </w:r>
+              <w:t>狀態不是</w:t>
+            </w:r>
+            <w:r>
+              <w:t>「</w:t>
+            </w:r>
+            <w:proofErr w:type="gramStart"/>
             <w:r>
               <w:rPr>
                 <w:rFonts w:hint="eastAsia"/>
               </w:rPr>
-              <w:t>狀態不是</w:t>
-            </w:r>
-            <w:r>
-              <w:t>「</w:t>
-            </w:r>
-            <w:proofErr w:type="gramStart"/>
+              <w:t>待存書</w:t>
+            </w:r>
+            <w:proofErr w:type="gramEnd"/>
+            <w:r>
+              <w:t>」</w:t>
+            </w:r>
             <w:r>
               <w:rPr>
                 <w:rFonts w:hint="eastAsia"/>
               </w:rPr>
-              <w:t>待存書</w:t>
-            </w:r>
-            <w:proofErr w:type="gramEnd"/>
-            <w:r>
-              <w:t>」</w:t>
+              <w:t>或</w:t>
             </w:r>
             <w:r>
               <w:rPr>
                 <w:rFonts w:hint="eastAsia"/>
               </w:rPr>
-              <w:t>或</w:t>
-            </w:r>
-            <w:r>
-              <w:rPr>
-                <w:rFonts w:hint="eastAsia"/>
-              </w:rPr>
-              <w:t>訂單狀態</w:t>
-            </w:r>
-            <w:r>
-              <w:rPr>
-                <w:rFonts w:hint="eastAsia"/>
-              </w:rPr>
-              <w:t>不</w:t>
-            </w:r>
-            <w:r>
-              <w:rPr>
-                <w:rFonts w:hint="eastAsia"/>
-              </w:rPr>
-              <w:t>為「販售中</w:t>
+              <w:t>訂單狀態不為「販售中</w:t>
             </w:r>
             <w:r>
               <w:rPr>
@@ -19901,9 +19957,6 @@
                 <w:numId w:val="14"/>
               </w:numPr>
               <w:jc w:val="both"/>
-              <w:rPr>
-                <w:rFonts w:hint="eastAsia"/>
-              </w:rPr>
             </w:pPr>
             <w:r>
               <w:t>修改時</w:t>
@@ -19926,9 +19979,6 @@
         </w:tc>
       </w:tr>
     </w:tbl>
-    <w:p/>
-    <w:p/>
-    <w:p/>
     <w:p>
       <w:pPr>
         <w:rPr>
@@ -19939,9 +19989,6 @@
     <w:p>
       <w:pPr>
         <w:pStyle w:val="afb"/>
-        <w:rPr>
-          <w:rFonts w:hint="eastAsia"/>
-        </w:rPr>
       </w:pPr>
       <w:r>
         <w:rPr>
@@ -20245,27 +20292,12 @@
           <w:p>
             <w:pPr>
               <w:jc w:val="both"/>
+            </w:pPr>
+            <w:r>
               <w:rPr>
                 <w:rFonts w:hint="eastAsia"/>
               </w:rPr>
-            </w:pPr>
-            <w:r>
-              <w:rPr>
-                <w:rFonts w:hint="eastAsia"/>
-              </w:rPr>
-              <w:t>使用者</w:t>
-            </w:r>
-            <w:r>
-              <w:rPr>
-                <w:rFonts w:hint="eastAsia"/>
-              </w:rPr>
-              <w:t>（買</w:t>
-            </w:r>
-            <w:r>
-              <w:rPr>
-                <w:rFonts w:hint="eastAsia"/>
-              </w:rPr>
-              <w:t>家）</w:t>
+              <w:t>使用者（買家）</w:t>
             </w:r>
             <w:r>
               <w:rPr>
@@ -20501,59 +20533,50 @@
                 <w:numId w:val="17"/>
               </w:numPr>
               <w:jc w:val="both"/>
+            </w:pPr>
+            <w:r>
+              <w:t>若書籍</w:t>
+            </w:r>
+            <w:r>
               <w:rPr>
                 <w:rFonts w:hint="eastAsia"/>
               </w:rPr>
-            </w:pPr>
-            <w:r>
-              <w:t>若書籍</w:t>
-            </w:r>
+              <w:t>狀態不是</w:t>
+            </w:r>
+            <w:r>
+              <w:t>「</w:t>
+            </w:r>
+            <w:proofErr w:type="gramStart"/>
             <w:r>
               <w:rPr>
                 <w:rFonts w:hint="eastAsia"/>
               </w:rPr>
-              <w:t>狀態不是</w:t>
-            </w:r>
-            <w:r>
-              <w:t>「</w:t>
-            </w:r>
-            <w:proofErr w:type="gramStart"/>
+              <w:t>待存書</w:t>
+            </w:r>
+            <w:proofErr w:type="gramEnd"/>
+            <w:r>
+              <w:t>」</w:t>
+            </w:r>
             <w:r>
               <w:rPr>
                 <w:rFonts w:hint="eastAsia"/>
               </w:rPr>
-              <w:t>待存書</w:t>
-            </w:r>
-            <w:proofErr w:type="gramEnd"/>
-            <w:r>
+              <w:t>或訂單狀態不為「販售中</w:t>
+            </w:r>
+            <w:r>
+              <w:rPr>
+                <w:rFonts w:hint="eastAsia"/>
+              </w:rPr>
               <w:t>」</w:t>
             </w:r>
             <w:r>
+              <w:t>，清單中的</w:t>
+            </w:r>
+            <w:r>
               <w:rPr>
                 <w:rFonts w:hint="eastAsia"/>
               </w:rPr>
-              <w:t>或訂單狀態不為「販售中</w:t>
-            </w:r>
-            <w:r>
-              <w:rPr>
-                <w:rFonts w:hint="eastAsia"/>
-              </w:rPr>
-              <w:t>」</w:t>
-            </w:r>
-            <w:r>
-              <w:t>，清單中的</w:t>
-            </w:r>
-            <w:r>
-              <w:rPr>
-                <w:rFonts w:hint="eastAsia"/>
-              </w:rPr>
-              <w:t>「</w:t>
-            </w:r>
-            <w:r>
-              <w:rPr>
-                <w:rFonts w:hint="eastAsia"/>
-              </w:rPr>
-              <w:t>取消販售</w:t>
+              <w:t>「取消販售</w:t>
             </w:r>
             <w:r>
               <w:rPr>
@@ -20575,12 +20598,39 @@
       </w:tr>
     </w:tbl>
     <w:p/>
+    <w:p/>
+    <w:p/>
+    <w:p/>
+    <w:p/>
+    <w:p/>
+    <w:p/>
+    <w:p/>
+    <w:p/>
+    <w:p>
+      <w:pPr>
+        <w:rPr>
+          <w:rFonts w:hint="eastAsia"/>
+        </w:rPr>
+      </w:pPr>
+    </w:p>
+    <w:p/>
+    <w:p>
+      <w:pPr>
+        <w:rPr>
+          <w:rFonts w:hint="eastAsia"/>
+        </w:rPr>
+      </w:pPr>
+    </w:p>
+    <w:p>
+      <w:pPr>
+        <w:rPr>
+          <w:rFonts w:hint="eastAsia"/>
+        </w:rPr>
+      </w:pPr>
+    </w:p>
     <w:p>
       <w:pPr>
         <w:pStyle w:val="afb"/>
-        <w:rPr>
-          <w:rFonts w:hint="eastAsia"/>
-        </w:rPr>
       </w:pPr>
       <w:r>
         <w:rPr>
@@ -20760,13 +20810,7 @@
               <w:rPr>
                 <w:rFonts w:hint="eastAsia"/>
               </w:rPr>
-              <w:t>）</w:t>
-            </w:r>
-            <w:r>
-              <w:rPr>
-                <w:rFonts w:hint="eastAsia"/>
-              </w:rPr>
-              <w:t>於</w:t>
+              <w:t>）於</w:t>
             </w:r>
             <w:r>
               <w:t>「銷售紀錄」的「販售中」清單</w:t>
@@ -20883,19 +20927,7 @@
               <w:rPr>
                 <w:rFonts w:hint="eastAsia"/>
               </w:rPr>
-              <w:t>使用者</w:t>
-            </w:r>
-            <w:r>
-              <w:rPr>
-                <w:rFonts w:hint="eastAsia"/>
-              </w:rPr>
-              <w:t>（買</w:t>
-            </w:r>
-            <w:r>
-              <w:rPr>
-                <w:rFonts w:hint="eastAsia"/>
-              </w:rPr>
-              <w:t>家）</w:t>
+              <w:t>使用者（買家）</w:t>
             </w:r>
             <w:r>
               <w:rPr>
@@ -20924,9 +20956,6 @@
           <w:p>
             <w:pPr>
               <w:jc w:val="both"/>
-              <w:rPr>
-                <w:rFonts w:hint="eastAsia"/>
-              </w:rPr>
             </w:pPr>
             <w:r>
               <w:rPr>
@@ -21021,9 +21050,6 @@
                 <w:numId w:val="18"/>
               </w:numPr>
               <w:jc w:val="both"/>
-              <w:rPr>
-                <w:rFonts w:hint="eastAsia"/>
-              </w:rPr>
             </w:pPr>
             <w:r>
               <w:t>賣家已抵達該書籍預約之實體書櫃現場</w:t>
@@ -21236,9 +21262,6 @@
                 <w:numId w:val="20"/>
               </w:numPr>
               <w:jc w:val="both"/>
-              <w:rPr>
-                <w:rFonts w:hint="eastAsia"/>
-              </w:rPr>
             </w:pPr>
             <w:r>
               <w:rPr>
@@ -21262,14 +21285,14 @@
     <w:p>
       <w:pPr>
         <w:rPr>
-          <w:rFonts w:eastAsia="MS Mincho" w:hint="eastAsia"/>
-        </w:rPr>
-      </w:pPr>
-    </w:p>
-    <w:p>
-      <w:pPr>
-        <w:rPr>
-          <w:rFonts w:eastAsia="MS Mincho" w:hint="eastAsia"/>
+          <w:rFonts w:eastAsia="MS Mincho"/>
+        </w:rPr>
+      </w:pPr>
+    </w:p>
+    <w:p>
+      <w:pPr>
+        <w:rPr>
+          <w:rFonts w:eastAsia="MS Mincho"/>
         </w:rPr>
       </w:pPr>
     </w:p>
@@ -21277,14 +21300,14 @@
       <w:pPr>
         <w:pStyle w:val="2"/>
       </w:pPr>
-      <w:bookmarkStart w:id="41" w:name="_Toc226749687"/>
+      <w:bookmarkStart w:id="40" w:name="_Toc226749687"/>
       <w:r>
         <w:rPr>
           <w:rFonts w:hint="eastAsia"/>
         </w:rPr>
         <w:t>分析類別圖</w:t>
       </w:r>
-      <w:bookmarkEnd w:id="41"/>
+      <w:bookmarkEnd w:id="40"/>
     </w:p>
     <w:p>
       <w:pPr>
@@ -21303,7 +21326,7 @@
       <w:pPr>
         <w:pStyle w:val="1"/>
       </w:pPr>
-      <w:bookmarkStart w:id="42" w:name="_Toc226749688"/>
+      <w:bookmarkStart w:id="41" w:name="_Toc226749688"/>
       <w:r>
         <w:rPr>
           <w:rFonts w:hint="eastAsia"/>
@@ -21311,20 +21334,20 @@
         <w:lastRenderedPageBreak/>
         <w:t>設計模型</w:t>
       </w:r>
+      <w:bookmarkEnd w:id="41"/>
+    </w:p>
+    <w:p>
+      <w:pPr>
+        <w:pStyle w:val="2"/>
+      </w:pPr>
+      <w:bookmarkStart w:id="42" w:name="_Toc226749689"/>
+      <w:r>
+        <w:rPr>
+          <w:rFonts w:hint="eastAsia"/>
+        </w:rPr>
+        <w:t>循序圖</w:t>
+      </w:r>
       <w:bookmarkEnd w:id="42"/>
-    </w:p>
-    <w:p>
-      <w:pPr>
-        <w:pStyle w:val="2"/>
-      </w:pPr>
-      <w:bookmarkStart w:id="43" w:name="_Toc226749689"/>
-      <w:r>
-        <w:rPr>
-          <w:rFonts w:hint="eastAsia"/>
-        </w:rPr>
-        <w:t>循序圖</w:t>
-      </w:r>
-      <w:bookmarkEnd w:id="43"/>
     </w:p>
     <w:p>
       <w:pPr>
@@ -21343,14 +21366,14 @@
       <w:pPr>
         <w:pStyle w:val="2"/>
       </w:pPr>
-      <w:bookmarkStart w:id="44" w:name="_Toc226749690"/>
+      <w:bookmarkStart w:id="43" w:name="_Toc226749690"/>
       <w:r>
         <w:rPr>
           <w:rFonts w:hint="eastAsia"/>
         </w:rPr>
         <w:t>設計類別圖</w:t>
       </w:r>
-      <w:bookmarkEnd w:id="44"/>
+      <w:bookmarkEnd w:id="43"/>
     </w:p>
     <w:p>
       <w:pPr>
@@ -21369,7 +21392,7 @@
       <w:pPr>
         <w:pStyle w:val="1"/>
       </w:pPr>
-      <w:bookmarkStart w:id="45" w:name="_Toc226749691"/>
+      <w:bookmarkStart w:id="44" w:name="_Toc226749691"/>
       <w:r>
         <w:rPr>
           <w:rFonts w:hint="eastAsia"/>
@@ -21377,20 +21400,20 @@
         <w:lastRenderedPageBreak/>
         <w:t>實作模型</w:t>
       </w:r>
+      <w:bookmarkEnd w:id="44"/>
+    </w:p>
+    <w:p>
+      <w:pPr>
+        <w:pStyle w:val="2"/>
+      </w:pPr>
+      <w:bookmarkStart w:id="45" w:name="_Toc226749692"/>
+      <w:r>
+        <w:rPr>
+          <w:rFonts w:hint="eastAsia"/>
+        </w:rPr>
+        <w:t>佈署圖</w:t>
+      </w:r>
       <w:bookmarkEnd w:id="45"/>
-    </w:p>
-    <w:p>
-      <w:pPr>
-        <w:pStyle w:val="2"/>
-      </w:pPr>
-      <w:bookmarkStart w:id="46" w:name="_Toc226749692"/>
-      <w:r>
-        <w:rPr>
-          <w:rFonts w:hint="eastAsia"/>
-        </w:rPr>
-        <w:t>佈署圖</w:t>
-      </w:r>
-      <w:bookmarkEnd w:id="46"/>
     </w:p>
     <w:p>
       <w:pPr>
@@ -21409,14 +21432,14 @@
       <w:pPr>
         <w:pStyle w:val="2"/>
       </w:pPr>
-      <w:bookmarkStart w:id="47" w:name="_Toc226749693"/>
+      <w:bookmarkStart w:id="46" w:name="_Toc226749693"/>
       <w:r>
         <w:rPr>
           <w:rFonts w:hint="eastAsia"/>
         </w:rPr>
         <w:t>套件圖</w:t>
       </w:r>
-      <w:bookmarkEnd w:id="47"/>
+      <w:bookmarkEnd w:id="46"/>
     </w:p>
     <w:p>
       <w:pPr>
@@ -21435,14 +21458,14 @@
       <w:pPr>
         <w:pStyle w:val="2"/>
       </w:pPr>
-      <w:bookmarkStart w:id="48" w:name="_Toc226749694"/>
+      <w:bookmarkStart w:id="47" w:name="_Toc226749694"/>
       <w:r>
         <w:rPr>
           <w:rFonts w:hint="eastAsia"/>
         </w:rPr>
         <w:t>元件圖</w:t>
       </w:r>
-      <w:bookmarkEnd w:id="48"/>
+      <w:bookmarkEnd w:id="47"/>
     </w:p>
     <w:p>
       <w:pPr>
@@ -21462,7 +21485,7 @@
         <w:pStyle w:val="2"/>
         <w:pageBreakBefore/>
       </w:pPr>
-      <w:bookmarkStart w:id="49" w:name="_Toc226749695"/>
+      <w:bookmarkStart w:id="48" w:name="_Toc226749695"/>
       <w:r>
         <w:rPr>
           <w:rFonts w:hint="eastAsia"/>
@@ -21470,7 +21493,7 @@
         <w:lastRenderedPageBreak/>
         <w:t>狀態機</w:t>
       </w:r>
-      <w:bookmarkEnd w:id="49"/>
+      <w:bookmarkEnd w:id="48"/>
     </w:p>
     <w:p>
       <w:pPr>
@@ -21502,7 +21525,7 @@
                     <pic:cNvPicPr/>
                   </pic:nvPicPr>
                   <pic:blipFill rotWithShape="1">
-                    <a:blip r:embed="rId19"/>
+                    <a:blip r:embed="rId20"/>
                     <a:srcRect t="-2595" b="1"/>
                     <a:stretch>
                       <a:fillRect/>
@@ -21536,7 +21559,7 @@
       <w:pPr>
         <w:pStyle w:val="afb"/>
       </w:pPr>
-      <w:bookmarkStart w:id="50" w:name="_Toc227104893"/>
+      <w:bookmarkStart w:id="49" w:name="_Toc227104893"/>
       <w:r>
         <w:rPr>
           <w:rFonts w:hint="eastAsia"/>
@@ -21636,7 +21659,7 @@
         </w:rPr>
         <w:t>狀態機</w:t>
       </w:r>
-      <w:bookmarkEnd w:id="50"/>
+      <w:bookmarkEnd w:id="49"/>
     </w:p>
     <w:p>
       <w:pPr>
@@ -21668,7 +21691,7 @@
                     <pic:cNvPicPr/>
                   </pic:nvPicPr>
                   <pic:blipFill rotWithShape="1">
-                    <a:blip r:embed="rId20"/>
+                    <a:blip r:embed="rId21"/>
                     <a:srcRect t="-6954"/>
                     <a:stretch>
                       <a:fillRect/>
@@ -21702,7 +21725,7 @@
       <w:pPr>
         <w:pStyle w:val="afb"/>
       </w:pPr>
-      <w:bookmarkStart w:id="51" w:name="_Toc227104894"/>
+      <w:bookmarkStart w:id="50" w:name="_Toc227104894"/>
       <w:r>
         <w:rPr>
           <w:rFonts w:hint="eastAsia"/>
@@ -21796,13 +21819,13 @@
         </w:rPr>
         <w:t>訂單之狀態機</w:t>
       </w:r>
-      <w:bookmarkEnd w:id="51"/>
+      <w:bookmarkEnd w:id="50"/>
     </w:p>
     <w:p>
       <w:pPr>
         <w:pStyle w:val="1"/>
       </w:pPr>
-      <w:bookmarkStart w:id="52" w:name="_Toc226749696"/>
+      <w:bookmarkStart w:id="51" w:name="_Toc226749696"/>
       <w:r>
         <w:rPr>
           <w:rFonts w:hint="eastAsia"/>
@@ -21810,20 +21833,20 @@
         <w:lastRenderedPageBreak/>
         <w:t>資料庫設計</w:t>
       </w:r>
+      <w:bookmarkEnd w:id="51"/>
+    </w:p>
+    <w:p>
+      <w:pPr>
+        <w:pStyle w:val="2"/>
+      </w:pPr>
+      <w:bookmarkStart w:id="52" w:name="_Toc226749697"/>
+      <w:r>
+        <w:rPr>
+          <w:rFonts w:hint="eastAsia"/>
+        </w:rPr>
+        <w:t>資料庫關聯表</w:t>
+      </w:r>
       <w:bookmarkEnd w:id="52"/>
-    </w:p>
-    <w:p>
-      <w:pPr>
-        <w:pStyle w:val="2"/>
-      </w:pPr>
-      <w:bookmarkStart w:id="53" w:name="_Toc226749697"/>
-      <w:r>
-        <w:rPr>
-          <w:rFonts w:hint="eastAsia"/>
-        </w:rPr>
-        <w:t>資料庫關聯表</w:t>
-      </w:r>
-      <w:bookmarkEnd w:id="53"/>
     </w:p>
     <w:p>
       <w:pPr>
@@ -21845,7 +21868,7 @@
           <w:lang w:val="pt-PT"/>
         </w:rPr>
       </w:pPr>
-      <w:bookmarkStart w:id="54" w:name="_Toc226749698"/>
+      <w:bookmarkStart w:id="53" w:name="_Toc226749698"/>
       <w:r>
         <w:rPr>
           <w:rFonts w:hint="eastAsia"/>
@@ -21859,7 +21882,7 @@
         </w:rPr>
         <w:t>Meta data</w:t>
       </w:r>
-      <w:bookmarkEnd w:id="54"/>
+      <w:bookmarkEnd w:id="53"/>
     </w:p>
     <w:p>
       <w:pPr>
@@ -21878,7 +21901,7 @@
       <w:pPr>
         <w:pStyle w:val="1"/>
       </w:pPr>
-      <w:bookmarkStart w:id="55" w:name="_Toc226749699"/>
+      <w:bookmarkStart w:id="54" w:name="_Toc226749699"/>
       <w:r>
         <w:rPr>
           <w:rFonts w:hint="eastAsia"/>
@@ -21886,20 +21909,20 @@
         <w:lastRenderedPageBreak/>
         <w:t>程式</w:t>
       </w:r>
+      <w:bookmarkEnd w:id="54"/>
+    </w:p>
+    <w:p>
+      <w:pPr>
+        <w:pStyle w:val="2"/>
+      </w:pPr>
+      <w:bookmarkStart w:id="55" w:name="_Toc226749700"/>
+      <w:r>
+        <w:rPr>
+          <w:rFonts w:hint="eastAsia"/>
+        </w:rPr>
+        <w:t>元件清單及其規格描述</w:t>
+      </w:r>
       <w:bookmarkEnd w:id="55"/>
-    </w:p>
-    <w:p>
-      <w:pPr>
-        <w:pStyle w:val="2"/>
-      </w:pPr>
-      <w:bookmarkStart w:id="56" w:name="_Toc226749700"/>
-      <w:r>
-        <w:rPr>
-          <w:rFonts w:hint="eastAsia"/>
-        </w:rPr>
-        <w:t>元件清單及其規格描述</w:t>
-      </w:r>
-      <w:bookmarkEnd w:id="56"/>
     </w:p>
     <w:p>
       <w:pPr>
@@ -21918,14 +21941,14 @@
       <w:pPr>
         <w:pStyle w:val="2"/>
       </w:pPr>
-      <w:bookmarkStart w:id="57" w:name="_Toc226749701"/>
+      <w:bookmarkStart w:id="56" w:name="_Toc226749701"/>
       <w:r>
         <w:rPr>
           <w:rFonts w:hint="eastAsia"/>
         </w:rPr>
         <w:t>其他附屬之各種元件</w:t>
       </w:r>
-      <w:bookmarkEnd w:id="57"/>
+      <w:bookmarkEnd w:id="56"/>
     </w:p>
     <w:p>
       <w:pPr>
@@ -21944,7 +21967,7 @@
       <w:pPr>
         <w:pStyle w:val="1"/>
       </w:pPr>
-      <w:bookmarkStart w:id="58" w:name="_Toc226749702"/>
+      <w:bookmarkStart w:id="57" w:name="_Toc226749702"/>
       <w:r>
         <w:rPr>
           <w:rFonts w:hint="eastAsia"/>
@@ -21952,7 +21975,7 @@
         <w:lastRenderedPageBreak/>
         <w:t>測試模型</w:t>
       </w:r>
-      <w:bookmarkEnd w:id="58"/>
+      <w:bookmarkEnd w:id="57"/>
     </w:p>
     <w:p>
       <w:pPr>
@@ -21962,14 +21985,14 @@
           <w:tab w:val="left" w:pos="723"/>
         </w:tabs>
       </w:pPr>
-      <w:bookmarkStart w:id="59" w:name="_Toc226749703"/>
+      <w:bookmarkStart w:id="58" w:name="_Toc226749703"/>
       <w:r>
         <w:rPr>
           <w:rFonts w:hint="eastAsia"/>
         </w:rPr>
         <w:t>測試計畫</w:t>
       </w:r>
-      <w:bookmarkEnd w:id="59"/>
+      <w:bookmarkEnd w:id="58"/>
     </w:p>
     <w:p>
       <w:pPr>
@@ -21992,14 +22015,14 @@
           <w:tab w:val="left" w:pos="723"/>
         </w:tabs>
       </w:pPr>
-      <w:bookmarkStart w:id="60" w:name="_Toc226749704"/>
+      <w:bookmarkStart w:id="59" w:name="_Toc226749704"/>
       <w:r>
         <w:rPr>
           <w:rFonts w:hint="eastAsia"/>
         </w:rPr>
         <w:t>測試個案與測試結果資料</w:t>
       </w:r>
-      <w:bookmarkEnd w:id="60"/>
+      <w:bookmarkEnd w:id="59"/>
     </w:p>
     <w:p>
       <w:pPr>
@@ -22018,7 +22041,7 @@
       <w:pPr>
         <w:pStyle w:val="1"/>
       </w:pPr>
-      <w:bookmarkStart w:id="61" w:name="_Toc226749705"/>
+      <w:bookmarkStart w:id="60" w:name="_Toc226749705"/>
       <w:r>
         <w:rPr>
           <w:rFonts w:hint="eastAsia"/>
@@ -22026,7 +22049,7 @@
         <w:lastRenderedPageBreak/>
         <w:t>操作手冊</w:t>
       </w:r>
-      <w:bookmarkEnd w:id="61"/>
+      <w:bookmarkEnd w:id="60"/>
     </w:p>
     <w:p>
       <w:pPr>
@@ -22036,14 +22059,14 @@
           <w:tab w:val="left" w:pos="723"/>
         </w:tabs>
       </w:pPr>
-      <w:bookmarkStart w:id="62" w:name="_Toc226749706"/>
+      <w:bookmarkStart w:id="61" w:name="_Toc226749706"/>
       <w:r>
         <w:rPr>
           <w:rFonts w:hint="eastAsia"/>
         </w:rPr>
         <w:t>系統元件</w:t>
       </w:r>
-      <w:bookmarkEnd w:id="62"/>
+      <w:bookmarkEnd w:id="61"/>
     </w:p>
     <w:p>
       <w:pPr>
@@ -22066,14 +22089,14 @@
           <w:tab w:val="left" w:pos="723"/>
         </w:tabs>
       </w:pPr>
-      <w:bookmarkStart w:id="63" w:name="_Toc226749707"/>
+      <w:bookmarkStart w:id="62" w:name="_Toc226749707"/>
       <w:r>
         <w:rPr>
           <w:rFonts w:hint="eastAsia"/>
         </w:rPr>
         <w:t>系統下載及安裝</w:t>
       </w:r>
-      <w:bookmarkEnd w:id="63"/>
+      <w:bookmarkEnd w:id="62"/>
     </w:p>
     <w:p>
       <w:pPr>
@@ -22092,7 +22115,7 @@
       <w:pPr>
         <w:pStyle w:val="1"/>
       </w:pPr>
-      <w:bookmarkStart w:id="64" w:name="_Toc226749708"/>
+      <w:bookmarkStart w:id="63" w:name="_Toc226749708"/>
       <w:r>
         <w:rPr>
           <w:rFonts w:hint="eastAsia"/>
@@ -22100,7 +22123,7 @@
         <w:lastRenderedPageBreak/>
         <w:t>使用手冊</w:t>
       </w:r>
-      <w:bookmarkEnd w:id="64"/>
+      <w:bookmarkEnd w:id="63"/>
     </w:p>
     <w:p>
       <w:pPr>
@@ -22119,7 +22142,7 @@
       <w:pPr>
         <w:pStyle w:val="1"/>
       </w:pPr>
-      <w:bookmarkStart w:id="65" w:name="_Toc226749709"/>
+      <w:bookmarkStart w:id="64" w:name="_Toc226749709"/>
       <w:r>
         <w:rPr>
           <w:rFonts w:hint="eastAsia"/>
@@ -22127,7 +22150,7 @@
         <w:lastRenderedPageBreak/>
         <w:t>感想</w:t>
       </w:r>
-      <w:bookmarkEnd w:id="65"/>
+      <w:bookmarkEnd w:id="64"/>
     </w:p>
     <w:p>
       <w:pPr>
@@ -22146,7 +22169,7 @@
       <w:pPr>
         <w:pStyle w:val="1"/>
       </w:pPr>
-      <w:bookmarkStart w:id="66" w:name="_Toc226749710"/>
+      <w:bookmarkStart w:id="65" w:name="_Toc226749710"/>
       <w:r>
         <w:rPr>
           <w:rFonts w:hint="eastAsia"/>
@@ -22154,7 +22177,7 @@
         <w:lastRenderedPageBreak/>
         <w:t>參考資料</w:t>
       </w:r>
-      <w:bookmarkEnd w:id="66"/>
+      <w:bookmarkEnd w:id="65"/>
     </w:p>
     <w:p>
       <w:pPr>
@@ -22203,11 +22226,11 @@
       <w:pPr>
         <w:pStyle w:val="a"/>
       </w:pPr>
-      <w:bookmarkStart w:id="67" w:name="_Toc226749711"/>
+      <w:bookmarkStart w:id="66" w:name="_Toc226749711"/>
       <w:r>
         <w:t>會議紀錄</w:t>
       </w:r>
-      <w:bookmarkEnd w:id="67"/>
+      <w:bookmarkEnd w:id="66"/>
     </w:p>
     <w:p>
       <w:pPr>
@@ -22226,14 +22249,14 @@
       <w:pPr>
         <w:pStyle w:val="a"/>
       </w:pPr>
-      <w:bookmarkStart w:id="68" w:name="_Toc226749712"/>
+      <w:bookmarkStart w:id="67" w:name="_Toc226749712"/>
       <w:r>
         <w:rPr>
           <w:rFonts w:hint="eastAsia"/>
         </w:rPr>
         <w:t>問卷題目</w:t>
       </w:r>
-      <w:bookmarkEnd w:id="68"/>
+      <w:bookmarkEnd w:id="67"/>
     </w:p>
     <w:p>
       <w:pPr>
@@ -22252,14 +22275,14 @@
       <w:pPr>
         <w:pStyle w:val="a"/>
       </w:pPr>
-      <w:bookmarkStart w:id="69" w:name="_Toc226749713"/>
+      <w:bookmarkStart w:id="68" w:name="_Toc226749713"/>
       <w:r>
         <w:rPr>
           <w:rFonts w:hint="eastAsia"/>
         </w:rPr>
         <w:t>評審問題回覆</w:t>
       </w:r>
-      <w:bookmarkEnd w:id="69"/>
+      <w:bookmarkEnd w:id="68"/>
     </w:p>
     <w:p>
       <w:pPr>
@@ -22303,7 +22326,7 @@
       </w:pPr>
     </w:p>
     <w:sectPr>
-      <w:footerReference w:type="default" r:id="rId21"/>
+      <w:footerReference w:type="default" r:id="rId22"/>
       <w:pgSz w:w="11906" w:h="16838" w:code="9"/>
       <w:pgMar w:top="851" w:right="851" w:bottom="851" w:left="851" w:header="567" w:footer="567" w:gutter="0"/>
       <w:pgNumType w:start="1"/>
@@ -22315,7 +22338,7 @@
 </file>
 
 <file path=word/endnotes.xml><?xml version="1.0" encoding="utf-8"?>
-<w:endnotes xmlns:wpc="http://schemas.microsoft.com/office/word/2010/wordprocessingCanvas" xmlns:cx="http://schemas.microsoft.com/office/drawing/2014/chartex" xmlns:mc="http://schemas.openxmlformats.org/markup-compatibility/2006" xmlns:o="urn:schemas-microsoft-com:office:office" xmlns:r="http://schemas.openxmlformats.org/officeDocument/2006/relationships" xmlns:m="http://schemas.openxmlformats.org/officeDocument/2006/math" xmlns:v="urn:schemas-microsoft-com:vml" xmlns:wp14="http://schemas.microsoft.com/office/word/2010/wordprocessingDrawing" xmlns:wp="http://schemas.openxmlformats.org/drawingml/2006/wordprocessingDrawing" xmlns:w10="urn:schemas-microsoft-com:office:word" xmlns:w="http://schemas.openxmlformats.org/wordprocessingml/2006/main" xmlns:w14="http://schemas.microsoft.com/office/word/2010/wordml" xmlns:w15="http://schemas.microsoft.com/office/word/2012/wordml" xmlns:w16se="http://schemas.microsoft.com/office/word/2015/wordml/symex" xmlns:wpg="http://schemas.microsoft.com/office/word/2010/wordprocessingGroup" xmlns:wpi="http://schemas.microsoft.com/office/word/2010/wordprocessingInk" xmlns:wne="http://schemas.microsoft.com/office/word/2006/wordml" xmlns:wps="http://schemas.microsoft.com/office/word/2010/wordprocessingShape" mc:Ignorable="w14 w15 w16se wp14">
+<w:endnotes xmlns:wpc="http://schemas.microsoft.com/office/word/2010/wordprocessingCanvas" xmlns:cx="http://schemas.microsoft.com/office/drawing/2014/chartex" xmlns:cx1="http://schemas.microsoft.com/office/drawing/2015/9/8/chartex" xmlns:cx2="http://schemas.microsoft.com/office/drawing/2015/10/21/chartex" xmlns:cx3="http://schemas.microsoft.com/office/drawing/2016/5/9/chartex" xmlns:cx4="http://schemas.microsoft.com/office/drawing/2016/5/10/chartex" xmlns:cx5="http://schemas.microsoft.com/office/drawing/2016/5/11/chartex" xmlns:cx6="http://schemas.microsoft.com/office/drawing/2016/5/12/chartex" xmlns:cx7="http://schemas.microsoft.com/office/drawing/2016/5/13/chartex" xmlns:cx8="http://schemas.microsoft.com/office/drawing/2016/5/14/chartex" xmlns:mc="http://schemas.openxmlformats.org/markup-compatibility/2006" xmlns:aink="http://schemas.microsoft.com/office/drawing/2016/ink" xmlns:am3d="http://schemas.microsoft.com/office/drawing/2017/model3d" xmlns:o="urn:schemas-microsoft-com:office:office" xmlns:oel="http://schemas.microsoft.com/office/2019/extlst" xmlns:r="http://schemas.openxmlformats.org/officeDocument/2006/relationships" xmlns:m="http://schemas.openxmlformats.org/officeDocument/2006/math" xmlns:v="urn:schemas-microsoft-com:vml" xmlns:wp14="http://schemas.microsoft.com/office/word/2010/wordprocessingDrawing" xmlns:wp="http://schemas.openxmlformats.org/drawingml/2006/wordprocessingDrawing" xmlns:w10="urn:schemas-microsoft-com:office:word" xmlns:w="http://schemas.openxmlformats.org/wordprocessingml/2006/main" xmlns:w14="http://schemas.microsoft.com/office/word/2010/wordml" xmlns:w15="http://schemas.microsoft.com/office/word/2012/wordml" xmlns:w16cex="http://schemas.microsoft.com/office/word/2018/wordml/cex" xmlns:w16cid="http://schemas.microsoft.com/office/word/2016/wordml/cid" xmlns:w16="http://schemas.microsoft.com/office/word/2018/wordml" xmlns:w16sdtdh="http://schemas.microsoft.com/office/word/2020/wordml/sdtdatahash" xmlns:w16se="http://schemas.microsoft.com/office/word/2015/wordml/symex" xmlns:wpg="http://schemas.microsoft.com/office/word/2010/wordprocessingGroup" xmlns:wpi="http://schemas.microsoft.com/office/word/2010/wordprocessingInk" xmlns:wne="http://schemas.microsoft.com/office/word/2006/wordml" xmlns:wps="http://schemas.microsoft.com/office/word/2010/wordprocessingShape" mc:Ignorable="w14 w15 w16se w16cid w16 w16cex w16sdtdh wp14">
   <w:endnote w:type="separator" w:id="-1">
     <w:p>
       <w:r>
@@ -22334,7 +22357,7 @@
 </file>
 
 <file path=word/footer1.xml><?xml version="1.0" encoding="utf-8"?>
-<w:ftr xmlns:wpc="http://schemas.microsoft.com/office/word/2010/wordprocessingCanvas" xmlns:cx="http://schemas.microsoft.com/office/drawing/2014/chartex" xmlns:mc="http://schemas.openxmlformats.org/markup-compatibility/2006" xmlns:o="urn:schemas-microsoft-com:office:office" xmlns:r="http://schemas.openxmlformats.org/officeDocument/2006/relationships" xmlns:m="http://schemas.openxmlformats.org/officeDocument/2006/math" xmlns:v="urn:schemas-microsoft-com:vml" xmlns:wp14="http://schemas.microsoft.com/office/word/2010/wordprocessingDrawing" xmlns:wp="http://schemas.openxmlformats.org/drawingml/2006/wordprocessingDrawing" xmlns:w10="urn:schemas-microsoft-com:office:word" xmlns:w="http://schemas.openxmlformats.org/wordprocessingml/2006/main" xmlns:w14="http://schemas.microsoft.com/office/word/2010/wordml" xmlns:w15="http://schemas.microsoft.com/office/word/2012/wordml" xmlns:w16se="http://schemas.microsoft.com/office/word/2015/wordml/symex" xmlns:wpg="http://schemas.microsoft.com/office/word/2010/wordprocessingGroup" xmlns:wpi="http://schemas.microsoft.com/office/word/2010/wordprocessingInk" xmlns:wne="http://schemas.microsoft.com/office/word/2006/wordml" xmlns:wps="http://schemas.microsoft.com/office/word/2010/wordprocessingShape" mc:Ignorable="w14 w15 w16se wp14">
+<w:ftr xmlns:wpc="http://schemas.microsoft.com/office/word/2010/wordprocessingCanvas" xmlns:cx="http://schemas.microsoft.com/office/drawing/2014/chartex" xmlns:cx1="http://schemas.microsoft.com/office/drawing/2015/9/8/chartex" xmlns:cx2="http://schemas.microsoft.com/office/drawing/2015/10/21/chartex" xmlns:cx3="http://schemas.microsoft.com/office/drawing/2016/5/9/chartex" xmlns:cx4="http://schemas.microsoft.com/office/drawing/2016/5/10/chartex" xmlns:cx5="http://schemas.microsoft.com/office/drawing/2016/5/11/chartex" xmlns:cx6="http://schemas.microsoft.com/office/drawing/2016/5/12/chartex" xmlns:cx7="http://schemas.microsoft.com/office/drawing/2016/5/13/chartex" xmlns:cx8="http://schemas.microsoft.com/office/drawing/2016/5/14/chartex" xmlns:mc="http://schemas.openxmlformats.org/markup-compatibility/2006" xmlns:aink="http://schemas.microsoft.com/office/drawing/2016/ink" xmlns:am3d="http://schemas.microsoft.com/office/drawing/2017/model3d" xmlns:o="urn:schemas-microsoft-com:office:office" xmlns:oel="http://schemas.microsoft.com/office/2019/extlst" xmlns:r="http://schemas.openxmlformats.org/officeDocument/2006/relationships" xmlns:m="http://schemas.openxmlformats.org/officeDocument/2006/math" xmlns:v="urn:schemas-microsoft-com:vml" xmlns:wp14="http://schemas.microsoft.com/office/word/2010/wordprocessingDrawing" xmlns:wp="http://schemas.openxmlformats.org/drawingml/2006/wordprocessingDrawing" xmlns:w10="urn:schemas-microsoft-com:office:word" xmlns:w="http://schemas.openxmlformats.org/wordprocessingml/2006/main" xmlns:w14="http://schemas.microsoft.com/office/word/2010/wordml" xmlns:w15="http://schemas.microsoft.com/office/word/2012/wordml" xmlns:w16cex="http://schemas.microsoft.com/office/word/2018/wordml/cex" xmlns:w16cid="http://schemas.microsoft.com/office/word/2016/wordml/cid" xmlns:w16="http://schemas.microsoft.com/office/word/2018/wordml" xmlns:w16sdtdh="http://schemas.microsoft.com/office/word/2020/wordml/sdtdatahash" xmlns:w16se="http://schemas.microsoft.com/office/word/2015/wordml/symex" xmlns:wpg="http://schemas.microsoft.com/office/word/2010/wordprocessingGroup" xmlns:wpi="http://schemas.microsoft.com/office/word/2010/wordprocessingInk" xmlns:wne="http://schemas.microsoft.com/office/word/2006/wordml" xmlns:wps="http://schemas.microsoft.com/office/word/2010/wordprocessingShape" mc:Ignorable="w14 w15 w16se w16cid w16 w16cex w16sdtdh wp14">
   <w:p>
     <w:pPr>
       <w:pStyle w:val="af2"/>
@@ -22345,7 +22368,7 @@
 </file>
 
 <file path=word/footer2.xml><?xml version="1.0" encoding="utf-8"?>
-<w:ftr xmlns:wpc="http://schemas.microsoft.com/office/word/2010/wordprocessingCanvas" xmlns:cx="http://schemas.microsoft.com/office/drawing/2014/chartex" xmlns:mc="http://schemas.openxmlformats.org/markup-compatibility/2006" xmlns:o="urn:schemas-microsoft-com:office:office" xmlns:r="http://schemas.openxmlformats.org/officeDocument/2006/relationships" xmlns:m="http://schemas.openxmlformats.org/officeDocument/2006/math" xmlns:v="urn:schemas-microsoft-com:vml" xmlns:wp14="http://schemas.microsoft.com/office/word/2010/wordprocessingDrawing" xmlns:wp="http://schemas.openxmlformats.org/drawingml/2006/wordprocessingDrawing" xmlns:w10="urn:schemas-microsoft-com:office:word" xmlns:w="http://schemas.openxmlformats.org/wordprocessingml/2006/main" xmlns:w14="http://schemas.microsoft.com/office/word/2010/wordml" xmlns:w15="http://schemas.microsoft.com/office/word/2012/wordml" xmlns:w16se="http://schemas.microsoft.com/office/word/2015/wordml/symex" xmlns:wpg="http://schemas.microsoft.com/office/word/2010/wordprocessingGroup" xmlns:wpi="http://schemas.microsoft.com/office/word/2010/wordprocessingInk" xmlns:wne="http://schemas.microsoft.com/office/word/2006/wordml" xmlns:wps="http://schemas.microsoft.com/office/word/2010/wordprocessingShape" mc:Ignorable="w14 w15 w16se wp14">
+<w:ftr xmlns:wpc="http://schemas.microsoft.com/office/word/2010/wordprocessingCanvas" xmlns:cx="http://schemas.microsoft.com/office/drawing/2014/chartex" xmlns:cx1="http://schemas.microsoft.com/office/drawing/2015/9/8/chartex" xmlns:cx2="http://schemas.microsoft.com/office/drawing/2015/10/21/chartex" xmlns:cx3="http://schemas.microsoft.com/office/drawing/2016/5/9/chartex" xmlns:cx4="http://schemas.microsoft.com/office/drawing/2016/5/10/chartex" xmlns:cx5="http://schemas.microsoft.com/office/drawing/2016/5/11/chartex" xmlns:cx6="http://schemas.microsoft.com/office/drawing/2016/5/12/chartex" xmlns:cx7="http://schemas.microsoft.com/office/drawing/2016/5/13/chartex" xmlns:cx8="http://schemas.microsoft.com/office/drawing/2016/5/14/chartex" xmlns:mc="http://schemas.openxmlformats.org/markup-compatibility/2006" xmlns:aink="http://schemas.microsoft.com/office/drawing/2016/ink" xmlns:am3d="http://schemas.microsoft.com/office/drawing/2017/model3d" xmlns:o="urn:schemas-microsoft-com:office:office" xmlns:oel="http://schemas.microsoft.com/office/2019/extlst" xmlns:r="http://schemas.openxmlformats.org/officeDocument/2006/relationships" xmlns:m="http://schemas.openxmlformats.org/officeDocument/2006/math" xmlns:v="urn:schemas-microsoft-com:vml" xmlns:wp14="http://schemas.microsoft.com/office/word/2010/wordprocessingDrawing" xmlns:wp="http://schemas.openxmlformats.org/drawingml/2006/wordprocessingDrawing" xmlns:w10="urn:schemas-microsoft-com:office:word" xmlns:w="http://schemas.openxmlformats.org/wordprocessingml/2006/main" xmlns:w14="http://schemas.microsoft.com/office/word/2010/wordml" xmlns:w15="http://schemas.microsoft.com/office/word/2012/wordml" xmlns:w16cex="http://schemas.microsoft.com/office/word/2018/wordml/cex" xmlns:w16cid="http://schemas.microsoft.com/office/word/2016/wordml/cid" xmlns:w16="http://schemas.microsoft.com/office/word/2018/wordml" xmlns:w16sdtdh="http://schemas.microsoft.com/office/word/2020/wordml/sdtdatahash" xmlns:w16se="http://schemas.microsoft.com/office/word/2015/wordml/symex" xmlns:wpg="http://schemas.microsoft.com/office/word/2010/wordprocessingGroup" xmlns:wpi="http://schemas.microsoft.com/office/word/2010/wordprocessingInk" xmlns:wne="http://schemas.microsoft.com/office/word/2006/wordml" xmlns:wps="http://schemas.microsoft.com/office/word/2010/wordprocessingShape" mc:Ignorable="w14 w15 w16se w16cid w16 w16cex w16sdtdh wp14">
   <w:sdt>
     <w:sdtPr>
       <w:id w:val="1975484337"/>
@@ -22386,7 +22409,7 @@
 </file>
 
 <file path=word/footer3.xml><?xml version="1.0" encoding="utf-8"?>
-<w:ftr xmlns:wpc="http://schemas.microsoft.com/office/word/2010/wordprocessingCanvas" xmlns:cx="http://schemas.microsoft.com/office/drawing/2014/chartex" xmlns:mc="http://schemas.openxmlformats.org/markup-compatibility/2006" xmlns:o="urn:schemas-microsoft-com:office:office" xmlns:r="http://schemas.openxmlformats.org/officeDocument/2006/relationships" xmlns:m="http://schemas.openxmlformats.org/officeDocument/2006/math" xmlns:v="urn:schemas-microsoft-com:vml" xmlns:wp14="http://schemas.microsoft.com/office/word/2010/wordprocessingDrawing" xmlns:wp="http://schemas.openxmlformats.org/drawingml/2006/wordprocessingDrawing" xmlns:w10="urn:schemas-microsoft-com:office:word" xmlns:w="http://schemas.openxmlformats.org/wordprocessingml/2006/main" xmlns:w14="http://schemas.microsoft.com/office/word/2010/wordml" xmlns:w15="http://schemas.microsoft.com/office/word/2012/wordml" xmlns:w16se="http://schemas.microsoft.com/office/word/2015/wordml/symex" xmlns:wpg="http://schemas.microsoft.com/office/word/2010/wordprocessingGroup" xmlns:wpi="http://schemas.microsoft.com/office/word/2010/wordprocessingInk" xmlns:wne="http://schemas.microsoft.com/office/word/2006/wordml" xmlns:wps="http://schemas.microsoft.com/office/word/2010/wordprocessingShape" mc:Ignorable="w14 w15 w16se wp14">
+<w:ftr xmlns:wpc="http://schemas.microsoft.com/office/word/2010/wordprocessingCanvas" xmlns:cx="http://schemas.microsoft.com/office/drawing/2014/chartex" xmlns:cx1="http://schemas.microsoft.com/office/drawing/2015/9/8/chartex" xmlns:cx2="http://schemas.microsoft.com/office/drawing/2015/10/21/chartex" xmlns:cx3="http://schemas.microsoft.com/office/drawing/2016/5/9/chartex" xmlns:cx4="http://schemas.microsoft.com/office/drawing/2016/5/10/chartex" xmlns:cx5="http://schemas.microsoft.com/office/drawing/2016/5/11/chartex" xmlns:cx6="http://schemas.microsoft.com/office/drawing/2016/5/12/chartex" xmlns:cx7="http://schemas.microsoft.com/office/drawing/2016/5/13/chartex" xmlns:cx8="http://schemas.microsoft.com/office/drawing/2016/5/14/chartex" xmlns:mc="http://schemas.openxmlformats.org/markup-compatibility/2006" xmlns:aink="http://schemas.microsoft.com/office/drawing/2016/ink" xmlns:am3d="http://schemas.microsoft.com/office/drawing/2017/model3d" xmlns:o="urn:schemas-microsoft-com:office:office" xmlns:oel="http://schemas.microsoft.com/office/2019/extlst" xmlns:r="http://schemas.openxmlformats.org/officeDocument/2006/relationships" xmlns:m="http://schemas.openxmlformats.org/officeDocument/2006/math" xmlns:v="urn:schemas-microsoft-com:vml" xmlns:wp14="http://schemas.microsoft.com/office/word/2010/wordprocessingDrawing" xmlns:wp="http://schemas.openxmlformats.org/drawingml/2006/wordprocessingDrawing" xmlns:w10="urn:schemas-microsoft-com:office:word" xmlns:w="http://schemas.openxmlformats.org/wordprocessingml/2006/main" xmlns:w14="http://schemas.microsoft.com/office/word/2010/wordml" xmlns:w15="http://schemas.microsoft.com/office/word/2012/wordml" xmlns:w16cex="http://schemas.microsoft.com/office/word/2018/wordml/cex" xmlns:w16cid="http://schemas.microsoft.com/office/word/2016/wordml/cid" xmlns:w16="http://schemas.microsoft.com/office/word/2018/wordml" xmlns:w16sdtdh="http://schemas.microsoft.com/office/word/2020/wordml/sdtdatahash" xmlns:w16se="http://schemas.microsoft.com/office/word/2015/wordml/symex" xmlns:wpg="http://schemas.microsoft.com/office/word/2010/wordprocessingGroup" xmlns:wpi="http://schemas.microsoft.com/office/word/2010/wordprocessingInk" xmlns:wne="http://schemas.microsoft.com/office/word/2006/wordml" xmlns:wps="http://schemas.microsoft.com/office/word/2010/wordprocessingShape" mc:Ignorable="w14 w15 w16se w16cid w16 w16cex w16sdtdh wp14">
   <w:sdt>
     <w:sdtPr>
       <w:id w:val="-227616916"/>
@@ -22427,7 +22450,7 @@
 </file>
 
 <file path=word/footnotes.xml><?xml version="1.0" encoding="utf-8"?>
-<w:footnotes xmlns:wpc="http://schemas.microsoft.com/office/word/2010/wordprocessingCanvas" xmlns:cx="http://schemas.microsoft.com/office/drawing/2014/chartex" xmlns:mc="http://schemas.openxmlformats.org/markup-compatibility/2006" xmlns:o="urn:schemas-microsoft-com:office:office" xmlns:r="http://schemas.openxmlformats.org/officeDocument/2006/relationships" xmlns:m="http://schemas.openxmlformats.org/officeDocument/2006/math" xmlns:v="urn:schemas-microsoft-com:vml" xmlns:wp14="http://schemas.microsoft.com/office/word/2010/wordprocessingDrawing" xmlns:wp="http://schemas.openxmlformats.org/drawingml/2006/wordprocessingDrawing" xmlns:w10="urn:schemas-microsoft-com:office:word" xmlns:w="http://schemas.openxmlformats.org/wordprocessingml/2006/main" xmlns:w14="http://schemas.microsoft.com/office/word/2010/wordml" xmlns:w15="http://schemas.microsoft.com/office/word/2012/wordml" xmlns:w16se="http://schemas.microsoft.com/office/word/2015/wordml/symex" xmlns:wpg="http://schemas.microsoft.com/office/word/2010/wordprocessingGroup" xmlns:wpi="http://schemas.microsoft.com/office/word/2010/wordprocessingInk" xmlns:wne="http://schemas.microsoft.com/office/word/2006/wordml" xmlns:wps="http://schemas.microsoft.com/office/word/2010/wordprocessingShape" mc:Ignorable="w14 w15 w16se wp14">
+<w:footnotes xmlns:wpc="http://schemas.microsoft.com/office/word/2010/wordprocessingCanvas" xmlns:cx="http://schemas.microsoft.com/office/drawing/2014/chartex" xmlns:cx1="http://schemas.microsoft.com/office/drawing/2015/9/8/chartex" xmlns:cx2="http://schemas.microsoft.com/office/drawing/2015/10/21/chartex" xmlns:cx3="http://schemas.microsoft.com/office/drawing/2016/5/9/chartex" xmlns:cx4="http://schemas.microsoft.com/office/drawing/2016/5/10/chartex" xmlns:cx5="http://schemas.microsoft.com/office/drawing/2016/5/11/chartex" xmlns:cx6="http://schemas.microsoft.com/office/drawing/2016/5/12/chartex" xmlns:cx7="http://schemas.microsoft.com/office/drawing/2016/5/13/chartex" xmlns:cx8="http://schemas.microsoft.com/office/drawing/2016/5/14/chartex" xmlns:mc="http://schemas.openxmlformats.org/markup-compatibility/2006" xmlns:aink="http://schemas.microsoft.com/office/drawing/2016/ink" xmlns:am3d="http://schemas.microsoft.com/office/drawing/2017/model3d" xmlns:o="urn:schemas-microsoft-com:office:office" xmlns:oel="http://schemas.microsoft.com/office/2019/extlst" xmlns:r="http://schemas.openxmlformats.org/officeDocument/2006/relationships" xmlns:m="http://schemas.openxmlformats.org/officeDocument/2006/math" xmlns:v="urn:schemas-microsoft-com:vml" xmlns:wp14="http://schemas.microsoft.com/office/word/2010/wordprocessingDrawing" xmlns:wp="http://schemas.openxmlformats.org/drawingml/2006/wordprocessingDrawing" xmlns:w10="urn:schemas-microsoft-com:office:word" xmlns:w="http://schemas.openxmlformats.org/wordprocessingml/2006/main" xmlns:w14="http://schemas.microsoft.com/office/word/2010/wordml" xmlns:w15="http://schemas.microsoft.com/office/word/2012/wordml" xmlns:w16cex="http://schemas.microsoft.com/office/word/2018/wordml/cex" xmlns:w16cid="http://schemas.microsoft.com/office/word/2016/wordml/cid" xmlns:w16="http://schemas.microsoft.com/office/word/2018/wordml" xmlns:w16sdtdh="http://schemas.microsoft.com/office/word/2020/wordml/sdtdatahash" xmlns:w16se="http://schemas.microsoft.com/office/word/2015/wordml/symex" xmlns:wpg="http://schemas.microsoft.com/office/word/2010/wordprocessingGroup" xmlns:wpi="http://schemas.microsoft.com/office/word/2010/wordprocessingInk" xmlns:wne="http://schemas.microsoft.com/office/word/2006/wordml" xmlns:wps="http://schemas.microsoft.com/office/word/2010/wordprocessingShape" mc:Ignorable="w14 w15 w16se w16cid w16 w16cex w16sdtdh wp14">
   <w:footnote w:type="separator" w:id="-1">
     <w:p>
       <w:r>
@@ -22446,7 +22469,7 @@
 </file>
 
 <file path=word/numbering.xml><?xml version="1.0" encoding="utf-8"?>
-<w:numbering xmlns:wpc="http://schemas.microsoft.com/office/word/2010/wordprocessingCanvas" xmlns:cx="http://schemas.microsoft.com/office/drawing/2014/chartex" xmlns:mc="http://schemas.openxmlformats.org/markup-compatibility/2006" xmlns:o="urn:schemas-microsoft-com:office:office" xmlns:r="http://schemas.openxmlformats.org/officeDocument/2006/relationships" xmlns:m="http://schemas.openxmlformats.org/officeDocument/2006/math" xmlns:v="urn:schemas-microsoft-com:vml" xmlns:wp14="http://schemas.microsoft.com/office/word/2010/wordprocessingDrawing" xmlns:wp="http://schemas.openxmlformats.org/drawingml/2006/wordprocessingDrawing" xmlns:w10="urn:schemas-microsoft-com:office:word" xmlns:w="http://schemas.openxmlformats.org/wordprocessingml/2006/main" xmlns:w14="http://schemas.microsoft.com/office/word/2010/wordml" xmlns:w15="http://schemas.microsoft.com/office/word/2012/wordml" xmlns:w16se="http://schemas.microsoft.com/office/word/2015/wordml/symex" xmlns:wpg="http://schemas.microsoft.com/office/word/2010/wordprocessingGroup" xmlns:wpi="http://schemas.microsoft.com/office/word/2010/wordprocessingInk" xmlns:wne="http://schemas.microsoft.com/office/word/2006/wordml" xmlns:wps="http://schemas.microsoft.com/office/word/2010/wordprocessingShape" mc:Ignorable="w14 w15 w16se wp14">
+<w:numbering xmlns:wpc="http://schemas.microsoft.com/office/word/2010/wordprocessingCanvas" xmlns:cx="http://schemas.microsoft.com/office/drawing/2014/chartex" xmlns:cx1="http://schemas.microsoft.com/office/drawing/2015/9/8/chartex" xmlns:cx2="http://schemas.microsoft.com/office/drawing/2015/10/21/chartex" xmlns:cx3="http://schemas.microsoft.com/office/drawing/2016/5/9/chartex" xmlns:cx4="http://schemas.microsoft.com/office/drawing/2016/5/10/chartex" xmlns:cx5="http://schemas.microsoft.com/office/drawing/2016/5/11/chartex" xmlns:cx6="http://schemas.microsoft.com/office/drawing/2016/5/12/chartex" xmlns:cx7="http://schemas.microsoft.com/office/drawing/2016/5/13/chartex" xmlns:cx8="http://schemas.microsoft.com/office/drawing/2016/5/14/chartex" xmlns:mc="http://schemas.openxmlformats.org/markup-compatibility/2006" xmlns:aink="http://schemas.microsoft.com/office/drawing/2016/ink" xmlns:am3d="http://schemas.microsoft.com/office/drawing/2017/model3d" xmlns:o="urn:schemas-microsoft-com:office:office" xmlns:oel="http://schemas.microsoft.com/office/2019/extlst" xmlns:r="http://schemas.openxmlformats.org/officeDocument/2006/relationships" xmlns:m="http://schemas.openxmlformats.org/officeDocument/2006/math" xmlns:v="urn:schemas-microsoft-com:vml" xmlns:wp14="http://schemas.microsoft.com/office/word/2010/wordprocessingDrawing" xmlns:wp="http://schemas.openxmlformats.org/drawingml/2006/wordprocessingDrawing" xmlns:w10="urn:schemas-microsoft-com:office:word" xmlns:w="http://schemas.openxmlformats.org/wordprocessingml/2006/main" xmlns:w14="http://schemas.microsoft.com/office/word/2010/wordml" xmlns:w15="http://schemas.microsoft.com/office/word/2012/wordml" xmlns:w16cex="http://schemas.microsoft.com/office/word/2018/wordml/cex" xmlns:w16cid="http://schemas.microsoft.com/office/word/2016/wordml/cid" xmlns:w16="http://schemas.microsoft.com/office/word/2018/wordml" xmlns:w16sdtdh="http://schemas.microsoft.com/office/word/2020/wordml/sdtdatahash" xmlns:w16se="http://schemas.microsoft.com/office/word/2015/wordml/symex" xmlns:wpg="http://schemas.microsoft.com/office/word/2010/wordprocessingGroup" xmlns:wpi="http://schemas.microsoft.com/office/word/2010/wordprocessingInk" xmlns:wne="http://schemas.microsoft.com/office/word/2006/wordml" xmlns:wps="http://schemas.microsoft.com/office/word/2010/wordprocessingShape" mc:Ignorable="w14 w15 w16se w16cid w16 w16cex w16sdtdh wp14">
   <w:abstractNum w:abstractNumId="0" w15:restartNumberingAfterBreak="0">
     <w:nsid w:val="032F5D71"/>
     <w:multiLevelType w:val="hybridMultilevel"/>
@@ -24358,16 +24381,16 @@
       </w:pPr>
     </w:lvl>
   </w:abstractNum>
-  <w:num w:numId="1">
+  <w:num w:numId="1" w16cid:durableId="1403678091">
     <w:abstractNumId w:val="14"/>
   </w:num>
-  <w:num w:numId="2">
+  <w:num w:numId="2" w16cid:durableId="1342706335">
     <w:abstractNumId w:val="7"/>
   </w:num>
-  <w:num w:numId="3">
+  <w:num w:numId="3" w16cid:durableId="1842894511">
     <w:abstractNumId w:val="2"/>
   </w:num>
-  <w:num w:numId="4">
+  <w:num w:numId="4" w16cid:durableId="539362166">
     <w:abstractNumId w:val="14"/>
     <w:lvlOverride w:ilvl="0">
       <w:startOverride w:val="1"/>
@@ -24397,55 +24420,55 @@
       <w:startOverride w:val="1"/>
     </w:lvlOverride>
   </w:num>
-  <w:num w:numId="5">
+  <w:num w:numId="5" w16cid:durableId="1166945525">
     <w:abstractNumId w:val="0"/>
   </w:num>
-  <w:num w:numId="6">
+  <w:num w:numId="6" w16cid:durableId="77289473">
     <w:abstractNumId w:val="12"/>
   </w:num>
-  <w:num w:numId="7">
+  <w:num w:numId="7" w16cid:durableId="614949180">
     <w:abstractNumId w:val="9"/>
   </w:num>
-  <w:num w:numId="8">
+  <w:num w:numId="8" w16cid:durableId="6713022">
     <w:abstractNumId w:val="10"/>
   </w:num>
-  <w:num w:numId="9">
+  <w:num w:numId="9" w16cid:durableId="963460074">
     <w:abstractNumId w:val="18"/>
   </w:num>
-  <w:num w:numId="10">
+  <w:num w:numId="10" w16cid:durableId="1220166952">
     <w:abstractNumId w:val="11"/>
   </w:num>
-  <w:num w:numId="11">
+  <w:num w:numId="11" w16cid:durableId="1295866878">
     <w:abstractNumId w:val="19"/>
   </w:num>
-  <w:num w:numId="12">
+  <w:num w:numId="12" w16cid:durableId="734355206">
     <w:abstractNumId w:val="8"/>
   </w:num>
-  <w:num w:numId="13">
+  <w:num w:numId="13" w16cid:durableId="1144084159">
     <w:abstractNumId w:val="15"/>
   </w:num>
-  <w:num w:numId="14">
+  <w:num w:numId="14" w16cid:durableId="2071533055">
     <w:abstractNumId w:val="1"/>
   </w:num>
-  <w:num w:numId="15">
+  <w:num w:numId="15" w16cid:durableId="1149829214">
     <w:abstractNumId w:val="13"/>
   </w:num>
-  <w:num w:numId="16">
+  <w:num w:numId="16" w16cid:durableId="1029843382">
     <w:abstractNumId w:val="5"/>
   </w:num>
-  <w:num w:numId="17">
+  <w:num w:numId="17" w16cid:durableId="45957957">
     <w:abstractNumId w:val="3"/>
   </w:num>
-  <w:num w:numId="18">
+  <w:num w:numId="18" w16cid:durableId="894589233">
     <w:abstractNumId w:val="6"/>
   </w:num>
-  <w:num w:numId="19">
+  <w:num w:numId="19" w16cid:durableId="1187063181">
     <w:abstractNumId w:val="17"/>
   </w:num>
-  <w:num w:numId="20">
+  <w:num w:numId="20" w16cid:durableId="877279550">
     <w:abstractNumId w:val="16"/>
   </w:num>
-  <w:num w:numId="21">
+  <w:num w:numId="21" w16cid:durableId="446890866">
     <w:abstractNumId w:val="4"/>
   </w:num>
   <w:numIdMacAtCleanup w:val="21"/>
@@ -24453,7 +24476,7 @@
 </file>
 
 <file path=word/styles.xml><?xml version="1.0" encoding="utf-8"?>
-<w:styles xmlns:mc="http://schemas.openxmlformats.org/markup-compatibility/2006" xmlns:r="http://schemas.openxmlformats.org/officeDocument/2006/relationships" xmlns:w="http://schemas.openxmlformats.org/wordprocessingml/2006/main" xmlns:w14="http://schemas.microsoft.com/office/word/2010/wordml" xmlns:w15="http://schemas.microsoft.com/office/word/2012/wordml" xmlns:w16se="http://schemas.microsoft.com/office/word/2015/wordml/symex" mc:Ignorable="w14 w15 w16se">
+<w:styles xmlns:mc="http://schemas.openxmlformats.org/markup-compatibility/2006" xmlns:r="http://schemas.openxmlformats.org/officeDocument/2006/relationships" xmlns:w="http://schemas.openxmlformats.org/wordprocessingml/2006/main" xmlns:w14="http://schemas.microsoft.com/office/word/2010/wordml" xmlns:w15="http://schemas.microsoft.com/office/word/2012/wordml" xmlns:w16cex="http://schemas.microsoft.com/office/word/2018/wordml/cex" xmlns:w16cid="http://schemas.microsoft.com/office/word/2016/wordml/cid" xmlns:w16="http://schemas.microsoft.com/office/word/2018/wordml" xmlns:w16sdtdh="http://schemas.microsoft.com/office/word/2020/wordml/sdtdatahash" xmlns:w16se="http://schemas.microsoft.com/office/word/2015/wordml/symex" mc:Ignorable="w14 w15 w16se w16cid w16 w16cex w16sdtdh">
   <w:docDefaults>
     <w:rPrDefault>
       <w:rPr>
@@ -24467,7 +24490,7 @@
     </w:rPrDefault>
     <w:pPrDefault/>
   </w:docDefaults>
-  <w:latentStyles w:defLockedState="0" w:defUIPriority="99" w:defSemiHidden="0" w:defUnhideWhenUsed="0" w:defQFormat="0" w:count="371">
+  <w:latentStyles w:defLockedState="0" w:defUIPriority="99" w:defSemiHidden="0" w:defUnhideWhenUsed="0" w:defQFormat="0" w:count="376">
     <w:lsdException w:name="Normal" w:uiPriority="0" w:qFormat="1"/>
     <w:lsdException w:name="heading 1" w:uiPriority="9" w:qFormat="1"/>
     <w:lsdException w:name="heading 2" w:semiHidden="1" w:uiPriority="9" w:unhideWhenUsed="1" w:qFormat="1"/>
@@ -24839,6 +24862,11 @@
     <w:lsdException w:name="List Table 5 Dark Accent 6" w:uiPriority="50"/>
     <w:lsdException w:name="List Table 6 Colorful Accent 6" w:uiPriority="51"/>
     <w:lsdException w:name="List Table 7 Colorful Accent 6" w:uiPriority="52"/>
+    <w:lsdException w:name="Mention" w:semiHidden="1" w:unhideWhenUsed="1"/>
+    <w:lsdException w:name="Smart Hyperlink" w:semiHidden="1" w:unhideWhenUsed="1"/>
+    <w:lsdException w:name="Hashtag" w:semiHidden="1" w:unhideWhenUsed="1"/>
+    <w:lsdException w:name="Unresolved Mention" w:semiHidden="1" w:unhideWhenUsed="1"/>
+    <w:lsdException w:name="Smart Link" w:semiHidden="1" w:unhideWhenUsed="1"/>
   </w:latentStyles>
   <w:style w:type="paragraph" w:default="1" w:styleId="a1">
     <w:name w:val="Normal"/>

--- a/documents/四技第115414組-救「舊」我的書-系統手冊 - 連卉媗.docx
+++ b/documents/四技第115414組-救「舊」我的書-系統手冊 - 連卉媗.docx
@@ -10176,7 +10176,7 @@
           <w:lang w:bidi="ar-SA"/>
         </w:rPr>
         <w:drawing>
-          <wp:inline distT="0" distB="0" distL="0" distR="0" wp14:anchorId="611E101F" wp14:editId="5A54CB44">
+          <wp:inline distT="0" distB="0" distL="0" distR="0" wp14:anchorId="611E101F" wp14:editId="0781C21C">
             <wp:extent cx="5596344" cy="1891636"/>
             <wp:effectExtent l="19050" t="19050" r="23495" b="13970"/>
             <wp:docPr id="1246348825" name="圖片 4"/>
@@ -10372,7 +10372,7 @@
           <w:lang w:bidi="ar-SA"/>
         </w:rPr>
         <w:drawing>
-          <wp:inline distT="0" distB="0" distL="0" distR="0" wp14:anchorId="5214411C" wp14:editId="74B18C00">
+          <wp:inline distT="0" distB="0" distL="0" distR="0" wp14:anchorId="5214411C" wp14:editId="4ED9759C">
             <wp:extent cx="5578806" cy="1925756"/>
             <wp:effectExtent l="19050" t="19050" r="22225" b="17780"/>
             <wp:docPr id="214552384" name="圖片 5"/>
@@ -10843,7 +10843,7 @@
         </w:rPr>
         <w:lastRenderedPageBreak/>
         <w:drawing>
-          <wp:inline distT="0" distB="0" distL="0" distR="0" wp14:anchorId="68960B63" wp14:editId="7801B60A">
+          <wp:inline distT="0" distB="0" distL="0" distR="0" wp14:anchorId="68960B63" wp14:editId="0BB58C71">
             <wp:extent cx="5794896" cy="2055809"/>
             <wp:effectExtent l="19050" t="19050" r="15875" b="20955"/>
             <wp:docPr id="659161396" name="圖片 9"/>
@@ -11044,7 +11044,7 @@
           <w:lang w:bidi="ar-SA"/>
         </w:rPr>
         <w:drawing>
-          <wp:inline distT="0" distB="0" distL="0" distR="0" wp14:anchorId="6C1EFDA4" wp14:editId="746C40E0">
+          <wp:inline distT="0" distB="0" distL="0" distR="0" wp14:anchorId="6C1EFDA4" wp14:editId="27769818">
             <wp:extent cx="5794375" cy="2051501"/>
             <wp:effectExtent l="19050" t="19050" r="15875" b="25400"/>
             <wp:docPr id="278636936" name="圖片 11"/>
@@ -19062,24 +19062,6 @@
       </w:tr>
     </w:tbl>
     <w:p/>
-    <w:p/>
-    <w:p/>
-    <w:p/>
-    <w:p/>
-    <w:p/>
-    <w:p/>
-    <w:p/>
-    <w:p/>
-    <w:p/>
-    <w:p/>
-    <w:p/>
-    <w:p/>
-    <w:p/>
-    <w:p/>
-    <w:p/>
-    <w:p/>
-    <w:p/>
-    <w:p/>
     <w:p>
       <w:r>
         <w:rPr>
@@ -19087,18 +19069,18 @@
         </w:rPr>
         <w:lastRenderedPageBreak/>
         <w:drawing>
-          <wp:anchor distT="0" distB="0" distL="114300" distR="114300" simplePos="0" relativeHeight="251658240" behindDoc="0" locked="0" layoutInCell="1" allowOverlap="1" wp14:anchorId="12252826" wp14:editId="3A72A592">
+          <wp:anchor distT="0" distB="0" distL="114300" distR="114300" simplePos="0" relativeHeight="251658240" behindDoc="0" locked="0" layoutInCell="1" allowOverlap="1" wp14:anchorId="013535BC" wp14:editId="35916FB1">
             <wp:simplePos x="0" y="0"/>
             <wp:positionH relativeFrom="margin">
-              <wp:posOffset>1400175</wp:posOffset>
+              <wp:align>center</wp:align>
             </wp:positionH>
             <wp:positionV relativeFrom="paragraph">
-              <wp:posOffset>38735</wp:posOffset>
+              <wp:posOffset>0</wp:posOffset>
             </wp:positionV>
-            <wp:extent cx="3743325" cy="8829040"/>
-            <wp:effectExtent l="0" t="0" r="9525" b="0"/>
+            <wp:extent cx="3720465" cy="8785860"/>
+            <wp:effectExtent l="0" t="0" r="0" b="0"/>
             <wp:wrapSquare wrapText="bothSides"/>
-            <wp:docPr id="1" name="圖片 1" descr="一張含有 文字, 圖表, 黑與白, 平行 的圖片&#10;&#10;AI 產生的內容可能不正確。"/>
+            <wp:docPr id="2" name="圖片 2"/>
             <wp:cNvGraphicFramePr>
               <a:graphicFrameLocks xmlns:a="http://schemas.openxmlformats.org/drawingml/2006/main" noChangeAspect="1"/>
             </wp:cNvGraphicFramePr>
@@ -19106,7 +19088,7 @@
               <a:graphicData uri="http://schemas.openxmlformats.org/drawingml/2006/picture">
                 <pic:pic xmlns:pic="http://schemas.openxmlformats.org/drawingml/2006/picture">
                   <pic:nvPicPr>
-                    <pic:cNvPr id="1" name="圖片 1" descr="一張含有 文字, 圖表, 黑與白, 平行 的圖片&#10;&#10;AI 產生的內容可能不正確。"/>
+                    <pic:cNvPr id="2" name="圖片 2"/>
                     <pic:cNvPicPr/>
                   </pic:nvPicPr>
                   <pic:blipFill>
@@ -19124,7 +19106,7 @@
                   <pic:spPr>
                     <a:xfrm>
                       <a:off x="0" y="0"/>
-                      <a:ext cx="3743325" cy="8829040"/>
+                      <a:ext cx="3720787" cy="8785860"/>
                     </a:xfrm>
                     <a:prstGeom prst="rect">
                       <a:avLst/>
@@ -19180,13 +19162,7 @@
     <w:p/>
     <w:p/>
     <w:p/>
-    <w:p>
-      <w:pPr>
-        <w:rPr>
-          <w:rFonts w:hint="eastAsia"/>
-        </w:rPr>
-      </w:pPr>
-    </w:p>
+    <w:p/>
     <w:p>
       <w:pPr>
         <w:pStyle w:val="afb"/>
@@ -19299,15 +19275,6 @@
     </w:p>
     <w:p/>
     <w:p/>
-    <w:p/>
-    <w:p/>
-    <w:p>
-      <w:pPr>
-        <w:rPr>
-          <w:rFonts w:hint="eastAsia"/>
-        </w:rPr>
-      </w:pPr>
-    </w:p>
     <w:p>
       <w:pPr>
         <w:pStyle w:val="afb"/>
@@ -19979,13 +19946,7 @@
         </w:tc>
       </w:tr>
     </w:tbl>
-    <w:p>
-      <w:pPr>
-        <w:rPr>
-          <w:rFonts w:hint="eastAsia"/>
-        </w:rPr>
-      </w:pPr>
-    </w:p>
+    <w:p/>
     <w:p>
       <w:pPr>
         <w:pStyle w:val="afb"/>
@@ -20160,6 +20121,9 @@
           <w:p>
             <w:pPr>
               <w:jc w:val="both"/>
+              <w:rPr>
+                <w:rFonts w:hint="eastAsia"/>
+              </w:rPr>
             </w:pPr>
             <w:r>
               <w:rPr>
@@ -20186,21 +20150,46 @@
               <w:rPr>
                 <w:rFonts w:hint="eastAsia"/>
               </w:rPr>
-              <w:t>於「書籍管理清單」中，可將未</w:t>
-            </w:r>
-            <w:proofErr w:type="gramStart"/>
-            <w:r>
-              <w:rPr>
-                <w:rFonts w:hint="eastAsia"/>
-              </w:rPr>
-              <w:t>存書且未</w:t>
-            </w:r>
-            <w:proofErr w:type="gramEnd"/>
-            <w:r>
-              <w:rPr>
-                <w:rFonts w:hint="eastAsia"/>
-              </w:rPr>
-              <w:t>被下訂的書籍停止販售，使買家無法在商城中搜尋或購買</w:t>
+              <w:t>於「書籍管理」</w:t>
+            </w:r>
+            <w:r>
+              <w:rPr>
+                <w:rFonts w:hint="eastAsia"/>
+              </w:rPr>
+              <w:t>頁面</w:t>
+            </w:r>
+            <w:r>
+              <w:rPr>
+                <w:rFonts w:hint="eastAsia"/>
+              </w:rPr>
+              <w:t>中</w:t>
+            </w:r>
+            <w:r>
+              <w:t>，可將符合條件之書籍變更為取消狀態，並移至銷售紀錄之「已取消」分頁</w:t>
+            </w:r>
+            <w:r>
+              <w:rPr>
+                <w:rFonts w:hint="eastAsia"/>
+              </w:rPr>
+              <w:t>，且</w:t>
+            </w:r>
+            <w:r>
+              <w:rPr>
+                <w:rFonts w:hint="eastAsia"/>
+              </w:rPr>
+              <w:t>使買家無法在</w:t>
+            </w:r>
+            <w:r>
+              <w:rPr>
+                <w:rFonts w:hint="eastAsia"/>
+              </w:rPr>
+              <w:t>首頁</w:t>
+            </w:r>
+            <w:r>
+              <w:rPr>
+                <w:rFonts w:hint="eastAsia"/>
+              </w:rPr>
+              <w:t>中搜尋或購買</w:t>
             </w:r>
             <w:r>
               <w:rPr>
@@ -20585,8 +20574,62 @@
               <w:t>」</w:t>
             </w:r>
             <w:r>
-              <w:t>按鈕自動設為不可點擊狀態</w:t>
-            </w:r>
+              <w:t>按鈕自動設為不</w:t>
+            </w:r>
+            <w:r>
+              <w:rPr>
+                <w:rFonts w:hint="eastAsia"/>
+              </w:rPr>
+              <w:t>顯示</w:t>
+            </w:r>
+            <w:r>
+              <w:rPr>
+                <w:rFonts w:hint="eastAsia"/>
+              </w:rPr>
+              <w:t>。</w:t>
+            </w:r>
+          </w:p>
+          <w:p>
+            <w:pPr>
+              <w:pStyle w:val="ab"/>
+              <w:numPr>
+                <w:ilvl w:val="0"/>
+                <w:numId w:val="17"/>
+              </w:numPr>
+              <w:jc w:val="both"/>
+            </w:pPr>
+            <w:r>
+              <w:t>點擊</w:t>
+            </w:r>
+            <w:r>
+              <w:t>「</w:t>
+            </w:r>
+            <w:r>
+              <w:t>取消</w:t>
+            </w:r>
+            <w:r>
+              <w:rPr>
+                <w:rFonts w:hint="eastAsia"/>
+              </w:rPr>
+              <w:t>販售</w:t>
+            </w:r>
+            <w:r>
+              <w:t>」</w:t>
+            </w:r>
+            <w:r>
+              <w:rPr>
+                <w:rFonts w:hint="eastAsia"/>
+              </w:rPr>
+              <w:t>後</w:t>
+            </w:r>
+            <w:r>
+              <w:t>系統彈出確認視窗，使用者選擇「否」則</w:t>
+            </w:r>
+            <w:proofErr w:type="gramStart"/>
+            <w:r>
+              <w:t>返回原頁面</w:t>
+            </w:r>
+            <w:proofErr w:type="gramEnd"/>
             <w:r>
               <w:rPr>
                 <w:rFonts w:hint="eastAsia"/>
@@ -20612,15 +20655,180 @@
           <w:rFonts w:hint="eastAsia"/>
         </w:rPr>
       </w:pPr>
+      <w:r>
+        <w:rPr>
+          <w:noProof/>
+        </w:rPr>
+        <w:lastRenderedPageBreak/>
+        <w:drawing>
+          <wp:anchor distT="0" distB="0" distL="114300" distR="114300" simplePos="0" relativeHeight="251659264" behindDoc="0" locked="0" layoutInCell="1" allowOverlap="1" wp14:anchorId="6FD98D20" wp14:editId="660EFD4E">
+            <wp:simplePos x="0" y="0"/>
+            <wp:positionH relativeFrom="margin">
+              <wp:align>right</wp:align>
+            </wp:positionH>
+            <wp:positionV relativeFrom="paragraph">
+              <wp:posOffset>256722</wp:posOffset>
+            </wp:positionV>
+            <wp:extent cx="6479540" cy="8314055"/>
+            <wp:effectExtent l="0" t="0" r="0" b="0"/>
+            <wp:wrapSquare wrapText="bothSides"/>
+            <wp:docPr id="1" name="圖片 1" descr="一張含有 文字, 螢幕擷取畫面, 圖表, 平行 的圖片"/>
+            <wp:cNvGraphicFramePr>
+              <a:graphicFrameLocks xmlns:a="http://schemas.openxmlformats.org/drawingml/2006/main" noChangeAspect="1"/>
+            </wp:cNvGraphicFramePr>
+            <a:graphic xmlns:a="http://schemas.openxmlformats.org/drawingml/2006/main">
+              <a:graphicData uri="http://schemas.openxmlformats.org/drawingml/2006/picture">
+                <pic:pic xmlns:pic="http://schemas.openxmlformats.org/drawingml/2006/picture">
+                  <pic:nvPicPr>
+                    <pic:cNvPr id="1" name="圖片 1" descr="一張含有 文字, 螢幕擷取畫面, 圖表, 平行 的圖片"/>
+                    <pic:cNvPicPr/>
+                  </pic:nvPicPr>
+                  <pic:blipFill>
+                    <a:blip r:embed="rId20">
+                      <a:extLst>
+                        <a:ext uri="{28A0092B-C50C-407E-A947-70E740481C1C}">
+                          <a14:useLocalDpi xmlns:a14="http://schemas.microsoft.com/office/drawing/2010/main" val="0"/>
+                        </a:ext>
+                      </a:extLst>
+                    </a:blip>
+                    <a:stretch>
+                      <a:fillRect/>
+                    </a:stretch>
+                  </pic:blipFill>
+                  <pic:spPr>
+                    <a:xfrm>
+                      <a:off x="0" y="0"/>
+                      <a:ext cx="6479540" cy="8314055"/>
+                    </a:xfrm>
+                    <a:prstGeom prst="rect">
+                      <a:avLst/>
+                    </a:prstGeom>
+                  </pic:spPr>
+                </pic:pic>
+              </a:graphicData>
+            </a:graphic>
+          </wp:anchor>
+        </w:drawing>
+      </w:r>
+    </w:p>
+    <w:p>
+      <w:pPr>
+        <w:pStyle w:val="afb"/>
+      </w:pPr>
+      <w:r>
+        <w:rPr>
+          <w:rFonts w:hint="eastAsia"/>
+        </w:rPr>
+        <w:t>圖</w:t>
+      </w:r>
+      <w:r>
+        <w:rPr>
+          <w:rFonts w:hint="eastAsia"/>
+        </w:rPr>
+        <w:t xml:space="preserve"> </w:t>
+      </w:r>
+      <w:r>
+        <w:fldChar w:fldCharType="begin"/>
+      </w:r>
+      <w:r>
+        <w:instrText xml:space="preserve"> </w:instrText>
+      </w:r>
+      <w:r>
+        <w:rPr>
+          <w:rFonts w:hint="eastAsia"/>
+        </w:rPr>
+        <w:instrText>STYLEREF 2 \s</w:instrText>
+      </w:r>
+      <w:r>
+        <w:instrText xml:space="preserve"> </w:instrText>
+      </w:r>
+      <w:r>
+        <w:fldChar w:fldCharType="separate"/>
+      </w:r>
+      <w:r>
+        <w:rPr>
+          <w:noProof/>
+        </w:rPr>
+        <w:t>5-3</w:t>
+      </w:r>
+      <w:r>
+        <w:fldChar w:fldCharType="end"/>
+      </w:r>
+      <w:r>
+        <w:noBreakHyphen/>
+      </w:r>
+      <w:r>
+        <w:fldChar w:fldCharType="begin"/>
+      </w:r>
+      <w:r>
+        <w:instrText xml:space="preserve"> </w:instrText>
+      </w:r>
+      <w:r>
+        <w:rPr>
+          <w:rFonts w:hint="eastAsia"/>
+        </w:rPr>
+        <w:instrText xml:space="preserve">SEQ </w:instrText>
+      </w:r>
+      <w:r>
+        <w:rPr>
+          <w:rFonts w:hint="eastAsia"/>
+        </w:rPr>
+        <w:instrText>圖</w:instrText>
+      </w:r>
+      <w:r>
+        <w:rPr>
+          <w:rFonts w:hint="eastAsia"/>
+        </w:rPr>
+        <w:instrText xml:space="preserve"> \* ARABIC \s 2</w:instrText>
+      </w:r>
+      <w:r>
+        <w:instrText xml:space="preserve"> </w:instrText>
+      </w:r>
+      <w:r>
+        <w:fldChar w:fldCharType="separate"/>
+      </w:r>
+      <w:r>
+        <w:rPr>
+          <w:noProof/>
+        </w:rPr>
+        <w:t>2</w:t>
+      </w:r>
+      <w:r>
+        <w:fldChar w:fldCharType="end"/>
+      </w:r>
+      <w:r>
+        <w:rPr>
+          <w:rFonts w:hint="eastAsia"/>
+        </w:rPr>
+        <w:t xml:space="preserve"> </w:t>
+      </w:r>
+      <w:r>
+        <w:rPr>
+          <w:rFonts w:hint="eastAsia"/>
+        </w:rPr>
+        <w:t>取消販售</w:t>
+      </w:r>
+      <w:r>
+        <w:rPr>
+          <w:rFonts w:hint="eastAsia"/>
+        </w:rPr>
+        <w:t>書籍</w:t>
+      </w:r>
+      <w:r>
+        <w:rPr>
+          <w:rFonts w:hint="eastAsia"/>
+        </w:rPr>
+        <w:t>-</w:t>
+      </w:r>
+      <w:r>
+        <w:rPr>
+          <w:rFonts w:hint="eastAsia"/>
+        </w:rPr>
+        <w:t>活動圖</w:t>
+      </w:r>
     </w:p>
     <w:p/>
-    <w:p>
-      <w:pPr>
-        <w:rPr>
-          <w:rFonts w:hint="eastAsia"/>
-        </w:rPr>
-      </w:pPr>
-    </w:p>
+    <w:p/>
     <w:p>
       <w:pPr>
         <w:rPr>
@@ -21525,7 +21733,7 @@
                     <pic:cNvPicPr/>
                   </pic:nvPicPr>
                   <pic:blipFill rotWithShape="1">
-                    <a:blip r:embed="rId20"/>
+                    <a:blip r:embed="rId21"/>
                     <a:srcRect t="-2595" b="1"/>
                     <a:stretch>
                       <a:fillRect/>
@@ -21691,7 +21899,7 @@
                     <pic:cNvPicPr/>
                   </pic:nvPicPr>
                   <pic:blipFill rotWithShape="1">
-                    <a:blip r:embed="rId21"/>
+                    <a:blip r:embed="rId22"/>
                     <a:srcRect t="-6954"/>
                     <a:stretch>
                       <a:fillRect/>
@@ -22326,7 +22534,7 @@
       </w:pPr>
     </w:p>
     <w:sectPr>
-      <w:footerReference w:type="default" r:id="rId22"/>
+      <w:footerReference w:type="default" r:id="rId23"/>
       <w:pgSz w:w="11906" w:h="16838" w:code="9"/>
       <w:pgMar w:top="851" w:right="851" w:bottom="851" w:left="851" w:header="567" w:footer="567" w:gutter="0"/>
       <w:pgNumType w:start="1"/>
